--- a/GameCode_Scripts_part01.docx
+++ b/GameCode_Scripts_part01.docx
@@ -24,12 +24,16 @@
         <w:br/>
         <w:t xml:space="preserve">    └── Scripts</w:t>
         <w:br/>
+        <w:t xml:space="preserve">        ├── BeatInteractable.cs</w:t>
+        <w:br/>
         <w:t xml:space="preserve">        ├── App</w:t>
         <w:br/>
         <w:t xml:space="preserve">        │   ├── AppContext.cs</w:t>
         <w:br/>
         <w:t xml:space="preserve">        │   ├── GameBootstrap.cs</w:t>
         <w:br/>
+        <w:t xml:space="preserve">        │   ├── GameStateManager.cs</w:t>
+        <w:br/>
         <w:t xml:space="preserve">        │   ├── MainMenuStart.cs</w:t>
         <w:br/>
         <w:t xml:space="preserve">        │   ├── SceneService.cs</w:t>
@@ -60,12 +64,22 @@
         <w:br/>
         <w:t xml:space="preserve">        │   └── FeedbackService.cs</w:t>
         <w:br/>
+        <w:t xml:space="preserve">        ├── Interactables</w:t>
+        <w:br/>
+        <w:t xml:space="preserve">        │   ├── StateFlagInteractable.cs</w:t>
+        <w:br/>
+        <w:t xml:space="preserve">        │   └── TeleportInteractable.cs</w:t>
+        <w:br/>
         <w:t xml:space="preserve">        ├── Phone</w:t>
         <w:br/>
         <w:t xml:space="preserve">        │   ├── ChatPanel.cs</w:t>
         <w:br/>
         <w:t xml:space="preserve">        │   └── PhoneUIRoot.cs</w:t>
         <w:br/>
+        <w:t xml:space="preserve">        ├── Player</w:t>
+        <w:br/>
+        <w:t xml:space="preserve">        │   └── PlayerController.cs</w:t>
+        <w:br/>
         <w:t xml:space="preserve">        ├── Runtime</w:t>
         <w:br/>
         <w:t xml:space="preserve">        │   ├── BeatRunner.cs</w:t>
@@ -86,7 +100,17 @@
         <w:br/>
         <w:t xml:space="preserve">        └── UI</w:t>
         <w:br/>
+        <w:t xml:space="preserve">            ├── BillboardToCamera.cs</w:t>
+        <w:br/>
         <w:t xml:space="preserve">            ├── ChoiceButton.cs</w:t>
+        <w:br/>
+        <w:t xml:space="preserve">            ├── DialogueUI.cs</w:t>
+        <w:br/>
+        <w:t xml:space="preserve">            ├── EpisodeSummaryUI.cs</w:t>
+        <w:br/>
+        <w:t xml:space="preserve">            ├── OutcomeToastUI.cs</w:t>
+        <w:br/>
+        <w:t xml:space="preserve">            ├── ScreenFader.cs</w:t>
         <w:br/>
         <w:t xml:space="preserve">            └── SummaryUI.cs</w:t>
         <w:br/>
@@ -108,11 +132,15 @@
           <w:rFonts w:ascii="Times New Roman" w:hAnsi="Times New Roman" w:eastAsia="Times New Roman"/>
           <w:sz w:val="28"/>
         </w:rPr>
+        <w:t>- Assets/Scripts/BeatInteractable.cs — 1836 bytes — ok</w:t>
+        <w:br/>
         <w:t>- Assets/Scripts/App/AppContext.cs — 852 bytes — ok</w:t>
         <w:br/>
-        <w:t>- Assets/Scripts/App/GameBootstrap.cs — 1780 bytes — ok</w:t>
-        <w:br/>
-        <w:t>- Assets/Scripts/App/MainMenuStart.cs — 332 bytes — ok</w:t>
+        <w:t>- Assets/Scripts/App/GameBootstrap.cs — 1845 bytes — ok</w:t>
+        <w:br/>
+        <w:t>- Assets/Scripts/App/GameStateManager.cs — 1413 bytes — ok</w:t>
+        <w:br/>
+        <w:t>- Assets/Scripts/App/MainMenuStart.cs — 949 bytes — ok</w:t>
         <w:br/>
         <w:t>- Assets/Scripts/App/SceneService.cs — 280 bytes — ok</w:t>
         <w:br/>
@@ -120,33 +148,39 @@
         <w:br/>
         <w:t>- Assets/Scripts/Content/AppConfigSO.cs — 591 bytes — ok</w:t>
         <w:br/>
-        <w:t>- Assets/Scripts/Content/BeatSO.cs — 720 bytes — ok</w:t>
-        <w:br/>
-        <w:t>- Assets/Scripts/Content/ChoiceSO.cs — 560 bytes — ok</w:t>
-        <w:br/>
-        <w:t>- Assets/Scripts/Content/EpisodeSO.cs — 1211 bytes — ok</w:t>
-        <w:br/>
-        <w:t>- Assets/Scripts/Content/InteractionSO.cs — 632 bytes — ok</w:t>
+        <w:t>- Assets/Scripts/Content/BeatSO.cs — 1129 bytes — ok</w:t>
+        <w:br/>
+        <w:t>- Assets/Scripts/Content/ChoiceSO.cs — 705 bytes — ok</w:t>
+        <w:br/>
+        <w:t>- Assets/Scripts/Content/EpisodeSO.cs — 1273 bytes — ok</w:t>
+        <w:br/>
+        <w:t>- Assets/Scripts/Content/InteractionSO.cs — 686 bytes — ok</w:t>
         <w:br/>
         <w:t>- Assets/Scripts/Content/SceneSO.cs — 317 bytes — ok</w:t>
         <w:br/>
-        <w:t>- Assets/Scripts/Content/TraceTaxonomySO.cs — 1007 bytes — ok</w:t>
-        <w:br/>
-        <w:t>- Assets/Scripts/Content/TraceTypeSO.cs — 298 bytes — ok</w:t>
+        <w:t>- Assets/Scripts/Content/TraceTaxonomySO.cs — 603 bytes — ok</w:t>
+        <w:br/>
+        <w:t>- Assets/Scripts/Content/TraceTypeSO.cs — 645 bytes — ok</w:t>
         <w:br/>
         <w:t>- Assets/Scripts/Feedback/FeedbackReport.cs — 387 bytes — ok</w:t>
         <w:br/>
         <w:t>- Assets/Scripts/Feedback/FeedbackService.cs — 2263 bytes — ok</w:t>
         <w:br/>
-        <w:t>- Assets/Scripts/Phone/ChatPanel.cs — 1463 bytes — ok</w:t>
+        <w:t>- Assets/Scripts/Interactables/StateFlagInteractable.cs — 1505 bytes — ok</w:t>
+        <w:br/>
+        <w:t>- Assets/Scripts/Interactables/TeleportInteractable.cs — 3142 bytes — ok</w:t>
+        <w:br/>
+        <w:t>- Assets/Scripts/Phone/ChatPanel.cs — 2442 bytes — ok</w:t>
         <w:br/>
         <w:t>- Assets/Scripts/Phone/PhoneUIRoot.cs — 668 bytes — ok</w:t>
         <w:br/>
-        <w:t>- Assets/Scripts/Runtime/BeatRunner.cs — 892 bytes — ok</w:t>
-        <w:br/>
-        <w:t>- Assets/Scripts/Runtime/EpisodeController.cs — 3568 bytes — ok</w:t>
-        <w:br/>
-        <w:t>- Assets/Scripts/Runtime/InteractionRouter.cs — 991 bytes — ok</w:t>
+        <w:t>- Assets/Scripts/Player/PlayerController.cs — 4141 bytes — ok</w:t>
+        <w:br/>
+        <w:t>- Assets/Scripts/Runtime/BeatRunner.cs — 1553 bytes — ok</w:t>
+        <w:br/>
+        <w:t>- Assets/Scripts/Runtime/EpisodeController.cs — 5055 bytes — ok</w:t>
+        <w:br/>
+        <w:t>- Assets/Scripts/Runtime/InteractionRouter.cs — 1686 bytes — ok</w:t>
         <w:br/>
         <w:t>- Assets/Scripts/Trace/InMemoryTraceStore.cs — 686 bytes — ok</w:t>
         <w:br/>
@@ -156,7 +190,17 @@
         <w:br/>
         <w:t>- Assets/Scripts/Trace/TraceService.cs — 1343 bytes — ok</w:t>
         <w:br/>
+        <w:t>- Assets/Scripts/UI/BillboardToCamera.cs — 857 bytes — ok</w:t>
+        <w:br/>
         <w:t>- Assets/Scripts/UI/ChoiceButton.cs — 315 bytes — ok</w:t>
+        <w:br/>
+        <w:t>- Assets/Scripts/UI/DialogueUI.cs — 5498 bytes — ok</w:t>
+        <w:br/>
+        <w:t>- Assets/Scripts/UI/EpisodeSummaryUI.cs — 1900 bytes — ok</w:t>
+        <w:br/>
+        <w:t>- Assets/Scripts/UI/OutcomeToastUI.cs — 1014 bytes — ok</w:t>
+        <w:br/>
+        <w:t>- Assets/Scripts/UI/ScreenFader.cs — 1786 bytes — ok</w:t>
         <w:br/>
         <w:t>- Assets/Scripts/UI/SummaryUI.cs — 485 bytes — ok</w:t>
         <w:br/>
@@ -169,6 +213,213 @@
           <w:b w:val="0"/>
           <w:sz w:val="28"/>
         </w:rPr>
+      </w:r>
+    </w:p>
+    <w:p>
+      <w:r>
+        <w:rPr>
+          <w:rFonts w:ascii="Times New Roman" w:hAnsi="Times New Roman" w:eastAsia="Times New Roman"/>
+          <w:b/>
+          <w:sz w:val="28"/>
+        </w:rPr>
+        <w:t>Folder Assets/Scripts</w:t>
+      </w:r>
+    </w:p>
+    <w:p>
+      <w:r>
+        <w:rPr>
+          <w:rFonts w:ascii="Times New Roman" w:hAnsi="Times New Roman" w:eastAsia="Times New Roman"/>
+          <w:b/>
+          <w:sz w:val="28"/>
+        </w:rPr>
+        <w:t>File BeatInteractable.cs</w:t>
+      </w:r>
+    </w:p>
+    <w:p>
+      <w:r>
+        <w:rPr>
+          <w:rFonts w:ascii="Times New Roman" w:hAnsi="Times New Roman" w:eastAsia="Times New Roman"/>
+          <w:sz w:val="28"/>
+        </w:rPr>
+        <w:t>using UnityEngine;</w:t>
+        <w:br/>
+        <w:br/>
+        <w:t>using SeriousGame.Content;</w:t>
+        <w:br/>
+        <w:br/>
+        <w:br/>
+        <w:br/>
+        <w:t>namespace SeriousGame.Runtime</w:t>
+        <w:br/>
+        <w:br/>
+        <w:t>{</w:t>
+        <w:br/>
+        <w:br/>
+        <w:t xml:space="preserve">    public interface IInteractable</w:t>
+        <w:br/>
+        <w:br/>
+        <w:t xml:space="preserve">    {</w:t>
+        <w:br/>
+        <w:br/>
+        <w:t xml:space="preserve">        void Interact();</w:t>
+        <w:br/>
+        <w:br/>
+        <w:t xml:space="preserve">    }</w:t>
+        <w:br/>
+        <w:br/>
+        <w:t xml:space="preserve">    public class BeatInteractable : MonoBehaviour, IInteractable</w:t>
+        <w:br/>
+        <w:br/>
+        <w:t xml:space="preserve">    {</w:t>
+        <w:br/>
+        <w:br/>
+        <w:t xml:space="preserve">        // [Header("Gameplay")]</w:t>
+        <w:br/>
+        <w:br/>
+        <w:br/>
+        <w:br/>
+        <w:t xml:space="preserve">        // private bool _used = false;</w:t>
+        <w:br/>
+        <w:br/>
+        <w:br/>
+        <w:br/>
+        <w:t xml:space="preserve">        // [Header("NPC này giữ nhiệm vụ của Beat ID này:")]</w:t>
+        <w:br/>
+        <w:br/>
+        <w:t xml:space="preserve">        // public BeatSO beat;</w:t>
+        <w:br/>
+        <w:br/>
+        <w:t xml:space="preserve">        [Header("ID dùng để khớp với Beat")]</w:t>
+        <w:br/>
+        <w:br/>
+        <w:t xml:space="preserve">        public string interactId; // ví dụ: "guard"</w:t>
+        <w:br/>
+        <w:br/>
+        <w:br/>
+        <w:br/>
+        <w:t xml:space="preserve">        [Header("UI Prompt")]</w:t>
+        <w:br/>
+        <w:br/>
+        <w:t xml:space="preserve">        public GameObject interactPrompt; // Text/Canvas worldspace: "Press E to interact"</w:t>
+        <w:br/>
+        <w:br/>
+        <w:br/>
+        <w:br/>
+        <w:t xml:space="preserve">        private bool interacted = false;</w:t>
+        <w:br/>
+        <w:br/>
+        <w:br/>
+        <w:br/>
+        <w:t xml:space="preserve">        void Start()</w:t>
+        <w:br/>
+        <w:br/>
+        <w:t xml:space="preserve">        {</w:t>
+        <w:br/>
+        <w:br/>
+        <w:t xml:space="preserve">            UpdatePromptVisibility();</w:t>
+        <w:br/>
+        <w:br/>
+        <w:t xml:space="preserve">        }</w:t>
+        <w:br/>
+        <w:br/>
+        <w:br/>
+        <w:br/>
+        <w:t xml:space="preserve">    //     public void Interact()</w:t>
+        <w:br/>
+        <w:br/>
+        <w:t xml:space="preserve">    // {</w:t>
+        <w:br/>
+        <w:br/>
+        <w:t xml:space="preserve">    //     var currentBeat = EpisodeController.Instance.GetCurrentBeat(); // Bạn hãy viết thêm hàm lấy beat hiện tại</w:t>
+        <w:br/>
+        <w:br/>
+        <w:t xml:space="preserve">        </w:t>
+        <w:br/>
+        <w:br/>
+        <w:t xml:space="preserve">    //     if (currentBeat != null &amp;&amp; currentBeat.beatId == beat.beatId)</w:t>
+        <w:br/>
+        <w:br/>
+        <w:t xml:space="preserve">    //     {</w:t>
+        <w:br/>
+        <w:br/>
+        <w:t xml:space="preserve">    //         EpisodeController.Instance.RunCurrentBeat();</w:t>
+        <w:br/>
+        <w:br/>
+        <w:t xml:space="preserve">    //     }</w:t>
+        <w:br/>
+        <w:br/>
+        <w:t xml:space="preserve">    //     else</w:t>
+        <w:br/>
+        <w:br/>
+        <w:t xml:space="preserve">    //     {</w:t>
+        <w:br/>
+        <w:br/>
+        <w:t xml:space="preserve">    //         Debug.Log("Chú bảo vệ: 'Cháu cứ đi làm việc của cháu đi' (Chưa tới lượt)");</w:t>
+        <w:br/>
+        <w:br/>
+        <w:t xml:space="preserve">    //     }</w:t>
+        <w:br/>
+        <w:br/>
+        <w:t xml:space="preserve">    // }</w:t>
+        <w:br/>
+        <w:br/>
+        <w:t xml:space="preserve">        public void Interact()</w:t>
+        <w:br/>
+        <w:br/>
+        <w:t xml:space="preserve">        {</w:t>
+        <w:br/>
+        <w:br/>
+        <w:t xml:space="preserve">            Debug.Log($"[BeatInteractable] Interact: {interactId}");</w:t>
+        <w:br/>
+        <w:br/>
+        <w:br/>
+        <w:br/>
+        <w:t xml:space="preserve">            // Đánh dấu đã interact và ẩn UI hướng dẫn</w:t>
+        <w:br/>
+        <w:br/>
+        <w:t xml:space="preserve">            interacted = true;</w:t>
+        <w:br/>
+        <w:br/>
+        <w:t xml:space="preserve">            UpdatePromptVisibility();</w:t>
+        <w:br/>
+        <w:br/>
+        <w:br/>
+        <w:br/>
+        <w:t xml:space="preserve">            EpisodeController.Instance.OnWorldInteract(interactId);</w:t>
+        <w:br/>
+        <w:br/>
+        <w:t xml:space="preserve">        }</w:t>
+        <w:br/>
+        <w:br/>
+        <w:br/>
+        <w:br/>
+        <w:t xml:space="preserve">        void UpdatePromptVisibility()</w:t>
+        <w:br/>
+        <w:br/>
+        <w:t xml:space="preserve">        {</w:t>
+        <w:br/>
+        <w:br/>
+        <w:t xml:space="preserve">            if (interactPrompt != null)</w:t>
+        <w:br/>
+        <w:br/>
+        <w:t xml:space="preserve">            {</w:t>
+        <w:br/>
+        <w:br/>
+        <w:t xml:space="preserve">                interactPrompt.SetActive(!interacted);</w:t>
+        <w:br/>
+        <w:br/>
+        <w:t xml:space="preserve">            }</w:t>
+        <w:br/>
+        <w:br/>
+        <w:t xml:space="preserve">        }</w:t>
+        <w:br/>
+        <w:br/>
+        <w:t xml:space="preserve">    }</w:t>
+        <w:br/>
+        <w:br/>
+        <w:t>}</w:t>
+        <w:br/>
+        <w:br/>
       </w:r>
     </w:p>
     <w:p>
@@ -270,117 +521,320 @@
         </w:rPr>
         <w:t>using UnityEngine;</w:t>
         <w:br/>
+        <w:br/>
         <w:t>using UnityEngine.SceneManagement;</w:t>
         <w:br/>
+        <w:br/>
         <w:t>using SeriousGame.Content;</w:t>
         <w:br/>
         <w:br/>
+        <w:br/>
+        <w:br/>
         <w:t>namespace SeriousGame.App</w:t>
         <w:br/>
+        <w:br/>
         <w:t>{</w:t>
         <w:br/>
+        <w:br/>
         <w:t xml:space="preserve">    public class GameBootstrap : MonoBehaviour</w:t>
         <w:br/>
+        <w:br/>
         <w:t xml:space="preserve">    {</w:t>
         <w:br/>
+        <w:br/>
         <w:t xml:space="preserve">        public static AppContext Context { get; private set; }</w:t>
         <w:br/>
         <w:br/>
+        <w:br/>
+        <w:br/>
         <w:t xml:space="preserve">        [SerializeField] private AppConfigSO config;</w:t>
         <w:br/>
         <w:br/>
+        <w:br/>
+        <w:br/>
         <w:t xml:space="preserve">        private static GameBootstrap _instance;</w:t>
         <w:br/>
         <w:br/>
+        <w:br/>
+        <w:br/>
         <w:t xml:space="preserve">        private void Awake()</w:t>
         <w:br/>
+        <w:br/>
         <w:t xml:space="preserve">        {</w:t>
         <w:br/>
+        <w:br/>
         <w:t xml:space="preserve">            if (_instance != null &amp;&amp; _instance != this)</w:t>
         <w:br/>
+        <w:br/>
         <w:t xml:space="preserve">            {</w:t>
         <w:br/>
+        <w:br/>
         <w:t xml:space="preserve">                Destroy(gameObject);</w:t>
         <w:br/>
+        <w:br/>
         <w:t xml:space="preserve">                return;</w:t>
         <w:br/>
+        <w:br/>
         <w:t xml:space="preserve">            }</w:t>
         <w:br/>
         <w:br/>
+        <w:br/>
+        <w:br/>
         <w:t xml:space="preserve">            _instance = this;</w:t>
         <w:br/>
+        <w:br/>
         <w:t xml:space="preserve">            DontDestroyOnLoad(gameObject);</w:t>
         <w:br/>
         <w:br/>
+        <w:br/>
+        <w:br/>
         <w:t xml:space="preserve">            if (config == null)</w:t>
         <w:br/>
+        <w:br/>
         <w:t xml:space="preserve">            {</w:t>
         <w:br/>
+        <w:br/>
         <w:t xml:space="preserve">                Debug.LogError("[GameBootstrap] Missing AppConfigSO reference.");</w:t>
         <w:br/>
+        <w:br/>
         <w:t xml:space="preserve">                return;</w:t>
         <w:br/>
+        <w:br/>
         <w:t xml:space="preserve">            }</w:t>
         <w:br/>
         <w:br/>
+        <w:br/>
+        <w:br/>
         <w:t xml:space="preserve">            var ctx = GetComponent&lt;AppContext&gt;();</w:t>
         <w:br/>
+        <w:br/>
         <w:t xml:space="preserve">            if (ctx == null) ctx = gameObject.AddComponent&lt;AppContext&gt;();</w:t>
         <w:br/>
+        <w:br/>
         <w:t xml:space="preserve">            ctx.Init(config);</w:t>
         <w:br/>
         <w:br/>
+        <w:br/>
+        <w:br/>
         <w:t xml:space="preserve">            Context = ctx;</w:t>
         <w:br/>
+        <w:br/>
         <w:t xml:space="preserve">        }</w:t>
         <w:br/>
         <w:br/>
-        <w:t xml:space="preserve">        private void Start()</w:t>
+        <w:br/>
+        <w:br/>
+        <w:t xml:space="preserve">        public void StartDemo()</w:t>
+        <w:br/>
         <w:br/>
         <w:t xml:space="preserve">        {</w:t>
         <w:br/>
+        <w:br/>
         <w:t xml:space="preserve">            if (config == null) return;</w:t>
         <w:br/>
         <w:br/>
+        <w:br/>
+        <w:br/>
         <w:t xml:space="preserve">            // Boot scene -&gt; next</w:t>
         <w:br/>
+        <w:br/>
         <w:t xml:space="preserve">            string targetScene;</w:t>
         <w:br/>
+        <w:br/>
         <w:t xml:space="preserve">            if (config.skipMainMenuAndAutoStartEpisode)</w:t>
         <w:br/>
+        <w:br/>
         <w:t xml:space="preserve">            {</w:t>
         <w:br/>
+        <w:br/>
         <w:t xml:space="preserve">                // Prefer Episode entry scene if available</w:t>
         <w:br/>
+        <w:br/>
         <w:t xml:space="preserve">                var ep = config.defaultEpisode;</w:t>
         <w:br/>
+        <w:br/>
         <w:t xml:space="preserve">                var epScene = ep != null ? ep.GetEntrySceneName() : "";</w:t>
         <w:br/>
+        <w:br/>
         <w:t xml:space="preserve">                targetScene = string.IsNullOrWhiteSpace(epScene) ? config.demoEpisodeSceneName : epScene;</w:t>
         <w:br/>
+        <w:br/>
         <w:t xml:space="preserve">            }</w:t>
         <w:br/>
+        <w:br/>
         <w:t xml:space="preserve">            else</w:t>
         <w:br/>
+        <w:br/>
         <w:t xml:space="preserve">            {</w:t>
         <w:br/>
+        <w:br/>
         <w:t xml:space="preserve">                targetScene = config.mainMenuSceneName;</w:t>
         <w:br/>
+        <w:br/>
         <w:t xml:space="preserve">            }</w:t>
         <w:br/>
         <w:br/>
+        <w:br/>
+        <w:br/>
         <w:t xml:space="preserve">            var active = SceneManager.GetActiveScene().name;</w:t>
         <w:br/>
+        <w:br/>
         <w:t xml:space="preserve">            if (!string.IsNullOrWhiteSpace(targetScene) &amp;&amp; active != targetScene)</w:t>
         <w:br/>
+        <w:br/>
         <w:t xml:space="preserve">                SceneManager.LoadScene(targetScene);</w:t>
         <w:br/>
+        <w:br/>
         <w:t xml:space="preserve">        }</w:t>
         <w:br/>
+        <w:br/>
         <w:t xml:space="preserve">    }</w:t>
         <w:br/>
+        <w:br/>
         <w:t>}</w:t>
         <w:br/>
+        <w:br/>
+      </w:r>
+    </w:p>
+    <w:p>
+      <w:r>
+        <w:rPr>
+          <w:rFonts w:ascii="Times New Roman" w:hAnsi="Times New Roman" w:eastAsia="Times New Roman"/>
+          <w:b/>
+          <w:sz w:val="28"/>
+        </w:rPr>
+        <w:t>File GameStateManager.cs</w:t>
+      </w:r>
+    </w:p>
+    <w:p>
+      <w:r>
+        <w:rPr>
+          <w:rFonts w:ascii="Times New Roman" w:hAnsi="Times New Roman" w:eastAsia="Times New Roman"/>
+          <w:sz w:val="28"/>
+        </w:rPr>
+        <w:t>using System.Collections.Generic;</w:t>
+        <w:br/>
+        <w:br/>
+        <w:t>using UnityEngine;</w:t>
+        <w:br/>
+        <w:br/>
+        <w:br/>
+        <w:br/>
+        <w:t>public class GameStateManager : MonoBehaviour {</w:t>
+        <w:br/>
+        <w:br/>
+        <w:t xml:space="preserve">    public static GameStateManager Instance;</w:t>
+        <w:br/>
+        <w:br/>
+        <w:t xml:space="preserve">    public Dictionary&lt;string, bool&gt; flags = new Dictionary&lt;string, bool&gt;();</w:t>
+        <w:br/>
+        <w:br/>
+        <w:br/>
+        <w:br/>
+        <w:t xml:space="preserve">    void Awake() { Instance = this; DontDestroyOnLoad(gameObject); }</w:t>
+        <w:br/>
+        <w:br/>
+        <w:br/>
+        <w:br/>
+        <w:t xml:space="preserve">    public void SetFlag(string key, bool value) {</w:t>
+        <w:br/>
+        <w:br/>
+        <w:t xml:space="preserve">        flags[key] = value;</w:t>
+        <w:br/>
+        <w:br/>
+        <w:t xml:space="preserve">        Debug.Log($"State updated: {key} = {value}");</w:t>
+        <w:br/>
+        <w:br/>
+        <w:t xml:space="preserve">    }</w:t>
+        <w:br/>
+        <w:br/>
+        <w:br/>
+        <w:br/>
+        <w:t xml:space="preserve">    public bool CheckFlag(string key) {</w:t>
+        <w:br/>
+        <w:br/>
+        <w:t xml:space="preserve">        return flags.ContainsKey(key) &amp;&amp; flags[key];</w:t>
+        <w:br/>
+        <w:br/>
+        <w:t xml:space="preserve">    }</w:t>
+        <w:br/>
+        <w:br/>
+        <w:br/>
+        <w:br/>
+        <w:t xml:space="preserve">    // Đếm bao nhiêu flag trong danh sách keys đang true</w:t>
+        <w:br/>
+        <w:br/>
+        <w:t xml:space="preserve">    public int CountTrue(params string[] keys) {</w:t>
+        <w:br/>
+        <w:br/>
+        <w:t xml:space="preserve">        int count = 0;</w:t>
+        <w:br/>
+        <w:br/>
+        <w:t xml:space="preserve">        if (keys == null) return 0;</w:t>
+        <w:br/>
+        <w:br/>
+        <w:t xml:space="preserve">        foreach (var k in keys) {</w:t>
+        <w:br/>
+        <w:br/>
+        <w:t xml:space="preserve">            if (CheckFlag(k)) count++;</w:t>
+        <w:br/>
+        <w:br/>
+        <w:t xml:space="preserve">        }</w:t>
+        <w:br/>
+        <w:br/>
+        <w:t xml:space="preserve">        return count;</w:t>
+        <w:br/>
+        <w:br/>
+        <w:t xml:space="preserve">    }</w:t>
+        <w:br/>
+        <w:br/>
+        <w:br/>
+        <w:br/>
+        <w:t xml:space="preserve">    // Đếm số flag true theo prefix (vd: "CHOICE_") để chấm điểm theo nhóm</w:t>
+        <w:br/>
+        <w:br/>
+        <w:t xml:space="preserve">    public int CountTrueByPrefix(string prefix) {</w:t>
+        <w:br/>
+        <w:br/>
+        <w:t xml:space="preserve">        if (string.IsNullOrEmpty(prefix)) return 0;</w:t>
+        <w:br/>
+        <w:br/>
+        <w:t xml:space="preserve">        int count = 0;</w:t>
+        <w:br/>
+        <w:br/>
+        <w:t xml:space="preserve">        foreach (var kv in flags) {</w:t>
+        <w:br/>
+        <w:br/>
+        <w:t xml:space="preserve">            if (kv.Key.StartsWith(prefix) &amp;&amp; kv.Value)</w:t>
+        <w:br/>
+        <w:br/>
+        <w:t xml:space="preserve">                count++;</w:t>
+        <w:br/>
+        <w:br/>
+        <w:t xml:space="preserve">        }</w:t>
+        <w:br/>
+        <w:br/>
+        <w:t xml:space="preserve">        return count;</w:t>
+        <w:br/>
+        <w:br/>
+        <w:t xml:space="preserve">    }</w:t>
+        <w:br/>
+        <w:br/>
+        <w:br/>
+        <w:br/>
+        <w:t xml:space="preserve">    // Lấy snapshot readonly để script khác có thể tự tính toán thêm nếu cần</w:t>
+        <w:br/>
+        <w:br/>
+        <w:t xml:space="preserve">    public IReadOnlyDictionary&lt;string, bool&gt; GetSnapshot() {</w:t>
+        <w:br/>
+        <w:br/>
+        <w:t xml:space="preserve">        return flags;</w:t>
+        <w:br/>
+        <w:br/>
+        <w:t xml:space="preserve">    }</w:t>
+        <w:br/>
+        <w:br/>
+        <w:t>}</w:t>
       </w:r>
     </w:p>
     <w:p>
@@ -399,6 +853,9 @@
           <w:rFonts w:ascii="Times New Roman" w:hAnsi="Times New Roman" w:eastAsia="Times New Roman"/>
           <w:sz w:val="28"/>
         </w:rPr>
+        <w:t>﻿// Assets/Scripts/App/MainMenuStart.cs</w:t>
+        <w:br/>
+        <w:br/>
         <w:t>using UnityEngine;</w:t>
         <w:br/>
         <w:br/>
@@ -419,18 +876,63 @@
         <w:t xml:space="preserve">    {</w:t>
         <w:br/>
         <w:br/>
-        <w:t xml:space="preserve">        public string episodeSceneName = "Episode_Chapter1_Demo";</w:t>
-        <w:br/>
-        <w:br/>
-        <w:br/>
-        <w:br/>
         <w:t xml:space="preserve">        public void StartDemo()</w:t>
         <w:br/>
         <w:br/>
         <w:t xml:space="preserve">        {</w:t>
         <w:br/>
         <w:br/>
-        <w:t xml:space="preserve">            SceneManager.LoadScene(episodeSceneName);</w:t>
+        <w:t xml:space="preserve">            var ctx = GameBootstrap.Context;</w:t>
+        <w:br/>
+        <w:br/>
+        <w:t xml:space="preserve">            var cfg = ctx != null ? ctx.Config : null;</w:t>
+        <w:br/>
+        <w:br/>
+        <w:br/>
+        <w:br/>
+        <w:t xml:space="preserve">            string target = null;</w:t>
+        <w:br/>
+        <w:br/>
+        <w:br/>
+        <w:br/>
+        <w:t xml:space="preserve">            if (cfg != null)</w:t>
+        <w:br/>
+        <w:br/>
+        <w:t xml:space="preserve">            {</w:t>
+        <w:br/>
+        <w:br/>
+        <w:t xml:space="preserve">                var ep = cfg.defaultEpisode;</w:t>
+        <w:br/>
+        <w:br/>
+        <w:t xml:space="preserve">                var epScene = ep != null ? ep.GetEntrySceneName() : "";</w:t>
+        <w:br/>
+        <w:br/>
+        <w:t xml:space="preserve">                target = string.IsNullOrWhiteSpace(epScene) ? cfg.demoEpisodeSceneName : epScene;</w:t>
+        <w:br/>
+        <w:br/>
+        <w:t xml:space="preserve">            }</w:t>
+        <w:br/>
+        <w:br/>
+        <w:br/>
+        <w:br/>
+        <w:t xml:space="preserve">            if (string.IsNullOrWhiteSpace(target))</w:t>
+        <w:br/>
+        <w:br/>
+        <w:t xml:space="preserve">            {</w:t>
+        <w:br/>
+        <w:br/>
+        <w:t xml:space="preserve">                Debug.LogError("[MainMenuStart] Không xác định được scene để start demo (Config thiếu?).");</w:t>
+        <w:br/>
+        <w:br/>
+        <w:t xml:space="preserve">                return;</w:t>
+        <w:br/>
+        <w:br/>
+        <w:t xml:space="preserve">            }</w:t>
+        <w:br/>
+        <w:br/>
+        <w:br/>
+        <w:br/>
+        <w:t xml:space="preserve">            SceneManager.LoadScene(target);</w:t>
         <w:br/>
         <w:br/>
         <w:t xml:space="preserve">        }</w:t>
@@ -629,48 +1131,97 @@
         <w:t>﻿using UnityEngine;</w:t>
         <w:br/>
         <w:br/>
+        <w:br/>
+        <w:br/>
         <w:t>namespace SeriousGame.Content</w:t>
         <w:br/>
+        <w:br/>
         <w:t>{</w:t>
         <w:br/>
+        <w:br/>
         <w:t xml:space="preserve">    [CreateAssetMenu(menuName = "SeriousGame/Content/Beat", fileName = "Beat")]</w:t>
         <w:br/>
+        <w:br/>
         <w:t xml:space="preserve">    public class BeatSO : ScriptableObject</w:t>
         <w:br/>
+        <w:br/>
         <w:t xml:space="preserve">    {</w:t>
         <w:br/>
+        <w:br/>
         <w:t xml:space="preserve">        public string beatId = "B01";</w:t>
         <w:br/>
+        <w:br/>
         <w:t xml:space="preserve">        [TextArea] public string objectiveText;</w:t>
         <w:br/>
         <w:br/>
+        <w:br/>
+        <w:br/>
         <w:t xml:space="preserve">        [Header("Core")]</w:t>
         <w:br/>
+        <w:br/>
         <w:t xml:space="preserve">        public InteractionSO interaction; // MVP quick</w:t>
         <w:br/>
+        <w:br/>
         <w:t xml:space="preserve">        public InteractionSO[] interactions; // future extension</w:t>
         <w:br/>
         <w:br/>
+        <w:br/>
+        <w:br/>
         <w:t xml:space="preserve">        [Header("Flow")]</w:t>
         <w:br/>
+        <w:br/>
+        <w:t xml:space="preserve">        // Nếu true: Xong beat trước là chạy beat này ngay (ví dụ Minh tự nói).</w:t>
+        <w:br/>
+        <w:br/>
+        <w:t xml:space="preserve">        // Nếu false: Phải bấm E vào NPC hoặc đi vào Trigger mới chạy.</w:t>
+        <w:br/>
+        <w:br/>
+        <w:t xml:space="preserve">        public bool autoStart = false;</w:t>
+        <w:br/>
+        <w:br/>
+        <w:br/>
+        <w:br/>
+        <w:t xml:space="preserve">        [Header("Trigger Condition")]</w:t>
+        <w:br/>
+        <w:br/>
+        <w:t xml:space="preserve">        public bool requireInteract;</w:t>
+        <w:br/>
+        <w:br/>
+        <w:t xml:space="preserve">        public string interactTargetId; // ví dụ: "guard", "atm", "phone"</w:t>
+        <w:br/>
+        <w:br/>
+        <w:br/>
+        <w:br/>
         <w:t xml:space="preserve">        public bool endChapter;</w:t>
         <w:br/>
         <w:br/>
+        <w:br/>
+        <w:br/>
+        <w:br/>
+        <w:br/>
         <w:t xml:space="preserve">        public InteractionSO GetPrimaryInteraction()</w:t>
         <w:br/>
+        <w:br/>
         <w:t xml:space="preserve">        {</w:t>
         <w:br/>
+        <w:br/>
         <w:t xml:space="preserve">            if (interactions != null &amp;&amp; interactions.Length &gt; 0 &amp;&amp; interactions[0] != null)</w:t>
         <w:br/>
+        <w:br/>
         <w:t xml:space="preserve">                return interactions[0];</w:t>
         <w:br/>
+        <w:br/>
         <w:t xml:space="preserve">            return interaction;</w:t>
         <w:br/>
+        <w:br/>
         <w:t xml:space="preserve">        }</w:t>
         <w:br/>
+        <w:br/>
         <w:t xml:space="preserve">    }</w:t>
         <w:br/>
+        <w:br/>
         <w:t>}</w:t>
+        <w:br/>
         <w:br/>
       </w:r>
     </w:p>
@@ -693,38 +1244,67 @@
         <w:t>﻿using UnityEngine;</w:t>
         <w:br/>
         <w:br/>
+        <w:br/>
+        <w:br/>
         <w:t>namespace SeriousGame.Content</w:t>
         <w:br/>
+        <w:br/>
         <w:t>{</w:t>
         <w:br/>
+        <w:br/>
         <w:t xml:space="preserve">    [CreateAssetMenu(menuName = "SeriousGame/Content/Choice", fileName = "Choice")]</w:t>
         <w:br/>
+        <w:br/>
         <w:t xml:space="preserve">    public class ChoiceSO : ScriptableObject</w:t>
         <w:br/>
+        <w:br/>
         <w:t xml:space="preserve">    {</w:t>
         <w:br/>
+        <w:br/>
         <w:t xml:space="preserve">        public string choiceId = "C01";</w:t>
         <w:br/>
+        <w:br/>
         <w:t xml:space="preserve">        public string text;</w:t>
         <w:br/>
         <w:br/>
+        <w:t xml:space="preserve">        public string stateToTrigger;</w:t>
+        <w:br/>
+        <w:br/>
+        <w:br/>
+        <w:br/>
         <w:t xml:space="preserve">        [Header("Trace (empty =&gt; not meaningful =&gt; no log)")]</w:t>
         <w:br/>
+        <w:br/>
         <w:t xml:space="preserve">        public string traceTypeId;</w:t>
         <w:br/>
         <w:br/>
+        <w:br/>
+        <w:br/>
         <w:t xml:space="preserve">        [Header("Outcome (immediate, optional)")]</w:t>
         <w:br/>
+        <w:br/>
         <w:t xml:space="preserve">        [TextArea] public string outcomeText;</w:t>
         <w:br/>
         <w:br/>
+        <w:br/>
+        <w:br/>
         <w:t xml:space="preserve">        [Header("Flow")]</w:t>
         <w:br/>
-        <w:t xml:space="preserve">        public string nextBeatId; // optional; if empty =&gt; go next index</w:t>
+        <w:br/>
+        <w:t xml:space="preserve">        // public string nextBeatId; // optional; if empty =&gt; go next index</w:t>
+        <w:br/>
+        <w:br/>
+        <w:t xml:space="preserve">        public BeatSO nextBeat;</w:t>
+        <w:br/>
+        <w:br/>
+        <w:t xml:space="preserve">        public InteractionSO outcomeInteraction;</w:t>
+        <w:br/>
         <w:br/>
         <w:t xml:space="preserve">    }</w:t>
         <w:br/>
+        <w:br/>
         <w:t>}</w:t>
+        <w:br/>
         <w:br/>
       </w:r>
     </w:p>
@@ -747,76 +1327,116 @@
         <w:t>﻿using UnityEngine;</w:t>
         <w:br/>
         <w:br/>
+        <w:br/>
+        <w:br/>
         <w:t>namespace SeriousGame.Content</w:t>
         <w:br/>
+        <w:br/>
         <w:t>{</w:t>
         <w:br/>
+        <w:br/>
         <w:t xml:space="preserve">    [CreateAssetMenu(menuName = "SeriousGame/Content/Episode", fileName = "Episode")]</w:t>
         <w:br/>
+        <w:br/>
         <w:t xml:space="preserve">    public class EpisodeSO : ScriptableObject</w:t>
         <w:br/>
+        <w:br/>
         <w:t xml:space="preserve">    {</w:t>
         <w:br/>
+        <w:br/>
         <w:t xml:space="preserve">        public string episodeId = "E01";</w:t>
         <w:br/>
+        <w:br/>
         <w:t xml:space="preserve">        public string title = "Chương 1 - Demo";</w:t>
         <w:br/>
+        <w:br/>
         <w:t xml:space="preserve">        [TextArea] public string learningOutcome;</w:t>
         <w:br/>
         <w:br/>
+        <w:br/>
+        <w:br/>
         <w:t xml:space="preserve">        [Header("Option A: Scenes (recommended)")]</w:t>
         <w:br/>
+        <w:br/>
         <w:t xml:space="preserve">        public SceneSO[] scenes;</w:t>
         <w:br/>
         <w:br/>
+        <w:br/>
+        <w:br/>
         <w:t xml:space="preserve">        [Header("Option B: Direct Beats (quick MVP)")]</w:t>
         <w:br/>
+        <w:br/>
         <w:t xml:space="preserve">        public BeatSO[] beats;</w:t>
         <w:br/>
         <w:br/>
+        <w:br/>
+        <w:br/>
         <w:t xml:space="preserve">        public BeatSO[] GetAllBeats()</w:t>
         <w:br/>
+        <w:br/>
         <w:t xml:space="preserve">        {</w:t>
         <w:br/>
+        <w:br/>
         <w:t xml:space="preserve">            if (beats != null &amp;&amp; beats.Length &gt; 0) return beats;</w:t>
         <w:br/>
         <w:br/>
+        <w:br/>
+        <w:br/>
         <w:t xml:space="preserve">            if (scenes == null) return new BeatSO[0];</w:t>
         <w:br/>
+        <w:br/>
         <w:t xml:space="preserve">            // flatten</w:t>
         <w:br/>
+        <w:br/>
         <w:t xml:space="preserve">            var list = new System.Collections.Generic.List&lt;BeatSO&gt;();</w:t>
         <w:br/>
+        <w:br/>
         <w:t xml:space="preserve">            foreach (var sc in scenes)</w:t>
         <w:br/>
+        <w:br/>
         <w:t xml:space="preserve">            {</w:t>
         <w:br/>
+        <w:br/>
         <w:t xml:space="preserve">                if (sc == null || sc.beats == null) continue;</w:t>
         <w:br/>
+        <w:br/>
         <w:t xml:space="preserve">                list.AddRange(sc.beats);</w:t>
         <w:br/>
+        <w:br/>
         <w:t xml:space="preserve">            }</w:t>
         <w:br/>
-        <w:t xml:space="preserve">            return list.ToArray();</w:t>
+        <w:br/>
+        <w:t xml:space="preserve">            return list.ToArray(); // add beats to array</w:t>
+        <w:br/>
         <w:br/>
         <w:t xml:space="preserve">        }</w:t>
         <w:br/>
         <w:br/>
+        <w:br/>
+        <w:br/>
         <w:t xml:space="preserve">        public string GetEntrySceneName()</w:t>
         <w:br/>
+        <w:br/>
         <w:t xml:space="preserve">        {</w:t>
         <w:br/>
+        <w:br/>
         <w:t xml:space="preserve">            if (scenes != null &amp;&amp; scenes.Length &gt; 0 &amp;&amp; scenes[0] != null)</w:t>
         <w:br/>
+        <w:br/>
         <w:t xml:space="preserve">                return scenes[0].unitySceneName;</w:t>
         <w:br/>
+        <w:br/>
         <w:t xml:space="preserve">            return string.Empty;</w:t>
         <w:br/>
+        <w:br/>
         <w:t xml:space="preserve">        }</w:t>
         <w:br/>
+        <w:br/>
         <w:t xml:space="preserve">    }</w:t>
         <w:br/>
+        <w:br/>
         <w:t>}</w:t>
+        <w:br/>
         <w:br/>
       </w:r>
     </w:p>
@@ -839,52 +1459,79 @@
         <w:t>using UnityEngine;</w:t>
         <w:br/>
         <w:br/>
+        <w:br/>
+        <w:br/>
         <w:t>namespace SeriousGame.Content</w:t>
         <w:br/>
+        <w:br/>
         <w:t>{</w:t>
         <w:br/>
+        <w:br/>
         <w:t xml:space="preserve">    public enum InteractionType</w:t>
         <w:br/>
+        <w:br/>
         <w:t xml:space="preserve">    {</w:t>
         <w:br/>
+        <w:br/>
         <w:t xml:space="preserve">        Chat,</w:t>
         <w:br/>
+        <w:br/>
         <w:t xml:space="preserve">        Browser,</w:t>
         <w:br/>
+        <w:br/>
         <w:t xml:space="preserve">        BankTransfer,</w:t>
         <w:br/>
-        <w:t xml:space="preserve">        PhoneCall</w:t>
+        <w:br/>
+        <w:t xml:space="preserve">        PhoneCall,</w:t>
+        <w:br/>
+        <w:br/>
+        <w:t xml:space="preserve">        Dialogue</w:t>
+        <w:br/>
         <w:br/>
         <w:t xml:space="preserve">    }</w:t>
         <w:br/>
         <w:br/>
+        <w:br/>
+        <w:br/>
         <w:t xml:space="preserve">    [CreateAssetMenu(menuName = "SeriousGame/Content/Interaction", fileName = "Interaction")]</w:t>
         <w:br/>
+        <w:br/>
         <w:t xml:space="preserve">    public class InteractionSO : ScriptableObject</w:t>
         <w:br/>
+        <w:br/>
         <w:t xml:space="preserve">    {</w:t>
         <w:br/>
+        <w:br/>
         <w:t xml:space="preserve">        public string interactionId = "I01";</w:t>
         <w:br/>
+        <w:br/>
         <w:t xml:space="preserve">        public InteractionType type = InteractionType.Chat;</w:t>
         <w:br/>
         <w:br/>
-        <w:t xml:space="preserve">        [TextArea] public string prompt;</w:t>
+        <w:br/>
+        <w:br/>
+        <w:t xml:space="preserve">        // [TextArea] public string prompt;</w:t>
+        <w:br/>
+        <w:br/>
+        <w:t xml:space="preserve">        [Header("Nội dung thoại (Nhập theo thứ tự)")]</w:t>
+        <w:br/>
+        <w:br/>
+        <w:t xml:space="preserve">        [TextArea(3, 10)]</w:t>
+        <w:br/>
+        <w:br/>
+        <w:t xml:space="preserve">        public string[] dialogueLines;</w:t>
+        <w:br/>
         <w:br/>
         <w:t xml:space="preserve">        public ChoiceSO[] choices;</w:t>
         <w:br/>
         <w:br/>
-        <w:t xml:space="preserve">        // optional metadata</w:t>
-        <w:br/>
-        <w:t xml:space="preserve">        public string url;</w:t>
-        <w:br/>
-        <w:t xml:space="preserve">        public string phoneNumber;</w:t>
-        <w:br/>
-        <w:t xml:space="preserve">        public int moneyAmount;</w:t>
+        <w:br/>
         <w:br/>
         <w:t xml:space="preserve">    }</w:t>
         <w:br/>
+        <w:br/>
         <w:t>}</w:t>
+        <w:br/>
         <w:br/>
       </w:r>
     </w:p>
@@ -945,7 +1592,10 @@
           <w:rFonts w:ascii="Times New Roman" w:hAnsi="Times New Roman" w:eastAsia="Times New Roman"/>
           <w:sz w:val="28"/>
         </w:rPr>
-        <w:t>﻿using UnityEngine;</w:t>
+        <w:t>﻿// Assets/Scripts/Content/TraceTaxonomySO.cs</w:t>
+        <w:br/>
+        <w:br/>
+        <w:t>using UnityEngine;</w:t>
         <w:br/>
         <w:br/>
         <w:br/>
@@ -956,49 +1606,15 @@
         <w:t>{</w:t>
         <w:br/>
         <w:br/>
-        <w:t xml:space="preserve">    [CreateAssetMenu(menuName = "SeriousGame/Trace/TraceType", fileName = "TraceType")]</w:t>
-        <w:br/>
-        <w:br/>
-        <w:t xml:space="preserve">    public class TraceTypeSO : ScriptableObject</w:t>
+        <w:t xml:space="preserve">    [CreateAssetMenu(menuName = "SeriousGame/Trace/TraceTaxonomy", fileName = "TraceTaxonomy")]</w:t>
+        <w:br/>
+        <w:br/>
+        <w:t xml:space="preserve">    public class TraceTaxonomySO : ScriptableObject</w:t>
         <w:br/>
         <w:br/>
         <w:t xml:space="preserve">    {</w:t>
         <w:br/>
         <w:br/>
-        <w:t xml:space="preserve">        public string traceTypeId = "T_VERIFY_OFFICIAL";</w:t>
-        <w:br/>
-        <w:br/>
-        <w:t xml:space="preserve">        public string displayName = "Xác minh kênh chính thống";</w:t>
-        <w:br/>
-        <w:br/>
-        <w:t xml:space="preserve">        [TextArea] public string description;</w:t>
-        <w:br/>
-        <w:br/>
-        <w:br/>
-        <w:br/>
-        <w:t xml:space="preserve">        // riskWeight &gt; 0: risky behavior</w:t>
-        <w:br/>
-        <w:br/>
-        <w:t xml:space="preserve">        // riskWeight &lt; 0: good behavior</w:t>
-        <w:br/>
-        <w:br/>
-        <w:t xml:space="preserve">        public int riskWeight = -2;</w:t>
-        <w:br/>
-        <w:br/>
-        <w:t xml:space="preserve">    }</w:t>
-        <w:br/>
-        <w:br/>
-        <w:br/>
-        <w:br/>
-        <w:t xml:space="preserve">    [CreateAssetMenu(menuName = "SeriousGame/Trace/TraceTaxonomy", fileName = "TraceTaxonomy")]</w:t>
-        <w:br/>
-        <w:br/>
-        <w:t xml:space="preserve">    public class TraceTaxonomySO : ScriptableObject</w:t>
-        <w:br/>
-        <w:br/>
-        <w:t xml:space="preserve">    {</w:t>
-        <w:br/>
-        <w:br/>
         <w:t xml:space="preserve">        public TraceTypeSO[] traceTypes;</w:t>
         <w:br/>
         <w:br/>
@@ -1013,10 +1629,14 @@
         <w:t xml:space="preserve">            if (string.IsNullOrWhiteSpace(id) || traceTypes == null) return null;</w:t>
         <w:br/>
         <w:br/>
+        <w:br/>
+        <w:br/>
         <w:t xml:space="preserve">            foreach (var t in traceTypes)</w:t>
         <w:br/>
         <w:br/>
         <w:t xml:space="preserve">                if (t != null &amp;&amp; t.traceTypeId == id) return t;</w:t>
+        <w:br/>
+        <w:br/>
         <w:br/>
         <w:br/>
         <w:t xml:space="preserve">            return null;</w:t>
@@ -1049,44 +1669,58 @@
           <w:rFonts w:ascii="Times New Roman" w:hAnsi="Times New Roman" w:eastAsia="Times New Roman"/>
           <w:sz w:val="28"/>
         </w:rPr>
+        <w:t>﻿// Assets/Scripts/Content/TraceTypeSO.cs</w:t>
+        <w:br/>
+        <w:br/>
         <w:t>using UnityEngine;</w:t>
         <w:br/>
         <w:br/>
         <w:br/>
         <w:br/>
-        <w:t>public class TraceTypeSO : MonoBehaviour</w:t>
+        <w:t>namespace SeriousGame.Content</w:t>
         <w:br/>
         <w:br/>
         <w:t>{</w:t>
         <w:br/>
         <w:br/>
-        <w:t xml:space="preserve">    // Start is called once before the first execution of Update after the MonoBehaviour is created</w:t>
-        <w:br/>
-        <w:br/>
-        <w:t xml:space="preserve">    void Start()</w:t>
+        <w:t xml:space="preserve">    [CreateAssetMenu(menuName = "SeriousGame/Trace/TraceType", fileName = "TraceType")]</w:t>
+        <w:br/>
+        <w:br/>
+        <w:t xml:space="preserve">    public class TraceTypeSO : ScriptableObject</w:t>
         <w:br/>
         <w:br/>
         <w:t xml:space="preserve">    {</w:t>
         <w:br/>
         <w:br/>
-        <w:t xml:space="preserve">        </w:t>
-        <w:br/>
-        <w:br/>
-        <w:t xml:space="preserve">    }</w:t>
-        <w:br/>
-        <w:br/>
-        <w:br/>
-        <w:br/>
-        <w:t xml:space="preserve">    // Update is called once per frame</w:t>
-        <w:br/>
-        <w:br/>
-        <w:t xml:space="preserve">    void Update()</w:t>
-        <w:br/>
-        <w:br/>
-        <w:t xml:space="preserve">    {</w:t>
-        <w:br/>
-        <w:br/>
-        <w:t xml:space="preserve">        </w:t>
+        <w:t xml:space="preserve">        [Header("Identity")]</w:t>
+        <w:br/>
+        <w:br/>
+        <w:t xml:space="preserve">        public string traceTypeId = "T_VERIFY_OFFICIAL";</w:t>
+        <w:br/>
+        <w:br/>
+        <w:br/>
+        <w:br/>
+        <w:t xml:space="preserve">        [Header("UI")]</w:t>
+        <w:br/>
+        <w:br/>
+        <w:t xml:space="preserve">        public string displayName = "Xác minh kênh chính thống";</w:t>
+        <w:br/>
+        <w:br/>
+        <w:t xml:space="preserve">        [TextArea] public string description;</w:t>
+        <w:br/>
+        <w:br/>
+        <w:br/>
+        <w:br/>
+        <w:t xml:space="preserve">        [Header("Scoring")]</w:t>
+        <w:br/>
+        <w:br/>
+        <w:t xml:space="preserve">        // riskWeight &gt; 0: hành vi rủi ro</w:t>
+        <w:br/>
+        <w:br/>
+        <w:t xml:space="preserve">        // riskWeight &lt; 0: hành vi tốt</w:t>
+        <w:br/>
+        <w:br/>
+        <w:t xml:space="preserve">        public int riskWeight = -2;</w:t>
         <w:br/>
         <w:br/>
         <w:t xml:space="preserve">    }</w:t>
@@ -1387,6 +2021,476 @@
           <w:b/>
           <w:sz w:val="28"/>
         </w:rPr>
+        <w:t>Folder Assets/Scripts/Interactables</w:t>
+      </w:r>
+    </w:p>
+    <w:p>
+      <w:r>
+        <w:rPr>
+          <w:rFonts w:ascii="Times New Roman" w:hAnsi="Times New Roman" w:eastAsia="Times New Roman"/>
+          <w:b/>
+          <w:sz w:val="28"/>
+        </w:rPr>
+        <w:t>File StateFlagInteractable.cs</w:t>
+      </w:r>
+    </w:p>
+    <w:p>
+      <w:r>
+        <w:rPr>
+          <w:rFonts w:ascii="Times New Roman" w:hAnsi="Times New Roman" w:eastAsia="Times New Roman"/>
+          <w:sz w:val="28"/>
+        </w:rPr>
+        <w:t>using UnityEngine;</w:t>
+        <w:br/>
+        <w:br/>
+        <w:t>using SeriousGame.Runtime;</w:t>
+        <w:br/>
+        <w:br/>
+        <w:br/>
+        <w:br/>
+        <w:t>// Interactable chỉ dùng để set GameState, không trigger Beat/Episode</w:t>
+        <w:br/>
+        <w:br/>
+        <w:t>public class StateFlagInteractable : MonoBehaviour, IInteractable</w:t>
+        <w:br/>
+        <w:br/>
+        <w:t>{</w:t>
+        <w:br/>
+        <w:br/>
+        <w:t xml:space="preserve">    [Header("Game State Key to set")]</w:t>
+        <w:br/>
+        <w:br/>
+        <w:t xml:space="preserve">    public string flagKey;</w:t>
+        <w:br/>
+        <w:br/>
+        <w:br/>
+        <w:br/>
+        <w:t xml:space="preserve">    public bool valueToSet = true;</w:t>
+        <w:br/>
+        <w:br/>
+        <w:br/>
+        <w:br/>
+        <w:t xml:space="preserve">    [Header("One-shot?")]</w:t>
+        <w:br/>
+        <w:br/>
+        <w:t xml:space="preserve">    public bool oneShot = true;</w:t>
+        <w:br/>
+        <w:br/>
+        <w:br/>
+        <w:br/>
+        <w:t xml:space="preserve">    private bool _used = false;</w:t>
+        <w:br/>
+        <w:br/>
+        <w:br/>
+        <w:br/>
+        <w:t xml:space="preserve">    [Header("UI Prompt")]</w:t>
+        <w:br/>
+        <w:br/>
+        <w:t xml:space="preserve">    public GameObject interactPrompt; // Text/Canvas worldspace: "Press E to interact"</w:t>
+        <w:br/>
+        <w:br/>
+        <w:br/>
+        <w:br/>
+        <w:t xml:space="preserve">    void Start()</w:t>
+        <w:br/>
+        <w:br/>
+        <w:t xml:space="preserve">    {</w:t>
+        <w:br/>
+        <w:br/>
+        <w:t xml:space="preserve">        UpdatePromptVisibility();</w:t>
+        <w:br/>
+        <w:br/>
+        <w:t xml:space="preserve">    }</w:t>
+        <w:br/>
+        <w:br/>
+        <w:br/>
+        <w:br/>
+        <w:t xml:space="preserve">    public void Interact()</w:t>
+        <w:br/>
+        <w:br/>
+        <w:t xml:space="preserve">    {</w:t>
+        <w:br/>
+        <w:br/>
+        <w:t xml:space="preserve">        if (oneShot &amp;&amp; _used) return;</w:t>
+        <w:br/>
+        <w:br/>
+        <w:br/>
+        <w:br/>
+        <w:t xml:space="preserve">        _used = true;</w:t>
+        <w:br/>
+        <w:br/>
+        <w:br/>
+        <w:br/>
+        <w:t xml:space="preserve">        // Ẩn prompt sau khi đã tương tác</w:t>
+        <w:br/>
+        <w:br/>
+        <w:t xml:space="preserve">        UpdatePromptVisibility();</w:t>
+        <w:br/>
+        <w:br/>
+        <w:br/>
+        <w:br/>
+        <w:t xml:space="preserve">        if (string.IsNullOrEmpty(flagKey))</w:t>
+        <w:br/>
+        <w:br/>
+        <w:t xml:space="preserve">        {</w:t>
+        <w:br/>
+        <w:br/>
+        <w:t xml:space="preserve">            Debug.LogWarning("[StateFlagInteractable] flagKey is empty.");</w:t>
+        <w:br/>
+        <w:br/>
+        <w:t xml:space="preserve">            return;</w:t>
+        <w:br/>
+        <w:br/>
+        <w:t xml:space="preserve">        }</w:t>
+        <w:br/>
+        <w:br/>
+        <w:br/>
+        <w:br/>
+        <w:t xml:space="preserve">        if (GameStateManager.Instance != null)</w:t>
+        <w:br/>
+        <w:br/>
+        <w:t xml:space="preserve">        {</w:t>
+        <w:br/>
+        <w:br/>
+        <w:t xml:space="preserve">            GameStateManager.Instance.SetFlag(flagKey, valueToSet);</w:t>
+        <w:br/>
+        <w:br/>
+        <w:t xml:space="preserve">        }</w:t>
+        <w:br/>
+        <w:br/>
+        <w:t xml:space="preserve">        else</w:t>
+        <w:br/>
+        <w:br/>
+        <w:t xml:space="preserve">        {</w:t>
+        <w:br/>
+        <w:br/>
+        <w:t xml:space="preserve">            Debug.LogWarning("[StateFlagInteractable] GameStateManager.Instance is null.");</w:t>
+        <w:br/>
+        <w:br/>
+        <w:t xml:space="preserve">        }</w:t>
+        <w:br/>
+        <w:br/>
+        <w:t xml:space="preserve">    }</w:t>
+        <w:br/>
+        <w:br/>
+        <w:br/>
+        <w:br/>
+        <w:t xml:space="preserve">    void UpdatePromptVisibility()</w:t>
+        <w:br/>
+        <w:br/>
+        <w:t xml:space="preserve">    {</w:t>
+        <w:br/>
+        <w:br/>
+        <w:t xml:space="preserve">        if (interactPrompt != null)</w:t>
+        <w:br/>
+        <w:br/>
+        <w:t xml:space="preserve">        {</w:t>
+        <w:br/>
+        <w:br/>
+        <w:t xml:space="preserve">            // Nếu oneShot và đã dùng rồi thì ẩn, còn lại thì hiện</w:t>
+        <w:br/>
+        <w:br/>
+        <w:t xml:space="preserve">            bool show = !(oneShot &amp;&amp; _used);</w:t>
+        <w:br/>
+        <w:br/>
+        <w:t xml:space="preserve">            interactPrompt.SetActive(show);</w:t>
+        <w:br/>
+        <w:br/>
+        <w:t xml:space="preserve">        }</w:t>
+        <w:br/>
+        <w:br/>
+        <w:t xml:space="preserve">    }</w:t>
+        <w:br/>
+        <w:br/>
+        <w:t>}</w:t>
+        <w:br/>
+        <w:br/>
+      </w:r>
+    </w:p>
+    <w:p>
+      <w:r>
+        <w:rPr>
+          <w:rFonts w:ascii="Times New Roman" w:hAnsi="Times New Roman" w:eastAsia="Times New Roman"/>
+          <w:b/>
+          <w:sz w:val="28"/>
+        </w:rPr>
+        <w:t>File TeleportInteractable.cs</w:t>
+      </w:r>
+    </w:p>
+    <w:p>
+      <w:r>
+        <w:rPr>
+          <w:rFonts w:ascii="Times New Roman" w:hAnsi="Times New Roman" w:eastAsia="Times New Roman"/>
+          <w:sz w:val="28"/>
+        </w:rPr>
+        <w:t>using UnityEngine;</w:t>
+        <w:br/>
+        <w:br/>
+        <w:t>using SeriousGame.Runtime;</w:t>
+        <w:br/>
+        <w:br/>
+        <w:br/>
+        <w:br/>
+        <w:t>// Interactable dùng để teleport player tới một vị trí (vd: qua cổng -&gt; vào office)</w:t>
+        <w:br/>
+        <w:br/>
+        <w:t>// Có thể kích hoạt bằng nhấn E (IInteractable) hoặc tự động khi player bước vào trigger.</w:t>
+        <w:br/>
+        <w:br/>
+        <w:t>public class TeleportInteractable : MonoBehaviour, IInteractable</w:t>
+        <w:br/>
+        <w:br/>
+        <w:t>{</w:t>
+        <w:br/>
+        <w:br/>
+        <w:t xml:space="preserve">    [Header("Player &amp; Destination")]</w:t>
+        <w:br/>
+        <w:br/>
+        <w:t xml:space="preserve">    public PlayerController player;      // kéo PlayerController vào đây</w:t>
+        <w:br/>
+        <w:br/>
+        <w:t xml:space="preserve">    public Transform destinationPoint;   // Empty ở phòng office</w:t>
+        <w:br/>
+        <w:br/>
+        <w:br/>
+        <w:br/>
+        <w:t xml:space="preserve">    [Header("Điều kiện (tuỳ chọn)")]</w:t>
+        <w:br/>
+        <w:br/>
+        <w:t xml:space="preserve">    [Tooltip("Nếu có, chỉ cho teleport khi flag này thoả điều kiện.")]</w:t>
+        <w:br/>
+        <w:br/>
+        <w:t xml:space="preserve">    public string requiredFlagKey;       // ví dụ: "PASSED_GUARD"</w:t>
+        <w:br/>
+        <w:br/>
+        <w:t xml:space="preserve">    public bool requiredValue = true;</w:t>
+        <w:br/>
+        <w:br/>
+        <w:br/>
+        <w:br/>
+        <w:t xml:space="preserve">    [Header("One-shot?")]</w:t>
+        <w:br/>
+        <w:br/>
+        <w:t xml:space="preserve">    public bool oneShot = true;</w:t>
+        <w:br/>
+        <w:br/>
+        <w:t xml:space="preserve">    private bool _used = false;</w:t>
+        <w:br/>
+        <w:br/>
+        <w:br/>
+        <w:br/>
+        <w:t xml:space="preserve">    public void Interact()</w:t>
+        <w:br/>
+        <w:br/>
+        <w:t xml:space="preserve">    {</w:t>
+        <w:br/>
+        <w:br/>
+        <w:t xml:space="preserve">        // Kích hoạt khi player nhấn E (thông qua PlayerController)</w:t>
+        <w:br/>
+        <w:br/>
+        <w:t xml:space="preserve">        TryTeleport(player);</w:t>
+        <w:br/>
+        <w:br/>
+        <w:t xml:space="preserve">    }</w:t>
+        <w:br/>
+        <w:br/>
+        <w:br/>
+        <w:br/>
+        <w:t xml:space="preserve">    void OnTriggerEnter(Collider other)</w:t>
+        <w:br/>
+        <w:br/>
+        <w:t xml:space="preserve">    {</w:t>
+        <w:br/>
+        <w:br/>
+        <w:t xml:space="preserve">        // Kích hoạt tự động khi player bước vào vùng trigger</w:t>
+        <w:br/>
+        <w:br/>
+        <w:t xml:space="preserve">        var pc = other.GetComponentInParent&lt;PlayerController&gt;();</w:t>
+        <w:br/>
+        <w:br/>
+        <w:t xml:space="preserve">        if (pc == null) return;</w:t>
+        <w:br/>
+        <w:br/>
+        <w:br/>
+        <w:br/>
+        <w:t xml:space="preserve">        TryTeleport(pc);</w:t>
+        <w:br/>
+        <w:br/>
+        <w:t xml:space="preserve">    }</w:t>
+        <w:br/>
+        <w:br/>
+        <w:br/>
+        <w:br/>
+        <w:t xml:space="preserve">    void TryTeleport(PlayerController targetPlayer)</w:t>
+        <w:br/>
+        <w:br/>
+        <w:t xml:space="preserve">    {</w:t>
+        <w:br/>
+        <w:br/>
+        <w:t xml:space="preserve">        if (oneShot &amp;&amp; _used) return;</w:t>
+        <w:br/>
+        <w:br/>
+        <w:br/>
+        <w:br/>
+        <w:t xml:space="preserve">        // Nếu có điều kiện state thì kiểm tra trước</w:t>
+        <w:br/>
+        <w:br/>
+        <w:t xml:space="preserve">        if (!string.IsNullOrEmpty(requiredFlagKey))</w:t>
+        <w:br/>
+        <w:br/>
+        <w:t xml:space="preserve">        {</w:t>
+        <w:br/>
+        <w:br/>
+        <w:t xml:space="preserve">            if (GameStateManager.Instance == null)</w:t>
+        <w:br/>
+        <w:br/>
+        <w:t xml:space="preserve">            {</w:t>
+        <w:br/>
+        <w:br/>
+        <w:t xml:space="preserve">                Debug.LogWarning("[TeleportInteractable] GameStateManager.Instance is null.");</w:t>
+        <w:br/>
+        <w:br/>
+        <w:t xml:space="preserve">                return;</w:t>
+        <w:br/>
+        <w:br/>
+        <w:t xml:space="preserve">            }</w:t>
+        <w:br/>
+        <w:br/>
+        <w:br/>
+        <w:br/>
+        <w:t xml:space="preserve">            bool current = GameStateManager.Instance.CheckFlag(requiredFlagKey);</w:t>
+        <w:br/>
+        <w:br/>
+        <w:t xml:space="preserve">            if (current != requiredValue)</w:t>
+        <w:br/>
+        <w:br/>
+        <w:t xml:space="preserve">            {</w:t>
+        <w:br/>
+        <w:br/>
+        <w:t xml:space="preserve">                Debug.Log("[TeleportInteractable] Condition not met: " + requiredFlagKey);</w:t>
+        <w:br/>
+        <w:br/>
+        <w:t xml:space="preserve">                return; // chưa qua được bảo vệ thì chưa cho vào office</w:t>
+        <w:br/>
+        <w:br/>
+        <w:t xml:space="preserve">            }</w:t>
+        <w:br/>
+        <w:br/>
+        <w:t xml:space="preserve">        }</w:t>
+        <w:br/>
+        <w:br/>
+        <w:br/>
+        <w:br/>
+        <w:t xml:space="preserve">        if (destinationPoint == null)</w:t>
+        <w:br/>
+        <w:br/>
+        <w:t xml:space="preserve">        {</w:t>
+        <w:br/>
+        <w:br/>
+        <w:t xml:space="preserve">            Debug.LogWarning("[TeleportInteractable] destinationPoint chưa được gán.");</w:t>
+        <w:br/>
+        <w:br/>
+        <w:t xml:space="preserve">            return;</w:t>
+        <w:br/>
+        <w:br/>
+        <w:t xml:space="preserve">        }</w:t>
+        <w:br/>
+        <w:br/>
+        <w:br/>
+        <w:br/>
+        <w:t xml:space="preserve">        // Ưu tiên player lấy từ tham số (trigger). Nếu null thì fallback về field được gán sẵn.</w:t>
+        <w:br/>
+        <w:br/>
+        <w:t xml:space="preserve">        if (targetPlayer == null)</w:t>
+        <w:br/>
+        <w:br/>
+        <w:t xml:space="preserve">        {</w:t>
+        <w:br/>
+        <w:br/>
+        <w:t xml:space="preserve">            targetPlayer = player;</w:t>
+        <w:br/>
+        <w:br/>
+        <w:t xml:space="preserve">        }</w:t>
+        <w:br/>
+        <w:br/>
+        <w:br/>
+        <w:br/>
+        <w:t xml:space="preserve">        if (targetPlayer == null)</w:t>
+        <w:br/>
+        <w:br/>
+        <w:t xml:space="preserve">        {</w:t>
+        <w:br/>
+        <w:br/>
+        <w:t xml:space="preserve">            Debug.LogWarning("[TeleportInteractable] PlayerController chưa được gán hoặc không tìm thấy từ trigger.");</w:t>
+        <w:br/>
+        <w:br/>
+        <w:t xml:space="preserve">            return;</w:t>
+        <w:br/>
+        <w:br/>
+        <w:t xml:space="preserve">        }</w:t>
+        <w:br/>
+        <w:br/>
+        <w:br/>
+        <w:br/>
+        <w:t xml:space="preserve">        _used = true;</w:t>
+        <w:br/>
+        <w:br/>
+        <w:br/>
+        <w:br/>
+        <w:t xml:space="preserve">        // Nếu có ScreenFader thì fade tối rồi teleport, sau đó sáng lại</w:t>
+        <w:br/>
+        <w:br/>
+        <w:t xml:space="preserve">        if (ScreenFader.Instance != null)</w:t>
+        <w:br/>
+        <w:br/>
+        <w:t xml:space="preserve">        {</w:t>
+        <w:br/>
+        <w:br/>
+        <w:t xml:space="preserve">            ScreenFader.Instance.FadeOutIn(1f, () =&gt;</w:t>
+        <w:br/>
+        <w:br/>
+        <w:t xml:space="preserve">            {</w:t>
+        <w:br/>
+        <w:br/>
+        <w:t xml:space="preserve">                targetPlayer.TeleportTo(destinationPoint);</w:t>
+        <w:br/>
+        <w:br/>
+        <w:t xml:space="preserve">            });</w:t>
+        <w:br/>
+        <w:br/>
+        <w:t xml:space="preserve">        }</w:t>
+        <w:br/>
+        <w:br/>
+        <w:t xml:space="preserve">        else</w:t>
+        <w:br/>
+        <w:br/>
+        <w:t xml:space="preserve">        {</w:t>
+        <w:br/>
+        <w:br/>
+        <w:t xml:space="preserve">            // Không có fader thì teleport ngay lập tức</w:t>
+        <w:br/>
+        <w:br/>
+        <w:t xml:space="preserve">            targetPlayer.TeleportTo(destinationPoint);</w:t>
+        <w:br/>
+        <w:br/>
+        <w:t xml:space="preserve">        }</w:t>
+        <w:br/>
+        <w:br/>
+        <w:t xml:space="preserve">    }</w:t>
+        <w:br/>
+        <w:br/>
+        <w:t>}</w:t>
+        <w:br/>
+        <w:br/>
+      </w:r>
+    </w:p>
+    <w:p>
+      <w:r>
+        <w:rPr>
+          <w:rFonts w:ascii="Times New Roman" w:hAnsi="Times New Roman" w:eastAsia="Times New Roman"/>
+          <w:b/>
+          <w:sz w:val="28"/>
+        </w:rPr>
         <w:t>Folder Assets/Scripts/Phone</w:t>
       </w:r>
     </w:p>
@@ -1421,6 +2525,9 @@
         <w:t>using SeriousGame.UI;</w:t>
         <w:br/>
         <w:br/>
+        <w:t>using System.Text; // Thêm cái này để nối chuỗi cho đẹp</w:t>
+        <w:br/>
+        <w:br/>
         <w:br/>
         <w:br/>
         <w:t>namespace SeriousGame.Phone</w:t>
@@ -1452,15 +2559,60 @@
         <w:t xml:space="preserve">        {</w:t>
         <w:br/>
         <w:br/>
-        <w:t xml:space="preserve">            if (promptText != null)</w:t>
-        <w:br/>
-        <w:br/>
-        <w:t xml:space="preserve">                promptText.text = interaction != null ? interaction.prompt : "";</w:t>
-        <w:br/>
-        <w:br/>
-        <w:br/>
-        <w:br/>
-        <w:t xml:space="preserve">            // Clear old</w:t>
+        <w:t xml:space="preserve">            // --- SỬA LỖI PROMPT Ở ĐÂY ---</w:t>
+        <w:br/>
+        <w:br/>
+        <w:t xml:space="preserve">            if (promptText != null &amp;&amp; interaction != null &amp;&amp; interaction.dialogueLines != null)</w:t>
+        <w:br/>
+        <w:br/>
+        <w:t xml:space="preserve">            {</w:t>
+        <w:br/>
+        <w:br/>
+        <w:t xml:space="preserve">                // Vì đây là Chat, mình sẽ nối các câu thoại lại thành một đoạn tin nhắn</w:t>
+        <w:br/>
+        <w:br/>
+        <w:t xml:space="preserve">                // Hoặc bạn có thể dùng vòng lặp để tạo ra nhiều tin nhắn riêng biệt sau này</w:t>
+        <w:br/>
+        <w:br/>
+        <w:t xml:space="preserve">                StringBuilder sb = new StringBuilder();</w:t>
+        <w:br/>
+        <w:br/>
+        <w:t xml:space="preserve">                foreach (var line in interaction.dialogueLines)</w:t>
+        <w:br/>
+        <w:br/>
+        <w:t xml:space="preserve">                {</w:t>
+        <w:br/>
+        <w:br/>
+        <w:t xml:space="preserve">                    sb.AppendLine(line);</w:t>
+        <w:br/>
+        <w:br/>
+        <w:t xml:space="preserve">                    sb.AppendLine(); // Thêm khoảng cách giữa các tin nhắn</w:t>
+        <w:br/>
+        <w:br/>
+        <w:t xml:space="preserve">                }</w:t>
+        <w:br/>
+        <w:br/>
+        <w:t xml:space="preserve">                promptText.text = sb.ToString();</w:t>
+        <w:br/>
+        <w:br/>
+        <w:t xml:space="preserve">            }</w:t>
+        <w:br/>
+        <w:br/>
+        <w:t xml:space="preserve">            else</w:t>
+        <w:br/>
+        <w:br/>
+        <w:t xml:space="preserve">            {</w:t>
+        <w:br/>
+        <w:br/>
+        <w:t xml:space="preserve">                if (promptText != null) promptText.text = "";</w:t>
+        <w:br/>
+        <w:br/>
+        <w:t xml:space="preserve">            }</w:t>
+        <w:br/>
+        <w:br/>
+        <w:br/>
+        <w:br/>
+        <w:t xml:space="preserve">            // --- PHẦN CLEAR VÀ CHOICES GIỮ NGUYÊN ---</w:t>
         <w:br/>
         <w:br/>
         <w:t xml:space="preserve">            if (choicesRoot != null)</w:t>
@@ -1486,7 +2638,10 @@
         <w:t xml:space="preserve">            {</w:t>
         <w:br/>
         <w:br/>
-        <w:t xml:space="preserve">                onChoiceResolved?.Invoke(beat, null);</w:t>
+        <w:t xml:space="preserve">                // Nếu không có lựa chọn nào, cho phép kết thúc beat</w:t>
+        <w:br/>
+        <w:br/>
+        <w:t xml:space="preserve">                // Lưu ý: Có thể bạn muốn chờ người chơi bấm gì đó mới invoke null</w:t>
         <w:br/>
         <w:br/>
         <w:t xml:space="preserve">                return;</w:t>
@@ -1539,8 +2694,6 @@
         <w:br/>
         <w:br/>
         <w:t>}</w:t>
-        <w:br/>
-        <w:br/>
       </w:r>
     </w:p>
     <w:p>
@@ -1628,6 +2781,392 @@
         <w:t>}</w:t>
         <w:br/>
         <w:br/>
+      </w:r>
+    </w:p>
+    <w:p>
+      <w:r>
+        <w:rPr>
+          <w:rFonts w:ascii="Times New Roman" w:hAnsi="Times New Roman" w:eastAsia="Times New Roman"/>
+          <w:b/>
+          <w:sz w:val="28"/>
+        </w:rPr>
+        <w:t>Folder Assets/Scripts/Player</w:t>
+      </w:r>
+    </w:p>
+    <w:p>
+      <w:r>
+        <w:rPr>
+          <w:rFonts w:ascii="Times New Roman" w:hAnsi="Times New Roman" w:eastAsia="Times New Roman"/>
+          <w:b/>
+          <w:sz w:val="28"/>
+        </w:rPr>
+        <w:t>File PlayerController.cs</w:t>
+      </w:r>
+    </w:p>
+    <w:p>
+      <w:r>
+        <w:rPr>
+          <w:rFonts w:ascii="Times New Roman" w:hAnsi="Times New Roman" w:eastAsia="Times New Roman"/>
+          <w:sz w:val="28"/>
+        </w:rPr>
+        <w:t>using UnityEngine;</w:t>
+        <w:br/>
+        <w:br/>
+        <w:br/>
+        <w:br/>
+        <w:t>namespace SeriousGame.Runtime</w:t>
+        <w:br/>
+        <w:br/>
+        <w:t>{</w:t>
+        <w:br/>
+        <w:br/>
+        <w:t xml:space="preserve">    public class PlayerController : MonoBehaviour</w:t>
+        <w:br/>
+        <w:br/>
+        <w:t xml:space="preserve">    {   </w:t>
+        <w:br/>
+        <w:br/>
+        <w:t xml:space="preserve">    </w:t>
+        <w:br/>
+        <w:br/>
+        <w:t xml:space="preserve">        public float interactDistance = 2f;</w:t>
+        <w:br/>
+        <w:br/>
+        <w:t xml:space="preserve">        public LayerMask interactableLayer;</w:t>
+        <w:br/>
+        <w:br/>
+        <w:br/>
+        <w:br/>
+        <w:t xml:space="preserve">        [Header("Movement")]</w:t>
+        <w:br/>
+        <w:br/>
+        <w:t xml:space="preserve">        public float moveSpeed = 4f;</w:t>
+        <w:br/>
+        <w:br/>
+        <w:br/>
+        <w:br/>
+        <w:t xml:space="preserve">        [Header("Mouse Look")]</w:t>
+        <w:br/>
+        <w:br/>
+        <w:t xml:space="preserve">        public float mouseSensitivity = 2f;</w:t>
+        <w:br/>
+        <w:br/>
+        <w:t xml:space="preserve">        public Transform cameraHolder;</w:t>
+        <w:br/>
+        <w:br/>
+        <w:br/>
+        <w:br/>
+        <w:t xml:space="preserve">        private Rigidbody rb;</w:t>
+        <w:br/>
+        <w:br/>
+        <w:t xml:space="preserve">        private float xRotation = 0f;</w:t>
+        <w:br/>
+        <w:br/>
+        <w:t xml:space="preserve">        // Trong PlayerController.cs</w:t>
+        <w:br/>
+        <w:br/>
+        <w:t xml:space="preserve">        public bool isLocked = false;</w:t>
+        <w:br/>
+        <w:br/>
+        <w:br/>
+        <w:br/>
+        <w:t xml:space="preserve">        Animator animator;</w:t>
+        <w:br/>
+        <w:br/>
+        <w:br/>
+        <w:br/>
+        <w:t xml:space="preserve">        void Awake()</w:t>
+        <w:br/>
+        <w:br/>
+        <w:t xml:space="preserve">        {</w:t>
+        <w:br/>
+        <w:br/>
+        <w:t xml:space="preserve">            rb = GetComponent&lt;Rigidbody&gt;();</w:t>
+        <w:br/>
+        <w:br/>
+        <w:t xml:space="preserve">            Cursor.lockState = CursorLockMode.Locked;</w:t>
+        <w:br/>
+        <w:br/>
+        <w:t xml:space="preserve">            Cursor.visible = false;</w:t>
+        <w:br/>
+        <w:br/>
+        <w:t xml:space="preserve">            animator = GetComponentInChildren&lt;Animator&gt;();</w:t>
+        <w:br/>
+        <w:br/>
+        <w:t xml:space="preserve">        }</w:t>
+        <w:br/>
+        <w:br/>
+        <w:br/>
+        <w:br/>
+        <w:t xml:space="preserve">        void Update()</w:t>
+        <w:br/>
+        <w:br/>
+        <w:t xml:space="preserve">        {   </w:t>
+        <w:br/>
+        <w:br/>
+        <w:t xml:space="preserve">            if (isLocked) return;</w:t>
+        <w:br/>
+        <w:br/>
+        <w:t xml:space="preserve">            HandleMouseLook();</w:t>
+        <w:br/>
+        <w:br/>
+        <w:t xml:space="preserve">            HandleInteraction();</w:t>
+        <w:br/>
+        <w:br/>
+        <w:t xml:space="preserve">        }</w:t>
+        <w:br/>
+        <w:br/>
+        <w:br/>
+        <w:br/>
+        <w:t xml:space="preserve">        // Thêm hàm để điều khiển chuột</w:t>
+        <w:br/>
+        <w:br/>
+        <w:t xml:space="preserve">        public void SetLockState(bool locked)</w:t>
+        <w:br/>
+        <w:br/>
+        <w:t xml:space="preserve">        {</w:t>
+        <w:br/>
+        <w:br/>
+        <w:t xml:space="preserve">            isLocked = locked;</w:t>
+        <w:br/>
+        <w:br/>
+        <w:t xml:space="preserve">            Cursor.lockState = locked ? CursorLockMode.None : CursorLockMode.Locked;</w:t>
+        <w:br/>
+        <w:br/>
+        <w:t xml:space="preserve">            Cursor.visible = locked;</w:t>
+        <w:br/>
+        <w:br/>
+        <w:t xml:space="preserve">            rb.linearVelocity = Vector3.zero; // Dừng lập tức</w:t>
+        <w:br/>
+        <w:br/>
+        <w:br/>
+        <w:br/>
+        <w:t xml:space="preserve">            // Khi khoá điều khiển, đảm bảo Animator không còn trạng thái đi bộ</w:t>
+        <w:br/>
+        <w:br/>
+        <w:t xml:space="preserve">            if (locked &amp;&amp; animator != null)</w:t>
+        <w:br/>
+        <w:br/>
+        <w:t xml:space="preserve">            {</w:t>
+        <w:br/>
+        <w:br/>
+        <w:t xml:space="preserve">                animator.SetBool("isWalking", false);</w:t>
+        <w:br/>
+        <w:br/>
+        <w:t xml:space="preserve">            }</w:t>
+        <w:br/>
+        <w:br/>
+        <w:t xml:space="preserve">        }</w:t>
+        <w:br/>
+        <w:br/>
+        <w:t xml:space="preserve">        void FixedUpdate()</w:t>
+        <w:br/>
+        <w:br/>
+        <w:t xml:space="preserve">        {   </w:t>
+        <w:br/>
+        <w:br/>
+        <w:t xml:space="preserve">            if (isLocked) return;</w:t>
+        <w:br/>
+        <w:br/>
+        <w:t xml:space="preserve">            HandleMovement();</w:t>
+        <w:br/>
+        <w:br/>
+        <w:t xml:space="preserve">        }</w:t>
+        <w:br/>
+        <w:br/>
+        <w:br/>
+        <w:br/>
+        <w:t xml:space="preserve">        void HandleMovement()</w:t>
+        <w:br/>
+        <w:br/>
+        <w:t xml:space="preserve">        {</w:t>
+        <w:br/>
+        <w:br/>
+        <w:t xml:space="preserve">            float h = Input.GetAxisRaw("Horizontal");</w:t>
+        <w:br/>
+        <w:br/>
+        <w:t xml:space="preserve">            float v = Input.GetAxisRaw("Vertical");</w:t>
+        <w:br/>
+        <w:br/>
+        <w:br/>
+        <w:br/>
+        <w:t xml:space="preserve">            Vector3 moveDir =</w:t>
+        <w:br/>
+        <w:br/>
+        <w:t xml:space="preserve">                transform.right * h +</w:t>
+        <w:br/>
+        <w:br/>
+        <w:t xml:space="preserve">                transform.forward * v;</w:t>
+        <w:br/>
+        <w:br/>
+        <w:br/>
+        <w:br/>
+        <w:t xml:space="preserve">            // Cập nhật trạng thái đi bộ cho Animator dựa trên input</w:t>
+        <w:br/>
+        <w:br/>
+        <w:t xml:space="preserve">            if (animator != null)</w:t>
+        <w:br/>
+        <w:br/>
+        <w:t xml:space="preserve">            {</w:t>
+        <w:br/>
+        <w:br/>
+        <w:t xml:space="preserve">                bool isMoving = moveDir.sqrMagnitude &gt; 0.01f;</w:t>
+        <w:br/>
+        <w:br/>
+        <w:t xml:space="preserve">                animator.SetBool("isWalking", isMoving);</w:t>
+        <w:br/>
+        <w:br/>
+        <w:t xml:space="preserve">            }</w:t>
+        <w:br/>
+        <w:br/>
+        <w:br/>
+        <w:br/>
+        <w:t xml:space="preserve">            // Không có input thì không cần di chuyển</w:t>
+        <w:br/>
+        <w:br/>
+        <w:t xml:space="preserve">            if (moveDir.sqrMagnitude &lt;= 0.01f)</w:t>
+        <w:br/>
+        <w:br/>
+        <w:t xml:space="preserve">                return;</w:t>
+        <w:br/>
+        <w:br/>
+        <w:br/>
+        <w:br/>
+        <w:t xml:space="preserve">            Vector3 velocity = moveDir.normalized * moveSpeed;</w:t>
+        <w:br/>
+        <w:br/>
+        <w:t xml:space="preserve">            Vector3 targetPos = rb.position + velocity * Time.fixedDeltaTime;</w:t>
+        <w:br/>
+        <w:br/>
+        <w:br/>
+        <w:br/>
+        <w:t xml:space="preserve">            rb.MovePosition(targetPos);</w:t>
+        <w:br/>
+        <w:br/>
+        <w:t xml:space="preserve">        }</w:t>
+        <w:br/>
+        <w:br/>
+        <w:br/>
+        <w:br/>
+        <w:t xml:space="preserve">        void HandleMouseLook()</w:t>
+        <w:br/>
+        <w:br/>
+        <w:t xml:space="preserve">        {</w:t>
+        <w:br/>
+        <w:br/>
+        <w:t xml:space="preserve">            float mouseX = Input.GetAxis("Mouse X") * mouseSensitivity * 100f * Time.deltaTime;</w:t>
+        <w:br/>
+        <w:br/>
+        <w:t xml:space="preserve">            float mouseY = Input.GetAxis("Mouse Y") * mouseSensitivity * 100f * Time.deltaTime;</w:t>
+        <w:br/>
+        <w:br/>
+        <w:br/>
+        <w:br/>
+        <w:t xml:space="preserve">            xRotation -= mouseY;</w:t>
+        <w:br/>
+        <w:br/>
+        <w:t xml:space="preserve">            xRotation = Mathf.Clamp(xRotation, -80f, 80f);</w:t>
+        <w:br/>
+        <w:br/>
+        <w:br/>
+        <w:br/>
+        <w:t xml:space="preserve">            cameraHolder.localRotation = Quaternion.Euler(xRotation, 0f, 0f);</w:t>
+        <w:br/>
+        <w:br/>
+        <w:t xml:space="preserve">            transform.Rotate(Vector3.up * mouseX);</w:t>
+        <w:br/>
+        <w:br/>
+        <w:t xml:space="preserve">        }</w:t>
+        <w:br/>
+        <w:br/>
+        <w:br/>
+        <w:br/>
+        <w:t xml:space="preserve">        void HandleInteraction()</w:t>
+        <w:br/>
+        <w:br/>
+        <w:t xml:space="preserve">        {</w:t>
+        <w:br/>
+        <w:br/>
+        <w:t xml:space="preserve">            if (Input.GetKeyDown(KeyCode.E))</w:t>
+        <w:br/>
+        <w:br/>
+        <w:t xml:space="preserve">            {</w:t>
+        <w:br/>
+        <w:br/>
+        <w:t xml:space="preserve">                Ray ray = Camera.main.ViewportPointToRay(new Vector3(0.5f, 0.5f));</w:t>
+        <w:br/>
+        <w:br/>
+        <w:t xml:space="preserve">                if (Physics.Raycast(ray, out RaycastHit hit, interactDistance, interactableLayer))</w:t>
+        <w:br/>
+        <w:br/>
+        <w:t xml:space="preserve">                {</w:t>
+        <w:br/>
+        <w:br/>
+        <w:t xml:space="preserve">                    var interactable = hit.collider.GetComponent&lt;IInteractable&gt;();</w:t>
+        <w:br/>
+        <w:br/>
+        <w:t xml:space="preserve">                    interactable?.Interact();</w:t>
+        <w:br/>
+        <w:br/>
+        <w:t xml:space="preserve">                }</w:t>
+        <w:br/>
+        <w:br/>
+        <w:t xml:space="preserve">            }</w:t>
+        <w:br/>
+        <w:br/>
+        <w:t xml:space="preserve">        }</w:t>
+        <w:br/>
+        <w:br/>
+        <w:br/>
+        <w:br/>
+        <w:t xml:space="preserve">        // Teleport player tới một vị trí/rotation định trước (ví dụ: phòng office)</w:t>
+        <w:br/>
+        <w:br/>
+        <w:t xml:space="preserve">        public void TeleportTo(Transform target)</w:t>
+        <w:br/>
+        <w:br/>
+        <w:t xml:space="preserve">        {</w:t>
+        <w:br/>
+        <w:br/>
+        <w:t xml:space="preserve">            if (target == null || rb == null) return;</w:t>
+        <w:br/>
+        <w:br/>
+        <w:br/>
+        <w:br/>
+        <w:t xml:space="preserve">            // Đặt lại vị trí ngay lập tức</w:t>
+        <w:br/>
+        <w:br/>
+        <w:t xml:space="preserve">            rb.position = target.position;</w:t>
+        <w:br/>
+        <w:br/>
+        <w:br/>
+        <w:br/>
+        <w:t xml:space="preserve">            // Xoay player theo hướng của target (chỉ yaw)</w:t>
+        <w:br/>
+        <w:br/>
+        <w:t xml:space="preserve">            Vector3 euler = target.rotation.eulerAngles;</w:t>
+        <w:br/>
+        <w:br/>
+        <w:t xml:space="preserve">            transform.rotation = Quaternion.Euler(0f, euler.y, 0f);</w:t>
+        <w:br/>
+        <w:br/>
+        <w:br/>
+        <w:br/>
+        <w:t xml:space="preserve">            // Dừng chuyển động</w:t>
+        <w:br/>
+        <w:br/>
+        <w:t xml:space="preserve">            rb.linearVelocity = Vector3.zero;</w:t>
+        <w:br/>
+        <w:br/>
+        <w:t xml:space="preserve">        }</w:t>
+        <w:br/>
+        <w:br/>
+        <w:br/>
+        <w:br/>
+        <w:t xml:space="preserve">    }</w:t>
+        <w:br/>
+        <w:br/>
+        <w:t>}</w:t>
       </w:r>
     </w:p>
     <w:p>
@@ -1658,68 +3197,138 @@
         </w:rPr>
         <w:t>using System;</w:t>
         <w:br/>
+        <w:br/>
         <w:t>using UnityEngine;</w:t>
         <w:br/>
+        <w:br/>
         <w:t>using SeriousGame.Content;</w:t>
         <w:br/>
         <w:br/>
+        <w:br/>
+        <w:br/>
         <w:t>namespace SeriousGame.Runtime</w:t>
         <w:br/>
+        <w:br/>
         <w:t>{</w:t>
         <w:br/>
+        <w:br/>
         <w:t xml:space="preserve">    public class BeatRunner : MonoBehaviour</w:t>
         <w:br/>
+        <w:br/>
         <w:t xml:space="preserve">    {</w:t>
         <w:br/>
+        <w:br/>
         <w:t xml:space="preserve">        public InteractionRouter router;</w:t>
         <w:br/>
         <w:br/>
+        <w:br/>
+        <w:br/>
+        <w:t xml:space="preserve">        public void RunInteraction(InteractionSO interaction, Action onComplete)</w:t>
+        <w:br/>
+        <w:br/>
+        <w:t xml:space="preserve">        { // chạy các thoại phụ (Outcome)</w:t>
+        <w:br/>
+        <w:br/>
+        <w:t xml:space="preserve">            if (interaction == null || router == null)</w:t>
+        <w:br/>
+        <w:br/>
+        <w:t xml:space="preserve">            {</w:t>
+        <w:br/>
+        <w:br/>
+        <w:t xml:space="preserve">                onComplete?.Invoke();</w:t>
+        <w:br/>
+        <w:br/>
+        <w:t xml:space="preserve">                return;</w:t>
+        <w:br/>
+        <w:br/>
+        <w:t xml:space="preserve">            }</w:t>
+        <w:br/>
+        <w:br/>
+        <w:br/>
+        <w:br/>
+        <w:t xml:space="preserve">            // Chúng ta gọi router nhưng truyền beat = null để router biết đây là thoại phụ (Outcome)</w:t>
+        <w:br/>
+        <w:br/>
+        <w:t xml:space="preserve">            // Khi người chơi đọc xong hết thoại, onComplete sẽ được gọi để EpisodeController chạy tiếp.</w:t>
+        <w:br/>
+        <w:br/>
+        <w:t xml:space="preserve">            router.Route(null, interaction, (b, c) =&gt; onComplete?.Invoke());</w:t>
+        <w:br/>
+        <w:br/>
+        <w:t xml:space="preserve">        }</w:t>
+        <w:br/>
+        <w:br/>
         <w:t xml:space="preserve">        public void RunBeat(BeatSO beat, Action&lt;BeatSO, ChoiceSO&gt; onChoiceResolved)</w:t>
         <w:br/>
+        <w:br/>
         <w:t xml:space="preserve">        {</w:t>
         <w:br/>
+        <w:br/>
         <w:t xml:space="preserve">            if (beat == null)</w:t>
         <w:br/>
+        <w:br/>
         <w:t xml:space="preserve">            {</w:t>
         <w:br/>
+        <w:br/>
         <w:t xml:space="preserve">                Debug.LogError("[BeatRunner] beat is null.");</w:t>
         <w:br/>
+        <w:br/>
         <w:t xml:space="preserve">                return;</w:t>
         <w:br/>
+        <w:br/>
         <w:t xml:space="preserve">            }</w:t>
         <w:br/>
         <w:br/>
+        <w:br/>
+        <w:br/>
         <w:t xml:space="preserve">            var interaction = beat.GetPrimaryInteraction();</w:t>
         <w:br/>
+        <w:br/>
         <w:t xml:space="preserve">            if (interaction == null)</w:t>
         <w:br/>
+        <w:br/>
         <w:t xml:space="preserve">            {</w:t>
         <w:br/>
+        <w:br/>
         <w:t xml:space="preserve">                Debug.LogError($"[BeatRunner] Beat {beat.beatId} has no interaction.");</w:t>
         <w:br/>
+        <w:br/>
         <w:t xml:space="preserve">                return;</w:t>
         <w:br/>
+        <w:br/>
         <w:t xml:space="preserve">            }</w:t>
         <w:br/>
         <w:br/>
+        <w:br/>
+        <w:br/>
         <w:t xml:space="preserve">            if (router == null)</w:t>
         <w:br/>
+        <w:br/>
         <w:t xml:space="preserve">            {</w:t>
         <w:br/>
+        <w:br/>
         <w:t xml:space="preserve">                Debug.LogError("[BeatRunner] router is null.");</w:t>
         <w:br/>
+        <w:br/>
         <w:t xml:space="preserve">                return;</w:t>
         <w:br/>
+        <w:br/>
         <w:t xml:space="preserve">            }</w:t>
         <w:br/>
         <w:br/>
+        <w:br/>
+        <w:br/>
         <w:t xml:space="preserve">            router.Route(beat, interaction, onChoiceResolved);</w:t>
         <w:br/>
+        <w:br/>
         <w:t xml:space="preserve">        }</w:t>
         <w:br/>
+        <w:br/>
         <w:t xml:space="preserve">    }</w:t>
         <w:br/>
+        <w:br/>
         <w:t>}</w:t>
+        <w:br/>
         <w:br/>
       </w:r>
     </w:p>
@@ -1741,215 +3350,505 @@
         </w:rPr>
         <w:t>﻿using UnityEngine;</w:t>
         <w:br/>
-        <w:t>using SeriousGame.App;</w:t>
         <w:br/>
         <w:t>using SeriousGame.Content;</w:t>
         <w:br/>
-        <w:t>using SeriousGame.UI;</w:t>
+        <w:br/>
         <w:br/>
         <w:br/>
         <w:t>namespace SeriousGame.Runtime</w:t>
         <w:br/>
+        <w:br/>
         <w:t>{</w:t>
         <w:br/>
+        <w:br/>
         <w:t xml:space="preserve">    public class EpisodeController : MonoBehaviour</w:t>
         <w:br/>
+        <w:br/>
         <w:t xml:space="preserve">    {</w:t>
         <w:br/>
+        <w:br/>
+        <w:t xml:space="preserve">        public static EpisodeController Instance;</w:t>
+        <w:br/>
+        <w:br/>
+        <w:br/>
+        <w:br/>
         <w:t xml:space="preserve">        [Header("Content")]</w:t>
         <w:br/>
+        <w:br/>
         <w:t xml:space="preserve">        public EpisodeSO episode;</w:t>
         <w:br/>
         <w:br/>
+        <w:br/>
+        <w:br/>
         <w:t xml:space="preserve">        [Header("Runtime")]</w:t>
         <w:br/>
+        <w:br/>
         <w:t xml:space="preserve">        public BeatRunner beatRunner;</w:t>
         <w:br/>
         <w:br/>
-        <w:t xml:space="preserve">        [Header("UI")]</w:t>
-        <w:br/>
-        <w:t xml:space="preserve">        public SummaryUI summaryUI;</w:t>
-        <w:br/>
-        <w:br/>
-        <w:t xml:space="preserve">        private int _beatIndex;</w:t>
-        <w:br/>
-        <w:br/>
-        <w:t xml:space="preserve">        private void Start()</w:t>
+        <w:br/>
+        <w:br/>
+        <w:t xml:space="preserve">        private BeatSO[] _beats;</w:t>
+        <w:br/>
+        <w:br/>
+        <w:t xml:space="preserve">        private int _beatIndex = 0;</w:t>
+        <w:br/>
+        <w:br/>
+        <w:br/>
+        <w:br/>
+        <w:t xml:space="preserve">        private bool waitingForInteract = false;</w:t>
+        <w:br/>
+        <w:br/>
+        <w:t xml:space="preserve">        private bool isInteractionRunning = false;</w:t>
+        <w:br/>
+        <w:br/>
+        <w:t xml:space="preserve">        public bool chapterEnded = false;</w:t>
+        <w:br/>
+        <w:br/>
+        <w:br/>
+        <w:br/>
+        <w:t xml:space="preserve">        void Awake()</w:t>
+        <w:br/>
         <w:br/>
         <w:t xml:space="preserve">        {</w:t>
         <w:br/>
-        <w:t xml:space="preserve">            // Resolve episode from config if not assigned</w:t>
-        <w:br/>
-        <w:t xml:space="preserve">            if (episode == null &amp;&amp; GameBootstrap.Context != null &amp;&amp; GameBootstrap.Context.Config != null)</w:t>
-        <w:br/>
-        <w:t xml:space="preserve">                episode = GameBootstrap.Context.Config.defaultEpisode;</w:t>
-        <w:br/>
-        <w:br/>
-        <w:t xml:space="preserve">            if (episode == null)</w:t>
+        <w:br/>
+        <w:t xml:space="preserve">            Instance = this;</w:t>
+        <w:br/>
+        <w:br/>
+        <w:t xml:space="preserve">        }</w:t>
+        <w:br/>
+        <w:br/>
+        <w:br/>
+        <w:br/>
+        <w:t xml:space="preserve">        void Start()</w:t>
+        <w:br/>
+        <w:br/>
+        <w:t xml:space="preserve">        {</w:t>
+        <w:br/>
+        <w:br/>
+        <w:t xml:space="preserve">            _beats = episode.GetAllBeats();</w:t>
+        <w:br/>
+        <w:br/>
+        <w:t xml:space="preserve">            _beatIndex = 0;</w:t>
+        <w:br/>
+        <w:br/>
+        <w:br/>
+        <w:br/>
+        <w:t xml:space="preserve">            Debug.Log("[Episode] Start");</w:t>
+        <w:br/>
+        <w:br/>
+        <w:t xml:space="preserve">            TryRunCurrentBeat();</w:t>
+        <w:br/>
+        <w:br/>
+        <w:t xml:space="preserve">        }</w:t>
+        <w:br/>
+        <w:br/>
+        <w:br/>
+        <w:br/>
+        <w:t xml:space="preserve">        BeatSO GetCurrentBeat() // lấy beat hiện tại</w:t>
+        <w:br/>
+        <w:br/>
+        <w:t xml:space="preserve">        {</w:t>
+        <w:br/>
+        <w:br/>
+        <w:t xml:space="preserve">            if (_beatIndex &lt; 0 || _beatIndex &gt;= _beats.Length)</w:t>
+        <w:br/>
+        <w:br/>
+        <w:t xml:space="preserve">                return null;</w:t>
+        <w:br/>
+        <w:br/>
+        <w:t xml:space="preserve">            return _beats[_beatIndex];</w:t>
+        <w:br/>
+        <w:br/>
+        <w:t xml:space="preserve">        }</w:t>
+        <w:br/>
+        <w:br/>
+        <w:br/>
+        <w:br/>
+        <w:t xml:space="preserve">        void TryRunCurrentBeat() // chạy beat hiện tại</w:t>
+        <w:br/>
+        <w:br/>
+        <w:t xml:space="preserve">        {</w:t>
+        <w:br/>
+        <w:br/>
+        <w:t xml:space="preserve">            var beat = GetCurrentBeat();</w:t>
+        <w:br/>
+        <w:br/>
+        <w:t xml:space="preserve">            if (beat == null)</w:t>
+        <w:br/>
         <w:br/>
         <w:t xml:space="preserve">            {</w:t>
         <w:br/>
-        <w:t xml:space="preserve">                Debug.LogError("[EpisodeController] No episode assigned.");</w:t>
+        <w:br/>
+        <w:t xml:space="preserve">                Debug.Log("[Episode] No more beats. Episode finished.");</w:t>
+        <w:br/>
+        <w:br/>
+        <w:t xml:space="preserve">                chapterEnded = true;</w:t>
+        <w:br/>
+        <w:br/>
+        <w:t xml:space="preserve">                // Gọi UI tổng kết nếu có</w:t>
+        <w:br/>
+        <w:br/>
+        <w:t xml:space="preserve">                if (EpisodeSummaryUI.Instance != null)</w:t>
+        <w:br/>
+        <w:br/>
+        <w:t xml:space="preserve">                {</w:t>
+        <w:br/>
+        <w:br/>
+        <w:t xml:space="preserve">                    EpisodeSummaryUI.Instance.ShowSummary();</w:t>
+        <w:br/>
+        <w:br/>
+        <w:t xml:space="preserve">                }</w:t>
+        <w:br/>
         <w:br/>
         <w:t xml:space="preserve">                return;</w:t>
         <w:br/>
+        <w:br/>
         <w:t xml:space="preserve">            }</w:t>
         <w:br/>
         <w:br/>
-        <w:t xml:space="preserve">            if (GameBootstrap.Context != null)</w:t>
-        <w:br/>
-        <w:t xml:space="preserve">                GameBootstrap.Context.Session.Begin();</w:t>
-        <w:br/>
-        <w:br/>
-        <w:t xml:space="preserve">            _beatIndex = 0;</w:t>
-        <w:br/>
-        <w:t xml:space="preserve">            RunCurrentBeat();</w:t>
+        <w:br/>
+        <w:br/>
+        <w:t xml:space="preserve">            Debug.Log($"[Episode] TryRun Beat {beat.beatId}");</w:t>
+        <w:br/>
+        <w:br/>
+        <w:br/>
+        <w:br/>
+        <w:t xml:space="preserve">            waitingForInteract = false;</w:t>
+        <w:br/>
+        <w:br/>
+        <w:t xml:space="preserve">            isInteractionRunning = false;</w:t>
+        <w:br/>
+        <w:br/>
+        <w:br/>
+        <w:br/>
+        <w:t xml:space="preserve">            if (beat.autoStart) // nếu autoStart = true thì chạy luôn</w:t>
+        <w:br/>
+        <w:br/>
+        <w:t xml:space="preserve">            {</w:t>
+        <w:br/>
+        <w:br/>
+        <w:t xml:space="preserve">                Debug.Log("[Episode] autoStart");</w:t>
+        <w:br/>
+        <w:br/>
+        <w:t xml:space="preserve">                RunMainInteraction(beat);</w:t>
+        <w:br/>
+        <w:br/>
+        <w:t xml:space="preserve">            }</w:t>
+        <w:br/>
+        <w:br/>
+        <w:t xml:space="preserve">            else if (beat.requireInteract) // nếu requireInteract = true thì chờ tương tác</w:t>
+        <w:br/>
+        <w:br/>
+        <w:t xml:space="preserve">            {</w:t>
+        <w:br/>
+        <w:br/>
+        <w:t xml:space="preserve">                waitingForInteract = true;</w:t>
+        <w:br/>
+        <w:br/>
+        <w:t xml:space="preserve">                Debug.Log("[Episode] waitingForInteract = TRUE");</w:t>
+        <w:br/>
+        <w:br/>
+        <w:t xml:space="preserve">            }</w:t>
+        <w:br/>
         <w:br/>
         <w:t xml:space="preserve">        }</w:t>
         <w:br/>
         <w:br/>
-        <w:t xml:space="preserve">        private void RunCurrentBeat()</w:t>
+        <w:br/>
+        <w:br/>
+        <w:br/>
+        <w:br/>
+        <w:t xml:space="preserve">        public void OnWorldInteract(string interactId)</w:t>
+        <w:br/>
         <w:br/>
         <w:t xml:space="preserve">        {</w:t>
         <w:br/>
-        <w:t xml:space="preserve">            var beats = episode.GetAllBeats();</w:t>
-        <w:br/>
-        <w:t xml:space="preserve">            if (beats == null || beats.Length == 0)</w:t>
+        <w:br/>
+        <w:t xml:space="preserve">            if (!waitingForInteract)</w:t>
+        <w:br/>
         <w:br/>
         <w:t xml:space="preserve">            {</w:t>
         <w:br/>
-        <w:t xml:space="preserve">                Debug.LogError("[EpisodeController] Episode has no beats.");</w:t>
+        <w:br/>
+        <w:t xml:space="preserve">                Debug.Log("[Episode] Ignore interact – not waiting");</w:t>
+        <w:br/>
         <w:br/>
         <w:t xml:space="preserve">                return;</w:t>
         <w:br/>
+        <w:br/>
         <w:t xml:space="preserve">            }</w:t>
         <w:br/>
         <w:br/>
-        <w:t xml:space="preserve">            if (_beatIndex &lt; 0 || _beatIndex &gt;= beats.Length)</w:t>
+        <w:br/>
+        <w:br/>
+        <w:t xml:space="preserve">            var beat = GetCurrentBeat();</w:t>
+        <w:br/>
+        <w:br/>
+        <w:t xml:space="preserve">            if (beat == null) return;</w:t>
+        <w:br/>
+        <w:br/>
+        <w:br/>
+        <w:br/>
+        <w:t xml:space="preserve">            if (beat.interactTargetId != interactId)</w:t>
+        <w:br/>
         <w:br/>
         <w:t xml:space="preserve">            {</w:t>
         <w:br/>
-        <w:t xml:space="preserve">                EndChapter();</w:t>
+        <w:br/>
+        <w:t xml:space="preserve">                Debug.Log("[Episode] Wrong interact target");</w:t>
+        <w:br/>
         <w:br/>
         <w:t xml:space="preserve">                return;</w:t>
         <w:br/>
+        <w:br/>
         <w:t xml:space="preserve">            }</w:t>
         <w:br/>
         <w:br/>
-        <w:t xml:space="preserve">            var beat = beats[_beatIndex];</w:t>
+        <w:br/>
+        <w:br/>
+        <w:t xml:space="preserve">            waitingForInteract = false;</w:t>
+        <w:br/>
+        <w:br/>
+        <w:t xml:space="preserve">            RunMainInteraction(beat);</w:t>
+        <w:br/>
+        <w:br/>
+        <w:t xml:space="preserve">        }</w:t>
+        <w:br/>
+        <w:br/>
+        <w:br/>
+        <w:br/>
+        <w:t xml:space="preserve">        void RunMainInteraction(BeatSO beat) </w:t>
+        <w:br/>
+        <w:br/>
+        <w:t xml:space="preserve">        {</w:t>
+        <w:br/>
+        <w:br/>
+        <w:t xml:space="preserve">            if (isInteractionRunning)</w:t>
+        <w:br/>
+        <w:br/>
+        <w:t xml:space="preserve">            {</w:t>
+        <w:br/>
+        <w:br/>
+        <w:t xml:space="preserve">                Debug.Log("[Episode] Interaction already running");</w:t>
+        <w:br/>
+        <w:br/>
+        <w:t xml:space="preserve">                return;</w:t>
+        <w:br/>
+        <w:br/>
+        <w:t xml:space="preserve">            }</w:t>
+        <w:br/>
+        <w:br/>
+        <w:br/>
+        <w:br/>
+        <w:t xml:space="preserve">            isInteractionRunning = true;</w:t>
+        <w:br/>
+        <w:br/>
+        <w:t xml:space="preserve">            Debug.Log("[Episode] Run main interaction");</w:t>
+        <w:br/>
+        <w:br/>
+        <w:br/>
         <w:br/>
         <w:t xml:space="preserve">            beatRunner.RunBeat(beat, OnChoiceResolved);</w:t>
         <w:br/>
+        <w:br/>
         <w:t xml:space="preserve">        }</w:t>
         <w:br/>
         <w:br/>
-        <w:t xml:space="preserve">        private void OnChoiceResolved(BeatSO beat, ChoiceSO choice)</w:t>
+        <w:br/>
+        <w:br/>
+        <w:t xml:space="preserve">        void OnChoiceResolved(BeatSO beat, ChoiceSO choice)</w:t>
+        <w:br/>
         <w:br/>
         <w:t xml:space="preserve">        {</w:t>
         <w:br/>
-        <w:t xml:space="preserve">            var ctx = GameBootstrap.Context;</w:t>
-        <w:br/>
-        <w:t xml:space="preserve">            var interaction = beat != null ? beat.GetPrimaryInteraction() : null;</w:t>
-        <w:br/>
-        <w:br/>
-        <w:t xml:space="preserve">            // Immediate outcome (optional)</w:t>
-        <w:br/>
-        <w:t xml:space="preserve">            if (choice != null &amp;&amp; !string.IsNullOrWhiteSpace(choice.outcomeText))</w:t>
-        <w:br/>
-        <w:t xml:space="preserve">                Debug.Log($"[Outcome] {choice.outcomeText}");</w:t>
-        <w:br/>
-        <w:br/>
-        <w:t xml:space="preserve">            // Trace logging</w:t>
-        <w:br/>
-        <w:t xml:space="preserve">            if (ctx != null &amp;&amp; ctx.Trace != null)</w:t>
-        <w:br/>
-        <w:t xml:space="preserve">                ctx.Trace.RecordChoice(ctx.Session.CurrentSessionId, episode, beat, interaction, choice);</w:t>
-        <w:br/>
-        <w:br/>
-        <w:t xml:space="preserve">            // Next beat rule</w:t>
-        <w:br/>
-        <w:t xml:space="preserve">            if (beat != null &amp;&amp; beat.endChapter)</w:t>
+        <w:br/>
+        <w:t xml:space="preserve">            if (choice != null &amp;&amp; choice.outcomeInteraction != null)</w:t>
+        <w:br/>
         <w:br/>
         <w:t xml:space="preserve">            {</w:t>
         <w:br/>
-        <w:t xml:space="preserve">                EndChapter();</w:t>
-        <w:br/>
-        <w:t xml:space="preserve">                return;</w:t>
+        <w:br/>
+        <w:t xml:space="preserve">                Debug.Log("[Episode] Run outcome interaction");</w:t>
+        <w:br/>
+        <w:br/>
+        <w:br/>
+        <w:br/>
+        <w:t xml:space="preserve">                beatRunner.RunInteraction(choice.outcomeInteraction, () =&gt;</w:t>
+        <w:br/>
+        <w:br/>
+        <w:t xml:space="preserve">                {</w:t>
+        <w:br/>
+        <w:br/>
+        <w:t xml:space="preserve">                    ResolveChoice(choice);</w:t>
+        <w:br/>
+        <w:br/>
+        <w:t xml:space="preserve">                });</w:t>
+        <w:br/>
         <w:br/>
         <w:t xml:space="preserve">            }</w:t>
         <w:br/>
         <w:br/>
-        <w:t xml:space="preserve">            // If choice specifies nextBeatId, jump</w:t>
-        <w:br/>
-        <w:t xml:space="preserve">            if (choice != null &amp;&amp; !string.IsNullOrWhiteSpace(choice.nextBeatId))</w:t>
+        <w:t xml:space="preserve">            else</w:t>
+        <w:br/>
         <w:br/>
         <w:t xml:space="preserve">            {</w:t>
         <w:br/>
-        <w:t xml:space="preserve">                var beats = episode.GetAllBeats();</w:t>
-        <w:br/>
-        <w:t xml:space="preserve">                for (int i = 0; i &lt; beats.Length; i++)</w:t>
+        <w:br/>
+        <w:t xml:space="preserve">                ResolveChoice(choice);</w:t>
+        <w:br/>
+        <w:br/>
+        <w:t xml:space="preserve">            }</w:t>
+        <w:br/>
+        <w:br/>
+        <w:t xml:space="preserve">        }</w:t>
+        <w:br/>
+        <w:br/>
+        <w:br/>
+        <w:br/>
+        <w:t xml:space="preserve">        void ResolveChoice(ChoiceSO choice)</w:t>
+        <w:br/>
+        <w:br/>
+        <w:t xml:space="preserve">        {</w:t>
+        <w:br/>
+        <w:br/>
+        <w:t xml:space="preserve">            isInteractionRunning = false;</w:t>
+        <w:br/>
+        <w:br/>
+        <w:br/>
+        <w:br/>
+        <w:t xml:space="preserve">            // Nếu Choice có stateToTrigger, cập nhật GameState</w:t>
+        <w:br/>
+        <w:br/>
+        <w:t xml:space="preserve">            if (choice != null &amp;&amp; !string.IsNullOrEmpty(choice.stateToTrigger))</w:t>
+        <w:br/>
+        <w:br/>
+        <w:t xml:space="preserve">            {</w:t>
+        <w:br/>
+        <w:br/>
+        <w:t xml:space="preserve">                if (GameStateManager.Instance != null)</w:t>
+        <w:br/>
         <w:br/>
         <w:t xml:space="preserve">                {</w:t>
         <w:br/>
-        <w:t xml:space="preserve">                    if (beats[i] != null &amp;&amp; beats[i].beatId == choice.nextBeatId)</w:t>
-        <w:br/>
-        <w:t xml:space="preserve">                    {</w:t>
-        <w:br/>
-        <w:t xml:space="preserve">                        _beatIndex = i;</w:t>
-        <w:br/>
-        <w:t xml:space="preserve">                        RunCurrentBeat();</w:t>
-        <w:br/>
-        <w:t xml:space="preserve">                        return;</w:t>
-        <w:br/>
-        <w:t xml:space="preserve">                    }</w:t>
+        <w:br/>
+        <w:t xml:space="preserve">                    GameStateManager.Instance.SetFlag(choice.stateToTrigger, true);</w:t>
+        <w:br/>
         <w:br/>
         <w:t xml:space="preserve">                }</w:t>
         <w:br/>
-        <w:t xml:space="preserve">                Debug.LogWarning($"[EpisodeController] nextBeatId not found: {choice.nextBeatId}");</w:t>
+        <w:br/>
+        <w:t xml:space="preserve">                else</w:t>
+        <w:br/>
+        <w:br/>
+        <w:t xml:space="preserve">                {</w:t>
+        <w:br/>
+        <w:br/>
+        <w:t xml:space="preserve">                    Debug.LogWarning("[Episode] GameStateManager.Instance is null while trying to set state from choice.");</w:t>
+        <w:br/>
+        <w:br/>
+        <w:t xml:space="preserve">                }</w:t>
+        <w:br/>
         <w:br/>
         <w:t xml:space="preserve">            }</w:t>
         <w:br/>
         <w:br/>
+        <w:br/>
+        <w:br/>
+        <w:t xml:space="preserve">            if (choice != null &amp;&amp; choice.nextBeat != null)</w:t>
+        <w:br/>
+        <w:br/>
+        <w:t xml:space="preserve">            {</w:t>
+        <w:br/>
+        <w:br/>
+        <w:t xml:space="preserve">                JumpToBeat(choice.nextBeat);</w:t>
+        <w:br/>
+        <w:br/>
+        <w:t xml:space="preserve">            }</w:t>
+        <w:br/>
+        <w:br/>
+        <w:t xml:space="preserve">            else</w:t>
+        <w:br/>
+        <w:br/>
+        <w:t xml:space="preserve">            {</w:t>
+        <w:br/>
+        <w:br/>
+        <w:t xml:space="preserve">                AdvanceBeat();</w:t>
+        <w:br/>
+        <w:br/>
+        <w:t xml:space="preserve">            }</w:t>
+        <w:br/>
+        <w:br/>
+        <w:t xml:space="preserve">        }</w:t>
+        <w:br/>
+        <w:br/>
+        <w:br/>
+        <w:br/>
+        <w:t xml:space="preserve">        void AdvanceBeat()</w:t>
+        <w:br/>
+        <w:br/>
+        <w:t xml:space="preserve">        {</w:t>
+        <w:br/>
+        <w:br/>
         <w:t xml:space="preserve">            _beatIndex++;</w:t>
         <w:br/>
-        <w:t xml:space="preserve">            RunCurrentBeat();</w:t>
+        <w:br/>
+        <w:t xml:space="preserve">            TryRunCurrentBeat();</w:t>
+        <w:br/>
         <w:br/>
         <w:t xml:space="preserve">        }</w:t>
         <w:br/>
         <w:br/>
-        <w:t xml:space="preserve">        private void EndChapter()</w:t>
+        <w:br/>
+        <w:br/>
+        <w:t xml:space="preserve">        void JumpToBeat(BeatSO beat)</w:t>
+        <w:br/>
         <w:br/>
         <w:t xml:space="preserve">        {</w:t>
         <w:br/>
-        <w:t xml:space="preserve">            var ctx = GameBootstrap.Context;</w:t>
-        <w:br/>
-        <w:t xml:space="preserve">            if (ctx == null || ctx.Feedback == null)</w:t>
+        <w:br/>
+        <w:t xml:space="preserve">            for (int i = 0; i &lt; _beats.Length; i++)</w:t>
+        <w:br/>
         <w:br/>
         <w:t xml:space="preserve">            {</w:t>
         <w:br/>
-        <w:t xml:space="preserve">                Debug.Log("[EpisodeController] EndChapter reached (no feedback service).");</w:t>
-        <w:br/>
-        <w:t xml:space="preserve">                return;</w:t>
+        <w:br/>
+        <w:t xml:space="preserve">                if (_beats[i] == beat)</w:t>
+        <w:br/>
+        <w:br/>
+        <w:t xml:space="preserve">                {</w:t>
+        <w:br/>
+        <w:br/>
+        <w:t xml:space="preserve">                    _beatIndex = i;</w:t>
+        <w:br/>
+        <w:br/>
+        <w:t xml:space="preserve">                    TryRunCurrentBeat();</w:t>
+        <w:br/>
+        <w:br/>
+        <w:t xml:space="preserve">                    return;</w:t>
+        <w:br/>
+        <w:br/>
+        <w:t xml:space="preserve">                }</w:t>
+        <w:br/>
         <w:br/>
         <w:t xml:space="preserve">            }</w:t>
         <w:br/>
         <w:br/>
-        <w:t xml:space="preserve">            var report = ctx.Feedback.GenerateEndChapterReport(ctx.Session.CurrentSessionId, episode);</w:t>
-        <w:br/>
-        <w:br/>
-        <w:t xml:space="preserve">            if (summaryUI != null)</w:t>
-        <w:br/>
-        <w:t xml:space="preserve">                summaryUI.Show(report.rawSummaryText);</w:t>
-        <w:br/>
-        <w:t xml:space="preserve">            else</w:t>
-        <w:br/>
-        <w:t xml:space="preserve">                Debug.Log(report.rawSummaryText);</w:t>
+        <w:br/>
+        <w:br/>
+        <w:t xml:space="preserve">            Debug.LogError("[Episode] Jump beat not found");</w:t>
+        <w:br/>
         <w:br/>
         <w:t xml:space="preserve">        }</w:t>
         <w:br/>
+        <w:br/>
         <w:t xml:space="preserve">    }</w:t>
         <w:br/>
+        <w:br/>
         <w:t>}</w:t>
+        <w:br/>
         <w:br/>
       </w:r>
     </w:p>
@@ -1969,72 +3868,141 @@
           <w:rFonts w:ascii="Times New Roman" w:hAnsi="Times New Roman" w:eastAsia="Times New Roman"/>
           <w:sz w:val="28"/>
         </w:rPr>
-        <w:t>﻿using System;</w:t>
+        <w:t>﻿// Assets/Scripts/Runtime/InteractionRouter.cs</w:t>
+        <w:br/>
+        <w:br/>
+        <w:t>using System;</w:t>
+        <w:br/>
         <w:br/>
         <w:t>using UnityEngine;</w:t>
         <w:br/>
+        <w:br/>
         <w:t>using SeriousGame.Content;</w:t>
         <w:br/>
+        <w:br/>
         <w:t>using SeriousGame.Phone;</w:t>
         <w:br/>
         <w:br/>
+        <w:br/>
+        <w:br/>
         <w:t>namespace SeriousGame.Runtime</w:t>
         <w:br/>
+        <w:br/>
         <w:t>{</w:t>
         <w:br/>
+        <w:br/>
         <w:t xml:space="preserve">    public class InteractionRouter : MonoBehaviour</w:t>
         <w:br/>
+        <w:br/>
         <w:t xml:space="preserve">    {</w:t>
         <w:br/>
-        <w:t xml:space="preserve">        public PhoneUIRoot phoneUI;</w:t>
+        <w:br/>
+        <w:t xml:space="preserve">        // public PhoneUIRoot phoneUI;</w:t>
+        <w:br/>
+        <w:br/>
+        <w:t xml:space="preserve">        public DialogueUI dialogueUI; </w:t>
+        <w:br/>
+        <w:br/>
         <w:br/>
         <w:br/>
         <w:t xml:space="preserve">        public void Route(BeatSO beat, InteractionSO interaction, Action&lt;BeatSO, ChoiceSO&gt; onChoiceResolved)</w:t>
         <w:br/>
+        <w:br/>
         <w:t xml:space="preserve">        {</w:t>
         <w:br/>
+        <w:br/>
         <w:t xml:space="preserve">            if (interaction == null)</w:t>
         <w:br/>
+        <w:br/>
         <w:t xml:space="preserve">            {</w:t>
         <w:br/>
+        <w:br/>
         <w:t xml:space="preserve">                onChoiceResolved?.Invoke(beat, null);</w:t>
         <w:br/>
+        <w:br/>
         <w:t xml:space="preserve">                return;</w:t>
         <w:br/>
+        <w:br/>
         <w:t xml:space="preserve">            }</w:t>
         <w:br/>
         <w:br/>
+        <w:br/>
+        <w:br/>
+        <w:t xml:space="preserve">            // if (phoneUI == null)</w:t>
+        <w:br/>
+        <w:br/>
+        <w:t xml:space="preserve">            // {</w:t>
+        <w:br/>
+        <w:br/>
+        <w:t xml:space="preserve">            //     Debug.LogError("[InteractionRouter] phoneUI missing.");</w:t>
+        <w:br/>
+        <w:br/>
+        <w:t xml:space="preserve">            //     onChoiceResolved?.Invoke(beat, null);</w:t>
+        <w:br/>
+        <w:br/>
+        <w:t xml:space="preserve">            //     return;</w:t>
+        <w:br/>
+        <w:br/>
+        <w:t xml:space="preserve">            // }</w:t>
+        <w:br/>
+        <w:br/>
+        <w:br/>
+        <w:br/>
         <w:t xml:space="preserve">            switch (interaction.type)</w:t>
         <w:br/>
+        <w:br/>
         <w:t xml:space="preserve">            {</w:t>
         <w:br/>
-        <w:t xml:space="preserve">                case InteractionType.Chat:</w:t>
+        <w:br/>
+        <w:t xml:space="preserve">                // case InteractionType.Chat:</w:t>
+        <w:br/>
+        <w:br/>
+        <w:t xml:space="preserve">                //     phoneUI.ShowChat(beat, interaction, onChoiceResolved);</w:t>
+        <w:br/>
+        <w:br/>
+        <w:t xml:space="preserve">                //     break;</w:t>
+        <w:br/>
+        <w:br/>
+        <w:t xml:space="preserve">                case InteractionType.Dialogue:</w:t>
+        <w:br/>
+        <w:br/>
+        <w:t xml:space="preserve">                    Debug.Log("[InteractionRouter] Routing to DialogueUI.");</w:t>
+        <w:br/>
+        <w:br/>
+        <w:t xml:space="preserve">                    dialogueUI.Show(beat, interaction, onChoiceResolved);</w:t>
+        <w:br/>
+        <w:br/>
+        <w:t xml:space="preserve">                    break;</w:t>
+        <w:br/>
+        <w:br/>
+        <w:br/>
+        <w:br/>
+        <w:t xml:space="preserve">                // Các type khác: MVP vẫn render bằng ChatPanel, nhưng cảnh báo để khỏi “quên”</w:t>
+        <w:br/>
         <w:br/>
         <w:t xml:space="preserve">                default:</w:t>
         <w:br/>
-        <w:t xml:space="preserve">                    if (phoneUI == null)</w:t>
-        <w:br/>
-        <w:t xml:space="preserve">                    {</w:t>
-        <w:br/>
-        <w:t xml:space="preserve">                        Debug.LogError("[InteractionRouter] phoneUI missing.");</w:t>
-        <w:br/>
-        <w:t xml:space="preserve">                        onChoiceResolved?.Invoke(beat, null);</w:t>
-        <w:br/>
-        <w:t xml:space="preserve">                        return;</w:t>
-        <w:br/>
-        <w:t xml:space="preserve">                    }</w:t>
-        <w:br/>
-        <w:t xml:space="preserve">                    phoneUI.ShowChat(beat, interaction, onChoiceResolved);</w:t>
+        <w:br/>
+        <w:t xml:space="preserve">                    Debug.LogWarning($"[InteractionRouter] Type {interaction.type} chưa có panel riêng. Fallback -&gt; ChatPanel.");</w:t>
+        <w:br/>
+        <w:br/>
+        <w:t xml:space="preserve">                    // phoneUI.ShowChat(beat, interaction, onChoiceResolved);</w:t>
+        <w:br/>
         <w:br/>
         <w:t xml:space="preserve">                    break;</w:t>
         <w:br/>
+        <w:br/>
         <w:t xml:space="preserve">            }</w:t>
         <w:br/>
+        <w:br/>
         <w:t xml:space="preserve">        }</w:t>
         <w:br/>
+        <w:br/>
         <w:t xml:space="preserve">    }</w:t>
         <w:br/>
+        <w:br/>
         <w:t>}</w:t>
+        <w:br/>
         <w:br/>
       </w:r>
     </w:p>
@@ -2414,6 +4382,106 @@
           <w:b/>
           <w:sz w:val="28"/>
         </w:rPr>
+        <w:t>File BillboardToCamera.cs</w:t>
+      </w:r>
+    </w:p>
+    <w:p>
+      <w:r>
+        <w:rPr>
+          <w:rFonts w:ascii="Times New Roman" w:hAnsi="Times New Roman" w:eastAsia="Times New Roman"/>
+          <w:sz w:val="28"/>
+        </w:rPr>
+        <w:t>using UnityEngine;</w:t>
+        <w:br/>
+        <w:br/>
+        <w:br/>
+        <w:br/>
+        <w:t>namespace SeriousGame.Runtime</w:t>
+        <w:br/>
+        <w:br/>
+        <w:t>{</w:t>
+        <w:br/>
+        <w:br/>
+        <w:t xml:space="preserve">    // Gắn script này vào UI/world-text để nó luôn quay mặt về camera (player)</w:t>
+        <w:br/>
+        <w:br/>
+        <w:t xml:space="preserve">    public class BillboardToCamera : MonoBehaviour</w:t>
+        <w:br/>
+        <w:br/>
+        <w:t xml:space="preserve">    {</w:t>
+        <w:br/>
+        <w:br/>
+        <w:t xml:space="preserve">        // Nếu để trống sẽ tự dùng Camera.main</w:t>
+        <w:br/>
+        <w:br/>
+        <w:t xml:space="preserve">        public Transform target;</w:t>
+        <w:br/>
+        <w:br/>
+        <w:br/>
+        <w:br/>
+        <w:t xml:space="preserve">        void LateUpdate()</w:t>
+        <w:br/>
+        <w:br/>
+        <w:t xml:space="preserve">        {</w:t>
+        <w:br/>
+        <w:br/>
+        <w:t xml:space="preserve">            Transform cam = target;</w:t>
+        <w:br/>
+        <w:br/>
+        <w:t xml:space="preserve">            if (cam == null &amp;&amp; Camera.main != null)</w:t>
+        <w:br/>
+        <w:br/>
+        <w:t xml:space="preserve">            {</w:t>
+        <w:br/>
+        <w:br/>
+        <w:t xml:space="preserve">                cam = Camera.main.transform;</w:t>
+        <w:br/>
+        <w:br/>
+        <w:t xml:space="preserve">            }</w:t>
+        <w:br/>
+        <w:br/>
+        <w:br/>
+        <w:br/>
+        <w:t xml:space="preserve">            if (cam == null) return;</w:t>
+        <w:br/>
+        <w:br/>
+        <w:br/>
+        <w:br/>
+        <w:t xml:space="preserve">            // Hướng từ camera -&gt; object</w:t>
+        <w:br/>
+        <w:br/>
+        <w:t xml:space="preserve">            Vector3 dir = transform.position - cam.position;</w:t>
+        <w:br/>
+        <w:br/>
+        <w:t xml:space="preserve">            if (dir.sqrMagnitude &lt; 0.0001f) return;</w:t>
+        <w:br/>
+        <w:br/>
+        <w:br/>
+        <w:br/>
+        <w:t xml:space="preserve">            // Cho UI quay mặt về camera</w:t>
+        <w:br/>
+        <w:br/>
+        <w:t xml:space="preserve">            transform.rotation = Quaternion.LookRotation(dir, Vector3.up);</w:t>
+        <w:br/>
+        <w:br/>
+        <w:t xml:space="preserve">        }</w:t>
+        <w:br/>
+        <w:br/>
+        <w:t xml:space="preserve">    }</w:t>
+        <w:br/>
+        <w:br/>
+        <w:t>}</w:t>
+        <w:br/>
+        <w:br/>
+      </w:r>
+    </w:p>
+    <w:p>
+      <w:r>
+        <w:rPr>
+          <w:rFonts w:ascii="Times New Roman" w:hAnsi="Times New Roman" w:eastAsia="Times New Roman"/>
+          <w:b/>
+          <w:sz w:val="28"/>
+        </w:rPr>
         <w:t>File ChoiceButton.cs</w:t>
       </w:r>
     </w:p>
@@ -2454,6 +4522,1021 @@
         <w:t xml:space="preserve">    }</w:t>
         <w:br/>
         <w:t>}</w:t>
+        <w:br/>
+      </w:r>
+    </w:p>
+    <w:p>
+      <w:r>
+        <w:rPr>
+          <w:rFonts w:ascii="Times New Roman" w:hAnsi="Times New Roman" w:eastAsia="Times New Roman"/>
+          <w:b/>
+          <w:sz w:val="28"/>
+        </w:rPr>
+        <w:t>File DialogueUI.cs</w:t>
+      </w:r>
+    </w:p>
+    <w:p>
+      <w:r>
+        <w:rPr>
+          <w:rFonts w:ascii="Times New Roman" w:hAnsi="Times New Roman" w:eastAsia="Times New Roman"/>
+          <w:sz w:val="28"/>
+        </w:rPr>
+        <w:t>using UnityEngine;</w:t>
+        <w:br/>
+        <w:br/>
+        <w:t>using UnityEngine.UI;</w:t>
+        <w:br/>
+        <w:br/>
+        <w:t>using SeriousGame.Content;</w:t>
+        <w:br/>
+        <w:br/>
+        <w:t>using System;</w:t>
+        <w:br/>
+        <w:br/>
+        <w:t>using TMPro;</w:t>
+        <w:br/>
+        <w:br/>
+        <w:t>using System.Collections.Generic;</w:t>
+        <w:br/>
+        <w:br/>
+        <w:br/>
+        <w:br/>
+        <w:t>namespace SeriousGame.Runtime</w:t>
+        <w:br/>
+        <w:br/>
+        <w:t>{</w:t>
+        <w:br/>
+        <w:br/>
+        <w:t xml:space="preserve">    public class DialogueUI : MonoBehaviour</w:t>
+        <w:br/>
+        <w:br/>
+        <w:t xml:space="preserve">    {</w:t>
+        <w:br/>
+        <w:br/>
+        <w:t xml:space="preserve">        public TextMeshProUGUI promptText;</w:t>
+        <w:br/>
+        <w:br/>
+        <w:t xml:space="preserve">        public Transform choiceContainer;</w:t>
+        <w:br/>
+        <w:br/>
+        <w:t xml:space="preserve">        public Button choiceButtonPrefab;</w:t>
+        <w:br/>
+        <w:br/>
+        <w:t xml:space="preserve">        </w:t>
+        <w:br/>
+        <w:br/>
+        <w:t xml:space="preserve">        // Các script điều khiển player sẽ bị tắt khi thoại đang mở (movement, nhìn chuột, interact, v.v.)</w:t>
+        <w:br/>
+        <w:br/>
+        <w:t xml:space="preserve">        public PlayerController scriptsToDisableDuringDialogue;</w:t>
+        <w:br/>
+        <w:br/>
+        <w:br/>
+        <w:br/>
+        <w:t xml:space="preserve">        private BeatSO _currentBeat; // Add this to store the beat</w:t>
+        <w:br/>
+        <w:br/>
+        <w:t xml:space="preserve">        private Action&lt;BeatSO, ChoiceSO&gt; _onChoose; // Update signature</w:t>
+        <w:br/>
+        <w:br/>
+        <w:br/>
+        <w:br/>
+        <w:t xml:space="preserve">        private InteractionSO _currentInteraction;</w:t>
+        <w:br/>
+        <w:br/>
+        <w:t xml:space="preserve">        private int _currentLineIndex;</w:t>
+        <w:br/>
+        <w:br/>
+        <w:t xml:space="preserve">        // private Action&lt;ChoiceSO&gt; _onChoose;</w:t>
+        <w:br/>
+        <w:br/>
+        <w:br/>
+        <w:br/>
+        <w:t xml:space="preserve">        void Update()</w:t>
+        <w:br/>
+        <w:br/>
+        <w:t xml:space="preserve">        {</w:t>
+        <w:br/>
+        <w:br/>
+        <w:t xml:space="preserve">            // Bấm chuột trái hoặc Space để sang câu tiếp theo</w:t>
+        <w:br/>
+        <w:br/>
+        <w:t xml:space="preserve">            if (!gameObject.activeSelf)</w:t>
+        <w:br/>
+        <w:br/>
+        <w:t xml:space="preserve">                return;</w:t>
+        <w:br/>
+        <w:br/>
+        <w:br/>
+        <w:br/>
+        <w:t xml:space="preserve">            // Nếu đang hiển thị lựa chọn thì KHÔNG tự advance nữa,</w:t>
+        <w:br/>
+        <w:br/>
+        <w:t xml:space="preserve">            // để chuột chỉ dùng cho button UI</w:t>
+        <w:br/>
+        <w:br/>
+        <w:t xml:space="preserve">            if (choiceContainer != null &amp;&amp; choiceContainer.gameObject.activeSelf)</w:t>
+        <w:br/>
+        <w:br/>
+        <w:t xml:space="preserve">                return;</w:t>
+        <w:br/>
+        <w:br/>
+        <w:br/>
+        <w:br/>
+        <w:t xml:space="preserve">            if (Input.GetMouseButtonDown(0) || Input.GetKeyDown(KeyCode.Space))</w:t>
+        <w:br/>
+        <w:br/>
+        <w:t xml:space="preserve">            {</w:t>
+        <w:br/>
+        <w:br/>
+        <w:t xml:space="preserve">                Debug.Log("[DialogueUI] Advancing dialogue...");</w:t>
+        <w:br/>
+        <w:br/>
+        <w:t xml:space="preserve">                AdvanceDialogue();</w:t>
+        <w:br/>
+        <w:br/>
+        <w:t xml:space="preserve">            }</w:t>
+        <w:br/>
+        <w:br/>
+        <w:t xml:space="preserve">        }</w:t>
+        <w:br/>
+        <w:br/>
+        <w:br/>
+        <w:br/>
+        <w:br/>
+        <w:br/>
+        <w:t xml:space="preserve">        public void Show(BeatSO beat, InteractionSO interaction, Action&lt;BeatSO, ChoiceSO&gt; onChooseCallback)</w:t>
+        <w:br/>
+        <w:br/>
+        <w:t xml:space="preserve">        {</w:t>
+        <w:br/>
+        <w:br/>
+        <w:t xml:space="preserve">            gameObject.SetActive(true);</w:t>
+        <w:br/>
+        <w:br/>
+        <w:t xml:space="preserve">            _currentBeat = beat; // Store the beat</w:t>
+        <w:br/>
+        <w:br/>
+        <w:t xml:space="preserve">            _currentInteraction = interaction;</w:t>
+        <w:br/>
+        <w:br/>
+        <w:t xml:space="preserve">            _onChoose = onChooseCallback;</w:t>
+        <w:br/>
+        <w:br/>
+        <w:t xml:space="preserve">            _currentLineIndex = 0;</w:t>
+        <w:br/>
+        <w:br/>
+        <w:br/>
+        <w:br/>
+        <w:t xml:space="preserve">            choiceContainer.gameObject.SetActive(false);</w:t>
+        <w:br/>
+        <w:br/>
+        <w:t xml:space="preserve">            </w:t>
+        <w:br/>
+        <w:br/>
+        <w:t xml:space="preserve">            Cursor.lockState = CursorLockMode.None;</w:t>
+        <w:br/>
+        <w:br/>
+        <w:t xml:space="preserve">            Cursor.visible = true;</w:t>
+        <w:br/>
+        <w:br/>
+        <w:br/>
+        <w:br/>
+        <w:t xml:space="preserve">            // Tắt các script điều khiển player trong lúc đang thoại</w:t>
+        <w:br/>
+        <w:br/>
+        <w:t xml:space="preserve">            SetPlayerControlEnabled(false);</w:t>
+        <w:br/>
+        <w:br/>
+        <w:br/>
+        <w:br/>
+        <w:t xml:space="preserve">            DisplayCurrentLine();</w:t>
+        <w:br/>
+        <w:br/>
+        <w:t xml:space="preserve">        }</w:t>
+        <w:br/>
+        <w:br/>
+        <w:br/>
+        <w:br/>
+        <w:t xml:space="preserve">        void DisplayCurrentLine()</w:t>
+        <w:br/>
+        <w:br/>
+        <w:t xml:space="preserve">        {</w:t>
+        <w:br/>
+        <w:br/>
+        <w:t xml:space="preserve">            // Lấy câu thoại hiện tại từ mảng dialogueLines chúng ta vừa sửa ở SO</w:t>
+        <w:br/>
+        <w:br/>
+        <w:t xml:space="preserve">            promptText.text = _currentInteraction.dialogueLines[_currentLineIndex];</w:t>
+        <w:br/>
+        <w:br/>
+        <w:t xml:space="preserve">            Debug.Log($"[DialogueUI] Displaying line {_currentLineIndex}: {_currentInteraction.dialogueLines[_currentLineIndex]}");</w:t>
+        <w:br/>
+        <w:br/>
+        <w:t xml:space="preserve">        }</w:t>
+        <w:br/>
+        <w:br/>
+        <w:br/>
+        <w:br/>
+        <w:t xml:space="preserve">        void AdvanceDialogue()</w:t>
+        <w:br/>
+        <w:br/>
+        <w:t xml:space="preserve">        {</w:t>
+        <w:br/>
+        <w:br/>
+        <w:t xml:space="preserve">            // Nếu vẫn còn câu thoại trong mảng</w:t>
+        <w:br/>
+        <w:br/>
+        <w:t xml:space="preserve">            if (_currentLineIndex &lt; _currentInteraction.dialogueLines.Length - 1)</w:t>
+        <w:br/>
+        <w:br/>
+        <w:t xml:space="preserve">            {</w:t>
+        <w:br/>
+        <w:br/>
+        <w:t xml:space="preserve">                _currentLineIndex++;</w:t>
+        <w:br/>
+        <w:br/>
+        <w:t xml:space="preserve">                DisplayCurrentLine();</w:t>
+        <w:br/>
+        <w:br/>
+        <w:t xml:space="preserve">            }</w:t>
+        <w:br/>
+        <w:br/>
+        <w:t xml:space="preserve">            else</w:t>
+        <w:br/>
+        <w:br/>
+        <w:t xml:space="preserve">            {</w:t>
+        <w:br/>
+        <w:br/>
+        <w:t xml:space="preserve">                // Nếu đã hết câu thoại</w:t>
+        <w:br/>
+        <w:br/>
+        <w:br/>
+        <w:br/>
+        <w:t xml:space="preserve">                // Trường hợp interaction KHÔNG có lựa chọn: tự kết thúc và callback</w:t>
+        <w:br/>
+        <w:br/>
+        <w:t xml:space="preserve">                if (_currentInteraction.choices == null || _currentInteraction.choices.Length == 0)</w:t>
+        <w:br/>
+        <w:br/>
+        <w:t xml:space="preserve">                {</w:t>
+        <w:br/>
+        <w:br/>
+        <w:t xml:space="preserve">                    EndInteractionWithoutChoice();</w:t>
+        <w:br/>
+        <w:br/>
+        <w:t xml:space="preserve">                }</w:t>
+        <w:br/>
+        <w:br/>
+        <w:t xml:space="preserve">                else</w:t>
+        <w:br/>
+        <w:br/>
+        <w:t xml:space="preserve">                {</w:t>
+        <w:br/>
+        <w:br/>
+        <w:t xml:space="preserve">                    // Nếu có lựa chọn thì hiện các nút lựa chọn ra</w:t>
+        <w:br/>
+        <w:br/>
+        <w:t xml:space="preserve">                    ShowChoices();</w:t>
+        <w:br/>
+        <w:br/>
+        <w:t xml:space="preserve">                }</w:t>
+        <w:br/>
+        <w:br/>
+        <w:t xml:space="preserve">            }</w:t>
+        <w:br/>
+        <w:br/>
+        <w:t xml:space="preserve">        }</w:t>
+        <w:br/>
+        <w:br/>
+        <w:br/>
+        <w:br/>
+        <w:t xml:space="preserve">        void ShowChoices()</w:t>
+        <w:br/>
+        <w:br/>
+        <w:t xml:space="preserve">        {</w:t>
+        <w:br/>
+        <w:br/>
+        <w:t xml:space="preserve">            if (choiceContainer.gameObject.activeSelf) return; // Tránh tạo trùng</w:t>
+        <w:br/>
+        <w:br/>
+        <w:br/>
+        <w:br/>
+        <w:t xml:space="preserve">            Debug.Log("[DialogueUI] ShowChoices called");</w:t>
+        <w:br/>
+        <w:br/>
+        <w:t xml:space="preserve">            choiceContainer.gameObject.SetActive(true);</w:t>
+        <w:br/>
+        <w:br/>
+        <w:t xml:space="preserve">            foreach (Transform c in choiceContainer) Destroy(c.gameObject);</w:t>
+        <w:br/>
+        <w:br/>
+        <w:br/>
+        <w:br/>
+        <w:t xml:space="preserve">            if (_currentInteraction.choices == null || _currentInteraction.choices.Length == 0)</w:t>
+        <w:br/>
+        <w:br/>
+        <w:t xml:space="preserve">            {</w:t>
+        <w:br/>
+        <w:br/>
+        <w:t xml:space="preserve">                // Phòng hờ: nếu bị gọi nhưng không có choice thì kết thúc luôn</w:t>
+        <w:br/>
+        <w:br/>
+        <w:t xml:space="preserve">                EndInteractionWithoutChoice();</w:t>
+        <w:br/>
+        <w:br/>
+        <w:t xml:space="preserve">                return;</w:t>
+        <w:br/>
+        <w:br/>
+        <w:t xml:space="preserve">            }</w:t>
+        <w:br/>
+        <w:br/>
+        <w:br/>
+        <w:br/>
+        <w:t xml:space="preserve">            foreach (var choice in _currentInteraction.choices)</w:t>
+        <w:br/>
+        <w:br/>
+        <w:t xml:space="preserve">            {</w:t>
+        <w:br/>
+        <w:br/>
+        <w:t xml:space="preserve">                var btn = Instantiate(choiceButtonPrefab, choiceContainer);</w:t>
+        <w:br/>
+        <w:br/>
+        <w:t xml:space="preserve">                // Dùng TMP_Text nếu prefab của bạn là TextMeshPro, nếu không dùng Text</w:t>
+        <w:br/>
+        <w:br/>
+        <w:t xml:space="preserve">                var btnText = btn.GetComponentInChildren&lt;TextMeshProUGUI&gt;();</w:t>
+        <w:br/>
+        <w:br/>
+        <w:t xml:space="preserve">                if (btnText != null) btnText.text = choice.text;</w:t>
+        <w:br/>
+        <w:br/>
+        <w:br/>
+        <w:br/>
+        <w:t xml:space="preserve">                btn.onClick.AddListener(() =&gt; Choose(choice));</w:t>
+        <w:br/>
+        <w:br/>
+        <w:t xml:space="preserve">            }</w:t>
+        <w:br/>
+        <w:br/>
+        <w:t xml:space="preserve">        }</w:t>
+        <w:br/>
+        <w:br/>
+        <w:br/>
+        <w:br/>
+        <w:t xml:space="preserve">        void Choose(ChoiceSO choice)</w:t>
+        <w:br/>
+        <w:br/>
+        <w:t xml:space="preserve">        {</w:t>
+        <w:br/>
+        <w:br/>
+        <w:t xml:space="preserve">            Debug.Log($"[DialogueUI] Choice clicked: {choice?.text}");</w:t>
+        <w:br/>
+        <w:br/>
+        <w:t xml:space="preserve">            gameObject.SetActive(false);</w:t>
+        <w:br/>
+        <w:br/>
+        <w:t xml:space="preserve">            Cursor.lockState = CursorLockMode.Locked;</w:t>
+        <w:br/>
+        <w:br/>
+        <w:t xml:space="preserve">            Cursor.visible = false;</w:t>
+        <w:br/>
+        <w:br/>
+        <w:t xml:space="preserve">            SetPlayerControlEnabled(true);</w:t>
+        <w:br/>
+        <w:br/>
+        <w:t xml:space="preserve">            _onChoose?.Invoke(_currentBeat, choice);</w:t>
+        <w:br/>
+        <w:br/>
+        <w:t xml:space="preserve">        }</w:t>
+        <w:br/>
+        <w:br/>
+        <w:br/>
+        <w:br/>
+        <w:t xml:space="preserve">        void EndInteractionWithoutChoice()</w:t>
+        <w:br/>
+        <w:br/>
+        <w:t xml:space="preserve">        {</w:t>
+        <w:br/>
+        <w:br/>
+        <w:t xml:space="preserve">            // Đóng UI và callback với choice = null</w:t>
+        <w:br/>
+        <w:br/>
+        <w:t xml:space="preserve">            gameObject.SetActive(false);</w:t>
+        <w:br/>
+        <w:br/>
+        <w:t xml:space="preserve">            Cursor.lockState = CursorLockMode.Locked;</w:t>
+        <w:br/>
+        <w:br/>
+        <w:t xml:space="preserve">            Cursor.visible = false;</w:t>
+        <w:br/>
+        <w:br/>
+        <w:t xml:space="preserve">            SetPlayerControlEnabled(true);</w:t>
+        <w:br/>
+        <w:br/>
+        <w:t xml:space="preserve">            _onChoose?.Invoke(_currentBeat, null);</w:t>
+        <w:br/>
+        <w:br/>
+        <w:t xml:space="preserve">        }</w:t>
+        <w:br/>
+        <w:br/>
+        <w:br/>
+        <w:br/>
+        <w:t xml:space="preserve">        void SetPlayerControlEnabled(bool enabled)</w:t>
+        <w:br/>
+        <w:br/>
+        <w:t xml:space="preserve">        {</w:t>
+        <w:br/>
+        <w:br/>
+        <w:t xml:space="preserve">            if (scriptsToDisableDuringDialogue == null) return;</w:t>
+        <w:br/>
+        <w:br/>
+        <w:br/>
+        <w:br/>
+        <w:t xml:space="preserve">            scriptsToDisableDuringDialogue.enabled = enabled;</w:t>
+        <w:br/>
+        <w:br/>
+        <w:t xml:space="preserve">        }</w:t>
+        <w:br/>
+        <w:br/>
+        <w:t xml:space="preserve">    }</w:t>
+        <w:br/>
+        <w:br/>
+        <w:t>}</w:t>
+      </w:r>
+    </w:p>
+    <w:p>
+      <w:r>
+        <w:rPr>
+          <w:rFonts w:ascii="Times New Roman" w:hAnsi="Times New Roman" w:eastAsia="Times New Roman"/>
+          <w:b/>
+          <w:sz w:val="28"/>
+        </w:rPr>
+        <w:t>File EpisodeSummaryUI.cs</w:t>
+      </w:r>
+    </w:p>
+    <w:p>
+      <w:r>
+        <w:rPr>
+          <w:rFonts w:ascii="Times New Roman" w:hAnsi="Times New Roman" w:eastAsia="Times New Roman"/>
+          <w:sz w:val="28"/>
+        </w:rPr>
+        <w:t>using System.Text;</w:t>
+        <w:br/>
+        <w:br/>
+        <w:t>using UnityEngine;</w:t>
+        <w:br/>
+        <w:br/>
+        <w:t>using TMPro;</w:t>
+        <w:br/>
+        <w:br/>
+        <w:t>using SeriousGame.Runtime;</w:t>
+        <w:br/>
+        <w:br/>
+        <w:br/>
+        <w:br/>
+        <w:t>// UI tổng kết episode, hiển thị các flag trong GameState</w:t>
+        <w:br/>
+        <w:br/>
+        <w:t>public class EpisodeSummaryUI : MonoBehaviour</w:t>
+        <w:br/>
+        <w:br/>
+        <w:t>{</w:t>
+        <w:br/>
+        <w:br/>
+        <w:t xml:space="preserve">    public static EpisodeSummaryUI Instance;</w:t>
+        <w:br/>
+        <w:br/>
+        <w:br/>
+        <w:br/>
+        <w:t xml:space="preserve">    [Header("UI Root")]</w:t>
+        <w:br/>
+        <w:br/>
+        <w:t xml:space="preserve">    public GameObject root; // panel tổng kết, có thể chính gameObject này</w:t>
+        <w:br/>
+        <w:br/>
+        <w:br/>
+        <w:br/>
+        <w:t xml:space="preserve">    [Header("Texts")]</w:t>
+        <w:br/>
+        <w:br/>
+        <w:t xml:space="preserve">    public TextMeshProUGUI titleText;</w:t>
+        <w:br/>
+        <w:br/>
+        <w:t xml:space="preserve">    public TextMeshProUGUI bodyText;</w:t>
+        <w:br/>
+        <w:br/>
+        <w:br/>
+        <w:br/>
+        <w:t xml:space="preserve">    [Header("Optional: Player để khoá điều khiển")]</w:t>
+        <w:br/>
+        <w:br/>
+        <w:t xml:space="preserve">    public PlayerController playerController;</w:t>
+        <w:br/>
+        <w:br/>
+        <w:br/>
+        <w:br/>
+        <w:t xml:space="preserve">    void Awake()</w:t>
+        <w:br/>
+        <w:br/>
+        <w:t xml:space="preserve">    {</w:t>
+        <w:br/>
+        <w:br/>
+        <w:t xml:space="preserve">        Instance = this;</w:t>
+        <w:br/>
+        <w:br/>
+        <w:t xml:space="preserve">        if (root == null) root = gameObject;</w:t>
+        <w:br/>
+        <w:br/>
+        <w:t xml:space="preserve">        root.SetActive(false);</w:t>
+        <w:br/>
+        <w:br/>
+        <w:t xml:space="preserve">    }</w:t>
+        <w:br/>
+        <w:br/>
+        <w:br/>
+        <w:br/>
+        <w:t xml:space="preserve">    public void ShowSummary()</w:t>
+        <w:br/>
+        <w:br/>
+        <w:t xml:space="preserve">    {</w:t>
+        <w:br/>
+        <w:br/>
+        <w:t xml:space="preserve">        // Khoá điều khiển player nếu có</w:t>
+        <w:br/>
+        <w:br/>
+        <w:t xml:space="preserve">        if (playerController != null)</w:t>
+        <w:br/>
+        <w:br/>
+        <w:t xml:space="preserve">        {</w:t>
+        <w:br/>
+        <w:br/>
+        <w:t xml:space="preserve">            playerController.SetLockState(true);</w:t>
+        <w:br/>
+        <w:br/>
+        <w:t xml:space="preserve">        }</w:t>
+        <w:br/>
+        <w:br/>
+        <w:br/>
+        <w:br/>
+        <w:t xml:space="preserve">        Cursor.lockState = CursorLockMode.None;</w:t>
+        <w:br/>
+        <w:br/>
+        <w:t xml:space="preserve">        Cursor.visible = true;</w:t>
+        <w:br/>
+        <w:br/>
+        <w:br/>
+        <w:br/>
+        <w:t xml:space="preserve">        if (titleText != null)</w:t>
+        <w:br/>
+        <w:br/>
+        <w:t xml:space="preserve">        {</w:t>
+        <w:br/>
+        <w:br/>
+        <w:t xml:space="preserve">            titleText.text = "Tổng kết tập";</w:t>
+        <w:br/>
+        <w:br/>
+        <w:t xml:space="preserve">        }</w:t>
+        <w:br/>
+        <w:br/>
+        <w:br/>
+        <w:br/>
+        <w:t xml:space="preserve">        if (bodyText != null)</w:t>
+        <w:br/>
+        <w:br/>
+        <w:t xml:space="preserve">        {</w:t>
+        <w:br/>
+        <w:br/>
+        <w:t xml:space="preserve">            bodyText.text = BuildSummaryText();</w:t>
+        <w:br/>
+        <w:br/>
+        <w:t xml:space="preserve">        }</w:t>
+        <w:br/>
+        <w:br/>
+        <w:br/>
+        <w:br/>
+        <w:t xml:space="preserve">        root.SetActive(true);</w:t>
+        <w:br/>
+        <w:br/>
+        <w:t xml:space="preserve">    }</w:t>
+        <w:br/>
+        <w:br/>
+        <w:br/>
+        <w:br/>
+        <w:t xml:space="preserve">    string BuildSummaryText()</w:t>
+        <w:br/>
+        <w:br/>
+        <w:t xml:space="preserve">    {</w:t>
+        <w:br/>
+        <w:br/>
+        <w:t xml:space="preserve">        var gsm = GameStateManager.Instance;</w:t>
+        <w:br/>
+        <w:br/>
+        <w:t xml:space="preserve">        if (gsm == null)</w:t>
+        <w:br/>
+        <w:br/>
+        <w:t xml:space="preserve">            return "Không có dữ liệu trạng thái.";</w:t>
+        <w:br/>
+        <w:br/>
+        <w:br/>
+        <w:br/>
+        <w:t xml:space="preserve">        var snapshot = gsm.GetSnapshot();</w:t>
+        <w:br/>
+        <w:br/>
+        <w:t xml:space="preserve">        if (snapshot == null || snapshot.Count == 0)</w:t>
+        <w:br/>
+        <w:br/>
+        <w:t xml:space="preserve">            return "Bạn chưa tạo ra trạng thái quan trọng nào trong tập này.";</w:t>
+        <w:br/>
+        <w:br/>
+        <w:br/>
+        <w:br/>
+        <w:t xml:space="preserve">        var sb = new StringBuilder();</w:t>
+        <w:br/>
+        <w:br/>
+        <w:t xml:space="preserve">        sb.AppendLine("Các trạng thái đã đạt:");</w:t>
+        <w:br/>
+        <w:br/>
+        <w:br/>
+        <w:br/>
+        <w:t xml:space="preserve">        foreach (var kv in snapshot)</w:t>
+        <w:br/>
+        <w:br/>
+        <w:t xml:space="preserve">        {</w:t>
+        <w:br/>
+        <w:br/>
+        <w:t xml:space="preserve">            if (!kv.Value) continue;</w:t>
+        <w:br/>
+        <w:br/>
+        <w:t xml:space="preserve">            sb.AppendLine("- " + kv.Key);</w:t>
+        <w:br/>
+        <w:br/>
+        <w:t xml:space="preserve">        }</w:t>
+        <w:br/>
+        <w:br/>
+        <w:br/>
+        <w:br/>
+        <w:t xml:space="preserve">        return sb.ToString();</w:t>
+        <w:br/>
+        <w:br/>
+        <w:t xml:space="preserve">    }</w:t>
+        <w:br/>
+        <w:br/>
+        <w:t>}</w:t>
+        <w:br/>
+        <w:br/>
+      </w:r>
+    </w:p>
+    <w:p>
+      <w:r>
+        <w:rPr>
+          <w:rFonts w:ascii="Times New Roman" w:hAnsi="Times New Roman" w:eastAsia="Times New Roman"/>
+          <w:b/>
+          <w:sz w:val="28"/>
+        </w:rPr>
+        <w:t>File OutcomeToastUI.cs</w:t>
+      </w:r>
+    </w:p>
+    <w:p>
+      <w:r>
+        <w:rPr>
+          <w:rFonts w:ascii="Times New Roman" w:hAnsi="Times New Roman" w:eastAsia="Times New Roman"/>
+          <w:sz w:val="28"/>
+        </w:rPr>
+        <w:t>// Assets/Scripts/UI/OutcomeToastUI.cs</w:t>
+        <w:br/>
+        <w:br/>
+        <w:t>using System.Collections;</w:t>
+        <w:br/>
+        <w:br/>
+        <w:t>using TMPro;</w:t>
+        <w:br/>
+        <w:br/>
+        <w:t>using UnityEngine;</w:t>
+        <w:br/>
+        <w:br/>
+        <w:br/>
+        <w:br/>
+        <w:t>namespace SeriousGame.UI</w:t>
+        <w:br/>
+        <w:br/>
+        <w:t>{</w:t>
+        <w:br/>
+        <w:br/>
+        <w:t xml:space="preserve">    public class OutcomeToastUI : MonoBehaviour</w:t>
+        <w:br/>
+        <w:br/>
+        <w:t xml:space="preserve">    {</w:t>
+        <w:br/>
+        <w:br/>
+        <w:t xml:space="preserve">        [SerializeField] private TMP_Text text;</w:t>
+        <w:br/>
+        <w:br/>
+        <w:t xml:space="preserve">        [SerializeField] private float showSeconds = 2f;</w:t>
+        <w:br/>
+        <w:br/>
+        <w:br/>
+        <w:br/>
+        <w:t xml:space="preserve">        private Coroutine _co;</w:t>
+        <w:br/>
+        <w:br/>
+        <w:br/>
+        <w:br/>
+        <w:t xml:space="preserve">        private void Awake()</w:t>
+        <w:br/>
+        <w:br/>
+        <w:t xml:space="preserve">        {</w:t>
+        <w:br/>
+        <w:br/>
+        <w:t xml:space="preserve">            Hide();</w:t>
+        <w:br/>
+        <w:br/>
+        <w:t xml:space="preserve">        }</w:t>
+        <w:br/>
+        <w:br/>
+        <w:br/>
+        <w:br/>
+        <w:t xml:space="preserve">        public void Show(string message)</w:t>
+        <w:br/>
+        <w:br/>
+        <w:t xml:space="preserve">        {</w:t>
+        <w:br/>
+        <w:br/>
+        <w:t xml:space="preserve">            if (text == null) return;</w:t>
+        <w:br/>
+        <w:br/>
+        <w:br/>
+        <w:br/>
+        <w:t xml:space="preserve">            text.text = message ?? "";</w:t>
+        <w:br/>
+        <w:br/>
+        <w:t xml:space="preserve">            gameObject.SetActive(true);</w:t>
+        <w:br/>
+        <w:br/>
+        <w:br/>
+        <w:br/>
+        <w:t xml:space="preserve">            if (_co != null) StopCoroutine(_co);</w:t>
+        <w:br/>
+        <w:br/>
+        <w:t xml:space="preserve">            _co = StartCoroutine(AutoHide());</w:t>
+        <w:br/>
+        <w:br/>
+        <w:t xml:space="preserve">        }</w:t>
+        <w:br/>
+        <w:br/>
+        <w:br/>
+        <w:br/>
+        <w:t xml:space="preserve">        public void Hide()</w:t>
+        <w:br/>
+        <w:br/>
+        <w:t xml:space="preserve">        {</w:t>
+        <w:br/>
+        <w:br/>
+        <w:t xml:space="preserve">            if (_co != null) StopCoroutine(_co);</w:t>
+        <w:br/>
+        <w:br/>
+        <w:t xml:space="preserve">            _co = null;</w:t>
+        <w:br/>
+        <w:br/>
+        <w:t xml:space="preserve">            gameObject.SetActive(false);</w:t>
+        <w:br/>
+        <w:br/>
+        <w:t xml:space="preserve">        }</w:t>
+        <w:br/>
+        <w:br/>
+        <w:br/>
+        <w:br/>
+        <w:t xml:space="preserve">        private IEnumerator AutoHide()</w:t>
+        <w:br/>
+        <w:br/>
+        <w:t xml:space="preserve">        {</w:t>
+        <w:br/>
+        <w:br/>
+        <w:t xml:space="preserve">            yield return new WaitForSeconds(showSeconds);</w:t>
+        <w:br/>
+        <w:br/>
+        <w:t xml:space="preserve">            Hide();</w:t>
+        <w:br/>
+        <w:br/>
+        <w:t xml:space="preserve">        }</w:t>
+        <w:br/>
+        <w:br/>
+        <w:t xml:space="preserve">    }</w:t>
+        <w:br/>
+        <w:br/>
+        <w:t>}</w:t>
+        <w:br/>
+        <w:br/>
+      </w:r>
+    </w:p>
+    <w:p>
+      <w:r>
+        <w:rPr>
+          <w:rFonts w:ascii="Times New Roman" w:hAnsi="Times New Roman" w:eastAsia="Times New Roman"/>
+          <w:b/>
+          <w:sz w:val="28"/>
+        </w:rPr>
+        <w:t>File ScreenFader.cs</w:t>
+      </w:r>
+    </w:p>
+    <w:p>
+      <w:r>
+        <w:rPr>
+          <w:rFonts w:ascii="Times New Roman" w:hAnsi="Times New Roman" w:eastAsia="Times New Roman"/>
+          <w:sz w:val="28"/>
+        </w:rPr>
+        <w:t>using System;</w:t>
+        <w:br/>
+        <w:br/>
+        <w:t>using System.Collections;</w:t>
+        <w:br/>
+        <w:br/>
+        <w:t>using UnityEngine;</w:t>
+        <w:br/>
+        <w:br/>
+        <w:br/>
+        <w:br/>
+        <w:t>// Đơn giản: fade màn hình sang đen rồi sáng lại, dùng CanvasGroup</w:t>
+        <w:br/>
+        <w:br/>
+        <w:t>public class ScreenFader : MonoBehaviour</w:t>
+        <w:br/>
+        <w:br/>
+        <w:t>{</w:t>
+        <w:br/>
+        <w:br/>
+        <w:t xml:space="preserve">    public static ScreenFader Instance;</w:t>
+        <w:br/>
+        <w:br/>
+        <w:br/>
+        <w:br/>
+        <w:t xml:space="preserve">    [Header("Canvas Group đen full màn hình")]</w:t>
+        <w:br/>
+        <w:br/>
+        <w:t xml:space="preserve">    public CanvasGroup canvasGroup; // alpha 0 =&gt; trong suốt, 1 =&gt; đen</w:t>
+        <w:br/>
+        <w:br/>
+        <w:br/>
+        <w:br/>
+        <w:t xml:space="preserve">    void Awake()</w:t>
+        <w:br/>
+        <w:br/>
+        <w:t xml:space="preserve">    {</w:t>
+        <w:br/>
+        <w:br/>
+        <w:t xml:space="preserve">        Instance = this;</w:t>
+        <w:br/>
+        <w:br/>
+        <w:t xml:space="preserve">        if (canvasGroup == null)</w:t>
+        <w:br/>
+        <w:br/>
+        <w:t xml:space="preserve">        {</w:t>
+        <w:br/>
+        <w:br/>
+        <w:t xml:space="preserve">            canvasGroup = GetComponentInChildren&lt;CanvasGroup&gt;();</w:t>
+        <w:br/>
+        <w:br/>
+        <w:t xml:space="preserve">        }</w:t>
+        <w:br/>
+        <w:br/>
+        <w:br/>
+        <w:br/>
+        <w:t xml:space="preserve">        if (canvasGroup != null)</w:t>
+        <w:br/>
+        <w:br/>
+        <w:t xml:space="preserve">        {</w:t>
+        <w:br/>
+        <w:br/>
+        <w:t xml:space="preserve">            canvasGroup.alpha = 0f;</w:t>
+        <w:br/>
+        <w:br/>
+        <w:t xml:space="preserve">            canvasGroup.blocksRaycasts = false;</w:t>
+        <w:br/>
+        <w:br/>
+        <w:t xml:space="preserve">        }</w:t>
+        <w:br/>
+        <w:br/>
+        <w:t xml:space="preserve">    }</w:t>
+        <w:br/>
+        <w:br/>
+        <w:br/>
+        <w:br/>
+        <w:t xml:space="preserve">    public void FadeOutIn(float fadeDuration, Action onMiddle)</w:t>
+        <w:br/>
+        <w:br/>
+        <w:t xml:space="preserve">    {</w:t>
+        <w:br/>
+        <w:br/>
+        <w:t xml:space="preserve">        if (canvasGroup == null)</w:t>
+        <w:br/>
+        <w:br/>
+        <w:t xml:space="preserve">        {</w:t>
+        <w:br/>
+        <w:br/>
+        <w:t xml:space="preserve">            onMiddle?.Invoke();</w:t>
+        <w:br/>
+        <w:br/>
+        <w:t xml:space="preserve">            return;</w:t>
+        <w:br/>
+        <w:br/>
+        <w:t xml:space="preserve">        }</w:t>
+        <w:br/>
+        <w:br/>
+        <w:br/>
+        <w:br/>
+        <w:t xml:space="preserve">        StartCoroutine(FadeOutInRoutine(fadeDuration, onMiddle));</w:t>
+        <w:br/>
+        <w:br/>
+        <w:t xml:space="preserve">    }</w:t>
+        <w:br/>
+        <w:br/>
+        <w:br/>
+        <w:br/>
+        <w:t xml:space="preserve">    IEnumerator FadeOutInRoutine(float fadeDuration, Action onMiddle)</w:t>
+        <w:br/>
+        <w:br/>
+        <w:t xml:space="preserve">    {</w:t>
+        <w:br/>
+        <w:br/>
+        <w:t xml:space="preserve">        // Fade to black</w:t>
+        <w:br/>
+        <w:br/>
+        <w:t xml:space="preserve">        canvasGroup.blocksRaycasts = true;</w:t>
+        <w:br/>
+        <w:br/>
+        <w:t xml:space="preserve">        float t = 0f;</w:t>
+        <w:br/>
+        <w:br/>
+        <w:t xml:space="preserve">        while (t &lt; fadeDuration)</w:t>
+        <w:br/>
+        <w:br/>
+        <w:t xml:space="preserve">        {</w:t>
+        <w:br/>
+        <w:br/>
+        <w:t xml:space="preserve">            t += Time.deltaTime;</w:t>
+        <w:br/>
+        <w:br/>
+        <w:t xml:space="preserve">            canvasGroup.alpha = Mathf.Clamp01(t / fadeDuration);</w:t>
+        <w:br/>
+        <w:br/>
+        <w:t xml:space="preserve">            yield return null;</w:t>
+        <w:br/>
+        <w:br/>
+        <w:t xml:space="preserve">        }</w:t>
+        <w:br/>
+        <w:br/>
+        <w:br/>
+        <w:br/>
+        <w:t xml:space="preserve">        canvasGroup.alpha = 1f;</w:t>
+        <w:br/>
+        <w:br/>
+        <w:br/>
+        <w:br/>
+        <w:t xml:space="preserve">        // Thực hiện hành động ở giữa (teleport, đổi lighting...)</w:t>
+        <w:br/>
+        <w:br/>
+        <w:t xml:space="preserve">        onMiddle?.Invoke();</w:t>
+        <w:br/>
+        <w:br/>
+        <w:br/>
+        <w:br/>
+        <w:t xml:space="preserve">        // Fade back to clear</w:t>
+        <w:br/>
+        <w:br/>
+        <w:t xml:space="preserve">        t = 0f;</w:t>
+        <w:br/>
+        <w:br/>
+        <w:t xml:space="preserve">        while (t &lt; fadeDuration)</w:t>
+        <w:br/>
+        <w:br/>
+        <w:t xml:space="preserve">        {</w:t>
+        <w:br/>
+        <w:br/>
+        <w:t xml:space="preserve">            t += Time.deltaTime;</w:t>
+        <w:br/>
+        <w:br/>
+        <w:t xml:space="preserve">            canvasGroup.alpha = 1f - Mathf.Clamp01(t / fadeDuration);</w:t>
+        <w:br/>
+        <w:br/>
+        <w:t xml:space="preserve">            yield return null;</w:t>
+        <w:br/>
+        <w:br/>
+        <w:t xml:space="preserve">        }</w:t>
+        <w:br/>
+        <w:br/>
+        <w:br/>
+        <w:br/>
+        <w:t xml:space="preserve">        canvasGroup.alpha = 0f;</w:t>
+        <w:br/>
+        <w:br/>
+        <w:t xml:space="preserve">        canvasGroup.blocksRaycasts = false;</w:t>
+        <w:br/>
+        <w:br/>
+        <w:t xml:space="preserve">    }</w:t>
+        <w:br/>
+        <w:br/>
+        <w:t>}</w:t>
+        <w:br/>
         <w:br/>
       </w:r>
     </w:p>

--- a/GameCode_Scripts_part01.docx
+++ b/GameCode_Scripts_part01.docx
@@ -66,10 +66,16 @@
         <w:br/>
         <w:t xml:space="preserve">        ├── Interactables</w:t>
         <w:br/>
+        <w:t xml:space="preserve">        │   ├── ChairController.cs</w:t>
+        <w:br/>
         <w:t xml:space="preserve">        │   ├── StateFlagInteractable.cs</w:t>
         <w:br/>
         <w:t xml:space="preserve">        │   └── TeleportInteractable.cs</w:t>
         <w:br/>
+        <w:t xml:space="preserve">        ├── NPC</w:t>
+        <w:br/>
+        <w:t xml:space="preserve">        │   └── LeadController.cs</w:t>
+        <w:br/>
         <w:t xml:space="preserve">        ├── Phone</w:t>
         <w:br/>
         <w:t xml:space="preserve">        │   ├── ChatPanel.cs</w:t>
@@ -106,9 +112,13 @@
         <w:br/>
         <w:t xml:space="preserve">            ├── DialogueUI.cs</w:t>
         <w:br/>
+        <w:t xml:space="preserve">            ├── DossierUI.cs</w:t>
+        <w:br/>
         <w:t xml:space="preserve">            ├── EpisodeSummaryUI.cs</w:t>
         <w:br/>
         <w:t xml:space="preserve">            ├── OutcomeToastUI.cs</w:t>
+        <w:br/>
+        <w:t xml:space="preserve">            ├── PCUI.cs</w:t>
         <w:br/>
         <w:t xml:space="preserve">            ├── ScreenFader.cs</w:t>
         <w:br/>
@@ -132,7 +142,7 @@
           <w:rFonts w:ascii="Times New Roman" w:hAnsi="Times New Roman" w:eastAsia="Times New Roman"/>
           <w:sz w:val="28"/>
         </w:rPr>
-        <w:t>- Assets/Scripts/BeatInteractable.cs — 1836 bytes — ok</w:t>
+        <w:t>- Assets/Scripts/BeatInteractable.cs — 1568 bytes — ok</w:t>
         <w:br/>
         <w:t>- Assets/Scripts/App/AppContext.cs — 852 bytes — ok</w:t>
         <w:br/>
@@ -154,7 +164,7 @@
         <w:br/>
         <w:t>- Assets/Scripts/Content/EpisodeSO.cs — 1273 bytes — ok</w:t>
         <w:br/>
-        <w:t>- Assets/Scripts/Content/InteractionSO.cs — 686 bytes — ok</w:t>
+        <w:t>- Assets/Scripts/Content/InteractionSO.cs — 694 bytes — ok</w:t>
         <w:br/>
         <w:t>- Assets/Scripts/Content/SceneSO.cs — 317 bytes — ok</w:t>
         <w:br/>
@@ -166,21 +176,25 @@
         <w:br/>
         <w:t>- Assets/Scripts/Feedback/FeedbackService.cs — 2263 bytes — ok</w:t>
         <w:br/>
+        <w:t>- Assets/Scripts/Interactables/ChairController.cs — 584 bytes — ok</w:t>
+        <w:br/>
         <w:t>- Assets/Scripts/Interactables/StateFlagInteractable.cs — 1505 bytes — ok</w:t>
         <w:br/>
         <w:t>- Assets/Scripts/Interactables/TeleportInteractable.cs — 3142 bytes — ok</w:t>
         <w:br/>
+        <w:t>- Assets/Scripts/NPC/LeadController.cs — 2222 bytes — ok</w:t>
+        <w:br/>
         <w:t>- Assets/Scripts/Phone/ChatPanel.cs — 2442 bytes — ok</w:t>
         <w:br/>
         <w:t>- Assets/Scripts/Phone/PhoneUIRoot.cs — 668 bytes — ok</w:t>
         <w:br/>
-        <w:t>- Assets/Scripts/Player/PlayerController.cs — 4141 bytes — ok</w:t>
+        <w:t>- Assets/Scripts/Player/PlayerController.cs — 6895 bytes — ok</w:t>
         <w:br/>
         <w:t>- Assets/Scripts/Runtime/BeatRunner.cs — 1553 bytes — ok</w:t>
         <w:br/>
-        <w:t>- Assets/Scripts/Runtime/EpisodeController.cs — 5055 bytes — ok</w:t>
-        <w:br/>
-        <w:t>- Assets/Scripts/Runtime/InteractionRouter.cs — 1686 bytes — ok</w:t>
+        <w:t>- Assets/Scripts/Runtime/EpisodeController.cs — 6090 bytes — ok</w:t>
+        <w:br/>
+        <w:t>- Assets/Scripts/Runtime/InteractionRouter.cs — 1955 bytes — ok</w:t>
         <w:br/>
         <w:t>- Assets/Scripts/Trace/InMemoryTraceStore.cs — 686 bytes — ok</w:t>
         <w:br/>
@@ -194,11 +208,15 @@
         <w:br/>
         <w:t>- Assets/Scripts/UI/ChoiceButton.cs — 315 bytes — ok</w:t>
         <w:br/>
-        <w:t>- Assets/Scripts/UI/DialogueUI.cs — 5498 bytes — ok</w:t>
+        <w:t>- Assets/Scripts/UI/DialogueUI.cs — 5565 bytes — ok</w:t>
+        <w:br/>
+        <w:t>- Assets/Scripts/UI/DossierUI.cs — 1580 bytes — ok</w:t>
         <w:br/>
         <w:t>- Assets/Scripts/UI/EpisodeSummaryUI.cs — 1900 bytes — ok</w:t>
         <w:br/>
         <w:t>- Assets/Scripts/UI/OutcomeToastUI.cs — 1014 bytes — ok</w:t>
+        <w:br/>
+        <w:t>- Assets/Scripts/UI/PCUI.cs — 2404 bytes — ok</w:t>
         <w:br/>
         <w:t>- Assets/Scripts/UI/ScreenFader.cs — 1786 bytes — ok</w:t>
         <w:br/>
@@ -247,6 +265,9 @@
         <w:t>using SeriousGame.Content;</w:t>
         <w:br/>
         <w:br/>
+        <w:t>using System.Linq;</w:t>
+        <w:br/>
+        <w:br/>
         <w:br/>
         <w:br/>
         <w:t>namespace SeriousGame.Runtime</w:t>
@@ -273,26 +294,10 @@
         <w:t xml:space="preserve">    {</w:t>
         <w:br/>
         <w:br/>
-        <w:t xml:space="preserve">        // [Header("Gameplay")]</w:t>
-        <w:br/>
-        <w:br/>
-        <w:br/>
-        <w:br/>
-        <w:t xml:space="preserve">        // private bool _used = false;</w:t>
-        <w:br/>
-        <w:br/>
-        <w:br/>
-        <w:br/>
-        <w:t xml:space="preserve">        // [Header("NPC này giữ nhiệm vụ của Beat ID này:")]</w:t>
-        <w:br/>
-        <w:br/>
-        <w:t xml:space="preserve">        // public BeatSO beat;</w:t>
-        <w:br/>
-        <w:br/>
-        <w:t xml:space="preserve">        [Header("ID dùng để khớp với Beat")]</w:t>
-        <w:br/>
-        <w:br/>
-        <w:t xml:space="preserve">        public string interactId; // ví dụ: "guard"</w:t>
+        <w:t xml:space="preserve">        [Header("Các Beat ID object này có thể kích")]</w:t>
+        <w:br/>
+        <w:br/>
+        <w:t xml:space="preserve">        public string[] supportedBeatIds;// array</w:t>
         <w:br/>
         <w:br/>
         <w:br/>
@@ -300,23 +305,50 @@
         <w:t xml:space="preserve">        [Header("UI Prompt")]</w:t>
         <w:br/>
         <w:br/>
-        <w:t xml:space="preserve">        public GameObject interactPrompt; // Text/Canvas worldspace: "Press E to interact"</w:t>
-        <w:br/>
-        <w:br/>
-        <w:br/>
-        <w:br/>
-        <w:t xml:space="preserve">        private bool interacted = false;</w:t>
-        <w:br/>
-        <w:br/>
-        <w:br/>
-        <w:br/>
-        <w:t xml:space="preserve">        void Start()</w:t>
+        <w:t xml:space="preserve">        public GameObject interactPrompt;</w:t>
+        <w:br/>
+        <w:br/>
+        <w:br/>
+        <w:br/>
+        <w:t xml:space="preserve">        public void Interact()</w:t>
         <w:br/>
         <w:br/>
         <w:t xml:space="preserve">        {</w:t>
         <w:br/>
         <w:br/>
-        <w:t xml:space="preserve">            UpdatePromptVisibility();</w:t>
+        <w:t xml:space="preserve">            var currentBeat = EpisodeController.Instance.GetCurrentBeat();</w:t>
+        <w:br/>
+        <w:br/>
+        <w:t xml:space="preserve">            if (currentBeat == null) return;</w:t>
+        <w:br/>
+        <w:br/>
+        <w:br/>
+        <w:br/>
+        <w:t xml:space="preserve">            // Object này có hỗ trợ beat hiện tại không?</w:t>
+        <w:br/>
+        <w:br/>
+        <w:t xml:space="preserve">            if (supportedBeatIds.Contains(currentBeat.beatId))</w:t>
+        <w:br/>
+        <w:br/>
+        <w:t xml:space="preserve">            {</w:t>
+        <w:br/>
+        <w:br/>
+        <w:t xml:space="preserve">                EpisodeController.Instance.OnWorldInteract(currentBeat.beatId);</w:t>
+        <w:br/>
+        <w:br/>
+        <w:t xml:space="preserve">            }</w:t>
+        <w:br/>
+        <w:br/>
+        <w:t xml:space="preserve">            else</w:t>
+        <w:br/>
+        <w:br/>
+        <w:t xml:space="preserve">            {</w:t>
+        <w:br/>
+        <w:br/>
+        <w:t xml:space="preserve">                Debug.Log($"[BeatInteractable] Beat {currentBeat.beatId} không hợp với object {name}");</w:t>
+        <w:br/>
+        <w:br/>
+        <w:t xml:space="preserve">            }</w:t>
         <w:br/>
         <w:br/>
         <w:t xml:space="preserve">        }</w:t>
@@ -324,68 +356,13 @@
         <w:br/>
         <w:br/>
         <w:br/>
-        <w:t xml:space="preserve">    //     public void Interact()</w:t>
-        <w:br/>
-        <w:br/>
-        <w:t xml:space="preserve">    // {</w:t>
-        <w:br/>
-        <w:br/>
-        <w:t xml:space="preserve">    //     var currentBeat = EpisodeController.Instance.GetCurrentBeat(); // Bạn hãy viết thêm hàm lấy beat hiện tại</w:t>
-        <w:br/>
-        <w:br/>
-        <w:t xml:space="preserve">        </w:t>
-        <w:br/>
-        <w:br/>
-        <w:t xml:space="preserve">    //     if (currentBeat != null &amp;&amp; currentBeat.beatId == beat.beatId)</w:t>
-        <w:br/>
-        <w:br/>
-        <w:t xml:space="preserve">    //     {</w:t>
-        <w:br/>
-        <w:br/>
-        <w:t xml:space="preserve">    //         EpisodeController.Instance.RunCurrentBeat();</w:t>
-        <w:br/>
-        <w:br/>
-        <w:t xml:space="preserve">    //     }</w:t>
-        <w:br/>
-        <w:br/>
-        <w:t xml:space="preserve">    //     else</w:t>
-        <w:br/>
-        <w:br/>
-        <w:t xml:space="preserve">    //     {</w:t>
-        <w:br/>
-        <w:br/>
-        <w:t xml:space="preserve">    //         Debug.Log("Chú bảo vệ: 'Cháu cứ đi làm việc của cháu đi' (Chưa tới lượt)");</w:t>
-        <w:br/>
-        <w:br/>
-        <w:t xml:space="preserve">    //     }</w:t>
-        <w:br/>
-        <w:br/>
-        <w:t xml:space="preserve">    // }</w:t>
-        <w:br/>
-        <w:br/>
-        <w:t xml:space="preserve">        public void Interact()</w:t>
+        <w:t xml:space="preserve">        void Update()</w:t>
         <w:br/>
         <w:br/>
         <w:t xml:space="preserve">        {</w:t>
         <w:br/>
         <w:br/>
-        <w:t xml:space="preserve">            Debug.Log($"[BeatInteractable] Interact: {interactId}");</w:t>
-        <w:br/>
-        <w:br/>
-        <w:br/>
-        <w:br/>
-        <w:t xml:space="preserve">            // Đánh dấu đã interact và ẩn UI hướng dẫn</w:t>
-        <w:br/>
-        <w:br/>
-        <w:t xml:space="preserve">            interacted = true;</w:t>
-        <w:br/>
-        <w:br/>
-        <w:t xml:space="preserve">            UpdatePromptVisibility();</w:t>
-        <w:br/>
-        <w:br/>
-        <w:br/>
-        <w:br/>
-        <w:t xml:space="preserve">            EpisodeController.Instance.OnWorldInteract(interactId);</w:t>
+        <w:t xml:space="preserve">            UpdatePrompt();</w:t>
         <w:br/>
         <w:br/>
         <w:t xml:space="preserve">        }</w:t>
@@ -393,28 +370,49 @@
         <w:br/>
         <w:br/>
         <w:br/>
-        <w:t xml:space="preserve">        void UpdatePromptVisibility()</w:t>
+        <w:t xml:space="preserve">        void UpdatePrompt()</w:t>
         <w:br/>
         <w:br/>
         <w:t xml:space="preserve">        {</w:t>
         <w:br/>
         <w:br/>
-        <w:t xml:space="preserve">            if (interactPrompt != null)</w:t>
+        <w:t xml:space="preserve">            if (interactPrompt == null) return;</w:t>
+        <w:br/>
+        <w:br/>
+        <w:br/>
+        <w:br/>
+        <w:t xml:space="preserve">            var currentBeat = EpisodeController.Instance.GetCurrentBeat();</w:t>
+        <w:br/>
+        <w:br/>
+        <w:t xml:space="preserve">            if (currentBeat == null)</w:t>
         <w:br/>
         <w:br/>
         <w:t xml:space="preserve">            {</w:t>
         <w:br/>
         <w:br/>
-        <w:t xml:space="preserve">                interactPrompt.SetActive(!interacted);</w:t>
+        <w:t xml:space="preserve">                interactPrompt.SetActive(false);</w:t>
+        <w:br/>
+        <w:br/>
+        <w:t xml:space="preserve">                return;</w:t>
         <w:br/>
         <w:br/>
         <w:t xml:space="preserve">            }</w:t>
         <w:br/>
         <w:br/>
+        <w:br/>
+        <w:br/>
+        <w:t xml:space="preserve">            bool canInteract = supportedBeatIds.Contains(currentBeat.beatId);</w:t>
+        <w:br/>
+        <w:br/>
+        <w:t xml:space="preserve">            interactPrompt.SetActive(canInteract);</w:t>
+        <w:br/>
+        <w:br/>
         <w:t xml:space="preserve">        }</w:t>
         <w:br/>
         <w:br/>
         <w:t xml:space="preserve">    }</w:t>
+        <w:br/>
+        <w:br/>
         <w:br/>
         <w:br/>
         <w:t>}</w:t>
@@ -1485,7 +1483,15 @@
         <w:t xml:space="preserve">        PhoneCall,</w:t>
         <w:br/>
         <w:br/>
-        <w:t xml:space="preserve">        Dialogue</w:t>
+        <w:t xml:space="preserve">        Dialogue,</w:t>
+        <w:br/>
+        <w:br/>
+        <w:t xml:space="preserve">        Task,</w:t>
+        <w:br/>
+        <w:br/>
+        <w:t xml:space="preserve">        PC,</w:t>
+        <w:br/>
+        <w:br/>
         <w:br/>
         <w:br/>
         <w:t xml:space="preserve">    }</w:t>
@@ -1505,7 +1511,7 @@
         <w:t xml:space="preserve">        public string interactionId = "I01";</w:t>
         <w:br/>
         <w:br/>
-        <w:t xml:space="preserve">        public InteractionType type = InteractionType.Chat;</w:t>
+        <w:t xml:space="preserve">        public InteractionType type;</w:t>
         <w:br/>
         <w:br/>
         <w:br/>
@@ -2031,6 +2037,93 @@
           <w:b/>
           <w:sz w:val="28"/>
         </w:rPr>
+        <w:t>File ChairController.cs</w:t>
+      </w:r>
+    </w:p>
+    <w:p>
+      <w:r>
+        <w:rPr>
+          <w:rFonts w:ascii="Times New Roman" w:hAnsi="Times New Roman" w:eastAsia="Times New Roman"/>
+          <w:sz w:val="28"/>
+        </w:rPr>
+        <w:t>using SeriousGame.Runtime;</w:t>
+        <w:br/>
+        <w:br/>
+        <w:t>using UnityEngine;</w:t>
+        <w:br/>
+        <w:br/>
+        <w:br/>
+        <w:br/>
+        <w:t>public class ChairController : MonoBehaviour</w:t>
+        <w:br/>
+        <w:br/>
+        <w:t>{</w:t>
+        <w:br/>
+        <w:br/>
+        <w:t xml:space="preserve">    public Transform sitPoint;</w:t>
+        <w:br/>
+        <w:br/>
+        <w:br/>
+        <w:br/>
+        <w:t xml:space="preserve">    public void Sit(PlayerController player)</w:t>
+        <w:br/>
+        <w:br/>
+        <w:t xml:space="preserve">    {</w:t>
+        <w:br/>
+        <w:br/>
+        <w:t xml:space="preserve">        player.SetLockState(true);</w:t>
+        <w:br/>
+        <w:br/>
+        <w:t xml:space="preserve">        player.isSitting = true;</w:t>
+        <w:br/>
+        <w:br/>
+        <w:br/>
+        <w:br/>
+        <w:t xml:space="preserve">        player.TeleportTo(sitPoint);</w:t>
+        <w:br/>
+        <w:br/>
+        <w:br/>
+        <w:br/>
+        <w:t xml:space="preserve">        player.cameraHolder.localPosition += new Vector3(0, 0, 2f);</w:t>
+        <w:br/>
+        <w:br/>
+        <w:t xml:space="preserve">    }</w:t>
+        <w:br/>
+        <w:br/>
+        <w:br/>
+        <w:br/>
+        <w:t xml:space="preserve">    public void Stand(PlayerController player)</w:t>
+        <w:br/>
+        <w:br/>
+        <w:t xml:space="preserve">    {</w:t>
+        <w:br/>
+        <w:br/>
+        <w:t xml:space="preserve">        player.isSitting = false;</w:t>
+        <w:br/>
+        <w:br/>
+        <w:t xml:space="preserve">        player.cameraHolder.localPosition -= new Vector3(0, 0, 2f);</w:t>
+        <w:br/>
+        <w:br/>
+        <w:t xml:space="preserve">        player.SetLockState(false);</w:t>
+        <w:br/>
+        <w:br/>
+        <w:t xml:space="preserve">    }</w:t>
+        <w:br/>
+        <w:br/>
+        <w:t>}</w:t>
+        <w:br/>
+        <w:br/>
+        <w:br/>
+        <w:br/>
+      </w:r>
+    </w:p>
+    <w:p>
+      <w:r>
+        <w:rPr>
+          <w:rFonts w:ascii="Times New Roman" w:hAnsi="Times New Roman" w:eastAsia="Times New Roman"/>
+          <w:b/>
+          <w:sz w:val="28"/>
+        </w:rPr>
         <w:t>File StateFlagInteractable.cs</w:t>
       </w:r>
     </w:p>
@@ -2471,6 +2564,235 @@
         <w:br/>
         <w:br/>
         <w:t xml:space="preserve">            targetPlayer.TeleportTo(destinationPoint);</w:t>
+        <w:br/>
+        <w:br/>
+        <w:t xml:space="preserve">        }</w:t>
+        <w:br/>
+        <w:br/>
+        <w:t xml:space="preserve">    }</w:t>
+        <w:br/>
+        <w:br/>
+        <w:t>}</w:t>
+        <w:br/>
+        <w:br/>
+      </w:r>
+    </w:p>
+    <w:p>
+      <w:r>
+        <w:rPr>
+          <w:rFonts w:ascii="Times New Roman" w:hAnsi="Times New Roman" w:eastAsia="Times New Roman"/>
+          <w:b/>
+          <w:sz w:val="28"/>
+        </w:rPr>
+        <w:t>Folder Assets/Scripts/NPC</w:t>
+      </w:r>
+    </w:p>
+    <w:p>
+      <w:r>
+        <w:rPr>
+          <w:rFonts w:ascii="Times New Roman" w:hAnsi="Times New Roman" w:eastAsia="Times New Roman"/>
+          <w:b/>
+          <w:sz w:val="28"/>
+        </w:rPr>
+        <w:t>File LeadController.cs</w:t>
+      </w:r>
+    </w:p>
+    <w:p>
+      <w:r>
+        <w:rPr>
+          <w:rFonts w:ascii="Times New Roman" w:hAnsi="Times New Roman" w:eastAsia="Times New Roman"/>
+          <w:sz w:val="28"/>
+        </w:rPr>
+        <w:t>﻿using System;</w:t>
+        <w:br/>
+        <w:br/>
+        <w:t>using System.Collections;</w:t>
+        <w:br/>
+        <w:br/>
+        <w:t>using UnityEngine;</w:t>
+        <w:br/>
+        <w:br/>
+        <w:t>using SeriousGame.Content;</w:t>
+        <w:br/>
+        <w:br/>
+        <w:br/>
+        <w:br/>
+        <w:t>namespace SeriousGame.Runtime</w:t>
+        <w:br/>
+        <w:br/>
+        <w:t>{</w:t>
+        <w:br/>
+        <w:br/>
+        <w:t xml:space="preserve">    public class LeadController : MonoBehaviour</w:t>
+        <w:br/>
+        <w:br/>
+        <w:t xml:space="preserve">    {</w:t>
+        <w:br/>
+        <w:br/>
+        <w:t xml:space="preserve">        public Transform homeAnchor;   // vị trí bàn sếp</w:t>
+        <w:br/>
+        <w:br/>
+        <w:t xml:space="preserve">        public Transform talkAnchor;   // vị trí đứng nói chuyện</w:t>
+        <w:br/>
+        <w:br/>
+        <w:t xml:space="preserve">        public float moveSpeed = 1.5f;</w:t>
+        <w:br/>
+        <w:br/>
+        <w:t xml:space="preserve">        Animator animator;</w:t>
+        <w:br/>
+        <w:br/>
+        <w:br/>
+        <w:br/>
+        <w:br/>
+        <w:br/>
+        <w:t xml:space="preserve">        private void Start()</w:t>
+        <w:br/>
+        <w:br/>
+        <w:t xml:space="preserve">        {</w:t>
+        <w:br/>
+        <w:br/>
+        <w:t xml:space="preserve">            animator = GetComponent&lt;Animator&gt;();</w:t>
+        <w:br/>
+        <w:br/>
+        <w:t xml:space="preserve">        }</w:t>
+        <w:br/>
+        <w:br/>
+        <w:t xml:space="preserve">        public void GoTalkThenReturn(InteractionSO dialogue, Action onDone)</w:t>
+        <w:br/>
+        <w:br/>
+        <w:t xml:space="preserve">        {</w:t>
+        <w:br/>
+        <w:br/>
+        <w:t xml:space="preserve">            StartCoroutine(Flow(dialogue, onDone));</w:t>
+        <w:br/>
+        <w:br/>
+        <w:t xml:space="preserve">        }</w:t>
+        <w:br/>
+        <w:br/>
+        <w:br/>
+        <w:br/>
+        <w:t xml:space="preserve">        IEnumerator Flow(InteractionSO dialogue, Action onDone)</w:t>
+        <w:br/>
+        <w:br/>
+        <w:t xml:space="preserve">        {</w:t>
+        <w:br/>
+        <w:br/>
+        <w:t xml:space="preserve">            // 1️⃣ Đi tới bàn player</w:t>
+        <w:br/>
+        <w:br/>
+        <w:t xml:space="preserve">            yield return MoveTo(talkAnchor.position);</w:t>
+        <w:br/>
+        <w:br/>
+        <w:br/>
+        <w:br/>
+        <w:t xml:space="preserve">            // 2️⃣ MỞ DIALOGUE</w:t>
+        <w:br/>
+        <w:br/>
+        <w:t xml:space="preserve">            EpisodeController.Instance.beatRunner</w:t>
+        <w:br/>
+        <w:br/>
+        <w:t xml:space="preserve">                .RunInteraction(dialogue, () =&gt;</w:t>
+        <w:br/>
+        <w:br/>
+        <w:t xml:space="preserve">                {</w:t>
+        <w:br/>
+        <w:br/>
+        <w:t xml:space="preserve">                    // 3️⃣ NÓI XONG → QUAY VỀ</w:t>
+        <w:br/>
+        <w:br/>
+        <w:t xml:space="preserve">                    StartCoroutine(ReturnHome(onDone));</w:t>
+        <w:br/>
+        <w:br/>
+        <w:t xml:space="preserve">                });</w:t>
+        <w:br/>
+        <w:br/>
+        <w:t xml:space="preserve">        }</w:t>
+        <w:br/>
+        <w:br/>
+        <w:br/>
+        <w:br/>
+        <w:t xml:space="preserve">        IEnumerator ReturnHome(Action onDone)</w:t>
+        <w:br/>
+        <w:br/>
+        <w:t xml:space="preserve">        {</w:t>
+        <w:br/>
+        <w:br/>
+        <w:t xml:space="preserve">            yield return MoveTo(homeAnchor.position);</w:t>
+        <w:br/>
+        <w:br/>
+        <w:t xml:space="preserve">            onDone?.Invoke();</w:t>
+        <w:br/>
+        <w:br/>
+        <w:t xml:space="preserve">        }</w:t>
+        <w:br/>
+        <w:br/>
+        <w:br/>
+        <w:br/>
+        <w:t xml:space="preserve">        IEnumerator MoveTo(Vector3 target)</w:t>
+        <w:br/>
+        <w:br/>
+        <w:t xml:space="preserve">        {</w:t>
+        <w:br/>
+        <w:br/>
+        <w:t xml:space="preserve">            animator.SetBool("isWalking", true);</w:t>
+        <w:br/>
+        <w:br/>
+        <w:t xml:space="preserve">            while (Vector3.Distance(transform.position, target) &gt; 0.05f)</w:t>
+        <w:br/>
+        <w:br/>
+        <w:t xml:space="preserve">            {</w:t>
+        <w:br/>
+        <w:br/>
+        <w:t xml:space="preserve">                transform.position = Vector3.MoveTowards(</w:t>
+        <w:br/>
+        <w:br/>
+        <w:t xml:space="preserve">                    transform.position,</w:t>
+        <w:br/>
+        <w:br/>
+        <w:t xml:space="preserve">                    target,</w:t>
+        <w:br/>
+        <w:br/>
+        <w:t xml:space="preserve">                    moveSpeed * Time.deltaTime</w:t>
+        <w:br/>
+        <w:br/>
+        <w:t xml:space="preserve">                );</w:t>
+        <w:br/>
+        <w:br/>
+        <w:br/>
+        <w:br/>
+        <w:t xml:space="preserve">                // xoay mặt theo hướng đi (cho tự nhiên)</w:t>
+        <w:br/>
+        <w:br/>
+        <w:t xml:space="preserve">                Vector3 dir = (target - transform.position).normalized;</w:t>
+        <w:br/>
+        <w:br/>
+        <w:t xml:space="preserve">                if (dir != Vector3.zero)</w:t>
+        <w:br/>
+        <w:br/>
+        <w:t xml:space="preserve">                    transform.rotation = Quaternion.Slerp(</w:t>
+        <w:br/>
+        <w:br/>
+        <w:t xml:space="preserve">                        transform.rotation,</w:t>
+        <w:br/>
+        <w:br/>
+        <w:t xml:space="preserve">                        Quaternion.LookRotation(dir),</w:t>
+        <w:br/>
+        <w:br/>
+        <w:t xml:space="preserve">                        10f * Time.deltaTime</w:t>
+        <w:br/>
+        <w:br/>
+        <w:t xml:space="preserve">                    );</w:t>
+        <w:br/>
+        <w:br/>
+        <w:br/>
+        <w:br/>
+        <w:t xml:space="preserve">                yield return null;</w:t>
+        <w:br/>
+        <w:br/>
+        <w:t xml:space="preserve">            }</w:t>
+        <w:br/>
+        <w:br/>
+        <w:t xml:space="preserve">            animator.SetBool("isWalking", false);</w:t>
         <w:br/>
         <w:br/>
         <w:t xml:space="preserve">        }</w:t>
@@ -2835,6 +3157,9 @@
         <w:t xml:space="preserve">        public LayerMask interactableLayer;</w:t>
         <w:br/>
         <w:br/>
+        <w:t xml:space="preserve">        public bool isSitting = false;</w:t>
+        <w:br/>
+        <w:br/>
         <w:br/>
         <w:br/>
         <w:t xml:space="preserve">        [Header("Movement")]</w:t>
@@ -2913,6 +3238,9 @@
         <w:t xml:space="preserve">            HandleInteraction();</w:t>
         <w:br/>
         <w:br/>
+        <w:t xml:space="preserve">            HandleSitting();</w:t>
+        <w:br/>
+        <w:br/>
         <w:t xml:space="preserve">        }</w:t>
         <w:br/>
         <w:br/>
@@ -2979,101 +3307,189 @@
         <w:t xml:space="preserve">        void HandleMovement()</w:t>
         <w:br/>
         <w:br/>
+        <w:t xml:space="preserve">        {   if (!isSitting)  // if is sitting then don't move</w:t>
+        <w:br/>
+        <w:br/>
+        <w:t xml:space="preserve">            {</w:t>
+        <w:br/>
+        <w:br/>
+        <w:t xml:space="preserve">                float h = Input.GetAxisRaw("Horizontal");</w:t>
+        <w:br/>
+        <w:br/>
+        <w:t xml:space="preserve">                float v = Input.GetAxisRaw("Vertical");</w:t>
+        <w:br/>
+        <w:br/>
+        <w:br/>
+        <w:br/>
+        <w:t xml:space="preserve">                Vector3 moveDir =</w:t>
+        <w:br/>
+        <w:br/>
+        <w:t xml:space="preserve">                    transform.right * h +</w:t>
+        <w:br/>
+        <w:br/>
+        <w:t xml:space="preserve">                    transform.forward * v;</w:t>
+        <w:br/>
+        <w:br/>
+        <w:br/>
+        <w:br/>
+        <w:t xml:space="preserve">                // Cập nhật trạng thái đi bộ cho Animator dựa trên input</w:t>
+        <w:br/>
+        <w:br/>
+        <w:t xml:space="preserve">                if (animator != null)</w:t>
+        <w:br/>
+        <w:br/>
+        <w:t xml:space="preserve">                {</w:t>
+        <w:br/>
+        <w:br/>
+        <w:t xml:space="preserve">                    bool isMoving = moveDir.sqrMagnitude &gt; 0.01f;</w:t>
+        <w:br/>
+        <w:br/>
+        <w:t xml:space="preserve">                    animator.SetBool("isWalking", isMoving);</w:t>
+        <w:br/>
+        <w:br/>
+        <w:t xml:space="preserve">                }</w:t>
+        <w:br/>
+        <w:br/>
+        <w:br/>
+        <w:br/>
+        <w:t xml:space="preserve">                // Không có input thì không cần di chuyển</w:t>
+        <w:br/>
+        <w:br/>
+        <w:t xml:space="preserve">                if (moveDir.sqrMagnitude &lt;= 0.01f)</w:t>
+        <w:br/>
+        <w:br/>
+        <w:t xml:space="preserve">                    return;</w:t>
+        <w:br/>
+        <w:br/>
+        <w:br/>
+        <w:br/>
+        <w:t xml:space="preserve">                Vector3 velocity = moveDir.normalized * moveSpeed;</w:t>
+        <w:br/>
+        <w:br/>
+        <w:t xml:space="preserve">                Vector3 targetPos = rb.position + velocity * Time.fixedDeltaTime;</w:t>
+        <w:br/>
+        <w:br/>
+        <w:br/>
+        <w:br/>
+        <w:t xml:space="preserve">                rb.MovePosition(targetPos);</w:t>
+        <w:br/>
+        <w:br/>
+        <w:t xml:space="preserve">            }</w:t>
+        <w:br/>
+        <w:br/>
+        <w:t xml:space="preserve">        }</w:t>
+        <w:br/>
+        <w:br/>
+        <w:br/>
+        <w:br/>
+        <w:t xml:space="preserve">        void HandleMouseLook()</w:t>
+        <w:br/>
+        <w:br/>
         <w:t xml:space="preserve">        {</w:t>
         <w:br/>
         <w:br/>
-        <w:t xml:space="preserve">            float h = Input.GetAxisRaw("Horizontal");</w:t>
-        <w:br/>
-        <w:br/>
-        <w:t xml:space="preserve">            float v = Input.GetAxisRaw("Vertical");</w:t>
-        <w:br/>
-        <w:br/>
-        <w:br/>
-        <w:br/>
-        <w:t xml:space="preserve">            Vector3 moveDir =</w:t>
-        <w:br/>
-        <w:br/>
-        <w:t xml:space="preserve">                transform.right * h +</w:t>
-        <w:br/>
-        <w:br/>
-        <w:t xml:space="preserve">                transform.forward * v;</w:t>
-        <w:br/>
-        <w:br/>
-        <w:br/>
-        <w:br/>
-        <w:t xml:space="preserve">            // Cập nhật trạng thái đi bộ cho Animator dựa trên input</w:t>
-        <w:br/>
-        <w:br/>
-        <w:t xml:space="preserve">            if (animator != null)</w:t>
+        <w:t xml:space="preserve">            float mouseX = Input.GetAxis("Mouse X") * mouseSensitivity * 100f * Time.deltaTime;</w:t>
+        <w:br/>
+        <w:br/>
+        <w:t xml:space="preserve">            float mouseY = Input.GetAxis("Mouse Y") * mouseSensitivity * 100f * Time.deltaTime;</w:t>
+        <w:br/>
+        <w:br/>
+        <w:br/>
+        <w:br/>
+        <w:t xml:space="preserve">            xRotation -= mouseY;</w:t>
+        <w:br/>
+        <w:br/>
+        <w:t xml:space="preserve">            xRotation = Mathf.Clamp(xRotation, -80f, 80f);</w:t>
+        <w:br/>
+        <w:br/>
+        <w:br/>
+        <w:br/>
+        <w:t xml:space="preserve">            cameraHolder.localRotation = Quaternion.Euler(xRotation, 0f, 0f);</w:t>
+        <w:br/>
+        <w:br/>
+        <w:t xml:space="preserve">            transform.Rotate(Vector3.up * mouseX);</w:t>
+        <w:br/>
+        <w:br/>
+        <w:t xml:space="preserve">        }</w:t>
+        <w:br/>
+        <w:br/>
+        <w:br/>
+        <w:br/>
+        <w:t xml:space="preserve">        void HandleInteraction()</w:t>
+        <w:br/>
+        <w:br/>
+        <w:t xml:space="preserve">        {</w:t>
+        <w:br/>
+        <w:br/>
+        <w:t xml:space="preserve">            if (Input.GetKeyDown(KeyCode.E))</w:t>
         <w:br/>
         <w:br/>
         <w:t xml:space="preserve">            {</w:t>
         <w:br/>
         <w:br/>
-        <w:t xml:space="preserve">                bool isMoving = moveDir.sqrMagnitude &gt; 0.01f;</w:t>
-        <w:br/>
-        <w:br/>
-        <w:t xml:space="preserve">                animator.SetBool("isWalking", isMoving);</w:t>
+        <w:t xml:space="preserve">                Ray ray = Camera.main.ViewportPointToRay(new Vector3(0.5f, 0.5f));</w:t>
+        <w:br/>
+        <w:br/>
+        <w:t xml:space="preserve">                if (Physics.Raycast(ray, out RaycastHit hit, interactDistance, interactableLayer))</w:t>
+        <w:br/>
+        <w:br/>
+        <w:t xml:space="preserve">                {</w:t>
+        <w:br/>
+        <w:br/>
+        <w:t xml:space="preserve">                    var interactable = hit.collider.GetComponent&lt;IInteractable&gt;();</w:t>
+        <w:br/>
+        <w:br/>
+        <w:t xml:space="preserve">                    interactable?.Interact();</w:t>
+        <w:br/>
+        <w:br/>
+        <w:t xml:space="preserve">                }</w:t>
         <w:br/>
         <w:br/>
         <w:t xml:space="preserve">            }</w:t>
         <w:br/>
         <w:br/>
-        <w:br/>
-        <w:br/>
-        <w:t xml:space="preserve">            // Không có input thì không cần di chuyển</w:t>
-        <w:br/>
-        <w:br/>
-        <w:t xml:space="preserve">            if (moveDir.sqrMagnitude &lt;= 0.01f)</w:t>
-        <w:br/>
-        <w:br/>
-        <w:t xml:space="preserve">                return;</w:t>
-        <w:br/>
-        <w:br/>
-        <w:br/>
-        <w:br/>
-        <w:t xml:space="preserve">            Vector3 velocity = moveDir.normalized * moveSpeed;</w:t>
-        <w:br/>
-        <w:br/>
-        <w:t xml:space="preserve">            Vector3 targetPos = rb.position + velocity * Time.fixedDeltaTime;</w:t>
-        <w:br/>
-        <w:br/>
-        <w:br/>
-        <w:br/>
-        <w:t xml:space="preserve">            rb.MovePosition(targetPos);</w:t>
-        <w:br/>
-        <w:br/>
         <w:t xml:space="preserve">        }</w:t>
         <w:br/>
         <w:br/>
         <w:br/>
         <w:br/>
-        <w:t xml:space="preserve">        void HandleMouseLook()</w:t>
+        <w:t xml:space="preserve">        // Teleport player tới một vị trí/rotation định trước (ví dụ: phòng office)</w:t>
+        <w:br/>
+        <w:br/>
+        <w:t xml:space="preserve">        public void TeleportTo(Transform target)</w:t>
         <w:br/>
         <w:br/>
         <w:t xml:space="preserve">        {</w:t>
         <w:br/>
         <w:br/>
-        <w:t xml:space="preserve">            float mouseX = Input.GetAxis("Mouse X") * mouseSensitivity * 100f * Time.deltaTime;</w:t>
-        <w:br/>
-        <w:br/>
-        <w:t xml:space="preserve">            float mouseY = Input.GetAxis("Mouse Y") * mouseSensitivity * 100f * Time.deltaTime;</w:t>
-        <w:br/>
-        <w:br/>
-        <w:br/>
-        <w:br/>
-        <w:t xml:space="preserve">            xRotation -= mouseY;</w:t>
-        <w:br/>
-        <w:br/>
-        <w:t xml:space="preserve">            xRotation = Mathf.Clamp(xRotation, -80f, 80f);</w:t>
-        <w:br/>
-        <w:br/>
-        <w:br/>
-        <w:br/>
-        <w:t xml:space="preserve">            cameraHolder.localRotation = Quaternion.Euler(xRotation, 0f, 0f);</w:t>
-        <w:br/>
-        <w:br/>
-        <w:t xml:space="preserve">            transform.Rotate(Vector3.up * mouseX);</w:t>
+        <w:t xml:space="preserve">            if (target == null || rb == null) return;</w:t>
+        <w:br/>
+        <w:br/>
+        <w:br/>
+        <w:br/>
+        <w:t xml:space="preserve">            // Đặt lại vị trí ngay lập tức</w:t>
+        <w:br/>
+        <w:br/>
+        <w:t xml:space="preserve">            rb.position = target.position;</w:t>
+        <w:br/>
+        <w:br/>
+        <w:br/>
+        <w:br/>
+        <w:t xml:space="preserve">            // Xoay player theo hướng của target (chỉ yaw)</w:t>
+        <w:br/>
+        <w:br/>
+        <w:t xml:space="preserve">            Vector3 euler = target.rotation.eulerAngles;</w:t>
+        <w:br/>
+        <w:br/>
+        <w:t xml:space="preserve">            transform.rotation = Quaternion.Euler(0f, euler.y, 0f);</w:t>
+        <w:br/>
+        <w:br/>
+        <w:br/>
+        <w:br/>
+        <w:t xml:space="preserve">            // Dừng chuyển động</w:t>
+        <w:br/>
+        <w:br/>
+        <w:t xml:space="preserve">            rb.linearVelocity = Vector3.zero;</w:t>
         <w:br/>
         <w:br/>
         <w:t xml:space="preserve">        }</w:t>
@@ -3081,36 +3497,200 @@
         <w:br/>
         <w:br/>
         <w:br/>
-        <w:t xml:space="preserve">        void HandleInteraction()</w:t>
+        <w:t xml:space="preserve">        private void blockMovement()</w:t>
         <w:br/>
         <w:br/>
         <w:t xml:space="preserve">        {</w:t>
         <w:br/>
         <w:br/>
-        <w:t xml:space="preserve">            if (Input.GetKeyDown(KeyCode.E))</w:t>
+        <w:t xml:space="preserve">            rb.linearVelocity = Vector3.zero;</w:t>
+        <w:br/>
+        <w:br/>
+        <w:t xml:space="preserve">        }</w:t>
+        <w:br/>
+        <w:br/>
+        <w:br/>
+        <w:br/>
+        <w:t xml:space="preserve">        </w:t>
+        <w:br/>
+        <w:br/>
+        <w:br/>
+        <w:br/>
+        <w:t xml:space="preserve">        // trong class PlayerController:</w:t>
+        <w:br/>
+        <w:br/>
+        <w:t xml:space="preserve">        [HideInInspector] public bool isSittingByBeat = false;</w:t>
+        <w:br/>
+        <w:br/>
+        <w:t xml:space="preserve">        private Vector3 originalCameraLocalPos;</w:t>
+        <w:br/>
+        <w:br/>
+        <w:br/>
+        <w:br/>
+        <w:t xml:space="preserve">        // gọi khi muốn "ngồi" do beat điều khiển</w:t>
+        <w:br/>
+        <w:br/>
+        <w:t xml:space="preserve">        public void SitAt(Transform sitAnchor)</w:t>
+        <w:br/>
+        <w:br/>
+        <w:t xml:space="preserve">        {</w:t>
+        <w:br/>
+        <w:br/>
+        <w:t xml:space="preserve">            if (sitAnchor == null) return;</w:t>
+        <w:br/>
+        <w:br/>
+        <w:br/>
+        <w:br/>
+        <w:t xml:space="preserve">            // teleport player tới vị trí ghế</w:t>
+        <w:br/>
+        <w:br/>
+        <w:t xml:space="preserve">            TeleportTo(sitAnchor);</w:t>
+        <w:br/>
+        <w:br/>
+        <w:br/>
+        <w:br/>
+        <w:t xml:space="preserve">            // lưu vị trí camera ban đầu nếu chưa lưu</w:t>
+        <w:br/>
+        <w:br/>
+        <w:t xml:space="preserve">            if (originalCameraLocalPos == Vector3.zero)</w:t>
+        <w:br/>
+        <w:br/>
+        <w:t xml:space="preserve">                originalCameraLocalPos = cameraHolder.localPosition;</w:t>
+        <w:br/>
+        <w:br/>
+        <w:br/>
+        <w:br/>
+        <w:t xml:space="preserve">            // chỉnh camera một chút để cảm giác ngồi (tweak giá trị theo scene)</w:t>
+        <w:br/>
+        <w:br/>
+        <w:t xml:space="preserve">            cameraHolder.localPosition = originalCameraLocalPos + new Vector3(0f, -0.2f, 1.5f);</w:t>
+        <w:br/>
+        <w:br/>
+        <w:br/>
+        <w:br/>
+        <w:t xml:space="preserve">            isSitting = true;</w:t>
+        <w:br/>
+        <w:br/>
+        <w:t xml:space="preserve">            isSittingByBeat = true;</w:t>
+        <w:br/>
+        <w:br/>
+        <w:br/>
+        <w:br/>
+        <w:t xml:space="preserve">            // khoá/đóng băng control nếu cần (nhưng vẫn cho phép look nếu bạn muốn)</w:t>
+        <w:br/>
+        <w:br/>
+        <w:t xml:space="preserve">            SetLockState(false); // giữ mouse look; nếu muốn khoá cả mouse, SetLockState(true);</w:t>
+        <w:br/>
+        <w:br/>
+        <w:t xml:space="preserve">        }</w:t>
+        <w:br/>
+        <w:br/>
+        <w:br/>
+        <w:br/>
+        <w:t xml:space="preserve">        // gọi để đứng dậy (do F hoặc do beat muốn đứng)</w:t>
+        <w:br/>
+        <w:br/>
+        <w:t xml:space="preserve">        public void StandUp()</w:t>
+        <w:br/>
+        <w:br/>
+        <w:t xml:space="preserve">        {</w:t>
+        <w:br/>
+        <w:br/>
+        <w:t xml:space="preserve">            isSitting = false;</w:t>
+        <w:br/>
+        <w:br/>
+        <w:t xml:space="preserve">            isSittingByBeat = false;</w:t>
+        <w:br/>
+        <w:br/>
+        <w:br/>
+        <w:br/>
+        <w:t xml:space="preserve">            // khôi phục camera</w:t>
+        <w:br/>
+        <w:br/>
+        <w:t xml:space="preserve">            if (originalCameraLocalPos != Vector3.zero)</w:t>
+        <w:br/>
+        <w:br/>
+        <w:t xml:space="preserve">                cameraHolder.localPosition = originalCameraLocalPos;</w:t>
+        <w:br/>
+        <w:br/>
+        <w:br/>
+        <w:br/>
+        <w:t xml:space="preserve">            SetLockState(false);</w:t>
+        <w:br/>
+        <w:br/>
+        <w:t xml:space="preserve">        }</w:t>
+        <w:br/>
+        <w:br/>
+        <w:br/>
+        <w:br/>
+        <w:t xml:space="preserve">        public void HandleSitting()</w:t>
+        <w:br/>
+        <w:br/>
+        <w:t xml:space="preserve">        {</w:t>
+        <w:br/>
+        <w:br/>
+        <w:t xml:space="preserve">            if (Input.GetKeyDown(KeyCode.F))</w:t>
         <w:br/>
         <w:br/>
         <w:t xml:space="preserve">            {</w:t>
         <w:br/>
         <w:br/>
-        <w:t xml:space="preserve">                Ray ray = Camera.main.ViewportPointToRay(new Vector3(0.5f, 0.5f));</w:t>
-        <w:br/>
-        <w:br/>
-        <w:t xml:space="preserve">                if (Physics.Raycast(ray, out RaycastHit hit, interactDistance, interactableLayer))</w:t>
+        <w:t xml:space="preserve">                // nếu đang ngồi do beat -&gt; gọi StandUp cho consistent</w:t>
+        <w:br/>
+        <w:br/>
+        <w:t xml:space="preserve">                if (isSitting &amp;&amp; isSittingByBeat)</w:t>
         <w:br/>
         <w:br/>
         <w:t xml:space="preserve">                {</w:t>
         <w:br/>
         <w:br/>
-        <w:t xml:space="preserve">                    var interactable = hit.collider.GetComponent&lt;IInteractable&gt;();</w:t>
-        <w:br/>
-        <w:br/>
-        <w:t xml:space="preserve">                    interactable?.Interact();</w:t>
+        <w:t xml:space="preserve">                    StandUp();</w:t>
+        <w:br/>
+        <w:br/>
+        <w:t xml:space="preserve">                    return;</w:t>
         <w:br/>
         <w:br/>
         <w:t xml:space="preserve">                }</w:t>
         <w:br/>
         <w:br/>
+        <w:br/>
+        <w:br/>
+        <w:t xml:space="preserve">                isSitting = !isSitting;</w:t>
+        <w:br/>
+        <w:br/>
+        <w:t xml:space="preserve">                if (isSitting)</w:t>
+        <w:br/>
+        <w:br/>
+        <w:t xml:space="preserve">                {</w:t>
+        <w:br/>
+        <w:br/>
+        <w:t xml:space="preserve">                    // local fallback: ngồi tại chỗ (không teleport)</w:t>
+        <w:br/>
+        <w:br/>
+        <w:t xml:space="preserve">                    if (originalCameraLocalPos == Vector3.zero)</w:t>
+        <w:br/>
+        <w:br/>
+        <w:t xml:space="preserve">                        originalCameraLocalPos = cameraHolder.localPosition;</w:t>
+        <w:br/>
+        <w:br/>
+        <w:t xml:space="preserve">                    cameraHolder.localPosition += new Vector3(0, 0, 2f);</w:t>
+        <w:br/>
+        <w:br/>
+        <w:t xml:space="preserve">                }</w:t>
+        <w:br/>
+        <w:br/>
+        <w:t xml:space="preserve">                else</w:t>
+        <w:br/>
+        <w:br/>
+        <w:t xml:space="preserve">                {</w:t>
+        <w:br/>
+        <w:br/>
+        <w:t xml:space="preserve">                    cameraHolder.localPosition = originalCameraLocalPos;</w:t>
+        <w:br/>
+        <w:br/>
+        <w:t xml:space="preserve">                }</w:t>
+        <w:br/>
+        <w:br/>
         <w:t xml:space="preserve">            }</w:t>
         <w:br/>
         <w:br/>
@@ -3119,46 +3699,6 @@
         <w:br/>
         <w:br/>
         <w:br/>
-        <w:t xml:space="preserve">        // Teleport player tới một vị trí/rotation định trước (ví dụ: phòng office)</w:t>
-        <w:br/>
-        <w:br/>
-        <w:t xml:space="preserve">        public void TeleportTo(Transform target)</w:t>
-        <w:br/>
-        <w:br/>
-        <w:t xml:space="preserve">        {</w:t>
-        <w:br/>
-        <w:br/>
-        <w:t xml:space="preserve">            if (target == null || rb == null) return;</w:t>
-        <w:br/>
-        <w:br/>
-        <w:br/>
-        <w:br/>
-        <w:t xml:space="preserve">            // Đặt lại vị trí ngay lập tức</w:t>
-        <w:br/>
-        <w:br/>
-        <w:t xml:space="preserve">            rb.position = target.position;</w:t>
-        <w:br/>
-        <w:br/>
-        <w:br/>
-        <w:br/>
-        <w:t xml:space="preserve">            // Xoay player theo hướng của target (chỉ yaw)</w:t>
-        <w:br/>
-        <w:br/>
-        <w:t xml:space="preserve">            Vector3 euler = target.rotation.eulerAngles;</w:t>
-        <w:br/>
-        <w:br/>
-        <w:t xml:space="preserve">            transform.rotation = Quaternion.Euler(0f, euler.y, 0f);</w:t>
-        <w:br/>
-        <w:br/>
-        <w:br/>
-        <w:br/>
-        <w:t xml:space="preserve">            // Dừng chuyển động</w:t>
-        <w:br/>
-        <w:br/>
-        <w:t xml:space="preserve">            rb.linearVelocity = Vector3.zero;</w:t>
-        <w:br/>
-        <w:br/>
-        <w:t xml:space="preserve">        }</w:t>
         <w:br/>
         <w:br/>
         <w:br/>
@@ -3408,6 +3948,11 @@
         <w:br/>
         <w:br/>
         <w:br/>
+        <w:br/>
+        <w:br/>
+        <w:t xml:space="preserve">        public Transform SitAnchor;</w:t>
+        <w:br/>
+        <w:br/>
         <w:t xml:space="preserve">        void Awake()</w:t>
         <w:br/>
         <w:br/>
@@ -3447,7 +3992,7 @@
         <w:br/>
         <w:br/>
         <w:br/>
-        <w:t xml:space="preserve">        BeatSO GetCurrentBeat() // lấy beat hiện tại</w:t>
+        <w:t xml:space="preserve">        public BeatSO GetCurrentBeat() // lấy beat hiện tại</w:t>
         <w:br/>
         <w:br/>
         <w:t xml:space="preserve">        {</w:t>
@@ -3592,7 +4137,7 @@
         <w:br/>
         <w:br/>
         <w:br/>
-        <w:t xml:space="preserve">            if (beat.interactTargetId != interactId)</w:t>
+        <w:t xml:space="preserve">            if (beat.beatId != interactId)</w:t>
         <w:br/>
         <w:br/>
         <w:t xml:space="preserve">            {</w:t>
@@ -3620,7 +4165,7 @@
         <w:br/>
         <w:br/>
         <w:br/>
-        <w:t xml:space="preserve">        void RunMainInteraction(BeatSO beat) </w:t>
+        <w:t xml:space="preserve">        void RunMainInteraction(BeatSO beat)</w:t>
         <w:br/>
         <w:br/>
         <w:t xml:space="preserve">        {</w:t>
@@ -3651,6 +4196,71 @@
         <w:br/>
         <w:br/>
         <w:br/>
+        <w:t xml:space="preserve">            if (beat.beatId == "B01" || beat.beatId == "B07")</w:t>
+        <w:br/>
+        <w:br/>
+        <w:t xml:space="preserve">            {</w:t>
+        <w:br/>
+        <w:br/>
+        <w:t xml:space="preserve">                var player = FindAnyObjectByType&lt;PlayerController&gt;();</w:t>
+        <w:br/>
+        <w:br/>
+        <w:br/>
+        <w:br/>
+        <w:t xml:space="preserve">                if (player != null &amp;&amp; SitAnchor != null)</w:t>
+        <w:br/>
+        <w:br/>
+        <w:t xml:space="preserve">                {</w:t>
+        <w:br/>
+        <w:br/>
+        <w:t xml:space="preserve">                    player.SitAt(SitAnchor);</w:t>
+        <w:br/>
+        <w:br/>
+        <w:t xml:space="preserve">                }</w:t>
+        <w:br/>
+        <w:br/>
+        <w:t xml:space="preserve">            }</w:t>
+        <w:br/>
+        <w:br/>
+        <w:t xml:space="preserve">            else if (beat.beatId == "B02")</w:t>
+        <w:br/>
+        <w:br/>
+        <w:t xml:space="preserve">            {</w:t>
+        <w:br/>
+        <w:br/>
+        <w:t xml:space="preserve">                var lead = FindAnyObjectByType&lt;LeadController&gt;();</w:t>
+        <w:br/>
+        <w:br/>
+        <w:t xml:space="preserve">                if (lead != null)</w:t>
+        <w:br/>
+        <w:br/>
+        <w:t xml:space="preserve">                {</w:t>
+        <w:br/>
+        <w:br/>
+        <w:t xml:space="preserve">                    lead.GoTalkThenReturn(beat.interaction, () =&gt;</w:t>
+        <w:br/>
+        <w:br/>
+        <w:t xml:space="preserve">                    {</w:t>
+        <w:br/>
+        <w:br/>
+        <w:t xml:space="preserve">                        isInteractionRunning = false;</w:t>
+        <w:br/>
+        <w:br/>
+        <w:t xml:space="preserve">                        AdvanceBeat();</w:t>
+        <w:br/>
+        <w:br/>
+        <w:t xml:space="preserve">                    });</w:t>
+        <w:br/>
+        <w:br/>
+        <w:t xml:space="preserve">                    return;</w:t>
+        <w:br/>
+        <w:br/>
+        <w:t xml:space="preserve">                }   </w:t>
+        <w:br/>
+        <w:br/>
+        <w:t xml:space="preserve">            }</w:t>
+        <w:br/>
+        <w:br/>
         <w:t xml:space="preserve">            beatRunner.RunBeat(beat, OnChoiceResolved);</w:t>
         <w:br/>
         <w:br/>
@@ -3659,195 +4269,195 @@
         <w:br/>
         <w:br/>
         <w:br/>
-        <w:t xml:space="preserve">        void OnChoiceResolved(BeatSO beat, ChoiceSO choice)</w:t>
-        <w:br/>
-        <w:br/>
-        <w:t xml:space="preserve">        {</w:t>
-        <w:br/>
-        <w:br/>
-        <w:t xml:space="preserve">            if (choice != null &amp;&amp; choice.outcomeInteraction != null)</w:t>
+        <w:t xml:space="preserve">            void OnChoiceResolved(BeatSO beat, ChoiceSO choice)</w:t>
         <w:br/>
         <w:br/>
         <w:t xml:space="preserve">            {</w:t>
         <w:br/>
         <w:br/>
-        <w:t xml:space="preserve">                Debug.Log("[Episode] Run outcome interaction");</w:t>
-        <w:br/>
-        <w:br/>
-        <w:br/>
-        <w:br/>
-        <w:t xml:space="preserve">                beatRunner.RunInteraction(choice.outcomeInteraction, () =&gt;</w:t>
+        <w:t xml:space="preserve">                if (choice != null &amp;&amp; choice.outcomeInteraction != null)</w:t>
         <w:br/>
         <w:br/>
         <w:t xml:space="preserve">                {</w:t>
         <w:br/>
         <w:br/>
+        <w:t xml:space="preserve">                    Debug.Log("[Episode] Run outcome interaction");</w:t>
+        <w:br/>
+        <w:br/>
+        <w:br/>
+        <w:br/>
+        <w:t xml:space="preserve">                    beatRunner.RunInteraction(choice.outcomeInteraction, () =&gt;</w:t>
+        <w:br/>
+        <w:br/>
+        <w:t xml:space="preserve">                    {</w:t>
+        <w:br/>
+        <w:br/>
+        <w:t xml:space="preserve">                        ResolveChoice(choice);</w:t>
+        <w:br/>
+        <w:br/>
+        <w:t xml:space="preserve">                    });</w:t>
+        <w:br/>
+        <w:br/>
+        <w:t xml:space="preserve">                }</w:t>
+        <w:br/>
+        <w:br/>
+        <w:t xml:space="preserve">                else</w:t>
+        <w:br/>
+        <w:br/>
+        <w:t xml:space="preserve">                {</w:t>
+        <w:br/>
+        <w:br/>
         <w:t xml:space="preserve">                    ResolveChoice(choice);</w:t>
         <w:br/>
         <w:br/>
-        <w:t xml:space="preserve">                });</w:t>
+        <w:t xml:space="preserve">                }</w:t>
         <w:br/>
         <w:br/>
         <w:t xml:space="preserve">            }</w:t>
         <w:br/>
         <w:br/>
-        <w:t xml:space="preserve">            else</w:t>
+        <w:br/>
+        <w:br/>
+        <w:t xml:space="preserve">            void ResolveChoice(ChoiceSO choice)</w:t>
         <w:br/>
         <w:br/>
         <w:t xml:space="preserve">            {</w:t>
         <w:br/>
         <w:br/>
-        <w:t xml:space="preserve">                ResolveChoice(choice);</w:t>
+        <w:t xml:space="preserve">                isInteractionRunning = false;</w:t>
+        <w:br/>
+        <w:br/>
+        <w:br/>
+        <w:br/>
+        <w:t xml:space="preserve">                // Nếu Choice có stateToTrigger, cập nhật GameState</w:t>
+        <w:br/>
+        <w:br/>
+        <w:t xml:space="preserve">                if (choice != null &amp;&amp; !string.IsNullOrEmpty(choice.stateToTrigger))</w:t>
+        <w:br/>
+        <w:br/>
+        <w:t xml:space="preserve">                {</w:t>
+        <w:br/>
+        <w:br/>
+        <w:t xml:space="preserve">                    if (GameStateManager.Instance != null)</w:t>
+        <w:br/>
+        <w:br/>
+        <w:t xml:space="preserve">                    {</w:t>
+        <w:br/>
+        <w:br/>
+        <w:t xml:space="preserve">                        GameStateManager.Instance.SetFlag(choice.stateToTrigger, true);</w:t>
+        <w:br/>
+        <w:br/>
+        <w:t xml:space="preserve">                    }</w:t>
+        <w:br/>
+        <w:br/>
+        <w:t xml:space="preserve">                    else</w:t>
+        <w:br/>
+        <w:br/>
+        <w:t xml:space="preserve">                    {</w:t>
+        <w:br/>
+        <w:br/>
+        <w:t xml:space="preserve">                        Debug.LogWarning("[Episode] GameStateManager.Instance is null while trying to set state from choice.");</w:t>
+        <w:br/>
+        <w:br/>
+        <w:t xml:space="preserve">                    }</w:t>
+        <w:br/>
+        <w:br/>
+        <w:t xml:space="preserve">                }</w:t>
+        <w:br/>
+        <w:br/>
+        <w:br/>
+        <w:br/>
+        <w:t xml:space="preserve">                if (choice != null &amp;&amp; choice.nextBeat != null)</w:t>
+        <w:br/>
+        <w:br/>
+        <w:t xml:space="preserve">                {</w:t>
+        <w:br/>
+        <w:br/>
+        <w:t xml:space="preserve">                    JumpToBeat(choice.nextBeat);</w:t>
+        <w:br/>
+        <w:br/>
+        <w:t xml:space="preserve">                }</w:t>
+        <w:br/>
+        <w:br/>
+        <w:t xml:space="preserve">                else</w:t>
+        <w:br/>
+        <w:br/>
+        <w:t xml:space="preserve">                {</w:t>
+        <w:br/>
+        <w:br/>
+        <w:t xml:space="preserve">                    AdvanceBeat();</w:t>
+        <w:br/>
+        <w:br/>
+        <w:t xml:space="preserve">                }</w:t>
         <w:br/>
         <w:br/>
         <w:t xml:space="preserve">            }</w:t>
         <w:br/>
         <w:br/>
+        <w:br/>
+        <w:br/>
+        <w:t xml:space="preserve">            void AdvanceBeat()</w:t>
+        <w:br/>
+        <w:br/>
+        <w:t xml:space="preserve">            {</w:t>
+        <w:br/>
+        <w:br/>
+        <w:t xml:space="preserve">                _beatIndex++;</w:t>
+        <w:br/>
+        <w:br/>
+        <w:t xml:space="preserve">                TryRunCurrentBeat();</w:t>
+        <w:br/>
+        <w:br/>
+        <w:t xml:space="preserve">            }</w:t>
+        <w:br/>
+        <w:br/>
+        <w:br/>
+        <w:br/>
+        <w:t xml:space="preserve">            void JumpToBeat(BeatSO beat)</w:t>
+        <w:br/>
+        <w:br/>
+        <w:t xml:space="preserve">            {</w:t>
+        <w:br/>
+        <w:br/>
+        <w:t xml:space="preserve">                for (int i = 0; i &lt; _beats.Length; i++)</w:t>
+        <w:br/>
+        <w:br/>
+        <w:t xml:space="preserve">                {</w:t>
+        <w:br/>
+        <w:br/>
+        <w:t xml:space="preserve">                    if (_beats[i] == beat)</w:t>
+        <w:br/>
+        <w:br/>
+        <w:t xml:space="preserve">                    {</w:t>
+        <w:br/>
+        <w:br/>
+        <w:t xml:space="preserve">                        _beatIndex = i;</w:t>
+        <w:br/>
+        <w:br/>
+        <w:t xml:space="preserve">                        TryRunCurrentBeat();</w:t>
+        <w:br/>
+        <w:br/>
+        <w:t xml:space="preserve">                        return;</w:t>
+        <w:br/>
+        <w:br/>
+        <w:t xml:space="preserve">                    }</w:t>
+        <w:br/>
+        <w:br/>
+        <w:t xml:space="preserve">                }</w:t>
+        <w:br/>
+        <w:br/>
+        <w:br/>
+        <w:br/>
+        <w:t xml:space="preserve">                Debug.LogError("[Episode] Jump beat not found");</w:t>
+        <w:br/>
+        <w:br/>
+        <w:t xml:space="preserve">            }</w:t>
+        <w:br/>
+        <w:br/>
         <w:t xml:space="preserve">        }</w:t>
         <w:br/>
         <w:br/>
-        <w:br/>
-        <w:br/>
-        <w:t xml:space="preserve">        void ResolveChoice(ChoiceSO choice)</w:t>
-        <w:br/>
-        <w:br/>
-        <w:t xml:space="preserve">        {</w:t>
-        <w:br/>
-        <w:br/>
-        <w:t xml:space="preserve">            isInteractionRunning = false;</w:t>
-        <w:br/>
-        <w:br/>
-        <w:br/>
-        <w:br/>
-        <w:t xml:space="preserve">            // Nếu Choice có stateToTrigger, cập nhật GameState</w:t>
-        <w:br/>
-        <w:br/>
-        <w:t xml:space="preserve">            if (choice != null &amp;&amp; !string.IsNullOrEmpty(choice.stateToTrigger))</w:t>
-        <w:br/>
-        <w:br/>
-        <w:t xml:space="preserve">            {</w:t>
-        <w:br/>
-        <w:br/>
-        <w:t xml:space="preserve">                if (GameStateManager.Instance != null)</w:t>
-        <w:br/>
-        <w:br/>
-        <w:t xml:space="preserve">                {</w:t>
-        <w:br/>
-        <w:br/>
-        <w:t xml:space="preserve">                    GameStateManager.Instance.SetFlag(choice.stateToTrigger, true);</w:t>
-        <w:br/>
-        <w:br/>
-        <w:t xml:space="preserve">                }</w:t>
-        <w:br/>
-        <w:br/>
-        <w:t xml:space="preserve">                else</w:t>
-        <w:br/>
-        <w:br/>
-        <w:t xml:space="preserve">                {</w:t>
-        <w:br/>
-        <w:br/>
-        <w:t xml:space="preserve">                    Debug.LogWarning("[Episode] GameStateManager.Instance is null while trying to set state from choice.");</w:t>
-        <w:br/>
-        <w:br/>
-        <w:t xml:space="preserve">                }</w:t>
-        <w:br/>
-        <w:br/>
-        <w:t xml:space="preserve">            }</w:t>
-        <w:br/>
-        <w:br/>
-        <w:br/>
-        <w:br/>
-        <w:t xml:space="preserve">            if (choice != null &amp;&amp; choice.nextBeat != null)</w:t>
-        <w:br/>
-        <w:br/>
-        <w:t xml:space="preserve">            {</w:t>
-        <w:br/>
-        <w:br/>
-        <w:t xml:space="preserve">                JumpToBeat(choice.nextBeat);</w:t>
-        <w:br/>
-        <w:br/>
-        <w:t xml:space="preserve">            }</w:t>
-        <w:br/>
-        <w:br/>
-        <w:t xml:space="preserve">            else</w:t>
-        <w:br/>
-        <w:br/>
-        <w:t xml:space="preserve">            {</w:t>
-        <w:br/>
-        <w:br/>
-        <w:t xml:space="preserve">                AdvanceBeat();</w:t>
-        <w:br/>
-        <w:br/>
-        <w:t xml:space="preserve">            }</w:t>
-        <w:br/>
-        <w:br/>
-        <w:t xml:space="preserve">        }</w:t>
-        <w:br/>
-        <w:br/>
-        <w:br/>
-        <w:br/>
-        <w:t xml:space="preserve">        void AdvanceBeat()</w:t>
-        <w:br/>
-        <w:br/>
-        <w:t xml:space="preserve">        {</w:t>
-        <w:br/>
-        <w:br/>
-        <w:t xml:space="preserve">            _beatIndex++;</w:t>
-        <w:br/>
-        <w:br/>
-        <w:t xml:space="preserve">            TryRunCurrentBeat();</w:t>
-        <w:br/>
-        <w:br/>
-        <w:t xml:space="preserve">        }</w:t>
-        <w:br/>
-        <w:br/>
-        <w:br/>
-        <w:br/>
-        <w:t xml:space="preserve">        void JumpToBeat(BeatSO beat)</w:t>
-        <w:br/>
-        <w:br/>
-        <w:t xml:space="preserve">        {</w:t>
-        <w:br/>
-        <w:br/>
-        <w:t xml:space="preserve">            for (int i = 0; i &lt; _beats.Length; i++)</w:t>
-        <w:br/>
-        <w:br/>
-        <w:t xml:space="preserve">            {</w:t>
-        <w:br/>
-        <w:br/>
-        <w:t xml:space="preserve">                if (_beats[i] == beat)</w:t>
-        <w:br/>
-        <w:br/>
-        <w:t xml:space="preserve">                {</w:t>
-        <w:br/>
-        <w:br/>
-        <w:t xml:space="preserve">                    _beatIndex = i;</w:t>
-        <w:br/>
-        <w:br/>
-        <w:t xml:space="preserve">                    TryRunCurrentBeat();</w:t>
-        <w:br/>
-        <w:br/>
-        <w:t xml:space="preserve">                    return;</w:t>
-        <w:br/>
-        <w:br/>
-        <w:t xml:space="preserve">                }</w:t>
-        <w:br/>
-        <w:br/>
-        <w:t xml:space="preserve">            }</w:t>
-        <w:br/>
-        <w:br/>
-        <w:br/>
-        <w:br/>
-        <w:t xml:space="preserve">            Debug.LogError("[Episode] Jump beat not found");</w:t>
-        <w:br/>
-        <w:br/>
-        <w:t xml:space="preserve">        }</w:t>
-        <w:br/>
-        <w:br/>
         <w:t xml:space="preserve">    }</w:t>
-        <w:br/>
-        <w:br/>
-        <w:t>}</w:t>
         <w:br/>
         <w:br/>
       </w:r>
@@ -3900,7 +4510,10 @@
         <w:t xml:space="preserve">        // public PhoneUIRoot phoneUI;</w:t>
         <w:br/>
         <w:br/>
-        <w:t xml:space="preserve">        public DialogueUI dialogueUI; </w:t>
+        <w:t xml:space="preserve">        public DialogueUI dialogueUI;</w:t>
+        <w:br/>
+        <w:br/>
+        <w:t xml:space="preserve">        public PCUI pcUI;</w:t>
         <w:br/>
         <w:br/>
         <w:br/>
@@ -3973,6 +4586,30 @@
         <w:br/>
         <w:br/>
         <w:t xml:space="preserve">                    break;</w:t>
+        <w:br/>
+        <w:br/>
+        <w:br/>
+        <w:br/>
+        <w:br/>
+        <w:br/>
+        <w:t xml:space="preserve">                case InteractionType.PC:</w:t>
+        <w:br/>
+        <w:br/>
+        <w:t xml:space="preserve">                    pcUI.Show(beat, interaction, () =&gt;</w:t>
+        <w:br/>
+        <w:br/>
+        <w:t xml:space="preserve">                    {</w:t>
+        <w:br/>
+        <w:br/>
+        <w:t xml:space="preserve">                        onChoiceResolved?.Invoke(beat, null);</w:t>
+        <w:br/>
+        <w:br/>
+        <w:t xml:space="preserve">                    });</w:t>
+        <w:br/>
+        <w:br/>
+        <w:t xml:space="preserve">                    break;</w:t>
+        <w:br/>
+        <w:br/>
         <w:br/>
         <w:br/>
         <w:br/>
@@ -4559,6 +5196,9 @@
         <w:t>using System.Collections.Generic;</w:t>
         <w:br/>
         <w:br/>
+        <w:t>using System.Linq;</w:t>
+        <w:br/>
+        <w:br/>
         <w:br/>
         <w:br/>
         <w:t>namespace SeriousGame.Runtime</w:t>
@@ -4727,7 +5367,7 @@
         <w:t xml:space="preserve">            // Lấy câu thoại hiện tại từ mảng dialogueLines chúng ta vừa sửa ở SO</w:t>
         <w:br/>
         <w:br/>
-        <w:t xml:space="preserve">            promptText.text = _currentInteraction.dialogueLines[_currentLineIndex];</w:t>
+        <w:t xml:space="preserve">            if (_currentInteraction.dialogueLines != null) promptText.text = _currentInteraction.dialogueLines[_currentLineIndex];</w:t>
         <w:br/>
         <w:br/>
         <w:t xml:space="preserve">            Debug.Log($"[DialogueUI] Displaying line {_currentLineIndex}: {_currentInteraction.dialogueLines[_currentLineIndex]}");</w:t>
@@ -4963,6 +5603,204 @@
         <w:br/>
         <w:br/>
         <w:t>}</w:t>
+      </w:r>
+    </w:p>
+    <w:p>
+      <w:r>
+        <w:rPr>
+          <w:rFonts w:ascii="Times New Roman" w:hAnsi="Times New Roman" w:eastAsia="Times New Roman"/>
+          <w:b/>
+          <w:sz w:val="28"/>
+        </w:rPr>
+        <w:t>File DossierUI.cs</w:t>
+      </w:r>
+    </w:p>
+    <w:p>
+      <w:r>
+        <w:rPr>
+          <w:rFonts w:ascii="Times New Roman" w:hAnsi="Times New Roman" w:eastAsia="Times New Roman"/>
+          <w:sz w:val="28"/>
+        </w:rPr>
+        <w:t>﻿//using UnityEngine;</w:t>
+        <w:br/>
+        <w:br/>
+        <w:t>//using TMPro;</w:t>
+        <w:br/>
+        <w:br/>
+        <w:t>//using UnityEngine.UI;</w:t>
+        <w:br/>
+        <w:br/>
+        <w:t>//using System;</w:t>
+        <w:br/>
+        <w:br/>
+        <w:br/>
+        <w:br/>
+        <w:t>//public class DossierUI : MonoBehaviour</w:t>
+        <w:br/>
+        <w:br/>
+        <w:t>//{</w:t>
+        <w:br/>
+        <w:br/>
+        <w:t>//    public TextMeshProUGUI titleText;</w:t>
+        <w:br/>
+        <w:br/>
+        <w:t>//    public TextMeshProUGUI contentText;</w:t>
+        <w:br/>
+        <w:br/>
+        <w:t>//    public Button prevButton;</w:t>
+        <w:br/>
+        <w:br/>
+        <w:t>//    public Button nextButton;</w:t>
+        <w:br/>
+        <w:br/>
+        <w:t>//    public Button doneButton;</w:t>
+        <w:br/>
+        <w:br/>
+        <w:br/>
+        <w:br/>
+        <w:t>//    [TextArea(5, 10)]</w:t>
+        <w:br/>
+        <w:br/>
+        <w:t>//    public string[] dossiers;</w:t>
+        <w:br/>
+        <w:br/>
+        <w:br/>
+        <w:br/>
+        <w:t>//    private int index = 0;</w:t>
+        <w:br/>
+        <w:br/>
+        <w:t>//    private Action onDone;</w:t>
+        <w:br/>
+        <w:br/>
+        <w:br/>
+        <w:br/>
+        <w:t>//    public void Open(Action doneCallback)</w:t>
+        <w:br/>
+        <w:br/>
+        <w:t>//    {</w:t>
+        <w:br/>
+        <w:br/>
+        <w:t>//        onDone = doneCallback;</w:t>
+        <w:br/>
+        <w:br/>
+        <w:t>//        index = 0;</w:t>
+        <w:br/>
+        <w:br/>
+        <w:t>//        Refresh();</w:t>
+        <w:br/>
+        <w:br/>
+        <w:br/>
+        <w:br/>
+        <w:t>//        gameObject.SetActive(true);</w:t>
+        <w:br/>
+        <w:br/>
+        <w:br/>
+        <w:br/>
+        <w:t>//        var player = FindObjectOfType&lt;SeriousGame.Runtime.PlayerController&gt;();</w:t>
+        <w:br/>
+        <w:br/>
+        <w:t>//        player?.SetLockState(true);</w:t>
+        <w:br/>
+        <w:br/>
+        <w:t>//    }</w:t>
+        <w:br/>
+        <w:br/>
+        <w:br/>
+        <w:br/>
+        <w:t>//    void Refresh()</w:t>
+        <w:br/>
+        <w:br/>
+        <w:t>//    {</w:t>
+        <w:br/>
+        <w:br/>
+        <w:t>//        titleText.text = $"Hồ sơ {index + 1}";</w:t>
+        <w:br/>
+        <w:br/>
+        <w:t>//        contentText.text = dossiers[index];</w:t>
+        <w:br/>
+        <w:br/>
+        <w:br/>
+        <w:br/>
+        <w:t>//        prevButton.interactable = index &gt; 0;</w:t>
+        <w:br/>
+        <w:br/>
+        <w:t>//        nextButton.interactable = index &lt; dossiers.Length - 1;</w:t>
+        <w:br/>
+        <w:br/>
+        <w:t>//    }</w:t>
+        <w:br/>
+        <w:br/>
+        <w:br/>
+        <w:br/>
+        <w:t>//    void Start()</w:t>
+        <w:br/>
+        <w:br/>
+        <w:t>//    {</w:t>
+        <w:br/>
+        <w:br/>
+        <w:t>//        prevButton.onClick.AddListener(() =&gt;</w:t>
+        <w:br/>
+        <w:br/>
+        <w:t>//        {</w:t>
+        <w:br/>
+        <w:br/>
+        <w:t>//            index--;</w:t>
+        <w:br/>
+        <w:br/>
+        <w:t>//            Refresh();</w:t>
+        <w:br/>
+        <w:br/>
+        <w:t>//        });</w:t>
+        <w:br/>
+        <w:br/>
+        <w:br/>
+        <w:br/>
+        <w:t>//        nextButton.onClick.AddListener(() =&gt;</w:t>
+        <w:br/>
+        <w:br/>
+        <w:t>//        {</w:t>
+        <w:br/>
+        <w:br/>
+        <w:t>//            index++;</w:t>
+        <w:br/>
+        <w:br/>
+        <w:t>//            Refresh();</w:t>
+        <w:br/>
+        <w:br/>
+        <w:t>//        });</w:t>
+        <w:br/>
+        <w:br/>
+        <w:br/>
+        <w:br/>
+        <w:t>//        doneButton.onClick.AddListener(() =&gt;</w:t>
+        <w:br/>
+        <w:br/>
+        <w:t>//        {</w:t>
+        <w:br/>
+        <w:br/>
+        <w:t>//            var player = FindObjectOfType&lt;SeriousGame.Runtime.PlayerController&gt;();</w:t>
+        <w:br/>
+        <w:br/>
+        <w:t>//            player?.SetLockState(false);</w:t>
+        <w:br/>
+        <w:br/>
+        <w:br/>
+        <w:br/>
+        <w:t>//            onDone?.Invoke();</w:t>
+        <w:br/>
+        <w:br/>
+        <w:t>//            Destroy(gameObject);</w:t>
+        <w:br/>
+        <w:br/>
+        <w:t>//        });</w:t>
+        <w:br/>
+        <w:br/>
+        <w:t>//    }</w:t>
+        <w:br/>
+        <w:br/>
+        <w:t>//}</w:t>
+        <w:br/>
+        <w:br/>
       </w:r>
     </w:p>
     <w:p>
@@ -5319,6 +6157,294 @@
         <w:br/>
         <w:br/>
         <w:t xml:space="preserve">        }</w:t>
+        <w:br/>
+        <w:br/>
+        <w:t xml:space="preserve">    }</w:t>
+        <w:br/>
+        <w:br/>
+        <w:t>}</w:t>
+        <w:br/>
+        <w:br/>
+      </w:r>
+    </w:p>
+    <w:p>
+      <w:r>
+        <w:rPr>
+          <w:rFonts w:ascii="Times New Roman" w:hAnsi="Times New Roman" w:eastAsia="Times New Roman"/>
+          <w:b/>
+          <w:sz w:val="28"/>
+        </w:rPr>
+        <w:t>File PCUI.cs</w:t>
+      </w:r>
+    </w:p>
+    <w:p>
+      <w:r>
+        <w:rPr>
+          <w:rFonts w:ascii="Times New Roman" w:hAnsi="Times New Roman" w:eastAsia="Times New Roman"/>
+          <w:sz w:val="28"/>
+        </w:rPr>
+        <w:t>﻿using SeriousGame.Content;</w:t>
+        <w:br/>
+        <w:br/>
+        <w:t>using SeriousGame.Runtime;</w:t>
+        <w:br/>
+        <w:br/>
+        <w:t>using System;</w:t>
+        <w:br/>
+        <w:br/>
+        <w:t>using UnityEngine;</w:t>
+        <w:br/>
+        <w:br/>
+        <w:br/>
+        <w:br/>
+        <w:t>public class PCUI : MonoBehaviour</w:t>
+        <w:br/>
+        <w:br/>
+        <w:t>{</w:t>
+        <w:br/>
+        <w:br/>
+        <w:t xml:space="preserve">    public GameObject root;            // Canvas world-space (đã gắn sẵn trong scene)</w:t>
+        <w:br/>
+        <w:br/>
+        <w:t xml:space="preserve">    public PlayerController player;</w:t>
+        <w:br/>
+        <w:br/>
+        <w:br/>
+        <w:br/>
+        <w:t xml:space="preserve">    [Header("Camera focus")]</w:t>
+        <w:br/>
+        <w:br/>
+        <w:t xml:space="preserve">    public Transform cameraFocusPoint; // Empty đặt trước màn hình</w:t>
+        <w:br/>
+        <w:br/>
+        <w:t xml:space="preserve">    public float focusSpeed = 4f;</w:t>
+        <w:br/>
+        <w:br/>
+        <w:br/>
+        <w:br/>
+        <w:t xml:space="preserve">    private Action onFinish;</w:t>
+        <w:br/>
+        <w:br/>
+        <w:t xml:space="preserve">    private Transform cam;</w:t>
+        <w:br/>
+        <w:br/>
+        <w:t xml:space="preserve">    private Vector3 camOriginalPos;</w:t>
+        <w:br/>
+        <w:br/>
+        <w:t xml:space="preserve">    private Quaternion camOriginalRot;</w:t>
+        <w:br/>
+        <w:br/>
+        <w:br/>
+        <w:br/>
+        <w:t xml:space="preserve">    [Header("Dossier Panels")]</w:t>
+        <w:br/>
+        <w:br/>
+        <w:t xml:space="preserve">    public GameObject dossier1;</w:t>
+        <w:br/>
+        <w:br/>
+        <w:t xml:space="preserve">    public GameObject dossier2;</w:t>
+        <w:br/>
+        <w:br/>
+        <w:t xml:space="preserve">    public GameObject dossier3;</w:t>
+        <w:br/>
+        <w:br/>
+        <w:br/>
+        <w:br/>
+        <w:t xml:space="preserve">    [Header("Camera zoom config")]</w:t>
+        <w:br/>
+        <w:br/>
+        <w:t xml:space="preserve">    public float focusDistance = 0.6f; // chỉnh ở Inspector</w:t>
+        <w:br/>
+        <w:br/>
+        <w:br/>
+        <w:br/>
+        <w:br/>
+        <w:br/>
+        <w:br/>
+        <w:br/>
+        <w:t xml:space="preserve">    void Awake()</w:t>
+        <w:br/>
+        <w:br/>
+        <w:t xml:space="preserve">    {</w:t>
+        <w:br/>
+        <w:br/>
+        <w:t xml:space="preserve">        cam = Camera.main.transform;</w:t>
+        <w:br/>
+        <w:br/>
+        <w:t xml:space="preserve">        root.SetActive(false);</w:t>
+        <w:br/>
+        <w:br/>
+        <w:t xml:space="preserve">    }</w:t>
+        <w:br/>
+        <w:br/>
+        <w:br/>
+        <w:br/>
+        <w:t xml:space="preserve">    public void ShowDossier(int index)</w:t>
+        <w:br/>
+        <w:br/>
+        <w:t xml:space="preserve">    {</w:t>
+        <w:br/>
+        <w:br/>
+        <w:t xml:space="preserve">        dossier1.SetActive(index == 0);</w:t>
+        <w:br/>
+        <w:br/>
+        <w:t xml:space="preserve">        dossier2.SetActive(index == 1);</w:t>
+        <w:br/>
+        <w:br/>
+        <w:t xml:space="preserve">        dossier3.SetActive(index == 2);</w:t>
+        <w:br/>
+        <w:br/>
+        <w:t xml:space="preserve">    }</w:t>
+        <w:br/>
+        <w:br/>
+        <w:br/>
+        <w:br/>
+        <w:t xml:space="preserve">    public void Show(BeatSO beat, InteractionSO interaction, Action onDone)</w:t>
+        <w:br/>
+        <w:br/>
+        <w:t xml:space="preserve">    {</w:t>
+        <w:br/>
+        <w:br/>
+        <w:t xml:space="preserve">        onFinish = onDone;</w:t>
+        <w:br/>
+        <w:br/>
+        <w:br/>
+        <w:br/>
+        <w:t xml:space="preserve">        // Lưu camera ban đầu</w:t>
+        <w:br/>
+        <w:br/>
+        <w:t xml:space="preserve">        camOriginalPos = cam.position;</w:t>
+        <w:br/>
+        <w:br/>
+        <w:t xml:space="preserve">        camOriginalRot = cam.rotation;</w:t>
+        <w:br/>
+        <w:br/>
+        <w:br/>
+        <w:br/>
+        <w:t xml:space="preserve">        root.SetActive(true);</w:t>
+        <w:br/>
+        <w:br/>
+        <w:br/>
+        <w:br/>
+        <w:t xml:space="preserve">        // khóa movement</w:t>
+        <w:br/>
+        <w:br/>
+        <w:t xml:space="preserve">        player.SetLockState(true);</w:t>
+        <w:br/>
+        <w:br/>
+        <w:br/>
+        <w:br/>
+        <w:t xml:space="preserve">        // bật cursor (PC mode)</w:t>
+        <w:br/>
+        <w:br/>
+        <w:t xml:space="preserve">        Cursor.lockState = CursorLockMode.None;</w:t>
+        <w:br/>
+        <w:br/>
+        <w:t xml:space="preserve">        Cursor.visible = true;</w:t>
+        <w:br/>
+        <w:br/>
+        <w:t xml:space="preserve">    }</w:t>
+        <w:br/>
+        <w:br/>
+        <w:br/>
+        <w:br/>
+        <w:t xml:space="preserve">    void Update()</w:t>
+        <w:br/>
+        <w:br/>
+        <w:t xml:space="preserve">    {</w:t>
+        <w:br/>
+        <w:br/>
+        <w:t xml:space="preserve">        if (!root.activeSelf) return;</w:t>
+        <w:br/>
+        <w:br/>
+        <w:br/>
+        <w:br/>
+        <w:t xml:space="preserve">        Vector3 targetPos =</w:t>
+        <w:br/>
+        <w:br/>
+        <w:t xml:space="preserve">            cameraFocusPoint.position</w:t>
+        <w:br/>
+        <w:br/>
+        <w:t xml:space="preserve">            - cameraFocusPoint.forward * focusDistance;</w:t>
+        <w:br/>
+        <w:br/>
+        <w:br/>
+        <w:br/>
+        <w:t xml:space="preserve">        cam.position = Vector3.Lerp(</w:t>
+        <w:br/>
+        <w:br/>
+        <w:t xml:space="preserve">            cam.position,</w:t>
+        <w:br/>
+        <w:br/>
+        <w:t xml:space="preserve">            targetPos,</w:t>
+        <w:br/>
+        <w:br/>
+        <w:t xml:space="preserve">            Time.deltaTime * focusSpeed</w:t>
+        <w:br/>
+        <w:br/>
+        <w:t xml:space="preserve">        );</w:t>
+        <w:br/>
+        <w:br/>
+        <w:br/>
+        <w:br/>
+        <w:t xml:space="preserve">        cam.rotation = Quaternion.Slerp(</w:t>
+        <w:br/>
+        <w:br/>
+        <w:t xml:space="preserve">            cam.rotation,</w:t>
+        <w:br/>
+        <w:br/>
+        <w:t xml:space="preserve">            cameraFocusPoint.rotation,</w:t>
+        <w:br/>
+        <w:br/>
+        <w:t xml:space="preserve">            Time.deltaTime * focusSpeed</w:t>
+        <w:br/>
+        <w:br/>
+        <w:t xml:space="preserve">        );</w:t>
+        <w:br/>
+        <w:br/>
+        <w:t xml:space="preserve">    }</w:t>
+        <w:br/>
+        <w:br/>
+        <w:br/>
+        <w:br/>
+        <w:br/>
+        <w:br/>
+        <w:t xml:space="preserve">    public void OnFinishClicked()</w:t>
+        <w:br/>
+        <w:br/>
+        <w:t xml:space="preserve">    {</w:t>
+        <w:br/>
+        <w:br/>
+        <w:t xml:space="preserve">        root.SetActive(false);</w:t>
+        <w:br/>
+        <w:br/>
+        <w:br/>
+        <w:br/>
+        <w:t xml:space="preserve">        // trả camera về</w:t>
+        <w:br/>
+        <w:br/>
+        <w:t xml:space="preserve">        cam.position = camOriginalPos;</w:t>
+        <w:br/>
+        <w:br/>
+        <w:t xml:space="preserve">        cam.rotation = camOriginalRot;</w:t>
+        <w:br/>
+        <w:br/>
+        <w:br/>
+        <w:br/>
+        <w:t xml:space="preserve">        Cursor.lockState = CursorLockMode.Locked;</w:t>
+        <w:br/>
+        <w:br/>
+        <w:t xml:space="preserve">        Cursor.visible = false;</w:t>
+        <w:br/>
+        <w:br/>
+        <w:br/>
+        <w:br/>
+        <w:t xml:space="preserve">        player.SetLockState(false);</w:t>
+        <w:br/>
+        <w:br/>
+        <w:br/>
+        <w:br/>
+        <w:t xml:space="preserve">        onFinish?.Invoke(); // báo beat xong</w:t>
         <w:br/>
         <w:br/>
         <w:t xml:space="preserve">    }</w:t>

--- a/GameCode_Scripts_part01.docx
+++ b/GameCode_Scripts_part01.docx
@@ -26,6 +26,8 @@
         <w:br/>
         <w:t xml:space="preserve">        ├── BeatInteractable.cs</w:t>
         <w:br/>
+        <w:t xml:space="preserve">        ├── VRBeatInteractor.cs</w:t>
+        <w:br/>
         <w:t xml:space="preserve">        ├── App</w:t>
         <w:br/>
         <w:t xml:space="preserve">        │   ├── AppContext.cs</w:t>
@@ -84,7 +86,11 @@
         <w:br/>
         <w:t xml:space="preserve">        ├── Player</w:t>
         <w:br/>
-        <w:t xml:space="preserve">        │   └── PlayerController.cs</w:t>
+        <w:t xml:space="preserve">        │   ├── PlayerController.cs</w:t>
+        <w:br/>
+        <w:t xml:space="preserve">        │   ├── VRInteractorRaycast.cs</w:t>
+        <w:br/>
+        <w:t xml:space="preserve">        │   └── VRSimpleLocomotion.cs</w:t>
         <w:br/>
         <w:t xml:space="preserve">        ├── Runtime</w:t>
         <w:br/>
@@ -114,6 +120,10 @@
         <w:br/>
         <w:t xml:space="preserve">            ├── DossierUI.cs</w:t>
         <w:br/>
+        <w:t xml:space="preserve">            ├── Dragable.cs</w:t>
+        <w:br/>
+        <w:t xml:space="preserve">            ├── DropSlot.cs</w:t>
+        <w:br/>
         <w:t xml:space="preserve">            ├── EpisodeSummaryUI.cs</w:t>
         <w:br/>
         <w:t xml:space="preserve">            ├── OutcomeToastUI.cs</w:t>
@@ -122,7 +132,9 @@
         <w:br/>
         <w:t xml:space="preserve">            ├── ScreenFader.cs</w:t>
         <w:br/>
-        <w:t xml:space="preserve">            └── SummaryUI.cs</w:t>
+        <w:t xml:space="preserve">            ├── SummaryUI.cs</w:t>
+        <w:br/>
+        <w:t xml:space="preserve">            └── WorldSpaceUIFollow.cs</w:t>
         <w:br/>
       </w:r>
     </w:p>
@@ -144,6 +156,8 @@
         </w:rPr>
         <w:t>- Assets/Scripts/BeatInteractable.cs — 1568 bytes — ok</w:t>
         <w:br/>
+        <w:t>- Assets/Scripts/VRBeatInteractor.cs — 1990 bytes — ok</w:t>
+        <w:br/>
         <w:t>- Assets/Scripts/App/AppContext.cs — 852 bytes — ok</w:t>
         <w:br/>
         <w:t>- Assets/Scripts/App/GameBootstrap.cs — 1845 bytes — ok</w:t>
@@ -188,13 +202,17 @@
         <w:br/>
         <w:t>- Assets/Scripts/Phone/PhoneUIRoot.cs — 668 bytes — ok</w:t>
         <w:br/>
-        <w:t>- Assets/Scripts/Player/PlayerController.cs — 6895 bytes — ok</w:t>
+        <w:t>- Assets/Scripts/Player/PlayerController.cs — 8058 bytes — ok</w:t>
+        <w:br/>
+        <w:t>- Assets/Scripts/Player/VRInteractorRaycast.cs — 3284 bytes — ok</w:t>
+        <w:br/>
+        <w:t>- Assets/Scripts/Player/VRSimpleLocomotion.cs — 2133 bytes — ok</w:t>
         <w:br/>
         <w:t>- Assets/Scripts/Runtime/BeatRunner.cs — 1553 bytes — ok</w:t>
         <w:br/>
         <w:t>- Assets/Scripts/Runtime/EpisodeController.cs — 6090 bytes — ok</w:t>
         <w:br/>
-        <w:t>- Assets/Scripts/Runtime/InteractionRouter.cs — 1955 bytes — ok</w:t>
+        <w:t>- Assets/Scripts/Runtime/InteractionRouter.cs — 1562 bytes — ok</w:t>
         <w:br/>
         <w:t>- Assets/Scripts/Trace/InMemoryTraceStore.cs — 686 bytes — ok</w:t>
         <w:br/>
@@ -208,19 +226,25 @@
         <w:br/>
         <w:t>- Assets/Scripts/UI/ChoiceButton.cs — 315 bytes — ok</w:t>
         <w:br/>
-        <w:t>- Assets/Scripts/UI/DialogueUI.cs — 5565 bytes — ok</w:t>
+        <w:t>- Assets/Scripts/UI/DialogueUI.cs — 6699 bytes — ok</w:t>
         <w:br/>
         <w:t>- Assets/Scripts/UI/DossierUI.cs — 1580 bytes — ok</w:t>
         <w:br/>
+        <w:t>- Assets/Scripts/UI/Dragable.cs — 2431 bytes — ok</w:t>
+        <w:br/>
+        <w:t>- Assets/Scripts/UI/DropSlot.cs — 459 bytes — ok</w:t>
+        <w:br/>
         <w:t>- Assets/Scripts/UI/EpisodeSummaryUI.cs — 1900 bytes — ok</w:t>
         <w:br/>
         <w:t>- Assets/Scripts/UI/OutcomeToastUI.cs — 1014 bytes — ok</w:t>
         <w:br/>
-        <w:t>- Assets/Scripts/UI/PCUI.cs — 2404 bytes — ok</w:t>
+        <w:t>- Assets/Scripts/UI/PCUI.cs — 4152 bytes — ok</w:t>
         <w:br/>
         <w:t>- Assets/Scripts/UI/ScreenFader.cs — 1786 bytes — ok</w:t>
         <w:br/>
         <w:t>- Assets/Scripts/UI/SummaryUI.cs — 485 bytes — ok</w:t>
+        <w:br/>
+        <w:t>- Assets/Scripts/UI/WorldSpaceUIFollow.cs — 3143 bytes — ok</w:t>
         <w:br/>
       </w:r>
     </w:p>
@@ -427,6 +451,199 @@
           <w:b/>
           <w:sz w:val="28"/>
         </w:rPr>
+        <w:t>File VRBeatInteractor.cs</w:t>
+      </w:r>
+    </w:p>
+    <w:p>
+      <w:r>
+        <w:rPr>
+          <w:rFonts w:ascii="Times New Roman" w:hAnsi="Times New Roman" w:eastAsia="Times New Roman"/>
+          <w:sz w:val="28"/>
+        </w:rPr>
+        <w:t>using SeriousGame.Runtime;</w:t>
+        <w:br/>
+        <w:br/>
+        <w:t>using UnityEngine;</w:t>
+        <w:br/>
+        <w:br/>
+        <w:t>using UnityEngine.InputSystem;</w:t>
+        <w:br/>
+        <w:br/>
+        <w:t>using UnityEngine.XR.Interaction.Toolkit;</w:t>
+        <w:br/>
+        <w:br/>
+        <w:t>using UnityEngine.XR.Interaction.Toolkit.Interactors;</w:t>
+        <w:br/>
+        <w:br/>
+        <w:br/>
+        <w:br/>
+        <w:t>public class VRBeatInteractor : MonoBehaviour</w:t>
+        <w:br/>
+        <w:br/>
+        <w:t>{</w:t>
+        <w:br/>
+        <w:br/>
+        <w:t xml:space="preserve">    [Header("Ray source")]</w:t>
+        <w:br/>
+        <w:br/>
+        <w:t xml:space="preserve">    [SerializeField] private XRRayInteractor rayInteractor;</w:t>
+        <w:br/>
+        <w:br/>
+        <w:br/>
+        <w:br/>
+        <w:t xml:space="preserve">    [Header("Input (usually Trigger)")]</w:t>
+        <w:br/>
+        <w:br/>
+        <w:t xml:space="preserve">    [SerializeField] private InputActionReference interactAction;</w:t>
+        <w:br/>
+        <w:br/>
+        <w:br/>
+        <w:br/>
+        <w:t xml:space="preserve">    [Header("Optional filtering")]</w:t>
+        <w:br/>
+        <w:br/>
+        <w:t xml:space="preserve">    [SerializeField] private LayerMask interactMask = ~0;</w:t>
+        <w:br/>
+        <w:br/>
+        <w:t xml:space="preserve">    [SerializeField] private float fallbackMaxDistance = 10f;</w:t>
+        <w:br/>
+        <w:br/>
+        <w:br/>
+        <w:br/>
+        <w:t xml:space="preserve">    private void OnEnable()</w:t>
+        <w:br/>
+        <w:br/>
+        <w:t xml:space="preserve">    {</w:t>
+        <w:br/>
+        <w:br/>
+        <w:t xml:space="preserve">        if (interactAction.action != null)</w:t>
+        <w:br/>
+        <w:br/>
+        <w:t xml:space="preserve">        {</w:t>
+        <w:br/>
+        <w:br/>
+        <w:t xml:space="preserve">            interactAction.action.Enable();</w:t>
+        <w:br/>
+        <w:br/>
+        <w:t xml:space="preserve">            interactAction.action.performed += OnInteractPerformed;</w:t>
+        <w:br/>
+        <w:br/>
+        <w:t xml:space="preserve">        }</w:t>
+        <w:br/>
+        <w:br/>
+        <w:t xml:space="preserve">    }</w:t>
+        <w:br/>
+        <w:br/>
+        <w:br/>
+        <w:br/>
+        <w:t xml:space="preserve">    private void OnDisable()</w:t>
+        <w:br/>
+        <w:br/>
+        <w:t xml:space="preserve">    {</w:t>
+        <w:br/>
+        <w:br/>
+        <w:t xml:space="preserve">        if (interactAction.action != null)</w:t>
+        <w:br/>
+        <w:br/>
+        <w:t xml:space="preserve">            interactAction.action.performed -= OnInteractPerformed;</w:t>
+        <w:br/>
+        <w:br/>
+        <w:t xml:space="preserve">    }</w:t>
+        <w:br/>
+        <w:br/>
+        <w:br/>
+        <w:br/>
+        <w:t xml:space="preserve">    private void OnInteractPerformed(InputAction.CallbackContext ctx)</w:t>
+        <w:br/>
+        <w:br/>
+        <w:t xml:space="preserve">    {</w:t>
+        <w:br/>
+        <w:br/>
+        <w:t xml:space="preserve">        // 1) Prefer XRRayInteractor hit (matches the visible ray)</w:t>
+        <w:br/>
+        <w:br/>
+        <w:t xml:space="preserve">        if (rayInteractor != null &amp;&amp; rayInteractor.TryGetCurrent3DRaycastHit(out RaycastHit hit))</w:t>
+        <w:br/>
+        <w:br/>
+        <w:t xml:space="preserve">        {</w:t>
+        <w:br/>
+        <w:br/>
+        <w:t xml:space="preserve">            TryCallInteract(hit);</w:t>
+        <w:br/>
+        <w:br/>
+        <w:t xml:space="preserve">            return;</w:t>
+        <w:br/>
+        <w:br/>
+        <w:t xml:space="preserve">        }</w:t>
+        <w:br/>
+        <w:br/>
+        <w:br/>
+        <w:br/>
+        <w:t xml:space="preserve">        // 2) Fallback: manual physics raycast from this transform forward</w:t>
+        <w:br/>
+        <w:br/>
+        <w:t xml:space="preserve">        Ray ray = new Ray(transform.position, transform.forward);</w:t>
+        <w:br/>
+        <w:br/>
+        <w:t xml:space="preserve">        if (Physics.Raycast(ray, out RaycastHit hit2, fallbackMaxDistance, interactMask, QueryTriggerInteraction.Ignore))</w:t>
+        <w:br/>
+        <w:br/>
+        <w:t xml:space="preserve">        {</w:t>
+        <w:br/>
+        <w:br/>
+        <w:t xml:space="preserve">            TryCallInteract(hit2);</w:t>
+        <w:br/>
+        <w:br/>
+        <w:t xml:space="preserve">        }</w:t>
+        <w:br/>
+        <w:br/>
+        <w:t xml:space="preserve">    }</w:t>
+        <w:br/>
+        <w:br/>
+        <w:br/>
+        <w:br/>
+        <w:t xml:space="preserve">    private void TryCallInteract(RaycastHit hit)</w:t>
+        <w:br/>
+        <w:br/>
+        <w:t xml:space="preserve">    {</w:t>
+        <w:br/>
+        <w:br/>
+        <w:t xml:space="preserve">        // Use GetComponentInParent because collider may be on a child</w:t>
+        <w:br/>
+        <w:br/>
+        <w:t xml:space="preserve">        var interactable = hit.collider.GetComponentInParent&lt;IInteractable&gt;();</w:t>
+        <w:br/>
+        <w:br/>
+        <w:t xml:space="preserve">        if (interactable != null)</w:t>
+        <w:br/>
+        <w:br/>
+        <w:t xml:space="preserve">        {</w:t>
+        <w:br/>
+        <w:br/>
+        <w:t xml:space="preserve">            interactable.Interact();</w:t>
+        <w:br/>
+        <w:br/>
+        <w:t xml:space="preserve">        }</w:t>
+        <w:br/>
+        <w:br/>
+        <w:t xml:space="preserve">        // else: nothing to interact with</w:t>
+        <w:br/>
+        <w:br/>
+        <w:t xml:space="preserve">    }</w:t>
+        <w:br/>
+        <w:br/>
+        <w:t>}</w:t>
+        <w:br/>
+        <w:br/>
+      </w:r>
+    </w:p>
+    <w:p>
+      <w:r>
+        <w:rPr>
+          <w:rFonts w:ascii="Times New Roman" w:hAnsi="Times New Roman" w:eastAsia="Times New Roman"/>
+          <w:b/>
+          <w:sz w:val="28"/>
+        </w:rPr>
         <w:t>Folder Assets/Scripts/App</w:t>
       </w:r>
     </w:p>
@@ -3229,16 +3446,91 @@
         <w:t xml:space="preserve">        {   </w:t>
         <w:br/>
         <w:br/>
+        <w:t xml:space="preserve">            // Khi bị khoá (đang trong UI / cutscene), vẫn cho phép vẽ ray debug</w:t>
+        <w:br/>
+        <w:br/>
+        <w:t xml:space="preserve">            if (isLocked)</w:t>
+        <w:br/>
+        <w:br/>
+        <w:t xml:space="preserve">            {</w:t>
+        <w:br/>
+        <w:br/>
+        <w:t xml:space="preserve">                DrawLockedMouseDebugRay();</w:t>
+        <w:br/>
+        <w:br/>
+        <w:t xml:space="preserve">                return;</w:t>
+        <w:br/>
+        <w:br/>
+        <w:t xml:space="preserve">            }</w:t>
+        <w:br/>
+        <w:br/>
+        <w:br/>
+        <w:br/>
+        <w:t xml:space="preserve">            HandleMouseLook();</w:t>
+        <w:br/>
+        <w:br/>
+        <w:t xml:space="preserve">            HandleInteraction();</w:t>
+        <w:br/>
+        <w:br/>
+        <w:t xml:space="preserve">            HandleSitting();</w:t>
+        <w:br/>
+        <w:br/>
+        <w:t xml:space="preserve">        }</w:t>
+        <w:br/>
+        <w:br/>
+        <w:br/>
+        <w:br/>
+        <w:t xml:space="preserve">        // Thêm hàm để điều khiển chuột</w:t>
+        <w:br/>
+        <w:br/>
+        <w:t xml:space="preserve">        public void SetLockState(bool locked)</w:t>
+        <w:br/>
+        <w:br/>
+        <w:t xml:space="preserve">        {</w:t>
+        <w:br/>
+        <w:br/>
+        <w:t xml:space="preserve">            isLocked = locked;</w:t>
+        <w:br/>
+        <w:br/>
+        <w:t xml:space="preserve">            Cursor.lockState = locked ? CursorLockMode.None : CursorLockMode.Locked; </w:t>
+        <w:br/>
+        <w:br/>
+        <w:t xml:space="preserve">            Cursor.visible = locked;</w:t>
+        <w:br/>
+        <w:br/>
+        <w:t xml:space="preserve">            rb.linearVelocity = Vector3.zero; // Dừng lập tức</w:t>
+        <w:br/>
+        <w:br/>
+        <w:br/>
+        <w:br/>
+        <w:t xml:space="preserve">            // Khi khoá điều khiển, đảm bảo Animator không còn trạng thái đi bộ</w:t>
+        <w:br/>
+        <w:br/>
+        <w:t xml:space="preserve">            if (locked &amp;&amp; animator != null)</w:t>
+        <w:br/>
+        <w:br/>
+        <w:t xml:space="preserve">            {</w:t>
+        <w:br/>
+        <w:br/>
+        <w:t xml:space="preserve">                animator.SetBool("isWalking", false);</w:t>
+        <w:br/>
+        <w:br/>
+        <w:t xml:space="preserve">            }</w:t>
+        <w:br/>
+        <w:br/>
+        <w:t xml:space="preserve">        }</w:t>
+        <w:br/>
+        <w:br/>
+        <w:t xml:space="preserve">        void FixedUpdate()</w:t>
+        <w:br/>
+        <w:br/>
+        <w:t xml:space="preserve">        {   </w:t>
+        <w:br/>
+        <w:br/>
         <w:t xml:space="preserve">            if (isLocked) return;</w:t>
         <w:br/>
         <w:br/>
-        <w:t xml:space="preserve">            HandleMouseLook();</w:t>
-        <w:br/>
-        <w:br/>
-        <w:t xml:space="preserve">            HandleInteraction();</w:t>
-        <w:br/>
-        <w:br/>
-        <w:t xml:space="preserve">            HandleSitting();</w:t>
+        <w:t xml:space="preserve">            HandleMovement();</w:t>
         <w:br/>
         <w:br/>
         <w:t xml:space="preserve">        }</w:t>
@@ -3246,39 +3538,167 @@
         <w:br/>
         <w:br/>
         <w:br/>
-        <w:t xml:space="preserve">        // Thêm hàm để điều khiển chuột</w:t>
-        <w:br/>
-        <w:br/>
-        <w:t xml:space="preserve">        public void SetLockState(bool locked)</w:t>
+        <w:t xml:space="preserve">        void HandleMovement()</w:t>
+        <w:br/>
+        <w:br/>
+        <w:t xml:space="preserve">        {   if (!isSitting)  // if is sitting then don't move</w:t>
+        <w:br/>
+        <w:br/>
+        <w:t xml:space="preserve">            {</w:t>
+        <w:br/>
+        <w:br/>
+        <w:t xml:space="preserve">                float h = Input.GetAxisRaw("Horizontal");</w:t>
+        <w:br/>
+        <w:br/>
+        <w:t xml:space="preserve">                float v = Input.GetAxisRaw("Vertical");</w:t>
+        <w:br/>
+        <w:br/>
+        <w:br/>
+        <w:br/>
+        <w:t xml:space="preserve">                Vector3 moveDir =</w:t>
+        <w:br/>
+        <w:br/>
+        <w:t xml:space="preserve">                    transform.right * h +</w:t>
+        <w:br/>
+        <w:br/>
+        <w:t xml:space="preserve">                    transform.forward * v;</w:t>
+        <w:br/>
+        <w:br/>
+        <w:br/>
+        <w:br/>
+        <w:t xml:space="preserve">                // Cập nhật trạng thái đi bộ cho Animator dựa trên input</w:t>
+        <w:br/>
+        <w:br/>
+        <w:t xml:space="preserve">                if (animator != null)</w:t>
+        <w:br/>
+        <w:br/>
+        <w:t xml:space="preserve">                {</w:t>
+        <w:br/>
+        <w:br/>
+        <w:t xml:space="preserve">                    bool isMoving = moveDir.sqrMagnitude &gt; 0.01f;</w:t>
+        <w:br/>
+        <w:br/>
+        <w:t xml:space="preserve">                    animator.SetBool("isWalking", isMoving);</w:t>
+        <w:br/>
+        <w:br/>
+        <w:t xml:space="preserve">                }</w:t>
+        <w:br/>
+        <w:br/>
+        <w:br/>
+        <w:br/>
+        <w:t xml:space="preserve">                // Không có input thì không cần di chuyển</w:t>
+        <w:br/>
+        <w:br/>
+        <w:t xml:space="preserve">                if (moveDir.sqrMagnitude &lt;= 0.01f)</w:t>
+        <w:br/>
+        <w:br/>
+        <w:t xml:space="preserve">                    return;</w:t>
+        <w:br/>
+        <w:br/>
+        <w:br/>
+        <w:br/>
+        <w:t xml:space="preserve">                Vector3 velocity = moveDir.normalized * moveSpeed;</w:t>
+        <w:br/>
+        <w:br/>
+        <w:t xml:space="preserve">                Vector3 targetPos = rb.position + velocity * Time.fixedDeltaTime;</w:t>
+        <w:br/>
+        <w:br/>
+        <w:br/>
+        <w:br/>
+        <w:t xml:space="preserve">                rb.MovePosition(targetPos);</w:t>
+        <w:br/>
+        <w:br/>
+        <w:t xml:space="preserve">            }</w:t>
+        <w:br/>
+        <w:br/>
+        <w:t xml:space="preserve">        }</w:t>
+        <w:br/>
+        <w:br/>
+        <w:br/>
+        <w:br/>
+        <w:t xml:space="preserve">        void HandleMouseLook()</w:t>
         <w:br/>
         <w:br/>
         <w:t xml:space="preserve">        {</w:t>
         <w:br/>
         <w:br/>
-        <w:t xml:space="preserve">            isLocked = locked;</w:t>
-        <w:br/>
-        <w:br/>
-        <w:t xml:space="preserve">            Cursor.lockState = locked ? CursorLockMode.None : CursorLockMode.Locked;</w:t>
-        <w:br/>
-        <w:br/>
-        <w:t xml:space="preserve">            Cursor.visible = locked;</w:t>
-        <w:br/>
-        <w:br/>
-        <w:t xml:space="preserve">            rb.linearVelocity = Vector3.zero; // Dừng lập tức</w:t>
-        <w:br/>
-        <w:br/>
-        <w:br/>
-        <w:br/>
-        <w:t xml:space="preserve">            // Khi khoá điều khiển, đảm bảo Animator không còn trạng thái đi bộ</w:t>
-        <w:br/>
-        <w:br/>
-        <w:t xml:space="preserve">            if (locked &amp;&amp; animator != null)</w:t>
+        <w:t xml:space="preserve">            float mouseX = Input.GetAxis("Mouse X") * mouseSensitivity * 100f * Time.deltaTime;</w:t>
+        <w:br/>
+        <w:br/>
+        <w:t xml:space="preserve">            float mouseY = Input.GetAxis("Mouse Y") * mouseSensitivity * 100f * Time.deltaTime;</w:t>
+        <w:br/>
+        <w:br/>
+        <w:br/>
+        <w:br/>
+        <w:t xml:space="preserve">            xRotation -= mouseY;</w:t>
+        <w:br/>
+        <w:br/>
+        <w:t xml:space="preserve">            xRotation = Mathf.Clamp(xRotation, -80f, 80f);</w:t>
+        <w:br/>
+        <w:br/>
+        <w:br/>
+        <w:br/>
+        <w:t xml:space="preserve">            cameraHolder.localRotation = Quaternion.Euler(xRotation, 0f, 0f);</w:t>
+        <w:br/>
+        <w:br/>
+        <w:t xml:space="preserve">            transform.Rotate(Vector3.up * mouseX);</w:t>
+        <w:br/>
+        <w:br/>
+        <w:t xml:space="preserve">        }</w:t>
+        <w:br/>
+        <w:br/>
+        <w:br/>
+        <w:br/>
+        <w:t xml:space="preserve">        void HandleInteraction()</w:t>
+        <w:br/>
+        <w:br/>
+        <w:t xml:space="preserve">        {</w:t>
+        <w:br/>
+        <w:br/>
+        <w:t xml:space="preserve">            // Ray ở giữa màn hình (dùng cho tương tác FPS)</w:t>
+        <w:br/>
+        <w:br/>
+        <w:t xml:space="preserve">            Ray ray = Camera.main.ViewportPointToRay(new Vector3(0.5f, 0.5f));</w:t>
+        <w:br/>
+        <w:br/>
+        <w:t xml:space="preserve">            drawDebugRay(ray);</w:t>
+        <w:br/>
+        <w:br/>
+        <w:br/>
+        <w:br/>
+        <w:t xml:space="preserve">            // Ray theo vị trí chuột (dùng để debug world space UI)</w:t>
+        <w:br/>
+        <w:br/>
+        <w:t xml:space="preserve">            Ray mouseRay = Camera.main.ScreenPointToRay(Input.mousePosition);</w:t>
+        <w:br/>
+        <w:br/>
+        <w:t xml:space="preserve">            Debug.DrawRay(mouseRay.origin, mouseRay.direction * interactDistance, Color.green, 0f);</w:t>
+        <w:br/>
+        <w:br/>
+        <w:br/>
+        <w:br/>
+        <w:t xml:space="preserve">            // Chỉ khi nhấn E mới raycast và tương tác</w:t>
+        <w:br/>
+        <w:br/>
+        <w:t xml:space="preserve">            if (Input.GetKeyDown(KeyCode.E))</w:t>
         <w:br/>
         <w:br/>
         <w:t xml:space="preserve">            {</w:t>
         <w:br/>
         <w:br/>
-        <w:t xml:space="preserve">                animator.SetBool("isWalking", false);</w:t>
+        <w:t xml:space="preserve">                if (Physics.Raycast(ray, out RaycastHit hit, interactDistance, interactableLayer))</w:t>
+        <w:br/>
+        <w:br/>
+        <w:t xml:space="preserve">                {</w:t>
+        <w:br/>
+        <w:br/>
+        <w:t xml:space="preserve">                    var interactable = hit.collider.GetComponent&lt;IInteractable&gt;();</w:t>
+        <w:br/>
+        <w:br/>
+        <w:t xml:space="preserve">                    interactable?.Interact();</w:t>
+        <w:br/>
+        <w:br/>
+        <w:t xml:space="preserve">                }</w:t>
         <w:br/>
         <w:br/>
         <w:t xml:space="preserve">            }</w:t>
@@ -3287,16 +3707,26 @@
         <w:t xml:space="preserve">        }</w:t>
         <w:br/>
         <w:br/>
-        <w:t xml:space="preserve">        void FixedUpdate()</w:t>
-        <w:br/>
-        <w:br/>
-        <w:t xml:space="preserve">        {   </w:t>
-        <w:br/>
-        <w:br/>
-        <w:t xml:space="preserve">            if (isLocked) return;</w:t>
-        <w:br/>
-        <w:br/>
-        <w:t xml:space="preserve">            HandleMovement();</w:t>
+        <w:br/>
+        <w:br/>
+        <w:t xml:space="preserve">        // Vẽ ray theo chuột khi player bị khoá control (ví dụ đang mở PCUI)</w:t>
+        <w:br/>
+        <w:br/>
+        <w:t xml:space="preserve">        void DrawLockedMouseDebugRay()</w:t>
+        <w:br/>
+        <w:br/>
+        <w:t xml:space="preserve">        {</w:t>
+        <w:br/>
+        <w:br/>
+        <w:t xml:space="preserve">            if (!Cursor.visible || Camera.main == null) return;</w:t>
+        <w:br/>
+        <w:br/>
+        <w:br/>
+        <w:br/>
+        <w:t xml:space="preserve">            Ray mouseRay = Camera.main.ScreenPointToRay(Input.mousePosition);</w:t>
+        <w:br/>
+        <w:br/>
+        <w:t xml:space="preserve">            Debug.DrawRay(mouseRay.origin, mouseRay.direction * interactDistance, Color.green, 0f);</w:t>
         <w:br/>
         <w:br/>
         <w:t xml:space="preserve">        }</w:t>
@@ -3304,47 +3734,215 @@
         <w:br/>
         <w:br/>
         <w:br/>
-        <w:t xml:space="preserve">        void HandleMovement()</w:t>
-        <w:br/>
-        <w:br/>
-        <w:t xml:space="preserve">        {   if (!isSitting)  // if is sitting then don't move</w:t>
+        <w:t xml:space="preserve">        void drawDebugRay(Ray ray)</w:t>
+        <w:br/>
+        <w:br/>
+        <w:t xml:space="preserve">        {</w:t>
+        <w:br/>
+        <w:br/>
+        <w:t xml:space="preserve">            Debug.DrawRay(ray.origin, ray.direction * interactDistance, Color.red, 0f);</w:t>
+        <w:br/>
+        <w:br/>
+        <w:t xml:space="preserve">        }</w:t>
+        <w:br/>
+        <w:br/>
+        <w:br/>
+        <w:br/>
+        <w:t xml:space="preserve">        // Teleport player tới một vị trí/rotation định trước (ví dụ: phòng office)</w:t>
+        <w:br/>
+        <w:br/>
+        <w:t xml:space="preserve">        public void TeleportTo(Transform target)</w:t>
+        <w:br/>
+        <w:br/>
+        <w:t xml:space="preserve">        {</w:t>
+        <w:br/>
+        <w:br/>
+        <w:t xml:space="preserve">            if (target == null || rb == null) return;</w:t>
+        <w:br/>
+        <w:br/>
+        <w:br/>
+        <w:br/>
+        <w:t xml:space="preserve">            // Đặt lại vị trí ngay lập tức</w:t>
+        <w:br/>
+        <w:br/>
+        <w:t xml:space="preserve">            rb.position = target.position;</w:t>
+        <w:br/>
+        <w:br/>
+        <w:br/>
+        <w:br/>
+        <w:t xml:space="preserve">            // Xoay player theo hướng của target (chỉ yaw)</w:t>
+        <w:br/>
+        <w:br/>
+        <w:t xml:space="preserve">            Vector3 euler = target.rotation.eulerAngles;</w:t>
+        <w:br/>
+        <w:br/>
+        <w:t xml:space="preserve">            transform.rotation = Quaternion.Euler(0f, euler.y, 0f);</w:t>
+        <w:br/>
+        <w:br/>
+        <w:br/>
+        <w:br/>
+        <w:t xml:space="preserve">            // Dừng chuyển động</w:t>
+        <w:br/>
+        <w:br/>
+        <w:t xml:space="preserve">            rb.linearVelocity = Vector3.zero;</w:t>
+        <w:br/>
+        <w:br/>
+        <w:t xml:space="preserve">        }</w:t>
+        <w:br/>
+        <w:br/>
+        <w:br/>
+        <w:br/>
+        <w:t xml:space="preserve">        private void blockMovement()</w:t>
+        <w:br/>
+        <w:br/>
+        <w:t xml:space="preserve">        {</w:t>
+        <w:br/>
+        <w:br/>
+        <w:t xml:space="preserve">            rb.linearVelocity = Vector3.zero;</w:t>
+        <w:br/>
+        <w:br/>
+        <w:t xml:space="preserve">        }</w:t>
+        <w:br/>
+        <w:br/>
+        <w:br/>
+        <w:br/>
+        <w:t xml:space="preserve">        </w:t>
+        <w:br/>
+        <w:br/>
+        <w:br/>
+        <w:br/>
+        <w:t xml:space="preserve">        // trong class PlayerController:</w:t>
+        <w:br/>
+        <w:br/>
+        <w:t xml:space="preserve">        [HideInInspector] public bool isSittingByBeat = false;</w:t>
+        <w:br/>
+        <w:br/>
+        <w:t xml:space="preserve">        private Vector3 originalCameraLocalPos;</w:t>
+        <w:br/>
+        <w:br/>
+        <w:br/>
+        <w:br/>
+        <w:t xml:space="preserve">        // gọi khi muốn "ngồi" do beat điều khiển</w:t>
+        <w:br/>
+        <w:br/>
+        <w:t xml:space="preserve">        public void SitAt(Transform sitAnchor)</w:t>
+        <w:br/>
+        <w:br/>
+        <w:t xml:space="preserve">        {</w:t>
+        <w:br/>
+        <w:br/>
+        <w:t xml:space="preserve">            if (sitAnchor == null) return;</w:t>
+        <w:br/>
+        <w:br/>
+        <w:br/>
+        <w:br/>
+        <w:t xml:space="preserve">            // teleport player tới vị trí ghế</w:t>
+        <w:br/>
+        <w:br/>
+        <w:t xml:space="preserve">            TeleportTo(sitAnchor);</w:t>
+        <w:br/>
+        <w:br/>
+        <w:br/>
+        <w:br/>
+        <w:t xml:space="preserve">            // lưu vị trí camera ban đầu nếu chưa lưu</w:t>
+        <w:br/>
+        <w:br/>
+        <w:t xml:space="preserve">            if (originalCameraLocalPos == Vector3.zero)</w:t>
+        <w:br/>
+        <w:br/>
+        <w:t xml:space="preserve">                originalCameraLocalPos = cameraHolder.localPosition;</w:t>
+        <w:br/>
+        <w:br/>
+        <w:br/>
+        <w:br/>
+        <w:t xml:space="preserve">            // chỉnh camera một chút để cảm giác ngồi (tweak giá trị theo scene)</w:t>
+        <w:br/>
+        <w:br/>
+        <w:t xml:space="preserve">            cameraHolder.localPosition = originalCameraLocalPos + new Vector3(0f, -0.2f, 1.5f);</w:t>
+        <w:br/>
+        <w:br/>
+        <w:br/>
+        <w:br/>
+        <w:t xml:space="preserve">            isSitting = true;</w:t>
+        <w:br/>
+        <w:br/>
+        <w:t xml:space="preserve">            isSittingByBeat = true;</w:t>
+        <w:br/>
+        <w:br/>
+        <w:br/>
+        <w:br/>
+        <w:t xml:space="preserve">            // khoá/đóng băng control nếu cần (nhưng vẫn cho phép look nếu bạn muốn)</w:t>
+        <w:br/>
+        <w:br/>
+        <w:t xml:space="preserve">            SetLockState(false); // giữ mouse look; nếu muốn khoá cả mouse, SetLockState(true);</w:t>
+        <w:br/>
+        <w:br/>
+        <w:t xml:space="preserve">        }</w:t>
+        <w:br/>
+        <w:br/>
+        <w:br/>
+        <w:br/>
+        <w:t xml:space="preserve">        // gọi để đứng dậy (do F hoặc do beat muốn đứng)</w:t>
+        <w:br/>
+        <w:br/>
+        <w:t xml:space="preserve">        public void StandUp()</w:t>
+        <w:br/>
+        <w:br/>
+        <w:t xml:space="preserve">        {</w:t>
+        <w:br/>
+        <w:br/>
+        <w:t xml:space="preserve">            isSitting = false;</w:t>
+        <w:br/>
+        <w:br/>
+        <w:t xml:space="preserve">            isSittingByBeat = false;</w:t>
+        <w:br/>
+        <w:br/>
+        <w:br/>
+        <w:br/>
+        <w:t xml:space="preserve">            // khôi phục camera</w:t>
+        <w:br/>
+        <w:br/>
+        <w:t xml:space="preserve">            if (originalCameraLocalPos != Vector3.zero)</w:t>
+        <w:br/>
+        <w:br/>
+        <w:t xml:space="preserve">                cameraHolder.localPosition = originalCameraLocalPos;</w:t>
+        <w:br/>
+        <w:br/>
+        <w:br/>
+        <w:br/>
+        <w:t xml:space="preserve">            SetLockState(false);</w:t>
+        <w:br/>
+        <w:br/>
+        <w:t xml:space="preserve">        }</w:t>
+        <w:br/>
+        <w:br/>
+        <w:br/>
+        <w:br/>
+        <w:t xml:space="preserve">        public void HandleSitting()</w:t>
+        <w:br/>
+        <w:br/>
+        <w:t xml:space="preserve">        {</w:t>
+        <w:br/>
+        <w:br/>
+        <w:t xml:space="preserve">            if (Input.GetKeyDown(KeyCode.F))</w:t>
         <w:br/>
         <w:br/>
         <w:t xml:space="preserve">            {</w:t>
         <w:br/>
         <w:br/>
-        <w:t xml:space="preserve">                float h = Input.GetAxisRaw("Horizontal");</w:t>
-        <w:br/>
-        <w:br/>
-        <w:t xml:space="preserve">                float v = Input.GetAxisRaw("Vertical");</w:t>
-        <w:br/>
-        <w:br/>
-        <w:br/>
-        <w:br/>
-        <w:t xml:space="preserve">                Vector3 moveDir =</w:t>
-        <w:br/>
-        <w:br/>
-        <w:t xml:space="preserve">                    transform.right * h +</w:t>
-        <w:br/>
-        <w:br/>
-        <w:t xml:space="preserve">                    transform.forward * v;</w:t>
-        <w:br/>
-        <w:br/>
-        <w:br/>
-        <w:br/>
-        <w:t xml:space="preserve">                // Cập nhật trạng thái đi bộ cho Animator dựa trên input</w:t>
-        <w:br/>
-        <w:br/>
-        <w:t xml:space="preserve">                if (animator != null)</w:t>
+        <w:t xml:space="preserve">                // nếu đang ngồi do beat -&gt; gọi StandUp cho consistent</w:t>
+        <w:br/>
+        <w:br/>
+        <w:t xml:space="preserve">                if (isSitting &amp;&amp; isSittingByBeat)</w:t>
         <w:br/>
         <w:br/>
         <w:t xml:space="preserve">                {</w:t>
         <w:br/>
         <w:br/>
-        <w:t xml:space="preserve">                    bool isMoving = moveDir.sqrMagnitude &gt; 0.01f;</w:t>
-        <w:br/>
-        <w:br/>
-        <w:t xml:space="preserve">                    animator.SetBool("isWalking", isMoving);</w:t>
+        <w:t xml:space="preserve">                    StandUp();</w:t>
+        <w:br/>
+        <w:br/>
+        <w:t xml:space="preserve">                    return;</w:t>
         <w:br/>
         <w:br/>
         <w:t xml:space="preserve">                }</w:t>
@@ -3352,26 +3950,40 @@
         <w:br/>
         <w:br/>
         <w:br/>
-        <w:t xml:space="preserve">                // Không có input thì không cần di chuyển</w:t>
-        <w:br/>
-        <w:br/>
-        <w:t xml:space="preserve">                if (moveDir.sqrMagnitude &lt;= 0.01f)</w:t>
-        <w:br/>
-        <w:br/>
-        <w:t xml:space="preserve">                    return;</w:t>
-        <w:br/>
-        <w:br/>
-        <w:br/>
-        <w:br/>
-        <w:t xml:space="preserve">                Vector3 velocity = moveDir.normalized * moveSpeed;</w:t>
-        <w:br/>
-        <w:br/>
-        <w:t xml:space="preserve">                Vector3 targetPos = rb.position + velocity * Time.fixedDeltaTime;</w:t>
-        <w:br/>
-        <w:br/>
-        <w:br/>
-        <w:br/>
-        <w:t xml:space="preserve">                rb.MovePosition(targetPos);</w:t>
+        <w:t xml:space="preserve">                isSitting = !isSitting;</w:t>
+        <w:br/>
+        <w:br/>
+        <w:t xml:space="preserve">                if (isSitting)</w:t>
+        <w:br/>
+        <w:br/>
+        <w:t xml:space="preserve">                {</w:t>
+        <w:br/>
+        <w:br/>
+        <w:t xml:space="preserve">                    // local fallback: ngồi tại chỗ (không teleport)</w:t>
+        <w:br/>
+        <w:br/>
+        <w:t xml:space="preserve">                    if (originalCameraLocalPos == Vector3.zero)</w:t>
+        <w:br/>
+        <w:br/>
+        <w:t xml:space="preserve">                        originalCameraLocalPos = cameraHolder.localPosition;</w:t>
+        <w:br/>
+        <w:br/>
+        <w:t xml:space="preserve">                    cameraHolder.localPosition += new Vector3(0, 0, 2f);</w:t>
+        <w:br/>
+        <w:br/>
+        <w:t xml:space="preserve">                }</w:t>
+        <w:br/>
+        <w:br/>
+        <w:t xml:space="preserve">                else</w:t>
+        <w:br/>
+        <w:br/>
+        <w:t xml:space="preserve">                {</w:t>
+        <w:br/>
+        <w:br/>
+        <w:t xml:space="preserve">                    cameraHolder.localPosition = originalCameraLocalPos;</w:t>
+        <w:br/>
+        <w:br/>
+        <w:t xml:space="preserve">                }</w:t>
         <w:br/>
         <w:br/>
         <w:t xml:space="preserve">            }</w:t>
@@ -3382,32 +3994,127 @@
         <w:br/>
         <w:br/>
         <w:br/>
-        <w:t xml:space="preserve">        void HandleMouseLook()</w:t>
+        <w:br/>
+        <w:br/>
+        <w:br/>
+        <w:br/>
+        <w:t xml:space="preserve">    }</w:t>
+        <w:br/>
+        <w:br/>
+        <w:t>}</w:t>
+      </w:r>
+    </w:p>
+    <w:p>
+      <w:r>
+        <w:rPr>
+          <w:rFonts w:ascii="Times New Roman" w:hAnsi="Times New Roman" w:eastAsia="Times New Roman"/>
+          <w:b/>
+          <w:sz w:val="28"/>
+        </w:rPr>
+        <w:t>File VRInteractorRaycast.cs</w:t>
+      </w:r>
+    </w:p>
+    <w:p>
+      <w:r>
+        <w:rPr>
+          <w:rFonts w:ascii="Times New Roman" w:hAnsi="Times New Roman" w:eastAsia="Times New Roman"/>
+          <w:sz w:val="28"/>
+        </w:rPr>
+        <w:t>using UnityEngine;</w:t>
+        <w:br/>
+        <w:br/>
+        <w:t>using UnityEngine.InputSystem;</w:t>
+        <w:br/>
+        <w:br/>
+        <w:br/>
+        <w:br/>
+        <w:t>namespace SeriousGame.Runtime</w:t>
+        <w:br/>
+        <w:br/>
+        <w:t>{</w:t>
+        <w:br/>
+        <w:br/>
+        <w:t xml:space="preserve">    /// &lt;summary&gt;</w:t>
+        <w:br/>
+        <w:br/>
+        <w:t xml:space="preserve">    /// Raycast từ controller (hoặc một Transform bất kỳ) ra thế giới,</w:t>
+        <w:br/>
+        <w:br/>
+        <w:t xml:space="preserve">    /// nếu trúng IInteractable thì gọi Interact().</w:t>
+        <w:br/>
+        <w:br/>
+        <w:t xml:space="preserve">    /// Mục tiêu: giữ y nguyên toàn bộ Episode/Beat logic hiện tại.</w:t>
+        <w:br/>
+        <w:br/>
+        <w:t xml:space="preserve">    /// &lt;/summary&gt;</w:t>
+        <w:br/>
+        <w:br/>
+        <w:t xml:space="preserve">    public class VRInteractorRaycast : MonoBehaviour</w:t>
+        <w:br/>
+        <w:br/>
+        <w:t xml:space="preserve">    {</w:t>
+        <w:br/>
+        <w:br/>
+        <w:t xml:space="preserve">        [Header("Raycast Settings")]</w:t>
+        <w:br/>
+        <w:br/>
+        <w:t xml:space="preserve">        public float interactDistance = 3f;</w:t>
+        <w:br/>
+        <w:br/>
+        <w:t xml:space="preserve">        public LayerMask interactableLayer;</w:t>
+        <w:br/>
+        <w:br/>
+        <w:br/>
+        <w:br/>
+        <w:t xml:space="preserve">        [Header("Ray Origin (optional)")]</w:t>
+        <w:br/>
+        <w:br/>
+        <w:t xml:space="preserve">        [Tooltip("Nếu để trống sẽ dùng chính transform của GameObject này.")]</w:t>
+        <w:br/>
+        <w:br/>
+        <w:t xml:space="preserve">        public Transform rayOrigin;</w:t>
+        <w:br/>
+        <w:br/>
+        <w:br/>
+        <w:br/>
+        <w:t xml:space="preserve">        [Header("Debug")]</w:t>
+        <w:br/>
+        <w:br/>
+        <w:t xml:space="preserve">        [Tooltip("Chỉ để debug trong Editor, không bắt buộc.")]</w:t>
+        <w:br/>
+        <w:br/>
+        <w:t xml:space="preserve">        public bool drawDebugRay = true;</w:t>
+        <w:br/>
+        <w:br/>
+        <w:br/>
+        <w:br/>
+        <w:t xml:space="preserve">        [Header("Input System (tuỳ chọn)")]</w:t>
+        <w:br/>
+        <w:br/>
+        <w:t xml:space="preserve">        [Tooltip("Gán action (ví dụ XRI RightHand Activate) để bóp trigger là Interact.")]</w:t>
+        <w:br/>
+        <w:br/>
+        <w:t xml:space="preserve">        public InputActionReference interactAction;</w:t>
+        <w:br/>
+        <w:br/>
+        <w:br/>
+        <w:br/>
+        <w:t xml:space="preserve">        void Awake()</w:t>
         <w:br/>
         <w:br/>
         <w:t xml:space="preserve">        {</w:t>
         <w:br/>
         <w:br/>
-        <w:t xml:space="preserve">            float mouseX = Input.GetAxis("Mouse X") * mouseSensitivity * 100f * Time.deltaTime;</w:t>
-        <w:br/>
-        <w:br/>
-        <w:t xml:space="preserve">            float mouseY = Input.GetAxis("Mouse Y") * mouseSensitivity * 100f * Time.deltaTime;</w:t>
-        <w:br/>
-        <w:br/>
-        <w:br/>
-        <w:br/>
-        <w:t xml:space="preserve">            xRotation -= mouseY;</w:t>
-        <w:br/>
-        <w:br/>
-        <w:t xml:space="preserve">            xRotation = Mathf.Clamp(xRotation, -80f, 80f);</w:t>
-        <w:br/>
-        <w:br/>
-        <w:br/>
-        <w:br/>
-        <w:t xml:space="preserve">            cameraHolder.localRotation = Quaternion.Euler(xRotation, 0f, 0f);</w:t>
-        <w:br/>
-        <w:br/>
-        <w:t xml:space="preserve">            transform.Rotate(Vector3.up * mouseX);</w:t>
+        <w:t xml:space="preserve">            if (rayOrigin == null)</w:t>
+        <w:br/>
+        <w:br/>
+        <w:t xml:space="preserve">            {</w:t>
+        <w:br/>
+        <w:br/>
+        <w:t xml:space="preserve">                rayOrigin = transform;</w:t>
+        <w:br/>
+        <w:br/>
+        <w:t xml:space="preserve">            }</w:t>
         <w:br/>
         <w:br/>
         <w:t xml:space="preserve">        }</w:t>
@@ -3415,34 +4122,77 @@
         <w:br/>
         <w:br/>
         <w:br/>
-        <w:t xml:space="preserve">        void HandleInteraction()</w:t>
+        <w:t xml:space="preserve">        void OnEnable()</w:t>
         <w:br/>
         <w:br/>
         <w:t xml:space="preserve">        {</w:t>
         <w:br/>
         <w:br/>
+        <w:t xml:space="preserve">            if (interactAction != null)</w:t>
+        <w:br/>
+        <w:br/>
+        <w:t xml:space="preserve">            {</w:t>
+        <w:br/>
+        <w:br/>
+        <w:t xml:space="preserve">                interactAction.action.performed += OnInteractAction;</w:t>
+        <w:br/>
+        <w:br/>
+        <w:t xml:space="preserve">                interactAction.action.Enable();</w:t>
+        <w:br/>
+        <w:br/>
+        <w:t xml:space="preserve">            }</w:t>
+        <w:br/>
+        <w:br/>
+        <w:t xml:space="preserve">        }</w:t>
+        <w:br/>
+        <w:br/>
+        <w:br/>
+        <w:br/>
+        <w:t xml:space="preserve">        void OnDisable()</w:t>
+        <w:br/>
+        <w:br/>
+        <w:t xml:space="preserve">        {</w:t>
+        <w:br/>
+        <w:br/>
+        <w:t xml:space="preserve">            if (interactAction != null)</w:t>
+        <w:br/>
+        <w:br/>
+        <w:t xml:space="preserve">            {</w:t>
+        <w:br/>
+        <w:br/>
+        <w:t xml:space="preserve">                interactAction.action.performed -= OnInteractAction;</w:t>
+        <w:br/>
+        <w:br/>
+        <w:t xml:space="preserve">                interactAction.action.Disable();</w:t>
+        <w:br/>
+        <w:br/>
+        <w:t xml:space="preserve">            }</w:t>
+        <w:br/>
+        <w:br/>
+        <w:t xml:space="preserve">        }</w:t>
+        <w:br/>
+        <w:br/>
+        <w:br/>
+        <w:br/>
+        <w:t xml:space="preserve">        void Update()</w:t>
+        <w:br/>
+        <w:br/>
+        <w:t xml:space="preserve">        {</w:t>
+        <w:br/>
+        <w:br/>
+        <w:t xml:space="preserve">            // Fallback cho lúc test trên PC chưa gắn input của XRI:</w:t>
+        <w:br/>
+        <w:br/>
+        <w:t xml:space="preserve">            // Nhấn E để bắn ray từ controller.</w:t>
+        <w:br/>
+        <w:br/>
         <w:t xml:space="preserve">            if (Input.GetKeyDown(KeyCode.E))</w:t>
         <w:br/>
         <w:br/>
         <w:t xml:space="preserve">            {</w:t>
         <w:br/>
         <w:br/>
-        <w:t xml:space="preserve">                Ray ray = Camera.main.ViewportPointToRay(new Vector3(0.5f, 0.5f));</w:t>
-        <w:br/>
-        <w:br/>
-        <w:t xml:space="preserve">                if (Physics.Raycast(ray, out RaycastHit hit, interactDistance, interactableLayer))</w:t>
-        <w:br/>
-        <w:br/>
-        <w:t xml:space="preserve">                {</w:t>
-        <w:br/>
-        <w:br/>
-        <w:t xml:space="preserve">                    var interactable = hit.collider.GetComponent&lt;IInteractable&gt;();</w:t>
-        <w:br/>
-        <w:br/>
-        <w:t xml:space="preserve">                    interactable?.Interact();</w:t>
-        <w:br/>
-        <w:br/>
-        <w:t xml:space="preserve">                }</w:t>
+        <w:t xml:space="preserve">                TryInteract();</w:t>
         <w:br/>
         <w:br/>
         <w:t xml:space="preserve">            }</w:t>
@@ -3453,43 +4203,16 @@
         <w:br/>
         <w:br/>
         <w:br/>
-        <w:t xml:space="preserve">        // Teleport player tới một vị trí/rotation định trước (ví dụ: phòng office)</w:t>
-        <w:br/>
-        <w:br/>
-        <w:t xml:space="preserve">        public void TeleportTo(Transform target)</w:t>
+        <w:t xml:space="preserve">        void OnInteractAction(InputAction.CallbackContext ctx)</w:t>
         <w:br/>
         <w:br/>
         <w:t xml:space="preserve">        {</w:t>
         <w:br/>
         <w:br/>
-        <w:t xml:space="preserve">            if (target == null || rb == null) return;</w:t>
-        <w:br/>
-        <w:br/>
-        <w:br/>
-        <w:br/>
-        <w:t xml:space="preserve">            // Đặt lại vị trí ngay lập tức</w:t>
-        <w:br/>
-        <w:br/>
-        <w:t xml:space="preserve">            rb.position = target.position;</w:t>
-        <w:br/>
-        <w:br/>
-        <w:br/>
-        <w:br/>
-        <w:t xml:space="preserve">            // Xoay player theo hướng của target (chỉ yaw)</w:t>
-        <w:br/>
-        <w:br/>
-        <w:t xml:space="preserve">            Vector3 euler = target.rotation.eulerAngles;</w:t>
-        <w:br/>
-        <w:br/>
-        <w:t xml:space="preserve">            transform.rotation = Quaternion.Euler(0f, euler.y, 0f);</w:t>
-        <w:br/>
-        <w:br/>
-        <w:br/>
-        <w:br/>
-        <w:t xml:space="preserve">            // Dừng chuyển động</w:t>
-        <w:br/>
-        <w:br/>
-        <w:t xml:space="preserve">            rb.linearVelocity = Vector3.zero;</w:t>
+        <w:t xml:space="preserve">            // Được gọi khi action (trigger) được bóp</w:t>
+        <w:br/>
+        <w:br/>
+        <w:t xml:space="preserve">            TryInteract();</w:t>
         <w:br/>
         <w:br/>
         <w:t xml:space="preserve">        }</w:t>
@@ -3497,13 +4220,64 @@
         <w:br/>
         <w:br/>
         <w:br/>
-        <w:t xml:space="preserve">        private void blockMovement()</w:t>
+        <w:t xml:space="preserve">        /// &lt;summary&gt;</w:t>
+        <w:br/>
+        <w:br/>
+        <w:t xml:space="preserve">        /// Hàm này bạn có thể gọi từ sự kiện input của XRI (trigger, grip...).</w:t>
+        <w:br/>
+        <w:br/>
+        <w:t xml:space="preserve">        /// Ví dụ: map vào action "Activate" hoặc "Select".</w:t>
+        <w:br/>
+        <w:br/>
+        <w:t xml:space="preserve">        /// &lt;/summary&gt;</w:t>
+        <w:br/>
+        <w:br/>
+        <w:t xml:space="preserve">        public void TryInteract()</w:t>
         <w:br/>
         <w:br/>
         <w:t xml:space="preserve">        {</w:t>
         <w:br/>
         <w:br/>
-        <w:t xml:space="preserve">            rb.linearVelocity = Vector3.zero;</w:t>
+        <w:t xml:space="preserve">            if (rayOrigin == null)</w:t>
+        <w:br/>
+        <w:br/>
+        <w:t xml:space="preserve">                return;</w:t>
+        <w:br/>
+        <w:br/>
+        <w:br/>
+        <w:br/>
+        <w:t xml:space="preserve">            Ray ray = new Ray(rayOrigin.position, rayOrigin.forward);</w:t>
+        <w:br/>
+        <w:br/>
+        <w:br/>
+        <w:br/>
+        <w:t xml:space="preserve">            if (drawDebugRay)</w:t>
+        <w:br/>
+        <w:br/>
+        <w:t xml:space="preserve">            {</w:t>
+        <w:br/>
+        <w:br/>
+        <w:t xml:space="preserve">                Debug.DrawRay(ray.origin, ray.direction * interactDistance, Color.cyan, 0f);</w:t>
+        <w:br/>
+        <w:br/>
+        <w:t xml:space="preserve">            }</w:t>
+        <w:br/>
+        <w:br/>
+        <w:br/>
+        <w:br/>
+        <w:t xml:space="preserve">            if (Physics.Raycast(ray, out RaycastHit hit, interactDistance, interactableLayer))</w:t>
+        <w:br/>
+        <w:br/>
+        <w:t xml:space="preserve">            {</w:t>
+        <w:br/>
+        <w:br/>
+        <w:t xml:space="preserve">                var interactable = hit.collider.GetComponent&lt;IInteractable&gt;();</w:t>
+        <w:br/>
+        <w:br/>
+        <w:t xml:space="preserve">                interactable?.Interact();</w:t>
+        <w:br/>
+        <w:br/>
+        <w:t xml:space="preserve">            }</w:t>
         <w:br/>
         <w:br/>
         <w:t xml:space="preserve">        }</w:t>
@@ -3511,111 +4285,122 @@
         <w:br/>
         <w:br/>
         <w:br/>
-        <w:t xml:space="preserve">        </w:t>
-        <w:br/>
-        <w:br/>
-        <w:br/>
-        <w:br/>
-        <w:t xml:space="preserve">        // trong class PlayerController:</w:t>
-        <w:br/>
-        <w:br/>
-        <w:t xml:space="preserve">        [HideInInspector] public bool isSittingByBeat = false;</w:t>
-        <w:br/>
-        <w:br/>
-        <w:t xml:space="preserve">        private Vector3 originalCameraLocalPos;</w:t>
-        <w:br/>
-        <w:br/>
-        <w:br/>
-        <w:br/>
-        <w:t xml:space="preserve">        // gọi khi muốn "ngồi" do beat điều khiển</w:t>
-        <w:br/>
-        <w:br/>
-        <w:t xml:space="preserve">        public void SitAt(Transform sitAnchor)</w:t>
+        <w:t xml:space="preserve">        void OnDrawGizmosSelected()</w:t>
         <w:br/>
         <w:br/>
         <w:t xml:space="preserve">        {</w:t>
         <w:br/>
         <w:br/>
-        <w:t xml:space="preserve">            if (sitAnchor == null) return;</w:t>
-        <w:br/>
-        <w:br/>
-        <w:br/>
-        <w:br/>
-        <w:t xml:space="preserve">            // teleport player tới vị trí ghế</w:t>
-        <w:br/>
-        <w:br/>
-        <w:t xml:space="preserve">            TeleportTo(sitAnchor);</w:t>
-        <w:br/>
-        <w:br/>
-        <w:br/>
-        <w:br/>
-        <w:t xml:space="preserve">            // lưu vị trí camera ban đầu nếu chưa lưu</w:t>
-        <w:br/>
-        <w:br/>
-        <w:t xml:space="preserve">            if (originalCameraLocalPos == Vector3.zero)</w:t>
-        <w:br/>
-        <w:br/>
-        <w:t xml:space="preserve">                originalCameraLocalPos = cameraHolder.localPosition;</w:t>
-        <w:br/>
-        <w:br/>
-        <w:br/>
-        <w:br/>
-        <w:t xml:space="preserve">            // chỉnh camera một chút để cảm giác ngồi (tweak giá trị theo scene)</w:t>
-        <w:br/>
-        <w:br/>
-        <w:t xml:space="preserve">            cameraHolder.localPosition = originalCameraLocalPos + new Vector3(0f, -0.2f, 1.5f);</w:t>
-        <w:br/>
-        <w:br/>
-        <w:br/>
-        <w:br/>
-        <w:t xml:space="preserve">            isSitting = true;</w:t>
-        <w:br/>
-        <w:br/>
-        <w:t xml:space="preserve">            isSittingByBeat = true;</w:t>
-        <w:br/>
-        <w:br/>
-        <w:br/>
-        <w:br/>
-        <w:t xml:space="preserve">            // khoá/đóng băng control nếu cần (nhưng vẫn cho phép look nếu bạn muốn)</w:t>
-        <w:br/>
-        <w:br/>
-        <w:t xml:space="preserve">            SetLockState(false); // giữ mouse look; nếu muốn khoá cả mouse, SetLockState(true);</w:t>
+        <w:t xml:space="preserve">            if (rayOrigin == null)</w:t>
+        <w:br/>
+        <w:br/>
+        <w:t xml:space="preserve">                rayOrigin = transform;</w:t>
+        <w:br/>
+        <w:br/>
+        <w:br/>
+        <w:br/>
+        <w:t xml:space="preserve">            Gizmos.color = Color.cyan;</w:t>
+        <w:br/>
+        <w:br/>
+        <w:t xml:space="preserve">            Gizmos.DrawLine(rayOrigin.position, rayOrigin.position + rayOrigin.forward * interactDistance);</w:t>
         <w:br/>
         <w:br/>
         <w:t xml:space="preserve">        }</w:t>
         <w:br/>
         <w:br/>
-        <w:br/>
-        <w:br/>
-        <w:t xml:space="preserve">        // gọi để đứng dậy (do F hoặc do beat muốn đứng)</w:t>
-        <w:br/>
-        <w:br/>
-        <w:t xml:space="preserve">        public void StandUp()</w:t>
+        <w:t xml:space="preserve">    }</w:t>
+        <w:br/>
+        <w:br/>
+        <w:t>}</w:t>
+        <w:br/>
+        <w:br/>
+      </w:r>
+    </w:p>
+    <w:p>
+      <w:r>
+        <w:rPr>
+          <w:rFonts w:ascii="Times New Roman" w:hAnsi="Times New Roman" w:eastAsia="Times New Roman"/>
+          <w:b/>
+          <w:sz w:val="28"/>
+        </w:rPr>
+        <w:t>File VRSimpleLocomotion.cs</w:t>
+      </w:r>
+    </w:p>
+    <w:p>
+      <w:r>
+        <w:rPr>
+          <w:rFonts w:ascii="Times New Roman" w:hAnsi="Times New Roman" w:eastAsia="Times New Roman"/>
+          <w:sz w:val="28"/>
+        </w:rPr>
+        <w:t>using UnityEngine;</w:t>
+        <w:br/>
+        <w:br/>
+        <w:br/>
+        <w:br/>
+        <w:t>namespace SeriousGame.Runtime</w:t>
+        <w:br/>
+        <w:br/>
+        <w:t>{</w:t>
+        <w:br/>
+        <w:br/>
+        <w:t xml:space="preserve">    /// &lt;summary&gt;</w:t>
+        <w:br/>
+        <w:br/>
+        <w:t xml:space="preserve">    /// Di chuyển đơn giản cho XR Origin bằng WASD + quay Q/E.</w:t>
+        <w:br/>
+        <w:br/>
+        <w:t xml:space="preserve">    /// Dùng hướng nhìn của camera làm "forward" để cảm giác giống đi bộ.</w:t>
+        <w:br/>
+        <w:br/>
+        <w:t xml:space="preserve">    /// Không phụ thuộc XRI actions, phù hợp để test nhanh.</w:t>
+        <w:br/>
+        <w:br/>
+        <w:t xml:space="preserve">    /// &lt;/summary&gt;</w:t>
+        <w:br/>
+        <w:br/>
+        <w:t xml:space="preserve">    public class VRSimpleLocomotion : MonoBehaviour</w:t>
+        <w:br/>
+        <w:br/>
+        <w:t xml:space="preserve">    {</w:t>
+        <w:br/>
+        <w:br/>
+        <w:t xml:space="preserve">        [Header("Movement")]</w:t>
+        <w:br/>
+        <w:br/>
+        <w:t xml:space="preserve">        public float moveSpeed = 2f;</w:t>
+        <w:br/>
+        <w:br/>
+        <w:br/>
+        <w:br/>
+        <w:t xml:space="preserve">        [Header("Turn (optional)")]</w:t>
+        <w:br/>
+        <w:br/>
+        <w:t xml:space="preserve">        public float turnSpeed = 90f; // độ/giây cho quay Q/E</w:t>
+        <w:br/>
+        <w:br/>
+        <w:br/>
+        <w:br/>
+        <w:t xml:space="preserve">        [Header("Head / Camera")]</w:t>
+        <w:br/>
+        <w:br/>
+        <w:t xml:space="preserve">        [Tooltip("Thường gán Main Camera (HMD)")]</w:t>
+        <w:br/>
+        <w:br/>
+        <w:t xml:space="preserve">        public Transform head;</w:t>
+        <w:br/>
+        <w:br/>
+        <w:br/>
+        <w:br/>
+        <w:t xml:space="preserve">        void Update()</w:t>
         <w:br/>
         <w:br/>
         <w:t xml:space="preserve">        {</w:t>
         <w:br/>
         <w:br/>
-        <w:t xml:space="preserve">            isSitting = false;</w:t>
-        <w:br/>
-        <w:br/>
-        <w:t xml:space="preserve">            isSittingByBeat = false;</w:t>
-        <w:br/>
-        <w:br/>
-        <w:br/>
-        <w:br/>
-        <w:t xml:space="preserve">            // khôi phục camera</w:t>
-        <w:br/>
-        <w:br/>
-        <w:t xml:space="preserve">            if (originalCameraLocalPos != Vector3.zero)</w:t>
-        <w:br/>
-        <w:br/>
-        <w:t xml:space="preserve">                cameraHolder.localPosition = originalCameraLocalPos;</w:t>
-        <w:br/>
-        <w:br/>
-        <w:br/>
-        <w:br/>
-        <w:t xml:space="preserve">            SetLockState(false);</w:t>
+        <w:t xml:space="preserve">            HandleMove();</w:t>
+        <w:br/>
+        <w:br/>
+        <w:t xml:space="preserve">            HandleTurn();</w:t>
         <w:br/>
         <w:br/>
         <w:t xml:space="preserve">        }</w:t>
@@ -3623,75 +4408,59 @@
         <w:br/>
         <w:br/>
         <w:br/>
-        <w:t xml:space="preserve">        public void HandleSitting()</w:t>
+        <w:t xml:space="preserve">        void HandleMove()</w:t>
         <w:br/>
         <w:br/>
         <w:t xml:space="preserve">        {</w:t>
         <w:br/>
         <w:br/>
-        <w:t xml:space="preserve">            if (Input.GetKeyDown(KeyCode.F))</w:t>
-        <w:br/>
-        <w:br/>
-        <w:t xml:space="preserve">            {</w:t>
-        <w:br/>
-        <w:br/>
-        <w:t xml:space="preserve">                // nếu đang ngồi do beat -&gt; gọi StandUp cho consistent</w:t>
-        <w:br/>
-        <w:br/>
-        <w:t xml:space="preserve">                if (isSitting &amp;&amp; isSittingByBeat)</w:t>
-        <w:br/>
-        <w:br/>
-        <w:t xml:space="preserve">                {</w:t>
-        <w:br/>
-        <w:br/>
-        <w:t xml:space="preserve">                    StandUp();</w:t>
-        <w:br/>
-        <w:br/>
-        <w:t xml:space="preserve">                    return;</w:t>
-        <w:br/>
-        <w:br/>
-        <w:t xml:space="preserve">                }</w:t>
-        <w:br/>
-        <w:br/>
-        <w:br/>
-        <w:br/>
-        <w:t xml:space="preserve">                isSitting = !isSitting;</w:t>
-        <w:br/>
-        <w:br/>
-        <w:t xml:space="preserve">                if (isSitting)</w:t>
-        <w:br/>
-        <w:br/>
-        <w:t xml:space="preserve">                {</w:t>
-        <w:br/>
-        <w:br/>
-        <w:t xml:space="preserve">                    // local fallback: ngồi tại chỗ (không teleport)</w:t>
-        <w:br/>
-        <w:br/>
-        <w:t xml:space="preserve">                    if (originalCameraLocalPos == Vector3.zero)</w:t>
-        <w:br/>
-        <w:br/>
-        <w:t xml:space="preserve">                        originalCameraLocalPos = cameraHolder.localPosition;</w:t>
-        <w:br/>
-        <w:br/>
-        <w:t xml:space="preserve">                    cameraHolder.localPosition += new Vector3(0, 0, 2f);</w:t>
-        <w:br/>
-        <w:br/>
-        <w:t xml:space="preserve">                }</w:t>
-        <w:br/>
-        <w:br/>
-        <w:t xml:space="preserve">                else</w:t>
-        <w:br/>
-        <w:br/>
-        <w:t xml:space="preserve">                {</w:t>
-        <w:br/>
-        <w:br/>
-        <w:t xml:space="preserve">                    cameraHolder.localPosition = originalCameraLocalPos;</w:t>
-        <w:br/>
-        <w:br/>
-        <w:t xml:space="preserve">                }</w:t>
-        <w:br/>
-        <w:br/>
-        <w:t xml:space="preserve">            }</w:t>
+        <w:t xml:space="preserve">            float h = Input.GetAxisRaw("Horizontal");   // A/D hoặc mũi tên trái/phải</w:t>
+        <w:br/>
+        <w:br/>
+        <w:t xml:space="preserve">            float v = Input.GetAxisRaw("Vertical");     // W/S hoặc mũi tên lên/xuống</w:t>
+        <w:br/>
+        <w:br/>
+        <w:br/>
+        <w:br/>
+        <w:t xml:space="preserve">            if (Mathf.Approximately(h, 0f) &amp;&amp; Mathf.Approximately(v, 0f))</w:t>
+        <w:br/>
+        <w:br/>
+        <w:t xml:space="preserve">                return;</w:t>
+        <w:br/>
+        <w:br/>
+        <w:br/>
+        <w:br/>
+        <w:t xml:space="preserve">            // Hướng forward lấy theo đầu (camera) nếu có, ngược lại lấy theo thân (transform)</w:t>
+        <w:br/>
+        <w:br/>
+        <w:t xml:space="preserve">            Vector3 forward = head != null ? head.forward : transform.forward;</w:t>
+        <w:br/>
+        <w:br/>
+        <w:t xml:space="preserve">            forward.y = 0f;</w:t>
+        <w:br/>
+        <w:br/>
+        <w:t xml:space="preserve">            forward.Normalize();</w:t>
+        <w:br/>
+        <w:br/>
+        <w:br/>
+        <w:br/>
+        <w:t xml:space="preserve">            Vector3 right = new Vector3(forward.z, 0f, -forward.x);</w:t>
+        <w:br/>
+        <w:br/>
+        <w:br/>
+        <w:br/>
+        <w:t xml:space="preserve">            Vector3 moveDir = forward * v + right * h;</w:t>
+        <w:br/>
+        <w:br/>
+        <w:t xml:space="preserve">            if (moveDir.sqrMagnitude &gt; 1f)</w:t>
+        <w:br/>
+        <w:br/>
+        <w:t xml:space="preserve">                moveDir.Normalize();</w:t>
+        <w:br/>
+        <w:br/>
+        <w:br/>
+        <w:br/>
+        <w:t xml:space="preserve">            transform.position += moveDir * moveSpeed * Time.deltaTime;</w:t>
         <w:br/>
         <w:br/>
         <w:t xml:space="preserve">        }</w:t>
@@ -3699,14 +4468,54 @@
         <w:br/>
         <w:br/>
         <w:br/>
-        <w:br/>
-        <w:br/>
+        <w:t xml:space="preserve">        void HandleTurn()</w:t>
+        <w:br/>
+        <w:br/>
+        <w:t xml:space="preserve">        {</w:t>
+        <w:br/>
+        <w:br/>
+        <w:t xml:space="preserve">            float turnInput = 0f;</w:t>
+        <w:br/>
+        <w:br/>
+        <w:br/>
+        <w:br/>
+        <w:t xml:space="preserve">            if (Input.GetKey(KeyCode.Q))</w:t>
+        <w:br/>
+        <w:br/>
+        <w:t xml:space="preserve">                turnInput -= 1f;</w:t>
+        <w:br/>
+        <w:br/>
+        <w:t xml:space="preserve">            if (Input.GetKey(KeyCode.E))</w:t>
+        <w:br/>
+        <w:br/>
+        <w:t xml:space="preserve">                turnInput += 1f;</w:t>
+        <w:br/>
+        <w:br/>
+        <w:br/>
+        <w:br/>
+        <w:t xml:space="preserve">            if (Mathf.Approximately(turnInput, 0f))</w:t>
+        <w:br/>
+        <w:br/>
+        <w:t xml:space="preserve">                return;</w:t>
+        <w:br/>
+        <w:br/>
+        <w:br/>
+        <w:br/>
+        <w:t xml:space="preserve">            float yaw = turnInput * turnSpeed * Time.deltaTime;</w:t>
+        <w:br/>
+        <w:br/>
+        <w:t xml:space="preserve">            transform.Rotate(0f, yaw, 0f, Space.World);</w:t>
+        <w:br/>
+        <w:br/>
+        <w:t xml:space="preserve">        }</w:t>
         <w:br/>
         <w:br/>
         <w:t xml:space="preserve">    }</w:t>
         <w:br/>
         <w:br/>
         <w:t>}</w:t>
+        <w:br/>
+        <w:br/>
       </w:r>
     </w:p>
     <w:p>
@@ -4539,41 +5348,13 @@
         <w:t xml:space="preserve">            }</w:t>
         <w:br/>
         <w:br/>
-        <w:br/>
-        <w:br/>
-        <w:t xml:space="preserve">            // if (phoneUI == null)</w:t>
-        <w:br/>
-        <w:br/>
-        <w:t xml:space="preserve">            // {</w:t>
-        <w:br/>
-        <w:br/>
-        <w:t xml:space="preserve">            //     Debug.LogError("[InteractionRouter] phoneUI missing.");</w:t>
-        <w:br/>
-        <w:br/>
-        <w:t xml:space="preserve">            //     onChoiceResolved?.Invoke(beat, null);</w:t>
-        <w:br/>
-        <w:br/>
-        <w:t xml:space="preserve">            //     return;</w:t>
-        <w:br/>
-        <w:br/>
-        <w:t xml:space="preserve">            // }</w:t>
-        <w:br/>
-        <w:br/>
+        <w:t xml:space="preserve"> </w:t>
         <w:br/>
         <w:br/>
         <w:t xml:space="preserve">            switch (interaction.type)</w:t>
         <w:br/>
         <w:br/>
         <w:t xml:space="preserve">            {</w:t>
-        <w:br/>
-        <w:br/>
-        <w:t xml:space="preserve">                // case InteractionType.Chat:</w:t>
-        <w:br/>
-        <w:br/>
-        <w:t xml:space="preserve">                //     phoneUI.ShowChat(beat, interaction, onChoiceResolved);</w:t>
-        <w:br/>
-        <w:br/>
-        <w:t xml:space="preserve">                //     break;</w:t>
         <w:br/>
         <w:br/>
         <w:t xml:space="preserve">                case InteractionType.Dialogue:</w:t>
@@ -5193,12 +5974,12 @@
         <w:t>using TMPro;</w:t>
         <w:br/>
         <w:br/>
-        <w:t>using System.Collections.Generic;</w:t>
-        <w:br/>
-        <w:br/>
         <w:t>using System.Linq;</w:t>
         <w:br/>
         <w:br/>
+        <w:t>using UnityEngine.InputSystem;</w:t>
+        <w:br/>
+        <w:br/>
         <w:br/>
         <w:br/>
         <w:t>namespace SeriousGame.Runtime</w:t>
@@ -5213,6 +5994,9 @@
         <w:t xml:space="preserve">    {</w:t>
         <w:br/>
         <w:br/>
+        <w:t xml:space="preserve">        [Header("UI")]</w:t>
+        <w:br/>
+        <w:br/>
         <w:t xml:space="preserve">        public TextMeshProUGUI promptText;</w:t>
         <w:br/>
         <w:br/>
@@ -5222,23 +6006,54 @@
         <w:t xml:space="preserve">        public Button choiceButtonPrefab;</w:t>
         <w:br/>
         <w:br/>
-        <w:t xml:space="preserve">        </w:t>
-        <w:br/>
-        <w:br/>
-        <w:t xml:space="preserve">        // Các script điều khiển player sẽ bị tắt khi thoại đang mở (movement, nhìn chuột, interact, v.v.)</w:t>
-        <w:br/>
-        <w:br/>
-        <w:t xml:space="preserve">        public PlayerController scriptsToDisableDuringDialogue;</w:t>
-        <w:br/>
-        <w:br/>
-        <w:br/>
-        <w:br/>
-        <w:t xml:space="preserve">        private BeatSO _currentBeat; // Add this to store the beat</w:t>
-        <w:br/>
-        <w:br/>
-        <w:t xml:space="preserve">        private Action&lt;BeatSO, ChoiceSO&gt; _onChoose; // Update signature</w:t>
-        <w:br/>
-        <w:br/>
+        <w:br/>
+        <w:br/>
+        <w:t xml:space="preserve">        [Header("Lock while dialogue is open (VR/PC)")]</w:t>
+        <w:br/>
+        <w:br/>
+        <w:t xml:space="preserve">        // Kéo vào đây: Dynamic Move Provider, Snap Turn Provider, Teleport Provider, VRBeatInteractor (world interact), v.v.</w:t>
+        <w:br/>
+        <w:br/>
+        <w:t xml:space="preserve">        public Behaviour[] behavioursToDisableDuringDialogue;</w:t>
+        <w:br/>
+        <w:br/>
+        <w:br/>
+        <w:br/>
+        <w:t xml:space="preserve">        [Header("Advance input (VR)")]</w:t>
+        <w:br/>
+        <w:br/>
+        <w:t xml:space="preserve">        // Kéo action của tay phải vào đây (vd A button, hoặc XRI Right Interaction/Activate)</w:t>
+        <w:br/>
+        <w:br/>
+        <w:t xml:space="preserve">        public InputActionReference advanceAction;</w:t>
+        <w:br/>
+        <w:br/>
+        <w:t xml:space="preserve">        public bool allowAdvanceWhileChoicesVisible = false;</w:t>
+        <w:br/>
+        <w:br/>
+        <w:br/>
+        <w:br/>
+        <w:t xml:space="preserve">        [Header("World Space placement (optional)")]</w:t>
+        <w:br/>
+        <w:br/>
+        <w:t xml:space="preserve">        public Transform worldAnchor;        // nếu set, UI sẽ xuất hiện tại đây</w:t>
+        <w:br/>
+        <w:br/>
+        <w:t xml:space="preserve">        public float spawnDistance = 1.2f;   // nếu không có anchor, spawn trước mặt camera</w:t>
+        <w:br/>
+        <w:br/>
+        <w:t xml:space="preserve">        public Vector3 spawnOffset = new Vector3(0f, -0.15f, 0f);</w:t>
+        <w:br/>
+        <w:br/>
+        <w:t xml:space="preserve">        public bool faceCamera = true;</w:t>
+        <w:br/>
+        <w:br/>
+        <w:br/>
+        <w:br/>
+        <w:t xml:space="preserve">        private BeatSO _currentBeat;</w:t>
+        <w:br/>
+        <w:br/>
+        <w:t xml:space="preserve">        private Action&lt;BeatSO, ChoiceSO&gt; _onChoose;</w:t>
         <w:br/>
         <w:br/>
         <w:t xml:space="preserve">        private InteractionSO _currentInteraction;</w:t>
@@ -5247,7 +6062,38 @@
         <w:t xml:space="preserve">        private int _currentLineIndex;</w:t>
         <w:br/>
         <w:br/>
-        <w:t xml:space="preserve">        // private Action&lt;ChoiceSO&gt; _onChoose;</w:t>
+        <w:br/>
+        <w:br/>
+        <w:t xml:space="preserve">        private void OnEnable()</w:t>
+        <w:br/>
+        <w:br/>
+        <w:t xml:space="preserve">        {</w:t>
+        <w:br/>
+        <w:br/>
+        <w:t xml:space="preserve">            if (advanceAction != null &amp;&amp; advanceAction.action != null)</w:t>
+        <w:br/>
+        <w:br/>
+        <w:t xml:space="preserve">                advanceAction.action.Enable();</w:t>
+        <w:br/>
+        <w:br/>
+        <w:t xml:space="preserve">        }</w:t>
+        <w:br/>
+        <w:br/>
+        <w:br/>
+        <w:br/>
+        <w:t xml:space="preserve">        private void OnDisable()</w:t>
+        <w:br/>
+        <w:br/>
+        <w:t xml:space="preserve">        {</w:t>
+        <w:br/>
+        <w:br/>
+        <w:t xml:space="preserve">            if (advanceAction != null &amp;&amp; advanceAction.action != null)</w:t>
+        <w:br/>
+        <w:br/>
+        <w:t xml:space="preserve">                advanceAction.action.Disable();</w:t>
+        <w:br/>
+        <w:br/>
+        <w:t xml:space="preserve">        }</w:t>
         <w:br/>
         <w:br/>
         <w:br/>
@@ -5258,10 +6104,18 @@
         <w:t xml:space="preserve">        {</w:t>
         <w:br/>
         <w:br/>
-        <w:t xml:space="preserve">            // Bấm chuột trái hoặc Space để sang câu tiếp theo</w:t>
-        <w:br/>
-        <w:br/>
-        <w:t xml:space="preserve">            if (!gameObject.activeSelf)</w:t>
+        <w:t xml:space="preserve">            if (!gameObject.activeSelf) return;</w:t>
+        <w:br/>
+        <w:br/>
+        <w:br/>
+        <w:br/>
+        <w:t xml:space="preserve">            // Nếu đang hiện choices thì không auto-advance (giống bản PC)</w:t>
+        <w:br/>
+        <w:br/>
+        <w:t xml:space="preserve">            if (!allowAdvanceWhileChoicesVisible &amp;&amp;</w:t>
+        <w:br/>
+        <w:br/>
+        <w:t xml:space="preserve">                choiceContainer != null &amp;&amp; choiceContainer.gameObject.activeSelf)</w:t>
         <w:br/>
         <w:br/>
         <w:t xml:space="preserve">                return;</w:t>
@@ -5269,30 +6123,150 @@
         <w:br/>
         <w:br/>
         <w:br/>
-        <w:t xml:space="preserve">            // Nếu đang hiển thị lựa chọn thì KHÔNG tự advance nữa,</w:t>
-        <w:br/>
-        <w:br/>
-        <w:t xml:space="preserve">            // để chuột chỉ dùng cho button UI</w:t>
-        <w:br/>
-        <w:br/>
-        <w:t xml:space="preserve">            if (choiceContainer != null &amp;&amp; choiceContainer.gameObject.activeSelf)</w:t>
+        <w:t xml:space="preserve">            // VR: bấm nút tay phải để next</w:t>
+        <w:br/>
+        <w:br/>
+        <w:t xml:space="preserve">            if (advanceAction != null &amp;&amp; advanceAction.action != null &amp;&amp;</w:t>
+        <w:br/>
+        <w:br/>
+        <w:t xml:space="preserve">                advanceAction.action.WasPressedThisFrame())</w:t>
+        <w:br/>
+        <w:br/>
+        <w:t xml:space="preserve">            {</w:t>
+        <w:br/>
+        <w:br/>
+        <w:t xml:space="preserve">                AdvanceDialogue();</w:t>
+        <w:br/>
+        <w:br/>
+        <w:t xml:space="preserve">            }</w:t>
+        <w:br/>
+        <w:br/>
+        <w:t xml:space="preserve">        }</w:t>
+        <w:br/>
+        <w:br/>
+        <w:br/>
+        <w:br/>
+        <w:t xml:space="preserve">        public void Show(BeatSO beat, InteractionSO interaction, Action&lt;BeatSO, ChoiceSO&gt; onChooseCallback)</w:t>
+        <w:br/>
+        <w:br/>
+        <w:t xml:space="preserve">        {</w:t>
+        <w:br/>
+        <w:br/>
+        <w:t xml:space="preserve">            gameObject.SetActive(true);</w:t>
+        <w:br/>
+        <w:br/>
+        <w:br/>
+        <w:br/>
+        <w:t xml:space="preserve">            _currentBeat = beat;</w:t>
+        <w:br/>
+        <w:br/>
+        <w:t xml:space="preserve">            _currentInteraction = interaction;</w:t>
+        <w:br/>
+        <w:br/>
+        <w:t xml:space="preserve">            _onChoose = onChooseCallback;</w:t>
+        <w:br/>
+        <w:br/>
+        <w:t xml:space="preserve">            _currentLineIndex = 0;</w:t>
+        <w:br/>
+        <w:br/>
+        <w:br/>
+        <w:br/>
+        <w:t xml:space="preserve">            if (choiceContainer != null)</w:t>
+        <w:br/>
+        <w:br/>
+        <w:t xml:space="preserve">                choiceContainer.gameObject.SetActive(false);</w:t>
+        <w:br/>
+        <w:br/>
+        <w:br/>
+        <w:br/>
+        <w:t xml:space="preserve">            // VR: đặt UI ra world space (nếu cần)</w:t>
+        <w:br/>
+        <w:br/>
+        <w:t xml:space="preserve">            PlaceDialogueInWorld();</w:t>
+        <w:br/>
+        <w:br/>
+        <w:br/>
+        <w:br/>
+        <w:t xml:space="preserve">            // Khoá movement + xoay + world interact...</w:t>
+        <w:br/>
+        <w:br/>
+        <w:t xml:space="preserve">            SetControlsEnabled(false);</w:t>
+        <w:br/>
+        <w:br/>
+        <w:br/>
+        <w:br/>
+        <w:t xml:space="preserve">            DisplayCurrentLine();</w:t>
+        <w:br/>
+        <w:br/>
+        <w:t xml:space="preserve">        }</w:t>
+        <w:br/>
+        <w:br/>
+        <w:br/>
+        <w:br/>
+        <w:t xml:space="preserve">        private void PlaceDialogueInWorld()</w:t>
+        <w:br/>
+        <w:br/>
+        <w:t xml:space="preserve">        {</w:t>
+        <w:br/>
+        <w:br/>
+        <w:t xml:space="preserve">            // Nếu ông không muốn tự move UI thì có thể bỏ trống phần này,</w:t>
+        <w:br/>
+        <w:br/>
+        <w:t xml:space="preserve">            // và đặt canvas sẵn trong scene.</w:t>
+        <w:br/>
+        <w:br/>
+        <w:t xml:space="preserve">            var cam = Camera.main != null ? Camera.main.transform : null;</w:t>
+        <w:br/>
+        <w:br/>
+        <w:t xml:space="preserve">            if (cam == null) return;</w:t>
+        <w:br/>
+        <w:br/>
+        <w:br/>
+        <w:br/>
+        <w:t xml:space="preserve">            Transform t = transform; // hoặc transform.root nếu UI nằm sâu</w:t>
+        <w:br/>
+        <w:br/>
+        <w:t xml:space="preserve">            if (worldAnchor != null)</w:t>
+        <w:br/>
+        <w:br/>
+        <w:t xml:space="preserve">            {</w:t>
+        <w:br/>
+        <w:br/>
+        <w:t xml:space="preserve">                t.position = worldAnchor.position;</w:t>
+        <w:br/>
+        <w:br/>
+        <w:t xml:space="preserve">                t.rotation = worldAnchor.rotation;</w:t>
         <w:br/>
         <w:br/>
         <w:t xml:space="preserve">                return;</w:t>
         <w:br/>
         <w:br/>
-        <w:br/>
-        <w:br/>
-        <w:t xml:space="preserve">            if (Input.GetMouseButtonDown(0) || Input.GetKeyDown(KeyCode.Space))</w:t>
+        <w:t xml:space="preserve">            }</w:t>
+        <w:br/>
+        <w:br/>
+        <w:br/>
+        <w:br/>
+        <w:t xml:space="preserve">            t.position = cam.position + cam.forward * spawnDistance + cam.TransformVector(spawnOffset);</w:t>
+        <w:br/>
+        <w:br/>
+        <w:br/>
+        <w:br/>
+        <w:t xml:space="preserve">            if (faceCamera)</w:t>
         <w:br/>
         <w:br/>
         <w:t xml:space="preserve">            {</w:t>
         <w:br/>
         <w:br/>
-        <w:t xml:space="preserve">                Debug.Log("[DialogueUI] Advancing dialogue...");</w:t>
-        <w:br/>
-        <w:br/>
-        <w:t xml:space="preserve">                AdvanceDialogue();</w:t>
+        <w:t xml:space="preserve">                Vector3 toCam = (cam.position - t.position);</w:t>
+        <w:br/>
+        <w:br/>
+        <w:t xml:space="preserve">                toCam.y = 0f; // xoay theo ngang cho đỡ chóng mặt</w:t>
+        <w:br/>
+        <w:br/>
+        <w:t xml:space="preserve">                if (toCam.sqrMagnitude &gt; 0.0001f)</w:t>
+        <w:br/>
+        <w:br/>
+        <w:t xml:space="preserve">                    t.rotation = Quaternion.LookRotation(-toCam.normalized, Vector3.up);</w:t>
         <w:br/>
         <w:br/>
         <w:t xml:space="preserve">            }</w:t>
@@ -5303,54 +6277,16 @@
         <w:br/>
         <w:br/>
         <w:br/>
-        <w:br/>
-        <w:br/>
-        <w:t xml:space="preserve">        public void Show(BeatSO beat, InteractionSO interaction, Action&lt;BeatSO, ChoiceSO&gt; onChooseCallback)</w:t>
+        <w:t xml:space="preserve">        void DisplayCurrentLine()</w:t>
         <w:br/>
         <w:br/>
         <w:t xml:space="preserve">        {</w:t>
         <w:br/>
         <w:br/>
-        <w:t xml:space="preserve">            gameObject.SetActive(true);</w:t>
-        <w:br/>
-        <w:br/>
-        <w:t xml:space="preserve">            _currentBeat = beat; // Store the beat</w:t>
-        <w:br/>
-        <w:br/>
-        <w:t xml:space="preserve">            _currentInteraction = interaction;</w:t>
-        <w:br/>
-        <w:br/>
-        <w:t xml:space="preserve">            _onChoose = onChooseCallback;</w:t>
-        <w:br/>
-        <w:br/>
-        <w:t xml:space="preserve">            _currentLineIndex = 0;</w:t>
-        <w:br/>
-        <w:br/>
-        <w:br/>
-        <w:br/>
-        <w:t xml:space="preserve">            choiceContainer.gameObject.SetActive(false);</w:t>
-        <w:br/>
-        <w:br/>
-        <w:t xml:space="preserve">            </w:t>
-        <w:br/>
-        <w:br/>
-        <w:t xml:space="preserve">            Cursor.lockState = CursorLockMode.None;</w:t>
-        <w:br/>
-        <w:br/>
-        <w:t xml:space="preserve">            Cursor.visible = true;</w:t>
-        <w:br/>
-        <w:br/>
-        <w:br/>
-        <w:br/>
-        <w:t xml:space="preserve">            // Tắt các script điều khiển player trong lúc đang thoại</w:t>
-        <w:br/>
-        <w:br/>
-        <w:t xml:space="preserve">            SetPlayerControlEnabled(false);</w:t>
-        <w:br/>
-        <w:br/>
-        <w:br/>
-        <w:br/>
-        <w:t xml:space="preserve">            DisplayCurrentLine();</w:t>
+        <w:t xml:space="preserve">            if (_currentInteraction.dialogueLines != null &amp;&amp; _currentInteraction.dialogueLines.Length &gt; 0)</w:t>
+        <w:br/>
+        <w:br/>
+        <w:t xml:space="preserve">                promptText.text = _currentInteraction.dialogueLines[_currentLineIndex];</w:t>
         <w:br/>
         <w:br/>
         <w:t xml:space="preserve">        }</w:t>
@@ -5358,19 +6294,51 @@
         <w:br/>
         <w:br/>
         <w:br/>
-        <w:t xml:space="preserve">        void DisplayCurrentLine()</w:t>
+        <w:t xml:space="preserve">        void AdvanceDialogue()</w:t>
         <w:br/>
         <w:br/>
         <w:t xml:space="preserve">        {</w:t>
         <w:br/>
         <w:br/>
-        <w:t xml:space="preserve">            // Lấy câu thoại hiện tại từ mảng dialogueLines chúng ta vừa sửa ở SO</w:t>
-        <w:br/>
-        <w:br/>
-        <w:t xml:space="preserve">            if (_currentInteraction.dialogueLines != null) promptText.text = _currentInteraction.dialogueLines[_currentLineIndex];</w:t>
-        <w:br/>
-        <w:br/>
-        <w:t xml:space="preserve">            Debug.Log($"[DialogueUI] Displaying line {_currentLineIndex}: {_currentInteraction.dialogueLines[_currentLineIndex]}");</w:t>
+        <w:t xml:space="preserve">            if (_currentInteraction == null || _currentInteraction.dialogueLines == null) return;</w:t>
+        <w:br/>
+        <w:br/>
+        <w:br/>
+        <w:br/>
+        <w:t xml:space="preserve">            if (_currentLineIndex &lt; _currentInteraction.dialogueLines.Length - 1)</w:t>
+        <w:br/>
+        <w:br/>
+        <w:t xml:space="preserve">            {</w:t>
+        <w:br/>
+        <w:br/>
+        <w:t xml:space="preserve">                _currentLineIndex++;</w:t>
+        <w:br/>
+        <w:br/>
+        <w:t xml:space="preserve">                DisplayCurrentLine();</w:t>
+        <w:br/>
+        <w:br/>
+        <w:t xml:space="preserve">            }</w:t>
+        <w:br/>
+        <w:br/>
+        <w:t xml:space="preserve">            else</w:t>
+        <w:br/>
+        <w:br/>
+        <w:t xml:space="preserve">            {</w:t>
+        <w:br/>
+        <w:br/>
+        <w:t xml:space="preserve">                if (_currentInteraction.choices == null || _currentInteraction.choices.Length == 0)</w:t>
+        <w:br/>
+        <w:br/>
+        <w:t xml:space="preserve">                    EndInteractionWithoutChoice();</w:t>
+        <w:br/>
+        <w:br/>
+        <w:t xml:space="preserve">                else</w:t>
+        <w:br/>
+        <w:br/>
+        <w:t xml:space="preserve">                    ShowChoices();</w:t>
+        <w:br/>
+        <w:br/>
+        <w:t xml:space="preserve">            }</w:t>
         <w:br/>
         <w:br/>
         <w:t xml:space="preserve">        }</w:t>
@@ -5378,69 +6346,60 @@
         <w:br/>
         <w:br/>
         <w:br/>
-        <w:t xml:space="preserve">        void AdvanceDialogue()</w:t>
+        <w:t xml:space="preserve">        void ShowChoices()</w:t>
         <w:br/>
         <w:br/>
         <w:t xml:space="preserve">        {</w:t>
         <w:br/>
         <w:br/>
-        <w:t xml:space="preserve">            // Nếu vẫn còn câu thoại trong mảng</w:t>
-        <w:br/>
-        <w:br/>
-        <w:t xml:space="preserve">            if (_currentLineIndex &lt; _currentInteraction.dialogueLines.Length - 1)</w:t>
+        <w:t xml:space="preserve">            if (choiceContainer.gameObject.activeSelf) return;</w:t>
+        <w:br/>
+        <w:br/>
+        <w:br/>
+        <w:br/>
+        <w:t xml:space="preserve">            choiceContainer.gameObject.SetActive(true);</w:t>
+        <w:br/>
+        <w:br/>
+        <w:t xml:space="preserve">            foreach (Transform c in choiceContainer) Destroy(c.gameObject);</w:t>
+        <w:br/>
+        <w:br/>
+        <w:br/>
+        <w:br/>
+        <w:t xml:space="preserve">            if (_currentInteraction.choices == null || _currentInteraction.choices.Length == 0)</w:t>
         <w:br/>
         <w:br/>
         <w:t xml:space="preserve">            {</w:t>
         <w:br/>
         <w:br/>
-        <w:t xml:space="preserve">                _currentLineIndex++;</w:t>
-        <w:br/>
-        <w:br/>
-        <w:t xml:space="preserve">                DisplayCurrentLine();</w:t>
+        <w:t xml:space="preserve">                EndInteractionWithoutChoice();</w:t>
+        <w:br/>
+        <w:br/>
+        <w:t xml:space="preserve">                return;</w:t>
         <w:br/>
         <w:br/>
         <w:t xml:space="preserve">            }</w:t>
         <w:br/>
         <w:br/>
-        <w:t xml:space="preserve">            else</w:t>
+        <w:br/>
+        <w:br/>
+        <w:t xml:space="preserve">            foreach (var choice in _currentInteraction.choices)</w:t>
         <w:br/>
         <w:br/>
         <w:t xml:space="preserve">            {</w:t>
         <w:br/>
         <w:br/>
-        <w:t xml:space="preserve">                // Nếu đã hết câu thoại</w:t>
-        <w:br/>
-        <w:br/>
-        <w:br/>
-        <w:br/>
-        <w:t xml:space="preserve">                // Trường hợp interaction KHÔNG có lựa chọn: tự kết thúc và callback</w:t>
-        <w:br/>
-        <w:br/>
-        <w:t xml:space="preserve">                if (_currentInteraction.choices == null || _currentInteraction.choices.Length == 0)</w:t>
-        <w:br/>
-        <w:br/>
-        <w:t xml:space="preserve">                {</w:t>
-        <w:br/>
-        <w:br/>
-        <w:t xml:space="preserve">                    EndInteractionWithoutChoice();</w:t>
-        <w:br/>
-        <w:br/>
-        <w:t xml:space="preserve">                }</w:t>
-        <w:br/>
-        <w:br/>
-        <w:t xml:space="preserve">                else</w:t>
-        <w:br/>
-        <w:br/>
-        <w:t xml:space="preserve">                {</w:t>
-        <w:br/>
-        <w:br/>
-        <w:t xml:space="preserve">                    // Nếu có lựa chọn thì hiện các nút lựa chọn ra</w:t>
-        <w:br/>
-        <w:br/>
-        <w:t xml:space="preserve">                    ShowChoices();</w:t>
-        <w:br/>
-        <w:br/>
-        <w:t xml:space="preserve">                }</w:t>
+        <w:t xml:space="preserve">                var btn = Instantiate(choiceButtonPrefab, choiceContainer);</w:t>
+        <w:br/>
+        <w:br/>
+        <w:t xml:space="preserve">                var btnText = btn.GetComponentInChildren&lt;TextMeshProUGUI&gt;();</w:t>
+        <w:br/>
+        <w:br/>
+        <w:t xml:space="preserve">                if (btnText != null) btnText.text = choice.text;</w:t>
+        <w:br/>
+        <w:br/>
+        <w:br/>
+        <w:br/>
+        <w:t xml:space="preserve">                btn.onClick.AddListener(() =&gt; Choose(choice));</w:t>
         <w:br/>
         <w:br/>
         <w:t xml:space="preserve">            }</w:t>
@@ -5451,158 +6410,84 @@
         <w:br/>
         <w:br/>
         <w:br/>
-        <w:t xml:space="preserve">        void ShowChoices()</w:t>
+        <w:t xml:space="preserve">        void Choose(ChoiceSO choice)</w:t>
         <w:br/>
         <w:br/>
         <w:t xml:space="preserve">        {</w:t>
         <w:br/>
         <w:br/>
-        <w:t xml:space="preserve">            if (choiceContainer.gameObject.activeSelf) return; // Tránh tạo trùng</w:t>
-        <w:br/>
-        <w:br/>
-        <w:br/>
-        <w:br/>
-        <w:t xml:space="preserve">            Debug.Log("[DialogueUI] ShowChoices called");</w:t>
-        <w:br/>
-        <w:br/>
-        <w:t xml:space="preserve">            choiceContainer.gameObject.SetActive(true);</w:t>
-        <w:br/>
-        <w:br/>
-        <w:t xml:space="preserve">            foreach (Transform c in choiceContainer) Destroy(c.gameObject);</w:t>
-        <w:br/>
-        <w:br/>
-        <w:br/>
-        <w:br/>
-        <w:t xml:space="preserve">            if (_currentInteraction.choices == null || _currentInteraction.choices.Length == 0)</w:t>
+        <w:t xml:space="preserve">            gameObject.SetActive(false);</w:t>
+        <w:br/>
+        <w:br/>
+        <w:t xml:space="preserve">            SetControlsEnabled(true);</w:t>
+        <w:br/>
+        <w:br/>
+        <w:t xml:space="preserve">            _onChoose?.Invoke(_currentBeat, choice);</w:t>
+        <w:br/>
+        <w:br/>
+        <w:t xml:space="preserve">        }</w:t>
+        <w:br/>
+        <w:br/>
+        <w:br/>
+        <w:br/>
+        <w:t xml:space="preserve">        void EndInteractionWithoutChoice()</w:t>
+        <w:br/>
+        <w:br/>
+        <w:t xml:space="preserve">        {</w:t>
+        <w:br/>
+        <w:br/>
+        <w:t xml:space="preserve">            gameObject.SetActive(false);</w:t>
+        <w:br/>
+        <w:br/>
+        <w:t xml:space="preserve">            SetControlsEnabled(true);</w:t>
+        <w:br/>
+        <w:br/>
+        <w:t xml:space="preserve">            _onChoose?.Invoke(_currentBeat, null);</w:t>
+        <w:br/>
+        <w:br/>
+        <w:t xml:space="preserve">        }</w:t>
+        <w:br/>
+        <w:br/>
+        <w:br/>
+        <w:br/>
+        <w:t xml:space="preserve">        void SetControlsEnabled(bool enabled)</w:t>
+        <w:br/>
+        <w:br/>
+        <w:t xml:space="preserve">        {</w:t>
+        <w:br/>
+        <w:br/>
+        <w:t xml:space="preserve">            if (behavioursToDisableDuringDialogue == null) return;</w:t>
+        <w:br/>
+        <w:br/>
+        <w:br/>
+        <w:br/>
+        <w:t xml:space="preserve">            // enabled = true nghĩa là đóng dialogue -&gt; bật lại controls</w:t>
+        <w:br/>
+        <w:br/>
+        <w:t xml:space="preserve">            // enabled = false nghĩa là mở dialogue -&gt; tắt controls</w:t>
+        <w:br/>
+        <w:br/>
+        <w:t xml:space="preserve">            foreach (var b in behavioursToDisableDuringDialogue)</w:t>
         <w:br/>
         <w:br/>
         <w:t xml:space="preserve">            {</w:t>
         <w:br/>
         <w:br/>
-        <w:t xml:space="preserve">                // Phòng hờ: nếu bị gọi nhưng không có choice thì kết thúc luôn</w:t>
-        <w:br/>
-        <w:br/>
-        <w:t xml:space="preserve">                EndInteractionWithoutChoice();</w:t>
-        <w:br/>
-        <w:br/>
-        <w:t xml:space="preserve">                return;</w:t>
+        <w:t xml:space="preserve">                if (b != null) b.enabled = enabled;</w:t>
         <w:br/>
         <w:br/>
         <w:t xml:space="preserve">            }</w:t>
         <w:br/>
         <w:br/>
-        <w:br/>
-        <w:br/>
-        <w:t xml:space="preserve">            foreach (var choice in _currentInteraction.choices)</w:t>
-        <w:br/>
-        <w:br/>
-        <w:t xml:space="preserve">            {</w:t>
-        <w:br/>
-        <w:br/>
-        <w:t xml:space="preserve">                var btn = Instantiate(choiceButtonPrefab, choiceContainer);</w:t>
-        <w:br/>
-        <w:br/>
-        <w:t xml:space="preserve">                // Dùng TMP_Text nếu prefab của bạn là TextMeshPro, nếu không dùng Text</w:t>
-        <w:br/>
-        <w:br/>
-        <w:t xml:space="preserve">                var btnText = btn.GetComponentInChildren&lt;TextMeshProUGUI&gt;();</w:t>
-        <w:br/>
-        <w:br/>
-        <w:t xml:space="preserve">                if (btnText != null) btnText.text = choice.text;</w:t>
-        <w:br/>
-        <w:br/>
-        <w:br/>
-        <w:br/>
-        <w:t xml:space="preserve">                btn.onClick.AddListener(() =&gt; Choose(choice));</w:t>
-        <w:br/>
-        <w:br/>
-        <w:t xml:space="preserve">            }</w:t>
-        <w:br/>
-        <w:br/>
         <w:t xml:space="preserve">        }</w:t>
         <w:br/>
         <w:br/>
-        <w:br/>
-        <w:br/>
-        <w:t xml:space="preserve">        void Choose(ChoiceSO choice)</w:t>
-        <w:br/>
-        <w:br/>
-        <w:t xml:space="preserve">        {</w:t>
-        <w:br/>
-        <w:br/>
-        <w:t xml:space="preserve">            Debug.Log($"[DialogueUI] Choice clicked: {choice?.text}");</w:t>
-        <w:br/>
-        <w:br/>
-        <w:t xml:space="preserve">            gameObject.SetActive(false);</w:t>
-        <w:br/>
-        <w:br/>
-        <w:t xml:space="preserve">            Cursor.lockState = CursorLockMode.Locked;</w:t>
-        <w:br/>
-        <w:br/>
-        <w:t xml:space="preserve">            Cursor.visible = false;</w:t>
-        <w:br/>
-        <w:br/>
-        <w:t xml:space="preserve">            SetPlayerControlEnabled(true);</w:t>
-        <w:br/>
-        <w:br/>
-        <w:t xml:space="preserve">            _onChoose?.Invoke(_currentBeat, choice);</w:t>
-        <w:br/>
-        <w:br/>
-        <w:t xml:space="preserve">        }</w:t>
-        <w:br/>
-        <w:br/>
-        <w:br/>
-        <w:br/>
-        <w:t xml:space="preserve">        void EndInteractionWithoutChoice()</w:t>
-        <w:br/>
-        <w:br/>
-        <w:t xml:space="preserve">        {</w:t>
-        <w:br/>
-        <w:br/>
-        <w:t xml:space="preserve">            // Đóng UI và callback với choice = null</w:t>
-        <w:br/>
-        <w:br/>
-        <w:t xml:space="preserve">            gameObject.SetActive(false);</w:t>
-        <w:br/>
-        <w:br/>
-        <w:t xml:space="preserve">            Cursor.lockState = CursorLockMode.Locked;</w:t>
-        <w:br/>
-        <w:br/>
-        <w:t xml:space="preserve">            Cursor.visible = false;</w:t>
-        <w:br/>
-        <w:br/>
-        <w:t xml:space="preserve">            SetPlayerControlEnabled(true);</w:t>
-        <w:br/>
-        <w:br/>
-        <w:t xml:space="preserve">            _onChoose?.Invoke(_currentBeat, null);</w:t>
-        <w:br/>
-        <w:br/>
-        <w:t xml:space="preserve">        }</w:t>
-        <w:br/>
-        <w:br/>
-        <w:br/>
-        <w:br/>
-        <w:t xml:space="preserve">        void SetPlayerControlEnabled(bool enabled)</w:t>
-        <w:br/>
-        <w:br/>
-        <w:t xml:space="preserve">        {</w:t>
-        <w:br/>
-        <w:br/>
-        <w:t xml:space="preserve">            if (scriptsToDisableDuringDialogue == null) return;</w:t>
-        <w:br/>
-        <w:br/>
-        <w:br/>
-        <w:br/>
-        <w:t xml:space="preserve">            scriptsToDisableDuringDialogue.enabled = enabled;</w:t>
-        <w:br/>
-        <w:br/>
-        <w:t xml:space="preserve">        }</w:t>
-        <w:br/>
-        <w:br/>
         <w:t xml:space="preserve">    }</w:t>
         <w:br/>
         <w:br/>
         <w:t>}</w:t>
+        <w:br/>
+        <w:br/>
       </w:r>
     </w:p>
     <w:p>
@@ -5810,6 +6695,312 @@
           <w:b/>
           <w:sz w:val="28"/>
         </w:rPr>
+        <w:t>File Dragable.cs</w:t>
+      </w:r>
+    </w:p>
+    <w:p>
+      <w:r>
+        <w:rPr>
+          <w:rFonts w:ascii="Times New Roman" w:hAnsi="Times New Roman" w:eastAsia="Times New Roman"/>
+          <w:sz w:val="28"/>
+        </w:rPr>
+        <w:t>using UnityEngine;</w:t>
+        <w:br/>
+        <w:br/>
+        <w:t>using UnityEngine.EventSystems;</w:t>
+        <w:br/>
+        <w:br/>
+        <w:br/>
+        <w:br/>
+        <w:t>public class Dragable : MonoBehaviour, IBeginDragHandler, IDragHandler, IEndDragHandler</w:t>
+        <w:br/>
+        <w:br/>
+        <w:t>{</w:t>
+        <w:br/>
+        <w:br/>
+        <w:t xml:space="preserve">    public Canvas canvas;  // gán Canvas world-space (monitor canvas)</w:t>
+        <w:br/>
+        <w:br/>
+        <w:br/>
+        <w:br/>
+        <w:t xml:space="preserve">    private RectTransform rect;</w:t>
+        <w:br/>
+        <w:br/>
+        <w:t xml:space="preserve">    private CanvasGroup canvasGroup;</w:t>
+        <w:br/>
+        <w:br/>
+        <w:t xml:space="preserve">    private Transform originalParent;</w:t>
+        <w:br/>
+        <w:br/>
+        <w:t xml:space="preserve">    private bool droppedOnSlot;</w:t>
+        <w:br/>
+        <w:br/>
+        <w:br/>
+        <w:br/>
+        <w:t xml:space="preserve">    void Awake()</w:t>
+        <w:br/>
+        <w:br/>
+        <w:t xml:space="preserve">    {</w:t>
+        <w:br/>
+        <w:br/>
+        <w:t xml:space="preserve">        rect = GetComponent&lt;RectTransform&gt;();</w:t>
+        <w:br/>
+        <w:br/>
+        <w:t xml:space="preserve">        canvasGroup = GetComponent&lt;CanvasGroup&gt;();</w:t>
+        <w:br/>
+        <w:br/>
+        <w:t xml:space="preserve">    }</w:t>
+        <w:br/>
+        <w:br/>
+        <w:br/>
+        <w:br/>
+        <w:t xml:space="preserve">    public void OnBeginDrag(PointerEventData eventData)</w:t>
+        <w:br/>
+        <w:br/>
+        <w:t xml:space="preserve">    {</w:t>
+        <w:br/>
+        <w:br/>
+        <w:t xml:space="preserve">        originalParent = transform.parent;</w:t>
+        <w:br/>
+        <w:br/>
+        <w:t xml:space="preserve">        droppedOnSlot = false;</w:t>
+        <w:br/>
+        <w:br/>
+        <w:br/>
+        <w:br/>
+        <w:t xml:space="preserve">        // kéo card lên top để không bị layout của parent đè</w:t>
+        <w:br/>
+        <w:br/>
+        <w:t xml:space="preserve">        transform.SetParent(canvas.transform, worldPositionStays: true);</w:t>
+        <w:br/>
+        <w:br/>
+        <w:t xml:space="preserve">        transform.SetAsLastSibling();</w:t>
+        <w:br/>
+        <w:br/>
+        <w:br/>
+        <w:br/>
+        <w:t xml:space="preserve">        if (canvasGroup != null)</w:t>
+        <w:br/>
+        <w:br/>
+        <w:t xml:space="preserve">            canvasGroup.blocksRaycasts = false;</w:t>
+        <w:br/>
+        <w:br/>
+        <w:t xml:space="preserve">    }</w:t>
+        <w:br/>
+        <w:br/>
+        <w:br/>
+        <w:br/>
+        <w:t xml:space="preserve">    public void OnDrag(PointerEventData eventData)</w:t>
+        <w:br/>
+        <w:br/>
+        <w:t xml:space="preserve">    {</w:t>
+        <w:br/>
+        <w:br/>
+        <w:t xml:space="preserve">        if (canvas == null) return;</w:t>
+        <w:br/>
+        <w:br/>
+        <w:br/>
+        <w:br/>
+        <w:t xml:space="preserve">        RectTransform canvasRect = canvas.transform as RectTransform;</w:t>
+        <w:br/>
+        <w:br/>
+        <w:br/>
+        <w:br/>
+        <w:t xml:space="preserve">        // ✅ Ưu tiên worldPosition (chuẩn cho XR ray)</w:t>
+        <w:br/>
+        <w:br/>
+        <w:t xml:space="preserve">        Vector3 worldPos = eventData.pointerCurrentRaycast.worldPosition;</w:t>
+        <w:br/>
+        <w:br/>
+        <w:br/>
+        <w:br/>
+        <w:t xml:space="preserve">        if (worldPos != Vector3.zero)</w:t>
+        <w:br/>
+        <w:br/>
+        <w:t xml:space="preserve">        {</w:t>
+        <w:br/>
+        <w:br/>
+        <w:t xml:space="preserve">            Vector3 local = canvasRect.InverseTransformPoint(worldPos);</w:t>
+        <w:br/>
+        <w:br/>
+        <w:t xml:space="preserve">            rect.localPosition = new Vector3(local.x, local.y, rect.localPosition.z);</w:t>
+        <w:br/>
+        <w:br/>
+        <w:t xml:space="preserve">            return;</w:t>
+        <w:br/>
+        <w:br/>
+        <w:t xml:space="preserve">        }</w:t>
+        <w:br/>
+        <w:br/>
+        <w:br/>
+        <w:br/>
+        <w:t xml:space="preserve">        // Fallback cho PC/mouse (nếu cần)</w:t>
+        <w:br/>
+        <w:br/>
+        <w:t xml:space="preserve">        if (RectTransformUtility.ScreenPointToLocalPointInRectangle(</w:t>
+        <w:br/>
+        <w:br/>
+        <w:t xml:space="preserve">            canvasRect,</w:t>
+        <w:br/>
+        <w:br/>
+        <w:t xml:space="preserve">            eventData.position,</w:t>
+        <w:br/>
+        <w:br/>
+        <w:t xml:space="preserve">            eventData.pressEventCamera,</w:t>
+        <w:br/>
+        <w:br/>
+        <w:t xml:space="preserve">            out Vector2 localPoint))</w:t>
+        <w:br/>
+        <w:br/>
+        <w:t xml:space="preserve">        {</w:t>
+        <w:br/>
+        <w:br/>
+        <w:t xml:space="preserve">            rect.localPosition = new Vector3(localPoint.x, localPoint.y, rect.localPosition.z);</w:t>
+        <w:br/>
+        <w:br/>
+        <w:t xml:space="preserve">        }</w:t>
+        <w:br/>
+        <w:br/>
+        <w:t xml:space="preserve">    }</w:t>
+        <w:br/>
+        <w:br/>
+        <w:br/>
+        <w:br/>
+        <w:t xml:space="preserve">    public void OnEndDrag(PointerEventData eventData)</w:t>
+        <w:br/>
+        <w:br/>
+        <w:t xml:space="preserve">    {</w:t>
+        <w:br/>
+        <w:br/>
+        <w:t xml:space="preserve">        if (!droppedOnSlot)</w:t>
+        <w:br/>
+        <w:br/>
+        <w:t xml:space="preserve">        {</w:t>
+        <w:br/>
+        <w:br/>
+        <w:t xml:space="preserve">            transform.SetParent(originalParent, worldPositionStays: true);</w:t>
+        <w:br/>
+        <w:br/>
+        <w:t xml:space="preserve">        }</w:t>
+        <w:br/>
+        <w:br/>
+        <w:br/>
+        <w:br/>
+        <w:t xml:space="preserve">        if (canvasGroup != null)</w:t>
+        <w:br/>
+        <w:br/>
+        <w:t xml:space="preserve">            canvasGroup.blocksRaycasts = true;</w:t>
+        <w:br/>
+        <w:br/>
+        <w:t xml:space="preserve">    }</w:t>
+        <w:br/>
+        <w:br/>
+        <w:br/>
+        <w:br/>
+        <w:t xml:space="preserve">    public void SetParentToSlot(Transform slot)</w:t>
+        <w:br/>
+        <w:br/>
+        <w:t xml:space="preserve">    {</w:t>
+        <w:br/>
+        <w:br/>
+        <w:t xml:space="preserve">        transform.SetParent(slot, worldPositionStays: false);</w:t>
+        <w:br/>
+        <w:br/>
+        <w:t xml:space="preserve">        rect.anchoredPosition = Vector2.zero;</w:t>
+        <w:br/>
+        <w:br/>
+        <w:t xml:space="preserve">        droppedOnSlot = true;</w:t>
+        <w:br/>
+        <w:br/>
+        <w:br/>
+        <w:br/>
+        <w:t xml:space="preserve">        if (canvasGroup != null)</w:t>
+        <w:br/>
+        <w:br/>
+        <w:t xml:space="preserve">            canvasGroup.blocksRaycasts = true;</w:t>
+        <w:br/>
+        <w:br/>
+        <w:t xml:space="preserve">    }</w:t>
+        <w:br/>
+        <w:br/>
+        <w:t>}</w:t>
+        <w:br/>
+        <w:br/>
+      </w:r>
+    </w:p>
+    <w:p>
+      <w:r>
+        <w:rPr>
+          <w:rFonts w:ascii="Times New Roman" w:hAnsi="Times New Roman" w:eastAsia="Times New Roman"/>
+          <w:b/>
+          <w:sz w:val="28"/>
+        </w:rPr>
+        <w:t>File DropSlot.cs</w:t>
+      </w:r>
+    </w:p>
+    <w:p>
+      <w:r>
+        <w:rPr>
+          <w:rFonts w:ascii="Times New Roman" w:hAnsi="Times New Roman" w:eastAsia="Times New Roman"/>
+          <w:sz w:val="28"/>
+        </w:rPr>
+        <w:t>using UnityEngine;</w:t>
+        <w:br/>
+        <w:br/>
+        <w:t>using UnityEngine.EventSystems;</w:t>
+        <w:br/>
+        <w:br/>
+        <w:br/>
+        <w:br/>
+        <w:t>public enum SlotType { Cause, Solution }</w:t>
+        <w:br/>
+        <w:br/>
+        <w:br/>
+        <w:br/>
+        <w:t>public class DropSlot : MonoBehaviour, IDropHandler</w:t>
+        <w:br/>
+        <w:br/>
+        <w:t>{</w:t>
+        <w:br/>
+        <w:br/>
+        <w:t xml:space="preserve">    public SlotType slotType;</w:t>
+        <w:br/>
+        <w:br/>
+        <w:t xml:space="preserve">    public int index; // dòng thứ mấy (0,1,2,...)</w:t>
+        <w:br/>
+        <w:br/>
+        <w:br/>
+        <w:br/>
+        <w:t xml:space="preserve">    public void OnDrop(PointerEventData eventData)</w:t>
+        <w:br/>
+        <w:br/>
+        <w:t xml:space="preserve">    {</w:t>
+        <w:br/>
+        <w:br/>
+        <w:t xml:space="preserve">        var card = eventData.pointerDrag?.GetComponent&lt;Dragable&gt;();</w:t>
+        <w:br/>
+        <w:br/>
+        <w:t xml:space="preserve">        if (card == null) return;</w:t>
+        <w:br/>
+        <w:br/>
+        <w:br/>
+        <w:br/>
+        <w:t xml:space="preserve">        card.SetParentToSlot(transform);</w:t>
+        <w:br/>
+        <w:br/>
+        <w:t xml:space="preserve">    }</w:t>
+        <w:br/>
+        <w:br/>
+        <w:t>}</w:t>
+      </w:r>
+    </w:p>
+    <w:p>
+      <w:r>
+        <w:rPr>
+          <w:rFonts w:ascii="Times New Roman" w:hAnsi="Times New Roman" w:eastAsia="Times New Roman"/>
+          <w:b/>
+          <w:sz w:val="28"/>
+        </w:rPr>
         <w:t>File EpisodeSummaryUI.cs</w:t>
       </w:r>
     </w:p>
@@ -6245,9 +7436,6 @@
         <w:t xml:space="preserve">    public GameObject dossier2;</w:t>
         <w:br/>
         <w:br/>
-        <w:t xml:space="preserve">    public GameObject dossier3;</w:t>
-        <w:br/>
-        <w:br/>
         <w:br/>
         <w:br/>
         <w:t xml:space="preserve">    [Header("Camera zoom config")]</w:t>
@@ -6258,6 +7446,16 @@
         <w:br/>
         <w:br/>
         <w:br/>
+        <w:t xml:space="preserve">    public GameObject dossierPanel;</w:t>
+        <w:br/>
+        <w:br/>
+        <w:t xml:space="preserve">    public GameObject reportPanel;</w:t>
+        <w:br/>
+        <w:br/>
+        <w:br/>
+        <w:br/>
+        <w:br/>
+        <w:br/>
         <w:br/>
         <w:br/>
         <w:br/>
@@ -6274,6 +7472,14 @@
         <w:t xml:space="preserve">        root.SetActive(false);</w:t>
         <w:br/>
         <w:br/>
+        <w:t xml:space="preserve">        dossierPanel.SetActive(false);</w:t>
+        <w:br/>
+        <w:br/>
+        <w:t xml:space="preserve">        reportPanel.SetActive(false);</w:t>
+        <w:br/>
+        <w:br/>
+        <w:br/>
+        <w:br/>
         <w:t xml:space="preserve">    }</w:t>
         <w:br/>
         <w:br/>
@@ -6285,13 +7491,34 @@
         <w:t xml:space="preserve">    {</w:t>
         <w:br/>
         <w:br/>
-        <w:t xml:space="preserve">        dossier1.SetActive(index == 0);</w:t>
-        <w:br/>
-        <w:br/>
-        <w:t xml:space="preserve">        dossier2.SetActive(index == 1);</w:t>
-        <w:br/>
-        <w:br/>
-        <w:t xml:space="preserve">        dossier3.SetActive(index == 2);</w:t>
+        <w:t xml:space="preserve">        if (index == 1)</w:t>
+        <w:br/>
+        <w:br/>
+        <w:t xml:space="preserve">        {</w:t>
+        <w:br/>
+        <w:br/>
+        <w:t xml:space="preserve">            dossier1.SetActive(true);</w:t>
+        <w:br/>
+        <w:br/>
+        <w:t xml:space="preserve">            dossier2.SetActive(false);</w:t>
+        <w:br/>
+        <w:br/>
+        <w:t xml:space="preserve">        }</w:t>
+        <w:br/>
+        <w:br/>
+        <w:t xml:space="preserve">        else if (index == 2)</w:t>
+        <w:br/>
+        <w:br/>
+        <w:t xml:space="preserve">        {</w:t>
+        <w:br/>
+        <w:br/>
+        <w:t xml:space="preserve">            dossier1.SetActive(false);</w:t>
+        <w:br/>
+        <w:br/>
+        <w:t xml:space="preserve">            dossier2.SetActive(true);</w:t>
+        <w:br/>
+        <w:br/>
+        <w:t xml:space="preserve">        }</w:t>
         <w:br/>
         <w:br/>
         <w:t xml:space="preserve">    }</w:t>
@@ -6302,45 +7529,152 @@
         <w:t xml:space="preserve">    public void Show(BeatSO beat, InteractionSO interaction, Action onDone)</w:t>
         <w:br/>
         <w:br/>
+        <w:t xml:space="preserve">    {   </w:t>
+        <w:br/>
+        <w:br/>
+        <w:t xml:space="preserve">        if (beat.beatId == "B04"|| beat.beatId =="B05")</w:t>
+        <w:br/>
+        <w:br/>
+        <w:t xml:space="preserve">        {</w:t>
+        <w:br/>
+        <w:br/>
+        <w:t xml:space="preserve">            dossierPanel.SetActive(true);</w:t>
+        <w:br/>
+        <w:br/>
+        <w:t xml:space="preserve">            reportPanel.SetActive(false);</w:t>
+        <w:br/>
+        <w:br/>
+        <w:t xml:space="preserve">        }</w:t>
+        <w:br/>
+        <w:br/>
+        <w:t xml:space="preserve">        else if (beat.beatId == "B08")</w:t>
+        <w:br/>
+        <w:br/>
+        <w:t xml:space="preserve">        {</w:t>
+        <w:br/>
+        <w:br/>
+        <w:t xml:space="preserve">            dossierPanel.SetActive(false);</w:t>
+        <w:br/>
+        <w:br/>
+        <w:t xml:space="preserve">            reportPanel.SetActive(true);</w:t>
+        <w:br/>
+        <w:br/>
+        <w:t xml:space="preserve">        }</w:t>
+        <w:br/>
+        <w:br/>
+        <w:t xml:space="preserve">        onFinish = onDone;</w:t>
+        <w:br/>
+        <w:br/>
+        <w:br/>
+        <w:br/>
+        <w:t xml:space="preserve">        // Lưu camera ban đầu</w:t>
+        <w:br/>
+        <w:br/>
+        <w:t xml:space="preserve">        camOriginalPos = cam.position;</w:t>
+        <w:br/>
+        <w:br/>
+        <w:t xml:space="preserve">        camOriginalRot = cam.rotation;</w:t>
+        <w:br/>
+        <w:br/>
+        <w:br/>
+        <w:br/>
+        <w:t xml:space="preserve">        root.SetActive(true);</w:t>
+        <w:br/>
+        <w:br/>
+        <w:br/>
+        <w:br/>
+        <w:t xml:space="preserve">        if (isVR)</w:t>
+        <w:br/>
+        <w:br/>
+        <w:t xml:space="preserve">        {</w:t>
+        <w:br/>
+        <w:br/>
+        <w:t xml:space="preserve">            SetVRControls(false); // disable move/turn/world-interact</w:t>
+        <w:br/>
+        <w:br/>
+        <w:t xml:space="preserve">        }</w:t>
+        <w:br/>
+        <w:br/>
+        <w:t xml:space="preserve">        //else</w:t>
+        <w:br/>
+        <w:br/>
+        <w:t xml:space="preserve">        //{</w:t>
+        <w:br/>
+        <w:br/>
+        <w:t xml:space="preserve">        //    //player.SetLockState(true);</w:t>
+        <w:br/>
+        <w:br/>
+        <w:t xml:space="preserve">        //    Cursor.lockState = CursorLockMode.None;</w:t>
+        <w:br/>
+        <w:br/>
+        <w:t xml:space="preserve">        //    Cursor.visible = true;</w:t>
+        <w:br/>
+        <w:br/>
+        <w:t xml:space="preserve">        //}</w:t>
+        <w:br/>
+        <w:br/>
+        <w:br/>
+        <w:br/>
+        <w:t xml:space="preserve">    }</w:t>
+        <w:br/>
+        <w:br/>
+        <w:br/>
+        <w:br/>
+        <w:t xml:space="preserve">    void Update()</w:t>
+        <w:br/>
+        <w:br/>
         <w:t xml:space="preserve">    {</w:t>
         <w:br/>
         <w:br/>
-        <w:t xml:space="preserve">        onFinish = onDone;</w:t>
-        <w:br/>
-        <w:br/>
-        <w:br/>
-        <w:br/>
-        <w:t xml:space="preserve">        // Lưu camera ban đầu</w:t>
-        <w:br/>
-        <w:br/>
-        <w:t xml:space="preserve">        camOriginalPos = cam.position;</w:t>
-        <w:br/>
-        <w:br/>
-        <w:t xml:space="preserve">        camOriginalRot = cam.rotation;</w:t>
-        <w:br/>
-        <w:br/>
-        <w:br/>
-        <w:br/>
-        <w:t xml:space="preserve">        root.SetActive(true);</w:t>
-        <w:br/>
-        <w:br/>
-        <w:br/>
-        <w:br/>
-        <w:t xml:space="preserve">        // khóa movement</w:t>
-        <w:br/>
-        <w:br/>
-        <w:t xml:space="preserve">        player.SetLockState(true);</w:t>
-        <w:br/>
-        <w:br/>
-        <w:br/>
-        <w:br/>
-        <w:t xml:space="preserve">        // bật cursor (PC mode)</w:t>
-        <w:br/>
-        <w:br/>
-        <w:t xml:space="preserve">        Cursor.lockState = CursorLockMode.None;</w:t>
-        <w:br/>
-        <w:br/>
-        <w:t xml:space="preserve">        Cursor.visible = true;</w:t>
+        <w:t xml:space="preserve">        if (!root.activeSelf) return;</w:t>
+        <w:br/>
+        <w:br/>
+        <w:t xml:space="preserve">        if (isVR) return;</w:t>
+        <w:br/>
+        <w:br/>
+        <w:br/>
+        <w:br/>
+        <w:t xml:space="preserve">        Vector3 targetPos =</w:t>
+        <w:br/>
+        <w:br/>
+        <w:t xml:space="preserve">            cameraFocusPoint.position</w:t>
+        <w:br/>
+        <w:br/>
+        <w:t xml:space="preserve">            - cameraFocusPoint.forward * focusDistance;</w:t>
+        <w:br/>
+        <w:br/>
+        <w:br/>
+        <w:br/>
+        <w:t xml:space="preserve">        cam.position = Vector3.Lerp(</w:t>
+        <w:br/>
+        <w:br/>
+        <w:t xml:space="preserve">            cam.position,</w:t>
+        <w:br/>
+        <w:br/>
+        <w:t xml:space="preserve">            targetPos,</w:t>
+        <w:br/>
+        <w:br/>
+        <w:t xml:space="preserve">            Time.deltaTime * focusSpeed</w:t>
+        <w:br/>
+        <w:br/>
+        <w:t xml:space="preserve">        );</w:t>
+        <w:br/>
+        <w:br/>
+        <w:br/>
+        <w:br/>
+        <w:t xml:space="preserve">        cam.rotation = Quaternion.Slerp(</w:t>
+        <w:br/>
+        <w:br/>
+        <w:t xml:space="preserve">            cam.rotation,</w:t>
+        <w:br/>
+        <w:br/>
+        <w:t xml:space="preserve">            cameraFocusPoint.rotation,</w:t>
+        <w:br/>
+        <w:br/>
+        <w:t xml:space="preserve">            Time.deltaTime * focusSpeed</w:t>
+        <w:br/>
+        <w:br/>
+        <w:t xml:space="preserve">        );</w:t>
         <w:br/>
         <w:br/>
         <w:t xml:space="preserve">    }</w:t>
@@ -6348,58 +7682,89 @@
         <w:br/>
         <w:br/>
         <w:br/>
-        <w:t xml:space="preserve">    void Update()</w:t>
+        <w:br/>
+        <w:br/>
+        <w:t xml:space="preserve">    public void OnFinishClicked()</w:t>
+        <w:br/>
+        <w:br/>
+        <w:t xml:space="preserve">    {   </w:t>
+        <w:br/>
+        <w:br/>
+        <w:t xml:space="preserve">        Debug.Log("[PCUI] OnFinishClicked");</w:t>
+        <w:br/>
+        <w:br/>
+        <w:t xml:space="preserve">        root.SetActive(false);</w:t>
+        <w:br/>
+        <w:br/>
+        <w:t xml:space="preserve">        if (isVR)</w:t>
+        <w:br/>
+        <w:br/>
+        <w:t xml:space="preserve">        {</w:t>
+        <w:br/>
+        <w:br/>
+        <w:t xml:space="preserve">            SetVRControls(true);  // enable lại</w:t>
+        <w:br/>
+        <w:br/>
+        <w:t xml:space="preserve">        }</w:t>
+        <w:br/>
+        <w:br/>
+        <w:t xml:space="preserve">        //else</w:t>
+        <w:br/>
+        <w:br/>
+        <w:t xml:space="preserve">        //{</w:t>
+        <w:br/>
+        <w:br/>
+        <w:t xml:space="preserve">        //    Cursor.lockState = CursorLockMode.Locked;</w:t>
+        <w:br/>
+        <w:br/>
+        <w:t xml:space="preserve">        //    Cursor.visible = false;</w:t>
+        <w:br/>
+        <w:br/>
+        <w:t xml:space="preserve">        //    player.SetLockState(false);</w:t>
+        <w:br/>
+        <w:br/>
+        <w:t xml:space="preserve">        //}</w:t>
+        <w:br/>
+        <w:br/>
+        <w:br/>
+        <w:br/>
+        <w:t xml:space="preserve">        onFinish?.Invoke(); // báo beat xong</w:t>
+        <w:br/>
+        <w:br/>
+        <w:t xml:space="preserve">    }</w:t>
+        <w:br/>
+        <w:br/>
+        <w:br/>
+        <w:br/>
+        <w:t xml:space="preserve">    // Nút "Send" cho các màn PC đặc biệt (ví dụ gửi báo cáo)</w:t>
+        <w:br/>
+        <w:br/>
+        <w:t xml:space="preserve">    // Gắn OnClick của button Send vào hàm này thay vì OnFinishClicked.</w:t>
+        <w:br/>
+        <w:br/>
+        <w:t xml:space="preserve">    // Nếu chưa cần xử lý gì đặc biệt, có thể gọi lại OnFinishClicked().</w:t>
+        <w:br/>
+        <w:br/>
+        <w:t xml:space="preserve">    public void OnSendClicked()</w:t>
         <w:br/>
         <w:br/>
         <w:t xml:space="preserve">    {</w:t>
         <w:br/>
         <w:br/>
-        <w:t xml:space="preserve">        if (!root.activeSelf) return;</w:t>
-        <w:br/>
-        <w:br/>
-        <w:br/>
-        <w:br/>
-        <w:t xml:space="preserve">        Vector3 targetPos =</w:t>
-        <w:br/>
-        <w:br/>
-        <w:t xml:space="preserve">            cameraFocusPoint.position</w:t>
-        <w:br/>
-        <w:br/>
-        <w:t xml:space="preserve">            - cameraFocusPoint.forward * focusDistance;</w:t>
-        <w:br/>
-        <w:br/>
-        <w:br/>
-        <w:br/>
-        <w:t xml:space="preserve">        cam.position = Vector3.Lerp(</w:t>
-        <w:br/>
-        <w:br/>
-        <w:t xml:space="preserve">            cam.position,</w:t>
-        <w:br/>
-        <w:br/>
-        <w:t xml:space="preserve">            targetPos,</w:t>
-        <w:br/>
-        <w:br/>
-        <w:t xml:space="preserve">            Time.deltaTime * focusSpeed</w:t>
-        <w:br/>
-        <w:br/>
-        <w:t xml:space="preserve">        );</w:t>
-        <w:br/>
-        <w:br/>
-        <w:br/>
-        <w:br/>
-        <w:t xml:space="preserve">        cam.rotation = Quaternion.Slerp(</w:t>
-        <w:br/>
-        <w:br/>
-        <w:t xml:space="preserve">            cam.rotation,</w:t>
-        <w:br/>
-        <w:br/>
-        <w:t xml:space="preserve">            cameraFocusPoint.rotation,</w:t>
-        <w:br/>
-        <w:br/>
-        <w:t xml:space="preserve">            Time.deltaTime * focusSpeed</w:t>
-        <w:br/>
-        <w:br/>
-        <w:t xml:space="preserve">        );</w:t>
+        <w:t xml:space="preserve">        Debug.Log("[PCUI] OnSendClicked");</w:t>
+        <w:br/>
+        <w:br/>
+        <w:br/>
+        <w:br/>
+        <w:t xml:space="preserve">        // TODO: xử lý nội dung report / drag-drop ở đây (nếu có)</w:t>
+        <w:br/>
+        <w:br/>
+        <w:br/>
+        <w:br/>
+        <w:t xml:space="preserve">        // Sau khi xử lý xong, kết thúc interaction giống nút Done:</w:t>
+        <w:br/>
+        <w:br/>
+        <w:t xml:space="preserve">        OnFinishClicked();</w:t>
         <w:br/>
         <w:br/>
         <w:t xml:space="preserve">    }</w:t>
@@ -6407,44 +7772,30 @@
         <w:br/>
         <w:br/>
         <w:br/>
-        <w:br/>
-        <w:br/>
-        <w:t xml:space="preserve">    public void OnFinishClicked()</w:t>
+        <w:t xml:space="preserve">    [Header("VR lock")]</w:t>
+        <w:br/>
+        <w:br/>
+        <w:t xml:space="preserve">    public Behaviour[] behavioursToDisableDuringPCUI; // Move Provider, Turn Provider, world interact script...</w:t>
+        <w:br/>
+        <w:br/>
+        <w:t xml:space="preserve">    public bool isVR = true; // hoặc tự detect</w:t>
+        <w:br/>
+        <w:br/>
+        <w:br/>
+        <w:br/>
+        <w:t xml:space="preserve">    void SetVRControls(bool enabled)</w:t>
         <w:br/>
         <w:br/>
         <w:t xml:space="preserve">    {</w:t>
         <w:br/>
         <w:br/>
-        <w:t xml:space="preserve">        root.SetActive(false);</w:t>
-        <w:br/>
-        <w:br/>
-        <w:br/>
-        <w:br/>
-        <w:t xml:space="preserve">        // trả camera về</w:t>
-        <w:br/>
-        <w:br/>
-        <w:t xml:space="preserve">        cam.position = camOriginalPos;</w:t>
-        <w:br/>
-        <w:br/>
-        <w:t xml:space="preserve">        cam.rotation = camOriginalRot;</w:t>
-        <w:br/>
-        <w:br/>
-        <w:br/>
-        <w:br/>
-        <w:t xml:space="preserve">        Cursor.lockState = CursorLockMode.Locked;</w:t>
-        <w:br/>
-        <w:br/>
-        <w:t xml:space="preserve">        Cursor.visible = false;</w:t>
-        <w:br/>
-        <w:br/>
-        <w:br/>
-        <w:br/>
-        <w:t xml:space="preserve">        player.SetLockState(false);</w:t>
-        <w:br/>
-        <w:br/>
-        <w:br/>
-        <w:br/>
-        <w:t xml:space="preserve">        onFinish?.Invoke(); // báo beat xong</w:t>
+        <w:t xml:space="preserve">        if (behavioursToDisableDuringPCUI == null) return;</w:t>
+        <w:br/>
+        <w:br/>
+        <w:t xml:space="preserve">        foreach (var b in behavioursToDisableDuringPCUI)</w:t>
+        <w:br/>
+        <w:br/>
+        <w:t xml:space="preserve">            if (b != null) b.enabled = enabled;</w:t>
         <w:br/>
         <w:br/>
         <w:t xml:space="preserve">    }</w:t>
@@ -6734,6 +8085,279 @@
         <w:br/>
         <w:br/>
         <w:t xml:space="preserve">            if (root != null) root.SetActive(false);</w:t>
+        <w:br/>
+        <w:br/>
+        <w:t xml:space="preserve">        }</w:t>
+        <w:br/>
+        <w:br/>
+        <w:t xml:space="preserve">    }</w:t>
+        <w:br/>
+        <w:br/>
+        <w:t>}</w:t>
+        <w:br/>
+        <w:br/>
+      </w:r>
+    </w:p>
+    <w:p>
+      <w:r>
+        <w:rPr>
+          <w:rFonts w:ascii="Times New Roman" w:hAnsi="Times New Roman" w:eastAsia="Times New Roman"/>
+          <w:b/>
+          <w:sz w:val="28"/>
+        </w:rPr>
+        <w:t>File WorldSpaceUIFollow.cs</w:t>
+      </w:r>
+    </w:p>
+    <w:p>
+      <w:r>
+        <w:rPr>
+          <w:rFonts w:ascii="Times New Roman" w:hAnsi="Times New Roman" w:eastAsia="Times New Roman"/>
+          <w:sz w:val="28"/>
+        </w:rPr>
+        <w:t>﻿using UnityEngine;</w:t>
+        <w:br/>
+        <w:br/>
+        <w:br/>
+        <w:br/>
+        <w:t>public class WorldSpaceUIFollow : MonoBehaviour</w:t>
+        <w:br/>
+        <w:br/>
+        <w:t>{</w:t>
+        <w:br/>
+        <w:br/>
+        <w:t xml:space="preserve">    [Header("Target")]</w:t>
+        <w:br/>
+        <w:br/>
+        <w:t xml:space="preserve">    [Tooltip("Nếu để trống, script sẽ dùng Camera.main.")]</w:t>
+        <w:br/>
+        <w:br/>
+        <w:t xml:space="preserve">    public Transform targetCamera;</w:t>
+        <w:br/>
+        <w:br/>
+        <w:br/>
+        <w:br/>
+        <w:t xml:space="preserve">    [Header("Follow Settings")]</w:t>
+        <w:br/>
+        <w:br/>
+        <w:t xml:space="preserve">    [Tooltip("Khoảng cách UI trước mặt camera (m).")]</w:t>
+        <w:br/>
+        <w:br/>
+        <w:t xml:space="preserve">    public float distance = 1.2f;</w:t>
+        <w:br/>
+        <w:br/>
+        <w:br/>
+        <w:br/>
+        <w:t xml:space="preserve">    [Tooltip("Offset theo local space của camera (m). Ví dụ hạ UI xuống một chút.")]</w:t>
+        <w:br/>
+        <w:br/>
+        <w:t xml:space="preserve">    public Vector3 cameraLocalOffset = new Vector3(0f, -0.15f, 0f);</w:t>
+        <w:br/>
+        <w:br/>
+        <w:br/>
+        <w:br/>
+        <w:t xml:space="preserve">    [Tooltip("Nếu bật, UI sẽ follow mượt thay vì teleport theo camera.")]</w:t>
+        <w:br/>
+        <w:br/>
+        <w:t xml:space="preserve">    public bool smoothFollow = true;</w:t>
+        <w:br/>
+        <w:br/>
+        <w:br/>
+        <w:br/>
+        <w:t xml:space="preserve">    [Tooltip("Tốc độ follow mượt (càng lớn càng bám chặt).")]</w:t>
+        <w:br/>
+        <w:br/>
+        <w:t xml:space="preserve">    public float positionLerpSpeed = 12f;</w:t>
+        <w:br/>
+        <w:br/>
+        <w:br/>
+        <w:br/>
+        <w:t xml:space="preserve">    [Header("Rotation Settings")]</w:t>
+        <w:br/>
+        <w:br/>
+        <w:t xml:space="preserve">    [Tooltip("Nếu true: UI chỉ xoay theo yaw (trục Y). Khuyên dùng cho VR.")]</w:t>
+        <w:br/>
+        <w:br/>
+        <w:t xml:space="preserve">    public bool yawOnly = true;</w:t>
+        <w:br/>
+        <w:br/>
+        <w:br/>
+        <w:br/>
+        <w:t xml:space="preserve">    [Tooltip("Tốc độ xoay mượt.")]</w:t>
+        <w:br/>
+        <w:br/>
+        <w:t xml:space="preserve">    public float rotationLerpSpeed = 12f;</w:t>
+        <w:br/>
+        <w:br/>
+        <w:br/>
+        <w:br/>
+        <w:t xml:space="preserve">    [Header("Update Timing")]</w:t>
+        <w:br/>
+        <w:br/>
+        <w:t xml:space="preserve">    [Tooltip("LateUpdate thường ổn hơn vì camera đã update xong trong frame.")]</w:t>
+        <w:br/>
+        <w:br/>
+        <w:t xml:space="preserve">    public bool useLateUpdate = true;</w:t>
+        <w:br/>
+        <w:br/>
+        <w:br/>
+        <w:br/>
+        <w:t xml:space="preserve">    private void OnEnable()</w:t>
+        <w:br/>
+        <w:br/>
+        <w:t xml:space="preserve">    {</w:t>
+        <w:br/>
+        <w:br/>
+        <w:t xml:space="preserve">        if (targetCamera == null &amp;&amp; Camera.main != null)</w:t>
+        <w:br/>
+        <w:br/>
+        <w:t xml:space="preserve">            targetCamera = Camera.main.transform;</w:t>
+        <w:br/>
+        <w:br/>
+        <w:t xml:space="preserve">    }</w:t>
+        <w:br/>
+        <w:br/>
+        <w:br/>
+        <w:br/>
+        <w:t xml:space="preserve">    private void LateUpdate()</w:t>
+        <w:br/>
+        <w:br/>
+        <w:t xml:space="preserve">    {</w:t>
+        <w:br/>
+        <w:br/>
+        <w:t xml:space="preserve">        if (!useLateUpdate) return;</w:t>
+        <w:br/>
+        <w:br/>
+        <w:t xml:space="preserve">        Tick();</w:t>
+        <w:br/>
+        <w:br/>
+        <w:t xml:space="preserve">    }</w:t>
+        <w:br/>
+        <w:br/>
+        <w:br/>
+        <w:br/>
+        <w:t xml:space="preserve">    private void Update()</w:t>
+        <w:br/>
+        <w:br/>
+        <w:t xml:space="preserve">    {</w:t>
+        <w:br/>
+        <w:br/>
+        <w:t xml:space="preserve">        if (useLateUpdate) return;</w:t>
+        <w:br/>
+        <w:br/>
+        <w:t xml:space="preserve">        Tick();</w:t>
+        <w:br/>
+        <w:br/>
+        <w:t xml:space="preserve">    }</w:t>
+        <w:br/>
+        <w:br/>
+        <w:br/>
+        <w:br/>
+        <w:t xml:space="preserve">    private void Tick()</w:t>
+        <w:br/>
+        <w:br/>
+        <w:t xml:space="preserve">    {</w:t>
+        <w:br/>
+        <w:br/>
+        <w:t xml:space="preserve">        if (targetCamera == null)</w:t>
+        <w:br/>
+        <w:br/>
+        <w:t xml:space="preserve">        {</w:t>
+        <w:br/>
+        <w:br/>
+        <w:t xml:space="preserve">            if (Camera.main == null) return;</w:t>
+        <w:br/>
+        <w:br/>
+        <w:t xml:space="preserve">            targetCamera = Camera.main.transform;</w:t>
+        <w:br/>
+        <w:br/>
+        <w:t xml:space="preserve">        }</w:t>
+        <w:br/>
+        <w:br/>
+        <w:br/>
+        <w:br/>
+        <w:t xml:space="preserve">        // 1) Tính vị trí mong muốn: trước mặt camera + offset</w:t>
+        <w:br/>
+        <w:br/>
+        <w:t xml:space="preserve">        Vector3 desiredPos = targetCamera.position</w:t>
+        <w:br/>
+        <w:br/>
+        <w:t xml:space="preserve">                             + targetCamera.forward * distance</w:t>
+        <w:br/>
+        <w:br/>
+        <w:t xml:space="preserve">                             + targetCamera.TransformVector(cameraLocalOffset);</w:t>
+        <w:br/>
+        <w:br/>
+        <w:br/>
+        <w:br/>
+        <w:t xml:space="preserve">        // 2) Follow vị trí</w:t>
+        <w:br/>
+        <w:br/>
+        <w:t xml:space="preserve">        if (smoothFollow)</w:t>
+        <w:br/>
+        <w:br/>
+        <w:t xml:space="preserve">            transform.position = Vector3.Lerp(transform.position, desiredPos, 1f - Mathf.Exp(-positionLerpSpeed * Time.deltaTime));</w:t>
+        <w:br/>
+        <w:br/>
+        <w:t xml:space="preserve">        else</w:t>
+        <w:br/>
+        <w:br/>
+        <w:t xml:space="preserve">            transform.position = desiredPos;</w:t>
+        <w:br/>
+        <w:br/>
+        <w:br/>
+        <w:br/>
+        <w:t xml:space="preserve">        // 3) Quay mặt về camera</w:t>
+        <w:br/>
+        <w:br/>
+        <w:t xml:space="preserve">        Vector3 lookDir = transform.position - targetCamera.position;</w:t>
+        <w:br/>
+        <w:br/>
+        <w:br/>
+        <w:br/>
+        <w:t xml:space="preserve">        if (yawOnly)</w:t>
+        <w:br/>
+        <w:br/>
+        <w:t xml:space="preserve">        {</w:t>
+        <w:br/>
+        <w:br/>
+        <w:t xml:space="preserve">            // chỉ xoay theo Y (bỏ pitch/roll)</w:t>
+        <w:br/>
+        <w:br/>
+        <w:t xml:space="preserve">            lookDir.y = 0f;</w:t>
+        <w:br/>
+        <w:br/>
+        <w:t xml:space="preserve">            if (lookDir.sqrMagnitude &lt; 0.0001f) return;</w:t>
+        <w:br/>
+        <w:br/>
+        <w:br/>
+        <w:br/>
+        <w:t xml:space="preserve">            Quaternion desiredRot = Quaternion.LookRotation(lookDir.normalized, Vector3.up);</w:t>
+        <w:br/>
+        <w:br/>
+        <w:t xml:space="preserve">            transform.rotation = Quaternion.Slerp(transform.rotation, desiredRot, 1f - Mathf.Exp(-rotationLerpSpeed * Time.deltaTime));</w:t>
+        <w:br/>
+        <w:br/>
+        <w:t xml:space="preserve">        }</w:t>
+        <w:br/>
+        <w:br/>
+        <w:t xml:space="preserve">        else</w:t>
+        <w:br/>
+        <w:br/>
+        <w:t xml:space="preserve">        {</w:t>
+        <w:br/>
+        <w:br/>
+        <w:t xml:space="preserve">            // xoay full theo hướng camera</w:t>
+        <w:br/>
+        <w:br/>
+        <w:t xml:space="preserve">            if (lookDir.sqrMagnitude &lt; 0.0001f) return;</w:t>
+        <w:br/>
+        <w:br/>
+        <w:br/>
+        <w:br/>
+        <w:t xml:space="preserve">            Quaternion desiredRot = Quaternion.LookRotation(lookDir.normalized, Vector3.up);</w:t>
+        <w:br/>
+        <w:br/>
+        <w:t xml:space="preserve">            transform.rotation = Quaternion.Slerp(transform.rotation, desiredRot, 1f - Mathf.Exp(-rotationLerpSpeed * Time.deltaTime));</w:t>
         <w:br/>
         <w:br/>
         <w:t xml:space="preserve">        }</w:t>

--- a/GameCode_Scripts_part01.docx
+++ b/GameCode_Scripts_part01.docx
@@ -30,6 +30,8 @@
         <w:br/>
         <w:t xml:space="preserve">        │   ├── GameBootstrap.cs</w:t>
         <w:br/>
+        <w:t xml:space="preserve">        │   ├── GameEventBus.cs</w:t>
+        <w:br/>
         <w:t xml:space="preserve">        │   ├── MainMenuStart.cs</w:t>
         <w:br/>
         <w:t xml:space="preserve">        │   ├── SceneService.cs</w:t>
@@ -40,16 +42,6 @@
         <w:br/>
         <w:t xml:space="preserve">        │   ├── AppConfigSO.cs</w:t>
         <w:br/>
-        <w:t xml:space="preserve">        │   ├── BeatSO.cs</w:t>
-        <w:br/>
-        <w:t xml:space="preserve">        │   ├── ChoiceSO.cs</w:t>
-        <w:br/>
-        <w:t xml:space="preserve">        │   ├── EpisodeSO.cs</w:t>
-        <w:br/>
-        <w:t xml:space="preserve">        │   ├── InteractionSO.cs</w:t>
-        <w:br/>
-        <w:t xml:space="preserve">        │   ├── SceneSO.cs</w:t>
-        <w:br/>
         <w:t xml:space="preserve">        │   ├── TraceTaxonomySO.cs</w:t>
         <w:br/>
         <w:t xml:space="preserve">        │   └── TraceTypeSO.cs</w:t>
@@ -60,22 +52,56 @@
         <w:br/>
         <w:t xml:space="preserve">        │   └── FeedbackService.cs</w:t>
         <w:br/>
+        <w:t xml:space="preserve">        ├── Interactables</w:t>
+        <w:br/>
+        <w:t xml:space="preserve">        │   ├── StateFlagInteractable.cs</w:t>
+        <w:br/>
+        <w:t xml:space="preserve">        │   └── TeleportInteractable.cs</w:t>
+        <w:br/>
+        <w:t xml:space="preserve">        ├── Narrative</w:t>
+        <w:br/>
+        <w:t xml:space="preserve">        │   ├── GameStateVariableStorage.cs</w:t>
+        <w:br/>
+        <w:t xml:space="preserve">        │   ├── NarrativeService.cs</w:t>
+        <w:br/>
+        <w:t xml:space="preserve">        │   ├── YarnAutoStart.cs</w:t>
+        <w:br/>
+        <w:t xml:space="preserve">        │   └── YarnCommandBridge.cs</w:t>
+        <w:br/>
         <w:t xml:space="preserve">        ├── Phone</w:t>
         <w:br/>
-        <w:t xml:space="preserve">        │   ├── ChatPanel.cs</w:t>
-        <w:br/>
-        <w:t xml:space="preserve">        │   └── PhoneUIRoot.cs</w:t>
+        <w:t xml:space="preserve">        │   └── PhoneUIListener.cs</w:t>
+        <w:br/>
+        <w:t xml:space="preserve">        ├── Player</w:t>
+        <w:br/>
+        <w:t xml:space="preserve">        │   └── PlayerController.cs</w:t>
         <w:br/>
         <w:t xml:space="preserve">        ├── Runtime</w:t>
         <w:br/>
-        <w:t xml:space="preserve">        │   ├── BeatRunner.cs</w:t>
-        <w:br/>
-        <w:t xml:space="preserve">        │   ├── EpisodeController.cs</w:t>
-        <w:br/>
-        <w:t xml:space="preserve">        │   └── InteractionRouter.cs</w:t>
+        <w:t xml:space="preserve">        │   ├── IInteractable.cs</w:t>
+        <w:br/>
+        <w:t xml:space="preserve">        │   └── NodeInteractable.cs</w:t>
+        <w:br/>
+        <w:t xml:space="preserve">        ├── Save</w:t>
+        <w:br/>
+        <w:t xml:space="preserve">        │   ├── SaveData.cs</w:t>
+        <w:br/>
+        <w:t xml:space="preserve">        │   └── SaveService.cs</w:t>
+        <w:br/>
+        <w:t xml:space="preserve">        ├── State</w:t>
+        <w:br/>
+        <w:t xml:space="preserve">        │   ├── GameStateKeys.cs</w:t>
+        <w:br/>
+        <w:t xml:space="preserve">        │   ├── PlayerStateDebugger.cs</w:t>
+        <w:br/>
+        <w:t xml:space="preserve">        │   ├── PlayerStateService.cs</w:t>
+        <w:br/>
+        <w:t xml:space="preserve">        │   └── PlayerStateSnapshot.cs</w:t>
         <w:br/>
         <w:t xml:space="preserve">        ├── Trace</w:t>
         <w:br/>
+        <w:t xml:space="preserve">        │   ├── FileTraceStore.cs</w:t>
+        <w:br/>
         <w:t xml:space="preserve">        │   ├── InMemoryTraceStore.cs</w:t>
         <w:br/>
         <w:t xml:space="preserve">        │   ├── ITraceStore.cs</w:t>
@@ -86,9 +112,13 @@
         <w:br/>
         <w:t xml:space="preserve">        └── UI</w:t>
         <w:br/>
-        <w:t xml:space="preserve">            ├── ChoiceButton.cs</w:t>
-        <w:br/>
-        <w:t xml:space="preserve">            └── SummaryUI.cs</w:t>
+        <w:t xml:space="preserve">            ├── BillboardToCamera.cs</w:t>
+        <w:br/>
+        <w:t xml:space="preserve">            ├── OutcomeToastUI.cs</w:t>
+        <w:br/>
+        <w:t xml:space="preserve">            ├── ScreenFader.cs</w:t>
+        <w:br/>
+        <w:t xml:space="preserve">            └── ToastUIListener.cs</w:t>
         <w:br/>
       </w:r>
     </w:p>
@@ -108,57 +138,77 @@
           <w:rFonts w:ascii="Times New Roman" w:hAnsi="Times New Roman" w:eastAsia="Times New Roman"/>
           <w:sz w:val="28"/>
         </w:rPr>
-        <w:t>- Assets/Scripts/App/AppContext.cs — 852 bytes — ok</w:t>
-        <w:br/>
-        <w:t>- Assets/Scripts/App/GameBootstrap.cs — 1780 bytes — ok</w:t>
-        <w:br/>
-        <w:t>- Assets/Scripts/App/MainMenuStart.cs — 332 bytes — ok</w:t>
-        <w:br/>
-        <w:t>- Assets/Scripts/App/SceneService.cs — 280 bytes — ok</w:t>
-        <w:br/>
-        <w:t>- Assets/Scripts/App/SessionService.cs — 274 bytes — ok</w:t>
-        <w:br/>
-        <w:t>- Assets/Scripts/Content/AppConfigSO.cs — 591 bytes — ok</w:t>
-        <w:br/>
-        <w:t>- Assets/Scripts/Content/BeatSO.cs — 720 bytes — ok</w:t>
-        <w:br/>
-        <w:t>- Assets/Scripts/Content/ChoiceSO.cs — 560 bytes — ok</w:t>
-        <w:br/>
-        <w:t>- Assets/Scripts/Content/EpisodeSO.cs — 1211 bytes — ok</w:t>
-        <w:br/>
-        <w:t>- Assets/Scripts/Content/InteractionSO.cs — 632 bytes — ok</w:t>
-        <w:br/>
-        <w:t>- Assets/Scripts/Content/SceneSO.cs — 317 bytes — ok</w:t>
-        <w:br/>
-        <w:t>- Assets/Scripts/Content/TraceTaxonomySO.cs — 1007 bytes — ok</w:t>
-        <w:br/>
-        <w:t>- Assets/Scripts/Content/TraceTypeSO.cs — 298 bytes — ok</w:t>
+        <w:t>- Assets/Scripts/App/AppContext.cs — 1523 bytes — ok</w:t>
+        <w:br/>
+        <w:t>- Assets/Scripts/App/GameBootstrap.cs — 1098 bytes — ok</w:t>
+        <w:br/>
+        <w:t>- Assets/Scripts/App/GameEventBus.cs — 1386 bytes — ok</w:t>
+        <w:br/>
+        <w:t>- Assets/Scripts/App/MainMenuStart.cs — 753 bytes — ok</w:t>
+        <w:br/>
+        <w:t>- Assets/Scripts/App/SceneService.cs — 524 bytes — ok</w:t>
+        <w:br/>
+        <w:t>- Assets/Scripts/App/SessionService.cs — 719 bytes — ok</w:t>
+        <w:br/>
+        <w:t>- Assets/Scripts/Content/AppConfigSO.cs — 569 bytes — ok</w:t>
+        <w:br/>
+        <w:t>- Assets/Scripts/Content/TraceTaxonomySO.cs — 603 bytes — ok</w:t>
+        <w:br/>
+        <w:t>- Assets/Scripts/Content/TraceTypeSO.cs — 645 bytes — ok</w:t>
         <w:br/>
         <w:t>- Assets/Scripts/Feedback/FeedbackReport.cs — 387 bytes — ok</w:t>
         <w:br/>
-        <w:t>- Assets/Scripts/Feedback/FeedbackService.cs — 2263 bytes — ok</w:t>
-        <w:br/>
-        <w:t>- Assets/Scripts/Phone/ChatPanel.cs — 1463 bytes — ok</w:t>
-        <w:br/>
-        <w:t>- Assets/Scripts/Phone/PhoneUIRoot.cs — 668 bytes — ok</w:t>
-        <w:br/>
-        <w:t>- Assets/Scripts/Runtime/BeatRunner.cs — 892 bytes — ok</w:t>
-        <w:br/>
-        <w:t>- Assets/Scripts/Runtime/EpisodeController.cs — 3568 bytes — ok</w:t>
-        <w:br/>
-        <w:t>- Assets/Scripts/Runtime/InteractionRouter.cs — 991 bytes — ok</w:t>
+        <w:t>- Assets/Scripts/Feedback/FeedbackService.cs — 3006 bytes — ok</w:t>
+        <w:br/>
+        <w:t>- Assets/Scripts/Interactables/StateFlagInteractable.cs — 1529 bytes — ok</w:t>
+        <w:br/>
+        <w:t>- Assets/Scripts/Interactables/TeleportInteractable.cs — 3187 bytes — ok</w:t>
+        <w:br/>
+        <w:t>- Assets/Scripts/Narrative/GameStateVariableStorage.cs — 5729 bytes — ok</w:t>
+        <w:br/>
+        <w:t>- Assets/Scripts/Narrative/NarrativeService.cs — 2632 bytes — ok</w:t>
+        <w:br/>
+        <w:t>- Assets/Scripts/Narrative/YarnAutoStart.cs — 616 bytes — ok</w:t>
+        <w:br/>
+        <w:t>- Assets/Scripts/Narrative/YarnCommandBridge.cs — 7553 bytes — ok</w:t>
+        <w:br/>
+        <w:t>- Assets/Scripts/Phone/PhoneUIListener.cs — 1743 bytes — ok</w:t>
+        <w:br/>
+        <w:t>- Assets/Scripts/Player/PlayerController.cs — 4226 bytes — ok</w:t>
+        <w:br/>
+        <w:t>- Assets/Scripts/Runtime/IInteractable.cs — 113 bytes — ok</w:t>
+        <w:br/>
+        <w:t>- Assets/Scripts/Runtime/NodeInteractable.cs — 765 bytes — ok</w:t>
+        <w:br/>
+        <w:t>- Assets/Scripts/Save/SaveData.cs — 612 bytes — ok</w:t>
+        <w:br/>
+        <w:t>- Assets/Scripts/Save/SaveService.cs — 4469 bytes — ok</w:t>
+        <w:br/>
+        <w:t>- Assets/Scripts/State/GameStateKeys.cs — 996 bytes — ok</w:t>
+        <w:br/>
+        <w:t>- Assets/Scripts/State/PlayerStateDebugger.cs — 734 bytes — ok</w:t>
+        <w:br/>
+        <w:t>- Assets/Scripts/State/PlayerStateService.cs — 4993 bytes — ok</w:t>
+        <w:br/>
+        <w:t>- Assets/Scripts/State/PlayerStateSnapshot.cs — 1378 bytes — ok</w:t>
+        <w:br/>
+        <w:t>- Assets/Scripts/Trace/FileTraceStore.cs — 2672 bytes — ok</w:t>
         <w:br/>
         <w:t>- Assets/Scripts/Trace/InMemoryTraceStore.cs — 686 bytes — ok</w:t>
         <w:br/>
         <w:t>- Assets/Scripts/Trace/ITraceStore.cs — 257 bytes — ok</w:t>
         <w:br/>
-        <w:t>- Assets/Scripts/Trace/TraceEvent.cs — 352 bytes — ok</w:t>
-        <w:br/>
-        <w:t>- Assets/Scripts/Trace/TraceService.cs — 1343 bytes — ok</w:t>
-        <w:br/>
-        <w:t>- Assets/Scripts/UI/ChoiceButton.cs — 315 bytes — ok</w:t>
-        <w:br/>
-        <w:t>- Assets/Scripts/UI/SummaryUI.cs — 485 bytes — ok</w:t>
+        <w:t>- Assets/Scripts/Trace/TraceEvent.cs — 828 bytes — ok</w:t>
+        <w:br/>
+        <w:t>- Assets/Scripts/Trace/TraceService.cs — 2894 bytes — ok</w:t>
+        <w:br/>
+        <w:t>- Assets/Scripts/UI/BillboardToCamera.cs — 857 bytes — ok</w:t>
+        <w:br/>
+        <w:t>- Assets/Scripts/UI/OutcomeToastUI.cs — 1014 bytes — ok</w:t>
+        <w:br/>
+        <w:t>- Assets/Scripts/UI/ScreenFader.cs — 1786 bytes — ok</w:t>
+        <w:br/>
+        <w:t>- Assets/Scripts/UI/ToastUIListener.cs — 807 bytes — ok</w:t>
         <w:br/>
       </w:r>
     </w:p>
@@ -199,56 +249,132 @@
         </w:rPr>
         <w:t>using UnityEngine;</w:t>
         <w:br/>
+        <w:br/>
         <w:t>using SeriousGame.Content;</w:t>
         <w:br/>
+        <w:br/>
         <w:t>using SeriousGame.Trace;</w:t>
         <w:br/>
+        <w:br/>
         <w:t>using SeriousGame.Feedback;</w:t>
         <w:br/>
         <w:br/>
+        <w:t>using SeriousGame.State;</w:t>
+        <w:br/>
+        <w:br/>
+        <w:t>using SeriousGame.Save;</w:t>
+        <w:br/>
+        <w:br/>
+        <w:t>using SeriousGame.Narrative;</w:t>
+        <w:br/>
+        <w:br/>
+        <w:br/>
+        <w:br/>
         <w:t>namespace SeriousGame.App</w:t>
         <w:br/>
+        <w:br/>
         <w:t>{</w:t>
         <w:br/>
+        <w:br/>
         <w:t xml:space="preserve">    public class AppContext : MonoBehaviour</w:t>
         <w:br/>
+        <w:br/>
         <w:t xml:space="preserve">    {</w:t>
         <w:br/>
+        <w:br/>
         <w:t xml:space="preserve">        public AppConfigSO Config { get; private set; }</w:t>
         <w:br/>
+        <w:br/>
         <w:t xml:space="preserve">        public SceneService Scenes { get; private set; }</w:t>
         <w:br/>
+        <w:br/>
         <w:t xml:space="preserve">        public SessionService Session { get; private set; }</w:t>
         <w:br/>
+        <w:br/>
+        <w:t xml:space="preserve">        public PlayerStateService PlayerState { get; private set; }</w:t>
+        <w:br/>
+        <w:br/>
         <w:t xml:space="preserve">        public TraceService Trace { get; private set; }</w:t>
         <w:br/>
+        <w:br/>
         <w:t xml:space="preserve">        public FeedbackService Feedback { get; private set; }</w:t>
         <w:br/>
         <w:br/>
+        <w:t xml:space="preserve">        public SaveService Save { get; private set; }</w:t>
+        <w:br/>
+        <w:br/>
+        <w:t xml:space="preserve">        public NarrativeService Narrative { get; private set; }</w:t>
+        <w:br/>
+        <w:br/>
+        <w:br/>
+        <w:br/>
         <w:t xml:space="preserve">        public void Init(AppConfigSO config)</w:t>
         <w:br/>
+        <w:br/>
         <w:t xml:space="preserve">        {</w:t>
         <w:br/>
+        <w:br/>
         <w:t xml:space="preserve">            Config = config;</w:t>
         <w:br/>
         <w:br/>
+        <w:br/>
+        <w:br/>
         <w:t xml:space="preserve">            Scenes = new SceneService();</w:t>
         <w:br/>
+        <w:br/>
         <w:t xml:space="preserve">            Session = new SessionService();</w:t>
         <w:br/>
         <w:br/>
+        <w:t xml:space="preserve">            PlayerState = new PlayerStateService();</w:t>
+        <w:br/>
+        <w:br/>
+        <w:br/>
+        <w:br/>
         <w:t xml:space="preserve">            var store = new InMemoryTraceStore();</w:t>
         <w:br/>
-        <w:t xml:space="preserve">            Trace = new TraceService(store);</w:t>
-        <w:br/>
-        <w:br/>
-        <w:t xml:space="preserve">            Feedback = new FeedbackService(Trace, config != null ? config.traceTaxonomy : null);</w:t>
+        <w:br/>
+        <w:t xml:space="preserve">            var fileStore = new FileTraceStore();</w:t>
+        <w:br/>
+        <w:br/>
+        <w:t xml:space="preserve">            Trace = new TraceService(store, fileStore);</w:t>
+        <w:br/>
+        <w:br/>
+        <w:br/>
+        <w:br/>
+        <w:t xml:space="preserve">            Feedback = new FeedbackService(Trace, config != null ? config.traceTaxonomy : null, PlayerState);</w:t>
+        <w:br/>
+        <w:br/>
+        <w:t xml:space="preserve">            Save = new SaveService(Session, PlayerState);</w:t>
+        <w:br/>
+        <w:br/>
+        <w:t xml:space="preserve">            Narrative = new NarrativeService(this);</w:t>
+        <w:br/>
         <w:br/>
         <w:t xml:space="preserve">        }</w:t>
         <w:br/>
+        <w:br/>
+        <w:br/>
+        <w:br/>
+        <w:t xml:space="preserve">        private void OnDestroy()</w:t>
+        <w:br/>
+        <w:br/>
+        <w:t xml:space="preserve">        {</w:t>
+        <w:br/>
+        <w:br/>
+        <w:t xml:space="preserve">            if (Narrative != null)</w:t>
+        <w:br/>
+        <w:br/>
+        <w:t xml:space="preserve">                Narrative.Dispose();</w:t>
+        <w:br/>
+        <w:br/>
+        <w:t xml:space="preserve">        }</w:t>
+        <w:br/>
+        <w:br/>
         <w:t xml:space="preserve">    }</w:t>
         <w:br/>
+        <w:br/>
         <w:t>}</w:t>
+        <w:br/>
         <w:br/>
       </w:r>
     </w:p>
@@ -270,116 +396,265 @@
         </w:rPr>
         <w:t>using UnityEngine;</w:t>
         <w:br/>
-        <w:t>using UnityEngine.SceneManagement;</w:t>
         <w:br/>
         <w:t>using SeriousGame.Content;</w:t>
         <w:br/>
         <w:br/>
+        <w:br/>
+        <w:br/>
         <w:t>namespace SeriousGame.App</w:t>
         <w:br/>
+        <w:br/>
         <w:t>{</w:t>
         <w:br/>
+        <w:br/>
         <w:t xml:space="preserve">    public class GameBootstrap : MonoBehaviour</w:t>
         <w:br/>
+        <w:br/>
         <w:t xml:space="preserve">    {</w:t>
         <w:br/>
+        <w:br/>
         <w:t xml:space="preserve">        public static AppContext Context { get; private set; }</w:t>
         <w:br/>
         <w:br/>
+        <w:br/>
+        <w:br/>
         <w:t xml:space="preserve">        [SerializeField] private AppConfigSO config;</w:t>
         <w:br/>
         <w:br/>
+        <w:br/>
+        <w:br/>
         <w:t xml:space="preserve">        private static GameBootstrap _instance;</w:t>
         <w:br/>
         <w:br/>
+        <w:br/>
+        <w:br/>
         <w:t xml:space="preserve">        private void Awake()</w:t>
         <w:br/>
+        <w:br/>
         <w:t xml:space="preserve">        {</w:t>
         <w:br/>
+        <w:br/>
         <w:t xml:space="preserve">            if (_instance != null &amp;&amp; _instance != this)</w:t>
         <w:br/>
+        <w:br/>
         <w:t xml:space="preserve">            {</w:t>
         <w:br/>
+        <w:br/>
         <w:t xml:space="preserve">                Destroy(gameObject);</w:t>
         <w:br/>
+        <w:br/>
         <w:t xml:space="preserve">                return;</w:t>
         <w:br/>
+        <w:br/>
         <w:t xml:space="preserve">            }</w:t>
         <w:br/>
         <w:br/>
+        <w:br/>
+        <w:br/>
         <w:t xml:space="preserve">            _instance = this;</w:t>
         <w:br/>
+        <w:br/>
         <w:t xml:space="preserve">            DontDestroyOnLoad(gameObject);</w:t>
         <w:br/>
         <w:br/>
+        <w:br/>
+        <w:br/>
         <w:t xml:space="preserve">            if (config == null)</w:t>
         <w:br/>
+        <w:br/>
         <w:t xml:space="preserve">            {</w:t>
         <w:br/>
+        <w:br/>
         <w:t xml:space="preserve">                Debug.LogError("[GameBootstrap] Missing AppConfigSO reference.");</w:t>
         <w:br/>
+        <w:br/>
         <w:t xml:space="preserve">                return;</w:t>
         <w:br/>
+        <w:br/>
         <w:t xml:space="preserve">            }</w:t>
         <w:br/>
         <w:br/>
+        <w:br/>
+        <w:br/>
         <w:t xml:space="preserve">            var ctx = GetComponent&lt;AppContext&gt;();</w:t>
         <w:br/>
+        <w:br/>
         <w:t xml:space="preserve">            if (ctx == null) ctx = gameObject.AddComponent&lt;AppContext&gt;();</w:t>
         <w:br/>
+        <w:br/>
         <w:t xml:space="preserve">            ctx.Init(config);</w:t>
         <w:br/>
         <w:br/>
+        <w:br/>
+        <w:br/>
         <w:t xml:space="preserve">            Context = ctx;</w:t>
         <w:br/>
+        <w:br/>
+        <w:br/>
+        <w:br/>
+        <w:t xml:space="preserve">            if (ctx.Session != null &amp;&amp; string.IsNullOrWhiteSpace(ctx.Session.CurrentSessionId))</w:t>
+        <w:br/>
+        <w:br/>
+        <w:t xml:space="preserve">                ctx.Session.Begin();</w:t>
+        <w:br/>
+        <w:br/>
         <w:t xml:space="preserve">        }</w:t>
         <w:br/>
         <w:br/>
-        <w:t xml:space="preserve">        private void Start()</w:t>
+        <w:br/>
+        <w:br/>
+        <w:t xml:space="preserve">    }</w:t>
+        <w:br/>
+        <w:br/>
+        <w:t>}</w:t>
+        <w:br/>
+        <w:br/>
+      </w:r>
+    </w:p>
+    <w:p>
+      <w:r>
+        <w:rPr>
+          <w:rFonts w:ascii="Times New Roman" w:hAnsi="Times New Roman" w:eastAsia="Times New Roman"/>
+          <w:b/>
+          <w:sz w:val="28"/>
+        </w:rPr>
+        <w:t>File GameEventBus.cs</w:t>
+      </w:r>
+    </w:p>
+    <w:p>
+      <w:r>
+        <w:rPr>
+          <w:rFonts w:ascii="Times New Roman" w:hAnsi="Times New Roman" w:eastAsia="Times New Roman"/>
+          <w:sz w:val="28"/>
+        </w:rPr>
+        <w:t>using System;</w:t>
+        <w:br/>
+        <w:br/>
+        <w:br/>
+        <w:br/>
+        <w:t>namespace SeriousGame.App</w:t>
+        <w:br/>
+        <w:br/>
+        <w:t>{</w:t>
+        <w:br/>
+        <w:br/>
+        <w:t xml:space="preserve">    public static class GameEventBus</w:t>
+        <w:br/>
+        <w:br/>
+        <w:t xml:space="preserve">    {</w:t>
+        <w:br/>
+        <w:br/>
+        <w:t xml:space="preserve">        // UI requests</w:t>
+        <w:br/>
+        <w:br/>
+        <w:t xml:space="preserve">        public static event Action&lt;string&gt; OnPhoneChatRequested;</w:t>
+        <w:br/>
+        <w:br/>
+        <w:t xml:space="preserve">        public static event Action&lt;string, string&gt; OnPhoneMessageReceived;</w:t>
+        <w:br/>
+        <w:br/>
+        <w:t xml:space="preserve">        public static event Action&lt;string&gt; OnDialogueRequested;</w:t>
+        <w:br/>
+        <w:br/>
+        <w:t xml:space="preserve">        public static event Action&lt;string&gt; OnToastRequested;</w:t>
+        <w:br/>
+        <w:br/>
+        <w:t xml:space="preserve">        public static event Action OnSummaryRequested;</w:t>
+        <w:br/>
+        <w:br/>
+        <w:t xml:space="preserve">        public static event Action&lt;string&gt; OnHintRequested;</w:t>
+        <w:br/>
+        <w:br/>
+        <w:br/>
+        <w:br/>
+        <w:t xml:space="preserve">        public static void RaisePhoneChatRequested(string interactionId)</w:t>
+        <w:br/>
         <w:br/>
         <w:t xml:space="preserve">        {</w:t>
         <w:br/>
-        <w:t xml:space="preserve">            if (config == null) return;</w:t>
-        <w:br/>
-        <w:br/>
-        <w:t xml:space="preserve">            // Boot scene -&gt; next</w:t>
-        <w:br/>
-        <w:t xml:space="preserve">            string targetScene;</w:t>
-        <w:br/>
-        <w:t xml:space="preserve">            if (config.skipMainMenuAndAutoStartEpisode)</w:t>
-        <w:br/>
-        <w:t xml:space="preserve">            {</w:t>
-        <w:br/>
-        <w:t xml:space="preserve">                // Prefer Episode entry scene if available</w:t>
-        <w:br/>
-        <w:t xml:space="preserve">                var ep = config.defaultEpisode;</w:t>
-        <w:br/>
-        <w:t xml:space="preserve">                var epScene = ep != null ? ep.GetEntrySceneName() : "";</w:t>
-        <w:br/>
-        <w:t xml:space="preserve">                targetScene = string.IsNullOrWhiteSpace(epScene) ? config.demoEpisodeSceneName : epScene;</w:t>
-        <w:br/>
-        <w:t xml:space="preserve">            }</w:t>
-        <w:br/>
-        <w:t xml:space="preserve">            else</w:t>
-        <w:br/>
-        <w:t xml:space="preserve">            {</w:t>
-        <w:br/>
-        <w:t xml:space="preserve">                targetScene = config.mainMenuSceneName;</w:t>
-        <w:br/>
-        <w:t xml:space="preserve">            }</w:t>
-        <w:br/>
-        <w:br/>
-        <w:t xml:space="preserve">            var active = SceneManager.GetActiveScene().name;</w:t>
-        <w:br/>
-        <w:t xml:space="preserve">            if (!string.IsNullOrWhiteSpace(targetScene) &amp;&amp; active != targetScene)</w:t>
-        <w:br/>
-        <w:t xml:space="preserve">                SceneManager.LoadScene(targetScene);</w:t>
+        <w:br/>
+        <w:t xml:space="preserve">            OnPhoneChatRequested?.Invoke(interactionId);</w:t>
+        <w:br/>
         <w:br/>
         <w:t xml:space="preserve">        }</w:t>
         <w:br/>
+        <w:br/>
+        <w:br/>
+        <w:br/>
+        <w:t xml:space="preserve">        public static void RaisePhoneMessageReceived(string characterName, string message)</w:t>
+        <w:br/>
+        <w:br/>
+        <w:t xml:space="preserve">        {</w:t>
+        <w:br/>
+        <w:br/>
+        <w:t xml:space="preserve">            OnPhoneMessageReceived?.Invoke(characterName, message);</w:t>
+        <w:br/>
+        <w:br/>
+        <w:t xml:space="preserve">        }</w:t>
+        <w:br/>
+        <w:br/>
+        <w:br/>
+        <w:br/>
+        <w:t xml:space="preserve">        public static void RaiseDialogueRequested(string nodeName)</w:t>
+        <w:br/>
+        <w:br/>
+        <w:t xml:space="preserve">        {</w:t>
+        <w:br/>
+        <w:br/>
+        <w:t xml:space="preserve">            OnDialogueRequested?.Invoke(nodeName);</w:t>
+        <w:br/>
+        <w:br/>
+        <w:t xml:space="preserve">        }</w:t>
+        <w:br/>
+        <w:br/>
+        <w:br/>
+        <w:br/>
+        <w:t xml:space="preserve">        public static void RaiseToastRequested(string message)</w:t>
+        <w:br/>
+        <w:br/>
+        <w:t xml:space="preserve">        {</w:t>
+        <w:br/>
+        <w:br/>
+        <w:t xml:space="preserve">            OnToastRequested?.Invoke(message);</w:t>
+        <w:br/>
+        <w:br/>
+        <w:t xml:space="preserve">        }</w:t>
+        <w:br/>
+        <w:br/>
+        <w:br/>
+        <w:br/>
+        <w:t xml:space="preserve">        public static void RaiseSummaryRequested()</w:t>
+        <w:br/>
+        <w:br/>
+        <w:t xml:space="preserve">        {</w:t>
+        <w:br/>
+        <w:br/>
+        <w:t xml:space="preserve">            OnSummaryRequested?.Invoke();</w:t>
+        <w:br/>
+        <w:br/>
+        <w:t xml:space="preserve">        }</w:t>
+        <w:br/>
+        <w:br/>
+        <w:br/>
+        <w:br/>
+        <w:t xml:space="preserve">        public static void RaiseHintRequested(string message)</w:t>
+        <w:br/>
+        <w:br/>
+        <w:t xml:space="preserve">        {</w:t>
+        <w:br/>
+        <w:br/>
+        <w:t xml:space="preserve">            OnHintRequested?.Invoke(message);</w:t>
+        <w:br/>
+        <w:br/>
+        <w:t xml:space="preserve">        }</w:t>
+        <w:br/>
+        <w:br/>
         <w:t xml:space="preserve">    }</w:t>
         <w:br/>
+        <w:br/>
         <w:t>}</w:t>
+        <w:br/>
         <w:br/>
       </w:r>
     </w:p>
@@ -399,6 +674,9 @@
           <w:rFonts w:ascii="Times New Roman" w:hAnsi="Times New Roman" w:eastAsia="Times New Roman"/>
           <w:sz w:val="28"/>
         </w:rPr>
+        <w:t>﻿// Assets/Scripts/App/MainMenuStart.cs</w:t>
+        <w:br/>
+        <w:br/>
         <w:t>using UnityEngine;</w:t>
         <w:br/>
         <w:br/>
@@ -419,18 +697,51 @@
         <w:t xml:space="preserve">    {</w:t>
         <w:br/>
         <w:br/>
-        <w:t xml:space="preserve">        public string episodeSceneName = "Episode_Chapter1_Demo";</w:t>
-        <w:br/>
-        <w:br/>
-        <w:br/>
-        <w:br/>
         <w:t xml:space="preserve">        public void StartDemo()</w:t>
         <w:br/>
         <w:br/>
         <w:t xml:space="preserve">        {</w:t>
         <w:br/>
         <w:br/>
-        <w:t xml:space="preserve">            SceneManager.LoadScene(episodeSceneName);</w:t>
+        <w:t xml:space="preserve">            var ctx = GameBootstrap.Context;</w:t>
+        <w:br/>
+        <w:br/>
+        <w:t xml:space="preserve">            var cfg = ctx != null ? ctx.Config : null;</w:t>
+        <w:br/>
+        <w:br/>
+        <w:br/>
+        <w:br/>
+        <w:t xml:space="preserve">            string target = null;</w:t>
+        <w:br/>
+        <w:br/>
+        <w:br/>
+        <w:br/>
+        <w:t xml:space="preserve">            if (cfg != null)</w:t>
+        <w:br/>
+        <w:br/>
+        <w:t xml:space="preserve">                target = cfg.demoEpisodeSceneName;</w:t>
+        <w:br/>
+        <w:br/>
+        <w:br/>
+        <w:br/>
+        <w:t xml:space="preserve">            if (string.IsNullOrWhiteSpace(target))</w:t>
+        <w:br/>
+        <w:br/>
+        <w:t xml:space="preserve">            {</w:t>
+        <w:br/>
+        <w:br/>
+        <w:t xml:space="preserve">                Debug.LogError("[MainMenuStart] Không xác định được scene để start demo (Config thiếu?).");</w:t>
+        <w:br/>
+        <w:br/>
+        <w:t xml:space="preserve">                return;</w:t>
+        <w:br/>
+        <w:br/>
+        <w:t xml:space="preserve">            }</w:t>
+        <w:br/>
+        <w:br/>
+        <w:br/>
+        <w:br/>
+        <w:t xml:space="preserve">            SceneManager.LoadScene(target);</w:t>
         <w:br/>
         <w:br/>
         <w:t xml:space="preserve">        }</w:t>
@@ -460,30 +771,63 @@
           <w:rFonts w:ascii="Times New Roman" w:hAnsi="Times New Roman" w:eastAsia="Times New Roman"/>
           <w:sz w:val="28"/>
         </w:rPr>
+        <w:t>using UnityEngine;</w:t>
+        <w:br/>
+        <w:br/>
         <w:t>using UnityEngine.SceneManagement;</w:t>
         <w:br/>
         <w:br/>
+        <w:br/>
+        <w:br/>
         <w:t>namespace SeriousGame.App</w:t>
         <w:br/>
+        <w:br/>
         <w:t>{</w:t>
         <w:br/>
+        <w:br/>
         <w:t xml:space="preserve">    public class SceneService</w:t>
         <w:br/>
+        <w:br/>
         <w:t xml:space="preserve">    {</w:t>
         <w:br/>
+        <w:br/>
         <w:t xml:space="preserve">        public void Load(string sceneName)</w:t>
         <w:br/>
+        <w:br/>
         <w:t xml:space="preserve">        {</w:t>
         <w:br/>
+        <w:br/>
         <w:t xml:space="preserve">            if (string.IsNullOrWhiteSpace(sceneName)) return;</w:t>
         <w:br/>
+        <w:br/>
         <w:t xml:space="preserve">            SceneManager.LoadScene(sceneName);</w:t>
         <w:br/>
+        <w:br/>
         <w:t xml:space="preserve">        }</w:t>
         <w:br/>
+        <w:br/>
+        <w:br/>
+        <w:br/>
+        <w:t xml:space="preserve">        public AsyncOperation LoadAsync(string sceneName)</w:t>
+        <w:br/>
+        <w:br/>
+        <w:t xml:space="preserve">        {</w:t>
+        <w:br/>
+        <w:br/>
+        <w:t xml:space="preserve">            if (string.IsNullOrWhiteSpace(sceneName)) return null;</w:t>
+        <w:br/>
+        <w:br/>
+        <w:t xml:space="preserve">            return SceneManager.LoadSceneAsync(sceneName);</w:t>
+        <w:br/>
+        <w:br/>
+        <w:t xml:space="preserve">        }</w:t>
+        <w:br/>
+        <w:br/>
         <w:t xml:space="preserve">    }</w:t>
         <w:br/>
+        <w:br/>
         <w:t>}</w:t>
+        <w:br/>
         <w:br/>
       </w:r>
     </w:p>
@@ -523,15 +867,44 @@
         <w:t xml:space="preserve">        public string CurrentSessionId { get; private set; }</w:t>
         <w:br/>
         <w:br/>
-        <w:br/>
-        <w:br/>
-        <w:t xml:space="preserve">        public void Begin()</w:t>
+        <w:t xml:space="preserve">        public string ParticipantId { get; private set; }</w:t>
+        <w:br/>
+        <w:br/>
+        <w:br/>
+        <w:br/>
+        <w:t xml:space="preserve">        public void Begin(string participantId = null)</w:t>
         <w:br/>
         <w:br/>
         <w:t xml:space="preserve">        {</w:t>
         <w:br/>
         <w:br/>
         <w:t xml:space="preserve">            CurrentSessionId = Guid.NewGuid().ToString("N");</w:t>
+        <w:br/>
+        <w:br/>
+        <w:t xml:space="preserve">            if (!string.IsNullOrWhiteSpace(participantId))</w:t>
+        <w:br/>
+        <w:br/>
+        <w:t xml:space="preserve">                ParticipantId = participantId;</w:t>
+        <w:br/>
+        <w:br/>
+        <w:t xml:space="preserve">        }</w:t>
+        <w:br/>
+        <w:br/>
+        <w:br/>
+        <w:br/>
+        <w:t xml:space="preserve">        public void Restore(string sessionId, string participantId = null)</w:t>
+        <w:br/>
+        <w:br/>
+        <w:t xml:space="preserve">        {</w:t>
+        <w:br/>
+        <w:br/>
+        <w:t xml:space="preserve">            CurrentSessionId = sessionId;</w:t>
+        <w:br/>
+        <w:br/>
+        <w:t xml:space="preserve">            if (!string.IsNullOrWhiteSpace(participantId))</w:t>
+        <w:br/>
+        <w:br/>
+        <w:t xml:space="preserve">                ParticipantId = participantId;</w:t>
         <w:br/>
         <w:br/>
         <w:t xml:space="preserve">        }</w:t>
@@ -574,358 +947,56 @@
         <w:t>using UnityEngine;</w:t>
         <w:br/>
         <w:br/>
+        <w:br/>
+        <w:br/>
         <w:t>namespace SeriousGame.Content</w:t>
         <w:br/>
+        <w:br/>
         <w:t>{</w:t>
         <w:br/>
+        <w:br/>
         <w:t xml:space="preserve">    [CreateAssetMenu(menuName = "SeriousGame/AppConfig", fileName = "AppConfig")]</w:t>
         <w:br/>
+        <w:br/>
         <w:t xml:space="preserve">    public class AppConfigSO : ScriptableObject</w:t>
         <w:br/>
+        <w:br/>
         <w:t xml:space="preserve">    {</w:t>
         <w:br/>
+        <w:br/>
         <w:t xml:space="preserve">        [Header("Scene Names")]</w:t>
         <w:br/>
+        <w:br/>
         <w:t xml:space="preserve">        public string bootSceneName = "Boot";</w:t>
         <w:br/>
+        <w:br/>
         <w:t xml:space="preserve">        public string mainMenuSceneName = "MainMenu";</w:t>
         <w:br/>
+        <w:br/>
         <w:t xml:space="preserve">        public string demoEpisodeSceneName = "Episode_Demo";</w:t>
         <w:br/>
         <w:br/>
+        <w:br/>
+        <w:br/>
         <w:t xml:space="preserve">        [Header("Flow")]</w:t>
         <w:br/>
+        <w:br/>
         <w:t xml:space="preserve">        public bool skipMainMenuAndAutoStartEpisode = true;</w:t>
         <w:br/>
         <w:br/>
+        <w:br/>
+        <w:br/>
         <w:t xml:space="preserve">        [Header("Content")]</w:t>
         <w:br/>
-        <w:t xml:space="preserve">        public EpisodeSO defaultEpisode;</w:t>
         <w:br/>
         <w:t xml:space="preserve">        public TraceTaxonomySO traceTaxonomy;</w:t>
         <w:br/>
+        <w:br/>
         <w:t xml:space="preserve">    }</w:t>
         <w:br/>
+        <w:br/>
         <w:t>}</w:t>
         <w:br/>
-      </w:r>
-    </w:p>
-    <w:p>
-      <w:r>
-        <w:rPr>
-          <w:rFonts w:ascii="Times New Roman" w:hAnsi="Times New Roman" w:eastAsia="Times New Roman"/>
-          <w:b/>
-          <w:sz w:val="28"/>
-        </w:rPr>
-        <w:t>File BeatSO.cs</w:t>
-      </w:r>
-    </w:p>
-    <w:p>
-      <w:r>
-        <w:rPr>
-          <w:rFonts w:ascii="Times New Roman" w:hAnsi="Times New Roman" w:eastAsia="Times New Roman"/>
-          <w:sz w:val="28"/>
-        </w:rPr>
-        <w:t>﻿using UnityEngine;</w:t>
-        <w:br/>
-        <w:br/>
-        <w:t>namespace SeriousGame.Content</w:t>
-        <w:br/>
-        <w:t>{</w:t>
-        <w:br/>
-        <w:t xml:space="preserve">    [CreateAssetMenu(menuName = "SeriousGame/Content/Beat", fileName = "Beat")]</w:t>
-        <w:br/>
-        <w:t xml:space="preserve">    public class BeatSO : ScriptableObject</w:t>
-        <w:br/>
-        <w:t xml:space="preserve">    {</w:t>
-        <w:br/>
-        <w:t xml:space="preserve">        public string beatId = "B01";</w:t>
-        <w:br/>
-        <w:t xml:space="preserve">        [TextArea] public string objectiveText;</w:t>
-        <w:br/>
-        <w:br/>
-        <w:t xml:space="preserve">        [Header("Core")]</w:t>
-        <w:br/>
-        <w:t xml:space="preserve">        public InteractionSO interaction; // MVP quick</w:t>
-        <w:br/>
-        <w:t xml:space="preserve">        public InteractionSO[] interactions; // future extension</w:t>
-        <w:br/>
-        <w:br/>
-        <w:t xml:space="preserve">        [Header("Flow")]</w:t>
-        <w:br/>
-        <w:t xml:space="preserve">        public bool endChapter;</w:t>
-        <w:br/>
-        <w:br/>
-        <w:t xml:space="preserve">        public InteractionSO GetPrimaryInteraction()</w:t>
-        <w:br/>
-        <w:t xml:space="preserve">        {</w:t>
-        <w:br/>
-        <w:t xml:space="preserve">            if (interactions != null &amp;&amp; interactions.Length &gt; 0 &amp;&amp; interactions[0] != null)</w:t>
-        <w:br/>
-        <w:t xml:space="preserve">                return interactions[0];</w:t>
-        <w:br/>
-        <w:t xml:space="preserve">            return interaction;</w:t>
-        <w:br/>
-        <w:t xml:space="preserve">        }</w:t>
-        <w:br/>
-        <w:t xml:space="preserve">    }</w:t>
-        <w:br/>
-        <w:t>}</w:t>
-        <w:br/>
-      </w:r>
-    </w:p>
-    <w:p>
-      <w:r>
-        <w:rPr>
-          <w:rFonts w:ascii="Times New Roman" w:hAnsi="Times New Roman" w:eastAsia="Times New Roman"/>
-          <w:b/>
-          <w:sz w:val="28"/>
-        </w:rPr>
-        <w:t>File ChoiceSO.cs</w:t>
-      </w:r>
-    </w:p>
-    <w:p>
-      <w:r>
-        <w:rPr>
-          <w:rFonts w:ascii="Times New Roman" w:hAnsi="Times New Roman" w:eastAsia="Times New Roman"/>
-          <w:sz w:val="28"/>
-        </w:rPr>
-        <w:t>﻿using UnityEngine;</w:t>
-        <w:br/>
-        <w:br/>
-        <w:t>namespace SeriousGame.Content</w:t>
-        <w:br/>
-        <w:t>{</w:t>
-        <w:br/>
-        <w:t xml:space="preserve">    [CreateAssetMenu(menuName = "SeriousGame/Content/Choice", fileName = "Choice")]</w:t>
-        <w:br/>
-        <w:t xml:space="preserve">    public class ChoiceSO : ScriptableObject</w:t>
-        <w:br/>
-        <w:t xml:space="preserve">    {</w:t>
-        <w:br/>
-        <w:t xml:space="preserve">        public string choiceId = "C01";</w:t>
-        <w:br/>
-        <w:t xml:space="preserve">        public string text;</w:t>
-        <w:br/>
-        <w:br/>
-        <w:t xml:space="preserve">        [Header("Trace (empty =&gt; not meaningful =&gt; no log)")]</w:t>
-        <w:br/>
-        <w:t xml:space="preserve">        public string traceTypeId;</w:t>
-        <w:br/>
-        <w:br/>
-        <w:t xml:space="preserve">        [Header("Outcome (immediate, optional)")]</w:t>
-        <w:br/>
-        <w:t xml:space="preserve">        [TextArea] public string outcomeText;</w:t>
-        <w:br/>
-        <w:br/>
-        <w:t xml:space="preserve">        [Header("Flow")]</w:t>
-        <w:br/>
-        <w:t xml:space="preserve">        public string nextBeatId; // optional; if empty =&gt; go next index</w:t>
-        <w:br/>
-        <w:t xml:space="preserve">    }</w:t>
-        <w:br/>
-        <w:t>}</w:t>
-        <w:br/>
-      </w:r>
-    </w:p>
-    <w:p>
-      <w:r>
-        <w:rPr>
-          <w:rFonts w:ascii="Times New Roman" w:hAnsi="Times New Roman" w:eastAsia="Times New Roman"/>
-          <w:b/>
-          <w:sz w:val="28"/>
-        </w:rPr>
-        <w:t>File EpisodeSO.cs</w:t>
-      </w:r>
-    </w:p>
-    <w:p>
-      <w:r>
-        <w:rPr>
-          <w:rFonts w:ascii="Times New Roman" w:hAnsi="Times New Roman" w:eastAsia="Times New Roman"/>
-          <w:sz w:val="28"/>
-        </w:rPr>
-        <w:t>﻿using UnityEngine;</w:t>
-        <w:br/>
-        <w:br/>
-        <w:t>namespace SeriousGame.Content</w:t>
-        <w:br/>
-        <w:t>{</w:t>
-        <w:br/>
-        <w:t xml:space="preserve">    [CreateAssetMenu(menuName = "SeriousGame/Content/Episode", fileName = "Episode")]</w:t>
-        <w:br/>
-        <w:t xml:space="preserve">    public class EpisodeSO : ScriptableObject</w:t>
-        <w:br/>
-        <w:t xml:space="preserve">    {</w:t>
-        <w:br/>
-        <w:t xml:space="preserve">        public string episodeId = "E01";</w:t>
-        <w:br/>
-        <w:t xml:space="preserve">        public string title = "Chương 1 - Demo";</w:t>
-        <w:br/>
-        <w:t xml:space="preserve">        [TextArea] public string learningOutcome;</w:t>
-        <w:br/>
-        <w:br/>
-        <w:t xml:space="preserve">        [Header("Option A: Scenes (recommended)")]</w:t>
-        <w:br/>
-        <w:t xml:space="preserve">        public SceneSO[] scenes;</w:t>
-        <w:br/>
-        <w:br/>
-        <w:t xml:space="preserve">        [Header("Option B: Direct Beats (quick MVP)")]</w:t>
-        <w:br/>
-        <w:t xml:space="preserve">        public BeatSO[] beats;</w:t>
-        <w:br/>
-        <w:br/>
-        <w:t xml:space="preserve">        public BeatSO[] GetAllBeats()</w:t>
-        <w:br/>
-        <w:t xml:space="preserve">        {</w:t>
-        <w:br/>
-        <w:t xml:space="preserve">            if (beats != null &amp;&amp; beats.Length &gt; 0) return beats;</w:t>
-        <w:br/>
-        <w:br/>
-        <w:t xml:space="preserve">            if (scenes == null) return new BeatSO[0];</w:t>
-        <w:br/>
-        <w:t xml:space="preserve">            // flatten</w:t>
-        <w:br/>
-        <w:t xml:space="preserve">            var list = new System.Collections.Generic.List&lt;BeatSO&gt;();</w:t>
-        <w:br/>
-        <w:t xml:space="preserve">            foreach (var sc in scenes)</w:t>
-        <w:br/>
-        <w:t xml:space="preserve">            {</w:t>
-        <w:br/>
-        <w:t xml:space="preserve">                if (sc == null || sc.beats == null) continue;</w:t>
-        <w:br/>
-        <w:t xml:space="preserve">                list.AddRange(sc.beats);</w:t>
-        <w:br/>
-        <w:t xml:space="preserve">            }</w:t>
-        <w:br/>
-        <w:t xml:space="preserve">            return list.ToArray();</w:t>
-        <w:br/>
-        <w:t xml:space="preserve">        }</w:t>
-        <w:br/>
-        <w:br/>
-        <w:t xml:space="preserve">        public string GetEntrySceneName()</w:t>
-        <w:br/>
-        <w:t xml:space="preserve">        {</w:t>
-        <w:br/>
-        <w:t xml:space="preserve">            if (scenes != null &amp;&amp; scenes.Length &gt; 0 &amp;&amp; scenes[0] != null)</w:t>
-        <w:br/>
-        <w:t xml:space="preserve">                return scenes[0].unitySceneName;</w:t>
-        <w:br/>
-        <w:t xml:space="preserve">            return string.Empty;</w:t>
-        <w:br/>
-        <w:t xml:space="preserve">        }</w:t>
-        <w:br/>
-        <w:t xml:space="preserve">    }</w:t>
-        <w:br/>
-        <w:t>}</w:t>
-        <w:br/>
-      </w:r>
-    </w:p>
-    <w:p>
-      <w:r>
-        <w:rPr>
-          <w:rFonts w:ascii="Times New Roman" w:hAnsi="Times New Roman" w:eastAsia="Times New Roman"/>
-          <w:b/>
-          <w:sz w:val="28"/>
-        </w:rPr>
-        <w:t>File InteractionSO.cs</w:t>
-      </w:r>
-    </w:p>
-    <w:p>
-      <w:r>
-        <w:rPr>
-          <w:rFonts w:ascii="Times New Roman" w:hAnsi="Times New Roman" w:eastAsia="Times New Roman"/>
-          <w:sz w:val="28"/>
-        </w:rPr>
-        <w:t>using UnityEngine;</w:t>
-        <w:br/>
-        <w:br/>
-        <w:t>namespace SeriousGame.Content</w:t>
-        <w:br/>
-        <w:t>{</w:t>
-        <w:br/>
-        <w:t xml:space="preserve">    public enum InteractionType</w:t>
-        <w:br/>
-        <w:t xml:space="preserve">    {</w:t>
-        <w:br/>
-        <w:t xml:space="preserve">        Chat,</w:t>
-        <w:br/>
-        <w:t xml:space="preserve">        Browser,</w:t>
-        <w:br/>
-        <w:t xml:space="preserve">        BankTransfer,</w:t>
-        <w:br/>
-        <w:t xml:space="preserve">        PhoneCall</w:t>
-        <w:br/>
-        <w:t xml:space="preserve">    }</w:t>
-        <w:br/>
-        <w:br/>
-        <w:t xml:space="preserve">    [CreateAssetMenu(menuName = "SeriousGame/Content/Interaction", fileName = "Interaction")]</w:t>
-        <w:br/>
-        <w:t xml:space="preserve">    public class InteractionSO : ScriptableObject</w:t>
-        <w:br/>
-        <w:t xml:space="preserve">    {</w:t>
-        <w:br/>
-        <w:t xml:space="preserve">        public string interactionId = "I01";</w:t>
-        <w:br/>
-        <w:t xml:space="preserve">        public InteractionType type = InteractionType.Chat;</w:t>
-        <w:br/>
-        <w:br/>
-        <w:t xml:space="preserve">        [TextArea] public string prompt;</w:t>
-        <w:br/>
-        <w:t xml:space="preserve">        public ChoiceSO[] choices;</w:t>
-        <w:br/>
-        <w:br/>
-        <w:t xml:space="preserve">        // optional metadata</w:t>
-        <w:br/>
-        <w:t xml:space="preserve">        public string url;</w:t>
-        <w:br/>
-        <w:t xml:space="preserve">        public string phoneNumber;</w:t>
-        <w:br/>
-        <w:t xml:space="preserve">        public int moneyAmount;</w:t>
-        <w:br/>
-        <w:t xml:space="preserve">    }</w:t>
-        <w:br/>
-        <w:t>}</w:t>
-        <w:br/>
-      </w:r>
-    </w:p>
-    <w:p>
-      <w:r>
-        <w:rPr>
-          <w:rFonts w:ascii="Times New Roman" w:hAnsi="Times New Roman" w:eastAsia="Times New Roman"/>
-          <w:b/>
-          <w:sz w:val="28"/>
-        </w:rPr>
-        <w:t>File SceneSO.cs</w:t>
-      </w:r>
-    </w:p>
-    <w:p>
-      <w:r>
-        <w:rPr>
-          <w:rFonts w:ascii="Times New Roman" w:hAnsi="Times New Roman" w:eastAsia="Times New Roman"/>
-          <w:sz w:val="28"/>
-        </w:rPr>
-        <w:t>using UnityEngine;</w:t>
-        <w:br/>
-        <w:br/>
-        <w:t>namespace SeriousGame.Content</w:t>
-        <w:br/>
-        <w:t>{</w:t>
-        <w:br/>
-        <w:t xml:space="preserve">    [CreateAssetMenu(menuName = "SeriousGame/Content/Scene", fileName = "Scene")]</w:t>
-        <w:br/>
-        <w:t xml:space="preserve">    public class SceneSO : ScriptableObject</w:t>
-        <w:br/>
-        <w:t xml:space="preserve">    {</w:t>
-        <w:br/>
-        <w:t xml:space="preserve">        public string sceneId = "S01";</w:t>
-        <w:br/>
-        <w:t xml:space="preserve">        public string unitySceneName = "Episode_Demo";</w:t>
-        <w:br/>
-        <w:t xml:space="preserve">        public BeatSO[] beats;</w:t>
-        <w:br/>
-        <w:t xml:space="preserve">    }</w:t>
-        <w:br/>
-        <w:t>}</w:t>
         <w:br/>
       </w:r>
     </w:p>
@@ -945,7 +1016,10 @@
           <w:rFonts w:ascii="Times New Roman" w:hAnsi="Times New Roman" w:eastAsia="Times New Roman"/>
           <w:sz w:val="28"/>
         </w:rPr>
-        <w:t>﻿using UnityEngine;</w:t>
+        <w:t>﻿// Assets/Scripts/Content/TraceTaxonomySO.cs</w:t>
+        <w:br/>
+        <w:br/>
+        <w:t>using UnityEngine;</w:t>
         <w:br/>
         <w:br/>
         <w:br/>
@@ -956,49 +1030,15 @@
         <w:t>{</w:t>
         <w:br/>
         <w:br/>
-        <w:t xml:space="preserve">    [CreateAssetMenu(menuName = "SeriousGame/Trace/TraceType", fileName = "TraceType")]</w:t>
-        <w:br/>
-        <w:br/>
-        <w:t xml:space="preserve">    public class TraceTypeSO : ScriptableObject</w:t>
+        <w:t xml:space="preserve">    [CreateAssetMenu(menuName = "SeriousGame/Trace/TraceTaxonomy", fileName = "TraceTaxonomy")]</w:t>
+        <w:br/>
+        <w:br/>
+        <w:t xml:space="preserve">    public class TraceTaxonomySO : ScriptableObject</w:t>
         <w:br/>
         <w:br/>
         <w:t xml:space="preserve">    {</w:t>
         <w:br/>
         <w:br/>
-        <w:t xml:space="preserve">        public string traceTypeId = "T_VERIFY_OFFICIAL";</w:t>
-        <w:br/>
-        <w:br/>
-        <w:t xml:space="preserve">        public string displayName = "Xác minh kênh chính thống";</w:t>
-        <w:br/>
-        <w:br/>
-        <w:t xml:space="preserve">        [TextArea] public string description;</w:t>
-        <w:br/>
-        <w:br/>
-        <w:br/>
-        <w:br/>
-        <w:t xml:space="preserve">        // riskWeight &gt; 0: risky behavior</w:t>
-        <w:br/>
-        <w:br/>
-        <w:t xml:space="preserve">        // riskWeight &lt; 0: good behavior</w:t>
-        <w:br/>
-        <w:br/>
-        <w:t xml:space="preserve">        public int riskWeight = -2;</w:t>
-        <w:br/>
-        <w:br/>
-        <w:t xml:space="preserve">    }</w:t>
-        <w:br/>
-        <w:br/>
-        <w:br/>
-        <w:br/>
-        <w:t xml:space="preserve">    [CreateAssetMenu(menuName = "SeriousGame/Trace/TraceTaxonomy", fileName = "TraceTaxonomy")]</w:t>
-        <w:br/>
-        <w:br/>
-        <w:t xml:space="preserve">    public class TraceTaxonomySO : ScriptableObject</w:t>
-        <w:br/>
-        <w:br/>
-        <w:t xml:space="preserve">    {</w:t>
-        <w:br/>
-        <w:br/>
         <w:t xml:space="preserve">        public TraceTypeSO[] traceTypes;</w:t>
         <w:br/>
         <w:br/>
@@ -1013,10 +1053,14 @@
         <w:t xml:space="preserve">            if (string.IsNullOrWhiteSpace(id) || traceTypes == null) return null;</w:t>
         <w:br/>
         <w:br/>
+        <w:br/>
+        <w:br/>
         <w:t xml:space="preserve">            foreach (var t in traceTypes)</w:t>
         <w:br/>
         <w:br/>
         <w:t xml:space="preserve">                if (t != null &amp;&amp; t.traceTypeId == id) return t;</w:t>
+        <w:br/>
+        <w:br/>
         <w:br/>
         <w:br/>
         <w:t xml:space="preserve">            return null;</w:t>
@@ -1049,44 +1093,58 @@
           <w:rFonts w:ascii="Times New Roman" w:hAnsi="Times New Roman" w:eastAsia="Times New Roman"/>
           <w:sz w:val="28"/>
         </w:rPr>
+        <w:t>﻿// Assets/Scripts/Content/TraceTypeSO.cs</w:t>
+        <w:br/>
+        <w:br/>
         <w:t>using UnityEngine;</w:t>
         <w:br/>
         <w:br/>
         <w:br/>
         <w:br/>
-        <w:t>public class TraceTypeSO : MonoBehaviour</w:t>
+        <w:t>namespace SeriousGame.Content</w:t>
         <w:br/>
         <w:br/>
         <w:t>{</w:t>
         <w:br/>
         <w:br/>
-        <w:t xml:space="preserve">    // Start is called once before the first execution of Update after the MonoBehaviour is created</w:t>
-        <w:br/>
-        <w:br/>
-        <w:t xml:space="preserve">    void Start()</w:t>
+        <w:t xml:space="preserve">    [CreateAssetMenu(menuName = "SeriousGame/Trace/TraceType", fileName = "TraceType")]</w:t>
+        <w:br/>
+        <w:br/>
+        <w:t xml:space="preserve">    public class TraceTypeSO : ScriptableObject</w:t>
         <w:br/>
         <w:br/>
         <w:t xml:space="preserve">    {</w:t>
         <w:br/>
         <w:br/>
-        <w:t xml:space="preserve">        </w:t>
-        <w:br/>
-        <w:br/>
-        <w:t xml:space="preserve">    }</w:t>
-        <w:br/>
-        <w:br/>
-        <w:br/>
-        <w:br/>
-        <w:t xml:space="preserve">    // Update is called once per frame</w:t>
-        <w:br/>
-        <w:br/>
-        <w:t xml:space="preserve">    void Update()</w:t>
-        <w:br/>
-        <w:br/>
-        <w:t xml:space="preserve">    {</w:t>
-        <w:br/>
-        <w:br/>
-        <w:t xml:space="preserve">        </w:t>
+        <w:t xml:space="preserve">        [Header("Identity")]</w:t>
+        <w:br/>
+        <w:br/>
+        <w:t xml:space="preserve">        public string traceTypeId = "T_VERIFY_OFFICIAL";</w:t>
+        <w:br/>
+        <w:br/>
+        <w:br/>
+        <w:br/>
+        <w:t xml:space="preserve">        [Header("UI")]</w:t>
+        <w:br/>
+        <w:br/>
+        <w:t xml:space="preserve">        public string displayName = "Xác minh kênh chính thống";</w:t>
+        <w:br/>
+        <w:br/>
+        <w:t xml:space="preserve">        [TextArea] public string description;</w:t>
+        <w:br/>
+        <w:br/>
+        <w:br/>
+        <w:br/>
+        <w:t xml:space="preserve">        [Header("Scoring")]</w:t>
+        <w:br/>
+        <w:br/>
+        <w:t xml:space="preserve">        // riskWeight &gt; 0: hành vi rủi ro</w:t>
+        <w:br/>
+        <w:br/>
+        <w:t xml:space="preserve">        // riskWeight &lt; 0: hành vi tốt</w:t>
+        <w:br/>
+        <w:br/>
+        <w:t xml:space="preserve">        public int riskWeight = -2;</w:t>
         <w:br/>
         <w:br/>
         <w:t xml:space="preserve">    }</w:t>
@@ -1196,44 +1254,1691 @@
         <w:t>﻿using System.Collections.Generic;</w:t>
         <w:br/>
         <w:br/>
+        <w:t>using SeriousGame.Trace;</w:t>
+        <w:br/>
+        <w:br/>
+        <w:t>using SeriousGame.State;</w:t>
+        <w:br/>
+        <w:br/>
         <w:t>using SeriousGame.Content;</w:t>
         <w:br/>
         <w:br/>
+        <w:br/>
+        <w:br/>
+        <w:t>namespace SeriousGame.Feedback</w:t>
+        <w:br/>
+        <w:br/>
+        <w:t>{</w:t>
+        <w:br/>
+        <w:br/>
+        <w:t xml:space="preserve">    public class FeedbackService</w:t>
+        <w:br/>
+        <w:br/>
+        <w:t xml:space="preserve">    {</w:t>
+        <w:br/>
+        <w:br/>
+        <w:t xml:space="preserve">        private readonly TraceService _trace;</w:t>
+        <w:br/>
+        <w:br/>
+        <w:t xml:space="preserve">        private readonly SeriousGame.Content.TraceTaxonomySO _taxonomy;</w:t>
+        <w:br/>
+        <w:br/>
+        <w:t xml:space="preserve">        private readonly PlayerStateService _state;</w:t>
+        <w:br/>
+        <w:br/>
+        <w:br/>
+        <w:br/>
+        <w:t xml:space="preserve">        public FeedbackService(TraceService trace, SeriousGame.Content.TraceTaxonomySO taxonomy, PlayerStateService state = null)</w:t>
+        <w:br/>
+        <w:br/>
+        <w:t xml:space="preserve">        {</w:t>
+        <w:br/>
+        <w:br/>
+        <w:t xml:space="preserve">            _trace = trace;</w:t>
+        <w:br/>
+        <w:br/>
+        <w:t xml:space="preserve">            _taxonomy = taxonomy;</w:t>
+        <w:br/>
+        <w:br/>
+        <w:t xml:space="preserve">            _state = state;</w:t>
+        <w:br/>
+        <w:br/>
+        <w:t xml:space="preserve">        }</w:t>
+        <w:br/>
+        <w:br/>
+        <w:br/>
+        <w:br/>
+        <w:t xml:space="preserve">        // Quick and simple feedback report generation based on trace events and player state.ss</w:t>
+        <w:br/>
+        <w:br/>
+        <w:t xml:space="preserve">        public FeedbackReport GenerateEndChapterReport(string sessionId)</w:t>
+        <w:br/>
+        <w:br/>
+        <w:t xml:space="preserve">        {</w:t>
+        <w:br/>
+        <w:br/>
+        <w:t xml:space="preserve">            var report = new FeedbackReport();</w:t>
+        <w:br/>
+        <w:br/>
+        <w:t xml:space="preserve">            var events = _trace.GetSession(sessionId);</w:t>
+        <w:br/>
+        <w:br/>
+        <w:br/>
+        <w:br/>
+        <w:t xml:space="preserve">            // Count by verb</w:t>
+        <w:br/>
+        <w:br/>
+        <w:t xml:space="preserve">            var count = new Dictionary&lt;string, int&gt;();</w:t>
+        <w:br/>
+        <w:br/>
+        <w:t xml:space="preserve">            foreach (var e in events)</w:t>
+        <w:br/>
+        <w:br/>
+        <w:t xml:space="preserve">            {</w:t>
+        <w:br/>
+        <w:br/>
+        <w:t xml:space="preserve">                if (string.IsNullOrWhiteSpace(e.verb)) continue;</w:t>
+        <w:br/>
+        <w:br/>
+        <w:t xml:space="preserve">                if (!count.ContainsKey(e.verb)) count[e.verb] = 0;</w:t>
+        <w:br/>
+        <w:br/>
+        <w:t xml:space="preserve">                count[e.verb]++;</w:t>
+        <w:br/>
+        <w:br/>
+        <w:t xml:space="preserve">            }</w:t>
+        <w:br/>
+        <w:br/>
+        <w:br/>
+        <w:br/>
+        <w:t xml:space="preserve">            int score = 0;</w:t>
+        <w:br/>
+        <w:br/>
+        <w:t xml:space="preserve">            foreach (var kv in count)</w:t>
+        <w:br/>
+        <w:br/>
+        <w:t xml:space="preserve">            {</w:t>
+        <w:br/>
+        <w:br/>
+        <w:t xml:space="preserve">                var def = _taxonomy != null ? _taxonomy.Find(kv.Key) : null;</w:t>
+        <w:br/>
+        <w:br/>
+        <w:t xml:space="preserve">                int w = def != null ? def.riskWeight : 0;</w:t>
+        <w:br/>
+        <w:br/>
+        <w:t xml:space="preserve">                score += w * kv.Value;</w:t>
+        <w:br/>
+        <w:br/>
+        <w:br/>
+        <w:br/>
+        <w:t xml:space="preserve">                var title = def != null ? def.displayName : kv.Key;</w:t>
+        <w:br/>
+        <w:br/>
+        <w:t xml:space="preserve">                var detail = def != null ? def.description : "Không có mô tả traceType (bạn cần bổ sung TraceTypeSO).";</w:t>
+        <w:br/>
+        <w:br/>
+        <w:br/>
+        <w:br/>
+        <w:t xml:space="preserve">                report.items.Add(new FeedbackItem</w:t>
+        <w:br/>
+        <w:br/>
+        <w:t xml:space="preserve">                {</w:t>
+        <w:br/>
+        <w:br/>
+        <w:t xml:space="preserve">                    title = $"{title} (x{kv.Value})",</w:t>
+        <w:br/>
+        <w:br/>
+        <w:t xml:space="preserve">                    detail = detail,</w:t>
+        <w:br/>
+        <w:br/>
+        <w:t xml:space="preserve">                    scoreDelta = w * kv.Value</w:t>
+        <w:br/>
+        <w:br/>
+        <w:t xml:space="preserve">                });</w:t>
+        <w:br/>
+        <w:br/>
+        <w:t xml:space="preserve">            }</w:t>
+        <w:br/>
+        <w:br/>
+        <w:br/>
+        <w:br/>
+        <w:t xml:space="preserve">            report.totalRiskScore = score;</w:t>
+        <w:br/>
+        <w:br/>
+        <w:br/>
+        <w:br/>
+        <w:t xml:space="preserve">            // Compose text quick MVP</w:t>
+        <w:br/>
+        <w:br/>
+        <w:t xml:space="preserve">            var text = "TỔNG KẾT\n";</w:t>
+        <w:br/>
+        <w:br/>
+        <w:t xml:space="preserve">            text += $"RiskScore: {score} (âm là tốt, dương là rủi ro)\n\n";</w:t>
+        <w:br/>
+        <w:br/>
+        <w:t xml:space="preserve">            foreach (var it in report.items)</w:t>
+        <w:br/>
+        <w:br/>
+        <w:t xml:space="preserve">            {</w:t>
+        <w:br/>
+        <w:br/>
+        <w:t xml:space="preserve">                text += $"- {it.title}: {it.scoreDelta}\n  {it.detail}\n";</w:t>
+        <w:br/>
+        <w:br/>
+        <w:t xml:space="preserve">            }</w:t>
+        <w:br/>
+        <w:br/>
+        <w:br/>
+        <w:br/>
+        <w:t xml:space="preserve">            if (_state != null)</w:t>
+        <w:br/>
+        <w:br/>
+        <w:t xml:space="preserve">            {</w:t>
+        <w:br/>
+        <w:br/>
+        <w:t xml:space="preserve">                var snapshot = _state.GetSnapshot();</w:t>
+        <w:br/>
+        <w:br/>
+        <w:t xml:space="preserve">                if (snapshot != null &amp;&amp; snapshot.entries != null &amp;&amp; snapshot.entries.Count &gt; 0)</w:t>
+        <w:br/>
+        <w:br/>
+        <w:t xml:space="preserve">                {</w:t>
+        <w:br/>
+        <w:br/>
+        <w:t xml:space="preserve">                    text += "\nState snapshot:\n";</w:t>
+        <w:br/>
+        <w:br/>
+        <w:t xml:space="preserve">                    for (int i = 0; i &lt; snapshot.entries.Count; i++)</w:t>
+        <w:br/>
+        <w:br/>
+        <w:t xml:space="preserve">                    {</w:t>
+        <w:br/>
+        <w:br/>
+        <w:t xml:space="preserve">                        var entry = snapshot.entries[i];</w:t>
+        <w:br/>
+        <w:br/>
+        <w:t xml:space="preserve">                        if (entry == null) continue;</w:t>
+        <w:br/>
+        <w:br/>
+        <w:t xml:space="preserve">                        text += $"- {entry.key}: {entry.value}\n";</w:t>
+        <w:br/>
+        <w:br/>
+        <w:t xml:space="preserve">                    }</w:t>
+        <w:br/>
+        <w:br/>
+        <w:t xml:space="preserve">                }</w:t>
+        <w:br/>
+        <w:br/>
+        <w:t xml:space="preserve">            }</w:t>
+        <w:br/>
+        <w:br/>
+        <w:br/>
+        <w:br/>
+        <w:t xml:space="preserve">            report.rawSummaryText = text;</w:t>
+        <w:br/>
+        <w:br/>
+        <w:t xml:space="preserve">            return report;</w:t>
+        <w:br/>
+        <w:br/>
+        <w:t xml:space="preserve">        }</w:t>
+        <w:br/>
+        <w:br/>
+        <w:t xml:space="preserve">    }</w:t>
+        <w:br/>
+        <w:br/>
+        <w:t>}</w:t>
+        <w:br/>
+        <w:br/>
+      </w:r>
+    </w:p>
+    <w:p>
+      <w:r>
+        <w:rPr>
+          <w:rFonts w:ascii="Times New Roman" w:hAnsi="Times New Roman" w:eastAsia="Times New Roman"/>
+          <w:b/>
+          <w:sz w:val="28"/>
+        </w:rPr>
+        <w:t>Folder Assets/Scripts/Interactables</w:t>
+      </w:r>
+    </w:p>
+    <w:p>
+      <w:r>
+        <w:rPr>
+          <w:rFonts w:ascii="Times New Roman" w:hAnsi="Times New Roman" w:eastAsia="Times New Roman"/>
+          <w:b/>
+          <w:sz w:val="28"/>
+        </w:rPr>
+        <w:t>File StateFlagInteractable.cs</w:t>
+      </w:r>
+    </w:p>
+    <w:p>
+      <w:r>
+        <w:rPr>
+          <w:rFonts w:ascii="Times New Roman" w:hAnsi="Times New Roman" w:eastAsia="Times New Roman"/>
+          <w:sz w:val="28"/>
+        </w:rPr>
+        <w:t>using UnityEngine;</w:t>
+        <w:br/>
+        <w:br/>
+        <w:t>using SeriousGame.App;</w:t>
+        <w:br/>
+        <w:br/>
+        <w:t>using SeriousGame.Runtime;</w:t>
+        <w:br/>
+        <w:br/>
+        <w:br/>
+        <w:br/>
+        <w:t>// Interactable chỉ dùng để set GameState, không trigger Beat/Episode</w:t>
+        <w:br/>
+        <w:br/>
+        <w:t>public class StateFlagInteractable : MonoBehaviour</w:t>
+        <w:br/>
+        <w:br/>
+        <w:t>{</w:t>
+        <w:br/>
+        <w:br/>
+        <w:t xml:space="preserve">    [Header("Game State Key to set")]</w:t>
+        <w:br/>
+        <w:br/>
+        <w:t xml:space="preserve">    public string flagKey;</w:t>
+        <w:br/>
+        <w:br/>
+        <w:br/>
+        <w:br/>
+        <w:t xml:space="preserve">    public bool valueToSet = true;</w:t>
+        <w:br/>
+        <w:br/>
+        <w:br/>
+        <w:br/>
+        <w:t xml:space="preserve">    [Header("One-shot?")]</w:t>
+        <w:br/>
+        <w:br/>
+        <w:t xml:space="preserve">    public bool oneShot = true;</w:t>
+        <w:br/>
+        <w:br/>
+        <w:br/>
+        <w:br/>
+        <w:t xml:space="preserve">    private bool _used = false;</w:t>
+        <w:br/>
+        <w:br/>
+        <w:br/>
+        <w:br/>
+        <w:t xml:space="preserve">    [Header("UI Prompt")]</w:t>
+        <w:br/>
+        <w:br/>
+        <w:t xml:space="preserve">    public GameObject interactPrompt; // Text/Canvas worldspace: "Press E to interact"</w:t>
+        <w:br/>
+        <w:br/>
+        <w:br/>
+        <w:br/>
+        <w:t xml:space="preserve">    void Start()</w:t>
+        <w:br/>
+        <w:br/>
+        <w:t xml:space="preserve">    {</w:t>
+        <w:br/>
+        <w:br/>
+        <w:t xml:space="preserve">        UpdatePromptVisibility();</w:t>
+        <w:br/>
+        <w:br/>
+        <w:t xml:space="preserve">    }</w:t>
+        <w:br/>
+        <w:br/>
+        <w:br/>
+        <w:br/>
+        <w:t xml:space="preserve">    public void Interact()</w:t>
+        <w:br/>
+        <w:br/>
+        <w:t xml:space="preserve">    {</w:t>
+        <w:br/>
+        <w:br/>
+        <w:t xml:space="preserve">        if (oneShot &amp;&amp; _used) return;</w:t>
+        <w:br/>
+        <w:br/>
+        <w:br/>
+        <w:br/>
+        <w:t xml:space="preserve">        _used = true;</w:t>
+        <w:br/>
+        <w:br/>
+        <w:br/>
+        <w:br/>
+        <w:t xml:space="preserve">        // Ẩn prompt sau khi đã tương tác</w:t>
+        <w:br/>
+        <w:br/>
+        <w:t xml:space="preserve">        UpdatePromptVisibility();</w:t>
+        <w:br/>
+        <w:br/>
+        <w:br/>
+        <w:br/>
+        <w:t xml:space="preserve">        if (string.IsNullOrEmpty(flagKey))</w:t>
+        <w:br/>
+        <w:br/>
+        <w:t xml:space="preserve">        {</w:t>
+        <w:br/>
+        <w:br/>
+        <w:t xml:space="preserve">            Debug.LogWarning("[StateFlagInteractable] flagKey is empty.");</w:t>
+        <w:br/>
+        <w:br/>
+        <w:t xml:space="preserve">            return;</w:t>
+        <w:br/>
+        <w:br/>
+        <w:t xml:space="preserve">        }</w:t>
+        <w:br/>
+        <w:br/>
+        <w:br/>
+        <w:br/>
+        <w:t xml:space="preserve">        var ctx = GameBootstrap.Context;</w:t>
+        <w:br/>
+        <w:br/>
+        <w:t xml:space="preserve">        if (ctx == null || ctx.PlayerState == null)</w:t>
+        <w:br/>
+        <w:br/>
+        <w:t xml:space="preserve">        {</w:t>
+        <w:br/>
+        <w:br/>
+        <w:t xml:space="preserve">            Debug.LogWarning("[StateFlagInteractable] PlayerState is not available.");</w:t>
+        <w:br/>
+        <w:br/>
+        <w:t xml:space="preserve">            return;</w:t>
+        <w:br/>
+        <w:br/>
+        <w:t xml:space="preserve">        }</w:t>
+        <w:br/>
+        <w:br/>
+        <w:br/>
+        <w:br/>
+        <w:t xml:space="preserve">        ctx.PlayerState.SetFlag(flagKey, valueToSet);</w:t>
+        <w:br/>
+        <w:br/>
+        <w:t xml:space="preserve">    }</w:t>
+        <w:br/>
+        <w:br/>
+        <w:br/>
+        <w:br/>
+        <w:t xml:space="preserve">    void UpdatePromptVisibility()</w:t>
+        <w:br/>
+        <w:br/>
+        <w:t xml:space="preserve">    {</w:t>
+        <w:br/>
+        <w:br/>
+        <w:t xml:space="preserve">        if (interactPrompt != null)</w:t>
+        <w:br/>
+        <w:br/>
+        <w:t xml:space="preserve">        {</w:t>
+        <w:br/>
+        <w:br/>
+        <w:t xml:space="preserve">            // Nếu oneShot và đã dùng rồi thì ẩn, còn lại thì hiện</w:t>
+        <w:br/>
+        <w:br/>
+        <w:t xml:space="preserve">            bool show = !(oneShot &amp;&amp; _used);</w:t>
+        <w:br/>
+        <w:br/>
+        <w:t xml:space="preserve">            interactPrompt.SetActive(show);</w:t>
+        <w:br/>
+        <w:br/>
+        <w:t xml:space="preserve">        }</w:t>
+        <w:br/>
+        <w:br/>
+        <w:t xml:space="preserve">    }</w:t>
+        <w:br/>
+        <w:br/>
+        <w:t>}</w:t>
+        <w:br/>
+        <w:br/>
+      </w:r>
+    </w:p>
+    <w:p>
+      <w:r>
+        <w:rPr>
+          <w:rFonts w:ascii="Times New Roman" w:hAnsi="Times New Roman" w:eastAsia="Times New Roman"/>
+          <w:b/>
+          <w:sz w:val="28"/>
+        </w:rPr>
+        <w:t>File TeleportInteractable.cs</w:t>
+      </w:r>
+    </w:p>
+    <w:p>
+      <w:r>
+        <w:rPr>
+          <w:rFonts w:ascii="Times New Roman" w:hAnsi="Times New Roman" w:eastAsia="Times New Roman"/>
+          <w:sz w:val="28"/>
+        </w:rPr>
+        <w:t>using UnityEngine;</w:t>
+        <w:br/>
+        <w:br/>
+        <w:t>using SeriousGame.App;</w:t>
+        <w:br/>
+        <w:br/>
+        <w:t>using SeriousGame.Runtime;</w:t>
+        <w:br/>
+        <w:br/>
+        <w:br/>
+        <w:br/>
+        <w:t>// Interactable dùng để teleport player tới một vị trí (vd: qua cổng -&gt; vào office)</w:t>
+        <w:br/>
+        <w:br/>
+        <w:t>// Có thể kích hoạt bằng nhấn E (IInteractable) hoặc tự động khi player bước vào trigger.</w:t>
+        <w:br/>
+        <w:br/>
+        <w:t>public class TeleportInteractable : MonoBehaviour</w:t>
+        <w:br/>
+        <w:br/>
+        <w:t>{</w:t>
+        <w:br/>
+        <w:br/>
+        <w:t xml:space="preserve">    [Header("Player &amp; Destination")]</w:t>
+        <w:br/>
+        <w:br/>
+        <w:t xml:space="preserve">    public PlayerController player;      // kéo PlayerController vào đây</w:t>
+        <w:br/>
+        <w:br/>
+        <w:t xml:space="preserve">    public Transform destinationPoint;   // Empty ở phòng office</w:t>
+        <w:br/>
+        <w:br/>
+        <w:br/>
+        <w:br/>
+        <w:t xml:space="preserve">    [Header("Điều kiện (tuỳ chọn)")]</w:t>
+        <w:br/>
+        <w:br/>
+        <w:t xml:space="preserve">    [Tooltip("Nếu có, chỉ cho teleport khi flag này thoả điều kiện.")]</w:t>
+        <w:br/>
+        <w:br/>
+        <w:t xml:space="preserve">    public string requiredFlagKey;       // ví dụ: "PASSED_GUARD"</w:t>
+        <w:br/>
+        <w:br/>
+        <w:t xml:space="preserve">    public bool requiredValue = true;</w:t>
+        <w:br/>
+        <w:br/>
+        <w:br/>
+        <w:br/>
+        <w:t xml:space="preserve">    [Header("One-shot?")]</w:t>
+        <w:br/>
+        <w:br/>
+        <w:t xml:space="preserve">    public bool oneShot = true;</w:t>
+        <w:br/>
+        <w:br/>
+        <w:t xml:space="preserve">    private bool _used = false;</w:t>
+        <w:br/>
+        <w:br/>
+        <w:br/>
+        <w:br/>
+        <w:t xml:space="preserve">    public void Interact()</w:t>
+        <w:br/>
+        <w:br/>
+        <w:t xml:space="preserve">    {</w:t>
+        <w:br/>
+        <w:br/>
+        <w:t xml:space="preserve">        // Kích hoạt khi player nhấn E (thông qua PlayerController)</w:t>
+        <w:br/>
+        <w:br/>
+        <w:t xml:space="preserve">        TryTeleport(player);</w:t>
+        <w:br/>
+        <w:br/>
+        <w:t xml:space="preserve">    }</w:t>
+        <w:br/>
+        <w:br/>
+        <w:br/>
+        <w:br/>
+        <w:t xml:space="preserve">    void OnTriggerEnter(Collider other)</w:t>
+        <w:br/>
+        <w:br/>
+        <w:t xml:space="preserve">    {</w:t>
+        <w:br/>
+        <w:br/>
+        <w:t xml:space="preserve">        // Kích hoạt tự động khi player bước vào vùng trigger</w:t>
+        <w:br/>
+        <w:br/>
+        <w:t xml:space="preserve">        var pc = other.GetComponentInParent&lt;PlayerController&gt;();</w:t>
+        <w:br/>
+        <w:br/>
+        <w:t xml:space="preserve">        if (pc == null) return;</w:t>
+        <w:br/>
+        <w:br/>
+        <w:br/>
+        <w:br/>
+        <w:t xml:space="preserve">        TryTeleport(pc);</w:t>
+        <w:br/>
+        <w:br/>
+        <w:t xml:space="preserve">    }</w:t>
+        <w:br/>
+        <w:br/>
+        <w:br/>
+        <w:br/>
+        <w:t xml:space="preserve">    void TryTeleport(PlayerController targetPlayer)</w:t>
+        <w:br/>
+        <w:br/>
+        <w:t xml:space="preserve">    {</w:t>
+        <w:br/>
+        <w:br/>
+        <w:t xml:space="preserve">        if (oneShot &amp;&amp; _used) return;</w:t>
+        <w:br/>
+        <w:br/>
+        <w:br/>
+        <w:br/>
+        <w:t xml:space="preserve">        // Nếu có điều kiện state thì kiểm tra trước</w:t>
+        <w:br/>
+        <w:br/>
+        <w:t xml:space="preserve">        if (!string.IsNullOrEmpty(requiredFlagKey))</w:t>
+        <w:br/>
+        <w:br/>
+        <w:t xml:space="preserve">        {</w:t>
+        <w:br/>
+        <w:br/>
+        <w:t xml:space="preserve">            var ctx = GameBootstrap.Context;</w:t>
+        <w:br/>
+        <w:br/>
+        <w:t xml:space="preserve">            if (ctx == null || ctx.PlayerState == null)</w:t>
+        <w:br/>
+        <w:br/>
+        <w:t xml:space="preserve">            {</w:t>
+        <w:br/>
+        <w:br/>
+        <w:t xml:space="preserve">                Debug.LogWarning("[TeleportInteractable] PlayerState is not available.");</w:t>
+        <w:br/>
+        <w:br/>
+        <w:t xml:space="preserve">                return;</w:t>
+        <w:br/>
+        <w:br/>
+        <w:t xml:space="preserve">            }</w:t>
+        <w:br/>
+        <w:br/>
+        <w:br/>
+        <w:br/>
+        <w:t xml:space="preserve">            bool current = ctx.PlayerState.CheckFlag(requiredFlagKey);</w:t>
+        <w:br/>
+        <w:br/>
+        <w:t xml:space="preserve">            if (current != requiredValue)</w:t>
+        <w:br/>
+        <w:br/>
+        <w:t xml:space="preserve">            {</w:t>
+        <w:br/>
+        <w:br/>
+        <w:t xml:space="preserve">                Debug.Log("[TeleportInteractable] Condition not met: " + requiredFlagKey);</w:t>
+        <w:br/>
+        <w:br/>
+        <w:t xml:space="preserve">                return; // chưa qua được bảo vệ thì chưa cho vào office</w:t>
+        <w:br/>
+        <w:br/>
+        <w:t xml:space="preserve">            }</w:t>
+        <w:br/>
+        <w:br/>
+        <w:t xml:space="preserve">        }</w:t>
+        <w:br/>
+        <w:br/>
+        <w:br/>
+        <w:br/>
+        <w:t xml:space="preserve">        if (destinationPoint == null)</w:t>
+        <w:br/>
+        <w:br/>
+        <w:t xml:space="preserve">        {</w:t>
+        <w:br/>
+        <w:br/>
+        <w:t xml:space="preserve">            Debug.LogWarning("[TeleportInteractable] destinationPoint chưa được gán.");</w:t>
+        <w:br/>
+        <w:br/>
+        <w:t xml:space="preserve">            return;</w:t>
+        <w:br/>
+        <w:br/>
+        <w:t xml:space="preserve">        }</w:t>
+        <w:br/>
+        <w:br/>
+        <w:br/>
+        <w:br/>
+        <w:t xml:space="preserve">        // Ưu tiên player lấy từ tham số (trigger). Nếu null thì fallback về field được gán sẵn.</w:t>
+        <w:br/>
+        <w:br/>
+        <w:t xml:space="preserve">        if (targetPlayer == null)</w:t>
+        <w:br/>
+        <w:br/>
+        <w:t xml:space="preserve">        {</w:t>
+        <w:br/>
+        <w:br/>
+        <w:t xml:space="preserve">            targetPlayer = player;</w:t>
+        <w:br/>
+        <w:br/>
+        <w:t xml:space="preserve">        }</w:t>
+        <w:br/>
+        <w:br/>
+        <w:br/>
+        <w:br/>
+        <w:t xml:space="preserve">        if (targetPlayer == null)</w:t>
+        <w:br/>
+        <w:br/>
+        <w:t xml:space="preserve">        {</w:t>
+        <w:br/>
+        <w:br/>
+        <w:t xml:space="preserve">            Debug.LogWarning("[TeleportInteractable] PlayerController chưa được gán hoặc không tìm thấy từ trigger.");</w:t>
+        <w:br/>
+        <w:br/>
+        <w:t xml:space="preserve">            return;</w:t>
+        <w:br/>
+        <w:br/>
+        <w:t xml:space="preserve">        }</w:t>
+        <w:br/>
+        <w:br/>
+        <w:br/>
+        <w:br/>
+        <w:t xml:space="preserve">        _used = true;</w:t>
+        <w:br/>
+        <w:br/>
+        <w:br/>
+        <w:br/>
+        <w:t xml:space="preserve">        // Nếu có ScreenFader thì fade tối rồi teleport, sau đó sáng lại</w:t>
+        <w:br/>
+        <w:br/>
+        <w:t xml:space="preserve">        if (ScreenFader.Instance != null)</w:t>
+        <w:br/>
+        <w:br/>
+        <w:t xml:space="preserve">        {</w:t>
+        <w:br/>
+        <w:br/>
+        <w:t xml:space="preserve">            ScreenFader.Instance.FadeOutIn(1f, () =&gt;</w:t>
+        <w:br/>
+        <w:br/>
+        <w:t xml:space="preserve">            {</w:t>
+        <w:br/>
+        <w:br/>
+        <w:t xml:space="preserve">                targetPlayer.TeleportTo(destinationPoint);</w:t>
+        <w:br/>
+        <w:br/>
+        <w:t xml:space="preserve">            });</w:t>
+        <w:br/>
+        <w:br/>
+        <w:t xml:space="preserve">        }</w:t>
+        <w:br/>
+        <w:br/>
+        <w:t xml:space="preserve">        else</w:t>
+        <w:br/>
+        <w:br/>
+        <w:t xml:space="preserve">        {</w:t>
+        <w:br/>
+        <w:br/>
+        <w:t xml:space="preserve">            // Không có fader thì teleport ngay lập tức</w:t>
+        <w:br/>
+        <w:br/>
+        <w:t xml:space="preserve">            targetPlayer.TeleportTo(destinationPoint);</w:t>
+        <w:br/>
+        <w:br/>
+        <w:t xml:space="preserve">        }</w:t>
+        <w:br/>
+        <w:br/>
+        <w:t xml:space="preserve">    }</w:t>
+        <w:br/>
+        <w:br/>
+        <w:t>}</w:t>
+        <w:br/>
+        <w:br/>
+      </w:r>
+    </w:p>
+    <w:p>
+      <w:r>
+        <w:rPr>
+          <w:rFonts w:ascii="Times New Roman" w:hAnsi="Times New Roman" w:eastAsia="Times New Roman"/>
+          <w:b/>
+          <w:sz w:val="28"/>
+        </w:rPr>
+        <w:t>Folder Assets/Scripts/Narrative</w:t>
+      </w:r>
+    </w:p>
+    <w:p>
+      <w:r>
+        <w:rPr>
+          <w:rFonts w:ascii="Times New Roman" w:hAnsi="Times New Roman" w:eastAsia="Times New Roman"/>
+          <w:b/>
+          <w:sz w:val="28"/>
+        </w:rPr>
+        <w:t>File GameStateVariableStorage.cs</w:t>
+      </w:r>
+    </w:p>
+    <w:p>
+      <w:r>
+        <w:rPr>
+          <w:rFonts w:ascii="Times New Roman" w:hAnsi="Times New Roman" w:eastAsia="Times New Roman"/>
+          <w:sz w:val="28"/>
+        </w:rPr>
+        <w:t>using System.Collections.Generic;</w:t>
+        <w:br/>
+        <w:br/>
+        <w:t>using UnityEngine;</w:t>
+        <w:br/>
+        <w:br/>
+        <w:t>using Yarn.Unity;</w:t>
+        <w:br/>
+        <w:br/>
+        <w:t>using SeriousGame.App;</w:t>
+        <w:br/>
+        <w:br/>
+        <w:t>using SeriousGame.State;</w:t>
+        <w:br/>
+        <w:br/>
+        <w:br/>
+        <w:br/>
+        <w:t>namespace SeriousGame.Narrative</w:t>
+        <w:br/>
+        <w:br/>
+        <w:t>{</w:t>
+        <w:br/>
+        <w:br/>
+        <w:t xml:space="preserve">    public class GameStateVariableStorage : VariableStorageBehaviour</w:t>
+        <w:br/>
+        <w:br/>
+        <w:t xml:space="preserve">    {</w:t>
+        <w:br/>
+        <w:br/>
+        <w:t xml:space="preserve">        private PlayerStateService State</w:t>
+        <w:br/>
+        <w:br/>
+        <w:t xml:space="preserve">        {</w:t>
+        <w:br/>
+        <w:br/>
+        <w:t xml:space="preserve">            get</w:t>
+        <w:br/>
+        <w:br/>
+        <w:t xml:space="preserve">            {</w:t>
+        <w:br/>
+        <w:br/>
+        <w:t xml:space="preserve">                var ctx = GameBootstrap.Context;</w:t>
+        <w:br/>
+        <w:br/>
+        <w:t xml:space="preserve">                return ctx != null ? ctx.PlayerState : null;</w:t>
+        <w:br/>
+        <w:br/>
+        <w:t xml:space="preserve">            }</w:t>
+        <w:br/>
+        <w:br/>
+        <w:t xml:space="preserve">        }</w:t>
+        <w:br/>
+        <w:br/>
+        <w:br/>
+        <w:br/>
+        <w:t xml:space="preserve">        public override void Clear()</w:t>
+        <w:br/>
+        <w:br/>
+        <w:t xml:space="preserve">        {</w:t>
+        <w:br/>
+        <w:br/>
+        <w:t xml:space="preserve">            // Intentionally no-op to avoid wiping shared state at runtime.</w:t>
+        <w:br/>
+        <w:br/>
+        <w:t xml:space="preserve">        }</w:t>
+        <w:br/>
+        <w:br/>
+        <w:br/>
+        <w:br/>
+        <w:t xml:space="preserve">        public override bool TryGetValue&lt;T&gt;(string variableName, out T result)</w:t>
+        <w:br/>
+        <w:br/>
+        <w:t xml:space="preserve">        {</w:t>
+        <w:br/>
+        <w:br/>
+        <w:t xml:space="preserve">            result = default;</w:t>
+        <w:br/>
+        <w:br/>
+        <w:br/>
+        <w:br/>
+        <w:t xml:space="preserve">            var key = Normalize(variableName);</w:t>
+        <w:br/>
+        <w:br/>
+        <w:t xml:space="preserve">            if (!GameStateKeys.IsValid(key)) Debug.LogWarning($"[GameStateVariableStorage] Invalid variable name '{variableName}' (normalized to '{key}'). Variable names must be non-empty and can only contain letters, numbers, and underscores.");</w:t>
+        <w:br/>
+        <w:br/>
+        <w:br/>
+        <w:br/>
+        <w:t xml:space="preserve">            var state = State;</w:t>
+        <w:br/>
+        <w:br/>
+        <w:t xml:space="preserve">            if (state == null) return false;</w:t>
+        <w:br/>
+        <w:br/>
+        <w:br/>
+        <w:br/>
+        <w:t xml:space="preserve">            if (typeof(T) == typeof(bool))</w:t>
+        <w:br/>
+        <w:br/>
+        <w:t xml:space="preserve">            {</w:t>
+        <w:br/>
+        <w:br/>
+        <w:t xml:space="preserve">                object value = state.CheckFlag(key);</w:t>
+        <w:br/>
+        <w:br/>
+        <w:t xml:space="preserve">                result = (T)value;</w:t>
+        <w:br/>
+        <w:br/>
+        <w:t xml:space="preserve">                return true;</w:t>
+        <w:br/>
+        <w:br/>
+        <w:t xml:space="preserve">            }</w:t>
+        <w:br/>
+        <w:br/>
+        <w:br/>
+        <w:br/>
+        <w:t xml:space="preserve">            if (typeof(T) == typeof(float))</w:t>
+        <w:br/>
+        <w:br/>
+        <w:t xml:space="preserve">            {</w:t>
+        <w:br/>
+        <w:br/>
+        <w:t xml:space="preserve">                object value = (float)state.Get(key);</w:t>
+        <w:br/>
+        <w:br/>
+        <w:t xml:space="preserve">                result = (T)value;</w:t>
+        <w:br/>
+        <w:br/>
+        <w:t xml:space="preserve">                return true;</w:t>
+        <w:br/>
+        <w:br/>
+        <w:t xml:space="preserve">            }</w:t>
+        <w:br/>
+        <w:br/>
+        <w:br/>
+        <w:br/>
+        <w:t xml:space="preserve">            if (typeof(T) == typeof(string))</w:t>
+        <w:br/>
+        <w:br/>
+        <w:t xml:space="preserve">            {</w:t>
+        <w:br/>
+        <w:br/>
+        <w:t xml:space="preserve">                object value = state.CheckFlag(key) ? "true" : "false";</w:t>
+        <w:br/>
+        <w:br/>
+        <w:t xml:space="preserve">                result = (T)value;</w:t>
+        <w:br/>
+        <w:br/>
+        <w:t xml:space="preserve">                return true;</w:t>
+        <w:br/>
+        <w:br/>
+        <w:t xml:space="preserve">            }</w:t>
+        <w:br/>
+        <w:br/>
+        <w:br/>
+        <w:br/>
+        <w:t xml:space="preserve">            return false;</w:t>
+        <w:br/>
+        <w:br/>
+        <w:t xml:space="preserve">        }</w:t>
+        <w:br/>
+        <w:br/>
+        <w:br/>
+        <w:br/>
+        <w:t xml:space="preserve">        public override void SetValue(string variableName, string value)</w:t>
+        <w:br/>
+        <w:br/>
+        <w:t xml:space="preserve">        {</w:t>
+        <w:br/>
+        <w:br/>
+        <w:t xml:space="preserve">            // For string values, we only support "true"/"false" for convenience, and store them as boolean flags in the PlayerStateService.</w:t>
+        <w:br/>
+        <w:br/>
+        <w:t xml:space="preserve">        }</w:t>
+        <w:br/>
+        <w:br/>
+        <w:t xml:space="preserve">        //set States via Yarn should only accept numeric values</w:t>
+        <w:br/>
+        <w:br/>
+        <w:t xml:space="preserve">        public override void SetValue(string variableName, float value)</w:t>
+        <w:br/>
+        <w:br/>
+        <w:t xml:space="preserve">        {</w:t>
+        <w:br/>
+        <w:br/>
+        <w:t xml:space="preserve">            var key = Normalize(variableName);</w:t>
+        <w:br/>
+        <w:br/>
+        <w:t xml:space="preserve">            if (!GameStateKeys.IsValid(key)) Debug.LogWarning("Creating new game state keys via Yarn");</w:t>
+        <w:br/>
+        <w:br/>
+        <w:t xml:space="preserve">            // allow creating new keys via Yarn, but only boolean flags are supported for GameState keys.</w:t>
+        <w:br/>
+        <w:br/>
+        <w:br/>
+        <w:br/>
+        <w:t xml:space="preserve">            var state = State;</w:t>
+        <w:br/>
+        <w:br/>
+        <w:t xml:space="preserve">            if (state == null) return;</w:t>
+        <w:br/>
+        <w:br/>
+        <w:br/>
+        <w:br/>
+        <w:t xml:space="preserve">            state.SetFlag(key, value &gt;= 1f);</w:t>
+        <w:br/>
+        <w:br/>
+        <w:t xml:space="preserve">        }</w:t>
+        <w:br/>
+        <w:br/>
+        <w:br/>
+        <w:br/>
+        <w:br/>
+        <w:br/>
+        <w:t xml:space="preserve">        //set Flags via Yarn should only accept boolean values, but we can also interpret "true"/"false" strings for convenience.</w:t>
+        <w:br/>
+        <w:br/>
+        <w:t xml:space="preserve">        public override void SetValue(string variableName, bool value)</w:t>
+        <w:br/>
+        <w:br/>
+        <w:t xml:space="preserve">        {</w:t>
+        <w:br/>
+        <w:br/>
+        <w:t xml:space="preserve">            var key = Normalize(variableName);</w:t>
+        <w:br/>
+        <w:br/>
+        <w:t xml:space="preserve">             if (!GameStateKeys.IsValid(key)) Debug.LogWarning("Creating new flag keys via Yarn");</w:t>
+        <w:br/>
+        <w:br/>
+        <w:br/>
+        <w:br/>
+        <w:t xml:space="preserve">            var state = State;</w:t>
+        <w:br/>
+        <w:br/>
+        <w:t xml:space="preserve">            if (state == null) return;</w:t>
+        <w:br/>
+        <w:br/>
+        <w:br/>
+        <w:br/>
+        <w:t xml:space="preserve">            state.SetFlag(key, value);</w:t>
+        <w:br/>
+        <w:br/>
+        <w:t xml:space="preserve">        }</w:t>
+        <w:br/>
+        <w:br/>
+        <w:br/>
+        <w:br/>
+        <w:t xml:space="preserve">        public override bool Contains(string variableName)</w:t>
+        <w:br/>
+        <w:br/>
+        <w:t xml:space="preserve">        {</w:t>
+        <w:br/>
+        <w:br/>
+        <w:t xml:space="preserve">            var key = Normalize(variableName);</w:t>
+        <w:br/>
+        <w:br/>
+        <w:t xml:space="preserve">            // if (!GameStateKeys.IsValid(key)) return false;</w:t>
+        <w:br/>
+        <w:br/>
+        <w:t xml:space="preserve">            return State != null;</w:t>
+        <w:br/>
+        <w:br/>
+        <w:t xml:space="preserve">        }</w:t>
+        <w:br/>
+        <w:br/>
+        <w:br/>
+        <w:br/>
+        <w:t xml:space="preserve">        public override (Dictionary&lt;string, float&gt; FloatVariables,</w:t>
+        <w:br/>
+        <w:br/>
+        <w:t xml:space="preserve">            Dictionary&lt;string, string&gt; StringVariables,</w:t>
+        <w:br/>
+        <w:br/>
+        <w:t xml:space="preserve">            Dictionary&lt;string, bool&gt; BoolVariables) GetAllVariables()</w:t>
+        <w:br/>
+        <w:br/>
+        <w:t xml:space="preserve">        {</w:t>
+        <w:br/>
+        <w:br/>
+        <w:t xml:space="preserve">            var floats = new Dictionary&lt;string, float&gt;();</w:t>
+        <w:br/>
+        <w:br/>
+        <w:t xml:space="preserve">            var strings = new Dictionary&lt;string, string&gt;();</w:t>
+        <w:br/>
+        <w:br/>
+        <w:t xml:space="preserve">            var bools = new Dictionary&lt;string, bool&gt;();</w:t>
+        <w:br/>
+        <w:br/>
+        <w:t xml:space="preserve">            var state = State;</w:t>
+        <w:br/>
+        <w:br/>
+        <w:t xml:space="preserve">            if (state == null) return (floats, strings, bools);</w:t>
+        <w:br/>
+        <w:br/>
+        <w:br/>
+        <w:br/>
+        <w:t xml:space="preserve">            var snapshot = state.GetFlagsSnapshot();</w:t>
+        <w:br/>
+        <w:br/>
+        <w:t xml:space="preserve">            if (snapshot == null) return (floats, strings, bools);</w:t>
+        <w:br/>
+        <w:br/>
+        <w:br/>
+        <w:br/>
+        <w:t xml:space="preserve">            foreach (var kv in snapshot)</w:t>
+        <w:br/>
+        <w:br/>
+        <w:t xml:space="preserve">            {</w:t>
+        <w:br/>
+        <w:br/>
+        <w:t xml:space="preserve">                // if (!GameStateKeys.IsValid(kv.Key)) continue;</w:t>
+        <w:br/>
+        <w:br/>
+        <w:t xml:space="preserve">                bools[kv.Key] = kv.Value;</w:t>
+        <w:br/>
+        <w:br/>
+        <w:t xml:space="preserve">            }</w:t>
+        <w:br/>
+        <w:br/>
+        <w:br/>
+        <w:br/>
+        <w:t xml:space="preserve">            return (floats, strings, bools);</w:t>
+        <w:br/>
+        <w:br/>
+        <w:t xml:space="preserve">        }</w:t>
+        <w:br/>
+        <w:br/>
+        <w:br/>
+        <w:br/>
+        <w:t xml:space="preserve">        public override void SetAllVariables(</w:t>
+        <w:br/>
+        <w:br/>
+        <w:t xml:space="preserve">            Dictionary&lt;string, float&gt; floatVariables,</w:t>
+        <w:br/>
+        <w:br/>
+        <w:t xml:space="preserve">            Dictionary&lt;string, string&gt; stringVariables,</w:t>
+        <w:br/>
+        <w:br/>
+        <w:t xml:space="preserve">            Dictionary&lt;string, bool&gt; boolVariables,</w:t>
+        <w:br/>
+        <w:br/>
+        <w:t xml:space="preserve">            bool clearExistingVariables)</w:t>
+        <w:br/>
+        <w:br/>
+        <w:t xml:space="preserve">        {</w:t>
+        <w:br/>
+        <w:br/>
+        <w:t xml:space="preserve">            var state = State;</w:t>
+        <w:br/>
+        <w:br/>
+        <w:t xml:space="preserve">            if (state == null) return;</w:t>
+        <w:br/>
+        <w:br/>
+        <w:br/>
+        <w:br/>
+        <w:t xml:space="preserve">            if (clearExistingVariables)</w:t>
+        <w:br/>
+        <w:br/>
+        <w:t xml:space="preserve">            {</w:t>
+        <w:br/>
+        <w:br/>
+        <w:t xml:space="preserve">                // No-op: PlayerState persists globally and should not be wiped here.</w:t>
+        <w:br/>
+        <w:br/>
+        <w:t xml:space="preserve">            }</w:t>
+        <w:br/>
+        <w:br/>
+        <w:br/>
+        <w:br/>
+        <w:t xml:space="preserve">            if (boolVariables != null)</w:t>
+        <w:br/>
+        <w:br/>
+        <w:t xml:space="preserve">            {</w:t>
+        <w:br/>
+        <w:br/>
+        <w:t xml:space="preserve">                foreach (var kv in boolVariables)</w:t>
+        <w:br/>
+        <w:br/>
+        <w:t xml:space="preserve">                {</w:t>
+        <w:br/>
+        <w:br/>
+        <w:t xml:space="preserve">                    var key = Normalize(kv.Key);</w:t>
+        <w:br/>
+        <w:br/>
+        <w:t xml:space="preserve">                    // if (!GameStateKeys.IsValid(key)) continue;</w:t>
+        <w:br/>
+        <w:br/>
+        <w:t xml:space="preserve">                    state.SetFlag(key, kv.Value);</w:t>
+        <w:br/>
+        <w:br/>
+        <w:t xml:space="preserve">                }</w:t>
+        <w:br/>
+        <w:br/>
+        <w:t xml:space="preserve">            }</w:t>
+        <w:br/>
+        <w:br/>
+        <w:br/>
+        <w:br/>
+        <w:t xml:space="preserve">            if (floatVariables != null)</w:t>
+        <w:br/>
+        <w:br/>
+        <w:t xml:space="preserve">            {</w:t>
+        <w:br/>
+        <w:br/>
+        <w:t xml:space="preserve">                foreach (var kv in floatVariables)</w:t>
+        <w:br/>
+        <w:br/>
+        <w:t xml:space="preserve">                {</w:t>
+        <w:br/>
+        <w:br/>
+        <w:t xml:space="preserve">                    var key = Normalize(kv.Key);</w:t>
+        <w:br/>
+        <w:br/>
+        <w:t xml:space="preserve">                    // if (!GameStateKeys.IsValid(key)) continue;</w:t>
+        <w:br/>
+        <w:br/>
+        <w:t xml:space="preserve">                    state.SetFlag(key, kv.Value &gt;= 1f);</w:t>
+        <w:br/>
+        <w:br/>
+        <w:t xml:space="preserve">                }</w:t>
+        <w:br/>
+        <w:br/>
+        <w:t xml:space="preserve">            }</w:t>
+        <w:br/>
+        <w:br/>
+        <w:t xml:space="preserve">        }</w:t>
+        <w:br/>
+        <w:br/>
+        <w:br/>
+        <w:br/>
+        <w:t xml:space="preserve">        // Normalizes a variable name by removing a leading '$' if present. This allows Yarn scripts to reference variables with or without the '$' prefix for convenience.</w:t>
+        <w:br/>
+        <w:br/>
+        <w:t xml:space="preserve">        private static string </w:t>
+        <w:br/>
+        <w:br/>
+        <w:t xml:space="preserve">        Normalize(string variableName)</w:t>
+        <w:br/>
+        <w:br/>
+        <w:t xml:space="preserve">        {</w:t>
+        <w:br/>
+        <w:br/>
+        <w:t xml:space="preserve">            if (string.IsNullOrWhiteSpace(variableName)) return string.Empty;</w:t>
+        <w:br/>
+        <w:br/>
+        <w:t xml:space="preserve">            return variableName[0] == '$' ? variableName.Substring(1) : variableName;</w:t>
+        <w:br/>
+        <w:br/>
+        <w:t xml:space="preserve">        }</w:t>
+        <w:br/>
+        <w:br/>
+        <w:t xml:space="preserve">    }</w:t>
+        <w:br/>
+        <w:br/>
+        <w:t>}</w:t>
+        <w:br/>
+        <w:br/>
+      </w:r>
+    </w:p>
+    <w:p>
+      <w:r>
+        <w:rPr>
+          <w:rFonts w:ascii="Times New Roman" w:hAnsi="Times New Roman" w:eastAsia="Times New Roman"/>
+          <w:b/>
+          <w:sz w:val="28"/>
+        </w:rPr>
+        <w:t>File NarrativeService.cs</w:t>
+      </w:r>
+    </w:p>
+    <w:p>
+      <w:r>
+        <w:rPr>
+          <w:rFonts w:ascii="Times New Roman" w:hAnsi="Times New Roman" w:eastAsia="Times New Roman"/>
+          <w:sz w:val="28"/>
+        </w:rPr>
+        <w:t>using UnityEngine;</w:t>
+        <w:br/>
+        <w:br/>
+        <w:t>using Yarn.Unity;</w:t>
+        <w:br/>
+        <w:br/>
+        <w:t>using SeriousGame.App;</w:t>
+        <w:br/>
+        <w:br/>
+        <w:t>using SeriousGame.Runtime;</w:t>
+        <w:br/>
+        <w:br/>
+        <w:br/>
+        <w:br/>
+        <w:t>namespace SeriousGame.Narrative</w:t>
+        <w:br/>
+        <w:br/>
+        <w:t>{</w:t>
+        <w:br/>
+        <w:br/>
+        <w:t xml:space="preserve">    public class NarrativeService</w:t>
+        <w:br/>
+        <w:br/>
+        <w:t xml:space="preserve">    {</w:t>
+        <w:br/>
+        <w:br/>
+        <w:t xml:space="preserve">        private readonly AppContext _context;</w:t>
+        <w:br/>
+        <w:br/>
+        <w:t xml:space="preserve">        private DialogueRunner _runner;</w:t>
+        <w:br/>
+        <w:br/>
+        <w:t xml:space="preserve">        private PlayerController _player;</w:t>
+        <w:br/>
+        <w:br/>
+        <w:br/>
+        <w:br/>
+        <w:t xml:space="preserve">        public NarrativeService(AppContext context)</w:t>
+        <w:br/>
+        <w:br/>
+        <w:t xml:space="preserve">        {</w:t>
+        <w:br/>
+        <w:br/>
+        <w:t xml:space="preserve">            _context = context;</w:t>
+        <w:br/>
+        <w:br/>
+        <w:t xml:space="preserve">        }</w:t>
+        <w:br/>
+        <w:br/>
+        <w:br/>
+        <w:br/>
+        <w:t xml:space="preserve">        private void OnDialogueStarted()</w:t>
+        <w:br/>
+        <w:br/>
+        <w:t xml:space="preserve">        {   </w:t>
+        <w:br/>
+        <w:br/>
+        <w:t xml:space="preserve">            if (_player != null)</w:t>
+        <w:br/>
+        <w:br/>
+        <w:t xml:space="preserve">            {</w:t>
+        <w:br/>
+        <w:br/>
+        <w:t xml:space="preserve">                // Khoá di chuyển, xoay chuột, hiện Cursor</w:t>
+        <w:br/>
+        <w:br/>
+        <w:t xml:space="preserve">                _player.SetLockState(true);</w:t>
+        <w:br/>
+        <w:br/>
+        <w:t xml:space="preserve">                Debug.Log("[NarrativeService] Dialogue started, locking player controls.");</w:t>
+        <w:br/>
+        <w:br/>
+        <w:t xml:space="preserve">            }</w:t>
+        <w:br/>
+        <w:br/>
+        <w:t xml:space="preserve">        }</w:t>
+        <w:br/>
+        <w:br/>
+        <w:br/>
+        <w:br/>
+        <w:t xml:space="preserve">        private void OnDialogueEnded()</w:t>
+        <w:br/>
+        <w:br/>
+        <w:t xml:space="preserve">        {</w:t>
+        <w:br/>
+        <w:br/>
+        <w:t xml:space="preserve">            if (_player != null)</w:t>
+        <w:br/>
+        <w:br/>
+        <w:t xml:space="preserve">            {</w:t>
+        <w:br/>
+        <w:br/>
+        <w:t xml:space="preserve">                // Mở lại di chuyển, ẩn Cursor để tiếp tục chơi</w:t>
+        <w:br/>
+        <w:br/>
+        <w:t xml:space="preserve">                _player.SetLockState(false);</w:t>
+        <w:br/>
+        <w:br/>
+        <w:t xml:space="preserve">                Debug.Log("[NarrativeService] Dialogue ended, unlocking player controls.");</w:t>
+        <w:br/>
+        <w:br/>
+        <w:t xml:space="preserve">            }</w:t>
+        <w:br/>
+        <w:br/>
+        <w:t xml:space="preserve">        }</w:t>
+        <w:br/>
+        <w:br/>
+        <w:br/>
+        <w:br/>
+        <w:t xml:space="preserve">        public string CurrentNode { get; private set; }</w:t>
+        <w:br/>
+        <w:br/>
+        <w:br/>
+        <w:br/>
+        <w:t xml:space="preserve">        public void BindRunner(DialogueRunner runner)</w:t>
+        <w:br/>
+        <w:br/>
+        <w:t xml:space="preserve">        {</w:t>
+        <w:br/>
+        <w:br/>
+        <w:t xml:space="preserve">            if (_runner == runner) return;</w:t>
+        <w:br/>
+        <w:br/>
+        <w:t xml:space="preserve">            UnbindRunner();</w:t>
+        <w:br/>
+        <w:br/>
+        <w:br/>
+        <w:br/>
+        <w:t xml:space="preserve">            _runner = runner;</w:t>
+        <w:br/>
+        <w:br/>
+        <w:t xml:space="preserve">            if (_runner != null)</w:t>
+        <w:br/>
+        <w:br/>
+        <w:t xml:space="preserve">            {</w:t>
+        <w:br/>
+        <w:br/>
+        <w:t xml:space="preserve">                _runner.onDialogueStart.AddListener(OnDialogueStarted);</w:t>
+        <w:br/>
+        <w:br/>
+        <w:t xml:space="preserve">                _runner.onDialogueComplete.AddListener(OnDialogueEnded);</w:t>
+        <w:br/>
+        <w:br/>
+        <w:t xml:space="preserve">            }</w:t>
+        <w:br/>
+        <w:br/>
+        <w:t xml:space="preserve">        }</w:t>
+        <w:br/>
+        <w:br/>
+        <w:br/>
+        <w:br/>
+        <w:t xml:space="preserve">        public void UnbindRunner()</w:t>
+        <w:br/>
+        <w:br/>
+        <w:t xml:space="preserve">        {</w:t>
+        <w:br/>
+        <w:br/>
+        <w:t xml:space="preserve">            if (_runner == null) return;</w:t>
+        <w:br/>
+        <w:br/>
+        <w:t xml:space="preserve">            _runner.onDialogueStart.RemoveListener(OnDialogueStarted);</w:t>
+        <w:br/>
+        <w:br/>
+        <w:t xml:space="preserve">            _runner.onDialogueComplete.RemoveListener(OnDialogueEnded);</w:t>
+        <w:br/>
+        <w:br/>
+        <w:t xml:space="preserve">            _runner = null;</w:t>
+        <w:br/>
+        <w:br/>
+        <w:t xml:space="preserve">        }</w:t>
+        <w:br/>
+        <w:br/>
+        <w:br/>
+        <w:br/>
+        <w:t xml:space="preserve">        public void BindPlayer(PlayerController player)</w:t>
+        <w:br/>
+        <w:br/>
+        <w:t xml:space="preserve">        {</w:t>
+        <w:br/>
+        <w:br/>
+        <w:t xml:space="preserve">            _player = player;</w:t>
+        <w:br/>
+        <w:br/>
+        <w:t xml:space="preserve">        }</w:t>
+        <w:br/>
+        <w:br/>
+        <w:br/>
+        <w:br/>
+        <w:t xml:space="preserve">        public void SetCurrentNode(string nodeName)</w:t>
+        <w:br/>
+        <w:br/>
+        <w:t xml:space="preserve">        {</w:t>
+        <w:br/>
+        <w:br/>
+        <w:t xml:space="preserve">            CurrentNode = nodeName;</w:t>
+        <w:br/>
+        <w:br/>
+        <w:t xml:space="preserve">        }</w:t>
+        <w:br/>
+        <w:br/>
+        <w:br/>
+        <w:br/>
+        <w:t xml:space="preserve">        public void StartNode(string nodeName)</w:t>
+        <w:br/>
+        <w:br/>
+        <w:t xml:space="preserve">        {</w:t>
+        <w:br/>
+        <w:br/>
+        <w:t xml:space="preserve">            if (string.IsNullOrWhiteSpace(nodeName)) return;</w:t>
+        <w:br/>
+        <w:br/>
+        <w:t xml:space="preserve">            if (_runner == null)</w:t>
+        <w:br/>
+        <w:br/>
+        <w:t xml:space="preserve">            {</w:t>
+        <w:br/>
+        <w:br/>
+        <w:t xml:space="preserve">                Debug.LogWarning("[NarrativeService] DialogueRunner not bound.");</w:t>
+        <w:br/>
+        <w:br/>
+        <w:t xml:space="preserve">                return;</w:t>
+        <w:br/>
+        <w:br/>
+        <w:t xml:space="preserve">            }</w:t>
+        <w:br/>
+        <w:br/>
+        <w:br/>
+        <w:br/>
+        <w:t xml:space="preserve">            CurrentNode = nodeName;</w:t>
+        <w:br/>
+        <w:br/>
+        <w:t xml:space="preserve">            _runner.StartDialogue(nodeName);</w:t>
+        <w:br/>
+        <w:br/>
+        <w:t xml:space="preserve">        }</w:t>
+        <w:br/>
+        <w:br/>
+        <w:br/>
+        <w:br/>
+        <w:t xml:space="preserve">        public AppContext GetContext()</w:t>
+        <w:br/>
+        <w:br/>
+        <w:t xml:space="preserve">        {</w:t>
+        <w:br/>
+        <w:br/>
+        <w:t xml:space="preserve">            return _context;</w:t>
+        <w:br/>
+        <w:br/>
+        <w:t xml:space="preserve">        }</w:t>
+        <w:br/>
+        <w:br/>
+        <w:t xml:space="preserve">        public void Dispose()</w:t>
+        <w:br/>
+        <w:br/>
+        <w:t xml:space="preserve">        {</w:t>
+        <w:br/>
+        <w:br/>
+        <w:t xml:space="preserve">            UnbindRunner();</w:t>
+        <w:br/>
+        <w:br/>
+        <w:t xml:space="preserve">        }</w:t>
+        <w:br/>
+        <w:br/>
+        <w:t xml:space="preserve">    }</w:t>
+        <w:br/>
+        <w:br/>
+        <w:t>}</w:t>
+        <w:br/>
+        <w:br/>
+      </w:r>
+    </w:p>
+    <w:p>
+      <w:r>
+        <w:rPr>
+          <w:rFonts w:ascii="Times New Roman" w:hAnsi="Times New Roman" w:eastAsia="Times New Roman"/>
+          <w:b/>
+          <w:sz w:val="28"/>
+        </w:rPr>
+        <w:t>File YarnAutoStart.cs</w:t>
+      </w:r>
+    </w:p>
+    <w:p>
+      <w:r>
+        <w:rPr>
+          <w:rFonts w:ascii="Times New Roman" w:hAnsi="Times New Roman" w:eastAsia="Times New Roman"/>
+          <w:sz w:val="28"/>
+        </w:rPr>
+        <w:t>// using UnityEngine;</w:t>
+        <w:br/>
+        <w:br/>
+        <w:t>// using SeriousGame.App;</w:t>
+        <w:br/>
+        <w:br/>
+        <w:br/>
+        <w:br/>
+        <w:t>// namespace SeriousGame.Narrative</w:t>
+        <w:br/>
+        <w:br/>
+        <w:t>// {</w:t>
+        <w:br/>
+        <w:br/>
+        <w:t>//     public class YarnAutoStart : MonoBehaviour</w:t>
+        <w:br/>
+        <w:br/>
+        <w:t>//     {</w:t>
+        <w:br/>
+        <w:br/>
+        <w:t>//         public string nodeName;</w:t>
+        <w:br/>
+        <w:br/>
+        <w:t>//         public bool startOnEnable = true;</w:t>
+        <w:br/>
+        <w:br/>
+        <w:br/>
+        <w:br/>
+        <w:t>//         private void Start()</w:t>
+        <w:br/>
+        <w:br/>
+        <w:t>//         {</w:t>
+        <w:br/>
+        <w:br/>
+        <w:t>//             if (startOnEnable)</w:t>
+        <w:br/>
+        <w:br/>
+        <w:t>//                 StartNode();</w:t>
+        <w:br/>
+        <w:br/>
+        <w:t>//         }</w:t>
+        <w:br/>
+        <w:br/>
+        <w:br/>
+        <w:br/>
+        <w:t>//         public void StartNode()</w:t>
+        <w:br/>
+        <w:br/>
+        <w:t>//         {</w:t>
+        <w:br/>
+        <w:br/>
+        <w:t>//             var ctx = GameBootstrap.Context;</w:t>
+        <w:br/>
+        <w:br/>
+        <w:t>//             if (ctx == null || ctx.Narrative == null) return;</w:t>
+        <w:br/>
+        <w:br/>
+        <w:t>//             ctx.Narrative.StartNode(nodeName);</w:t>
+        <w:br/>
+        <w:br/>
+        <w:t>//         }</w:t>
+        <w:br/>
+        <w:br/>
+        <w:t>//     }</w:t>
+        <w:br/>
+        <w:br/>
+        <w:t>// }</w:t>
+        <w:br/>
+        <w:br/>
+      </w:r>
+    </w:p>
+    <w:p>
+      <w:r>
+        <w:rPr>
+          <w:rFonts w:ascii="Times New Roman" w:hAnsi="Times New Roman" w:eastAsia="Times New Roman"/>
+          <w:b/>
+          <w:sz w:val="28"/>
+        </w:rPr>
+        <w:t>File YarnCommandBridge.cs</w:t>
+      </w:r>
+    </w:p>
+    <w:p>
+      <w:r>
+        <w:rPr>
+          <w:rFonts w:ascii="Times New Roman" w:hAnsi="Times New Roman" w:eastAsia="Times New Roman"/>
+          <w:sz w:val="28"/>
+        </w:rPr>
+        <w:t>using UnityEngine;</w:t>
+        <w:br/>
+        <w:br/>
+        <w:t>using UnityEngine.SceneManagement;</w:t>
+        <w:br/>
+        <w:br/>
+        <w:t>using Yarn.Unity;</w:t>
+        <w:br/>
+        <w:br/>
+        <w:t>using SeriousGame.App;</w:t>
+        <w:br/>
+        <w:br/>
         <w:t>using SeriousGame.Trace;</w:t>
         <w:br/>
         <w:br/>
-        <w:br/>
-        <w:br/>
-        <w:t>namespace SeriousGame.Feedback</w:t>
+        <w:t>using SeriousGame.State;</w:t>
+        <w:br/>
+        <w:br/>
+        <w:t>using SeriousGame.Runtime;</w:t>
+        <w:br/>
+        <w:br/>
+        <w:br/>
+        <w:br/>
+        <w:t>namespace SeriousGame.Narrative</w:t>
         <w:br/>
         <w:br/>
         <w:t>{</w:t>
         <w:br/>
         <w:br/>
-        <w:t xml:space="preserve">    public class FeedbackService</w:t>
+        <w:t xml:space="preserve">    public class YarnCommandBridge : MonoBehaviour</w:t>
         <w:br/>
         <w:br/>
         <w:t xml:space="preserve">    {</w:t>
         <w:br/>
         <w:br/>
-        <w:t xml:space="preserve">        private readonly TraceService _trace;</w:t>
-        <w:br/>
-        <w:br/>
-        <w:t xml:space="preserve">        private readonly TraceTaxonomySO _taxonomy;</w:t>
-        <w:br/>
-        <w:br/>
-        <w:br/>
-        <w:br/>
-        <w:t xml:space="preserve">        public FeedbackService(TraceService trace, TraceTaxonomySO taxonomy)</w:t>
+        <w:t xml:space="preserve">        [Header("Context (optional override)")]</w:t>
+        <w:br/>
+        <w:br/>
+        <w:t xml:space="preserve">        // [SerializeField] private AppContext contextOverride;</w:t>
+        <w:br/>
+        <w:br/>
+        <w:br/>
+        <w:br/>
+        <w:t xml:space="preserve">        [Header("Yarn")]</w:t>
+        <w:br/>
+        <w:br/>
+        <w:t xml:space="preserve">        [SerializeField] private DialogueRunner runner;</w:t>
+        <w:br/>
+        <w:br/>
+        <w:br/>
+        <w:br/>
+        <w:t xml:space="preserve">        [Header("Optional Player")]</w:t>
+        <w:br/>
+        <w:br/>
+        <w:t xml:space="preserve">        [SerializeField] private PlayerController player;</w:t>
+        <w:br/>
+        <w:br/>
+        <w:br/>
+        <w:br/>
+        <w:t xml:space="preserve">        // private AppContext Context =&gt; contextOverride != null ? contextOverride : GameBootstrap.Context;</w:t>
+        <w:br/>
+        <w:br/>
+        <w:t xml:space="preserve">        private static AppContext Context =&gt; GameBootstrap.Context;</w:t>
+        <w:br/>
+        <w:br/>
+        <w:br/>
+        <w:br/>
+        <w:t xml:space="preserve">        private void Awake()</w:t>
         <w:br/>
         <w:br/>
         <w:t xml:space="preserve">        {</w:t>
         <w:br/>
         <w:br/>
-        <w:t xml:space="preserve">            _trace = trace;</w:t>
-        <w:br/>
-        <w:br/>
-        <w:t xml:space="preserve">            _taxonomy = taxonomy;</w:t>
+        <w:t xml:space="preserve">            var ctx = Context;</w:t>
+        <w:br/>
+        <w:br/>
+        <w:t xml:space="preserve">            if (ctx != null &amp;&amp; ctx.Narrative != null)</w:t>
+        <w:br/>
+        <w:br/>
+        <w:t xml:space="preserve">            {</w:t>
+        <w:br/>
+        <w:br/>
+        <w:t xml:space="preserve">                if (runner != null)</w:t>
+        <w:br/>
+        <w:br/>
+        <w:t xml:space="preserve">                    ctx.Narrative.BindRunner(runner);</w:t>
+        <w:br/>
+        <w:br/>
+        <w:t xml:space="preserve">                if (player != null)</w:t>
+        <w:br/>
+        <w:br/>
+        <w:t xml:space="preserve">                    ctx.Narrative.BindPlayer(player);</w:t>
+        <w:br/>
+        <w:br/>
+        <w:t xml:space="preserve">            }</w:t>
         <w:br/>
         <w:br/>
         <w:t xml:space="preserve">        }</w:t>
@@ -1241,132 +2946,509 @@
         <w:br/>
         <w:br/>
         <w:br/>
-        <w:t xml:space="preserve">        public FeedbackReport GenerateEndChapterReport(string sessionId, EpisodeSO episode)</w:t>
+        <w:t xml:space="preserve">        private void OnDestroy()</w:t>
         <w:br/>
         <w:br/>
         <w:t xml:space="preserve">        {</w:t>
         <w:br/>
         <w:br/>
-        <w:t xml:space="preserve">            var report = new FeedbackReport();</w:t>
-        <w:br/>
-        <w:br/>
-        <w:t xml:space="preserve">            var events = _trace.GetSession(sessionId);</w:t>
-        <w:br/>
-        <w:br/>
-        <w:br/>
-        <w:br/>
-        <w:t xml:space="preserve">            // Count by traceTypeId</w:t>
-        <w:br/>
-        <w:br/>
-        <w:t xml:space="preserve">            var count = new Dictionary&lt;string, int&gt;();</w:t>
-        <w:br/>
-        <w:br/>
-        <w:t xml:space="preserve">            foreach (var e in events)</w:t>
-        <w:br/>
-        <w:br/>
-        <w:t xml:space="preserve">            {</w:t>
-        <w:br/>
-        <w:br/>
-        <w:t xml:space="preserve">                if (string.IsNullOrWhiteSpace(e.traceTypeId)) continue;</w:t>
-        <w:br/>
-        <w:br/>
-        <w:t xml:space="preserve">                if (!count.ContainsKey(e.traceTypeId)) count[e.traceTypeId] = 0;</w:t>
-        <w:br/>
-        <w:br/>
-        <w:t xml:space="preserve">                count[e.traceTypeId]++;</w:t>
-        <w:br/>
-        <w:br/>
-        <w:t xml:space="preserve">            }</w:t>
-        <w:br/>
-        <w:br/>
-        <w:br/>
-        <w:br/>
-        <w:t xml:space="preserve">            int score = 0;</w:t>
-        <w:br/>
-        <w:br/>
-        <w:t xml:space="preserve">            foreach (var kv in count)</w:t>
-        <w:br/>
-        <w:br/>
-        <w:t xml:space="preserve">            {</w:t>
-        <w:br/>
-        <w:br/>
-        <w:t xml:space="preserve">                var def = _taxonomy != null ? _taxonomy.Find(kv.Key) : null;</w:t>
-        <w:br/>
-        <w:br/>
-        <w:t xml:space="preserve">                int w = def != null ? def.riskWeight : 0;</w:t>
-        <w:br/>
-        <w:br/>
-        <w:t xml:space="preserve">                score += w * kv.Value;</w:t>
-        <w:br/>
-        <w:br/>
-        <w:br/>
-        <w:br/>
-        <w:t xml:space="preserve">                var title = def != null ? def.displayName : kv.Key;</w:t>
-        <w:br/>
-        <w:br/>
-        <w:t xml:space="preserve">                var detail = def != null ? def.description : "Không có mô tả traceType (bạn cần bổ sung TraceTypeSO).";</w:t>
-        <w:br/>
-        <w:br/>
-        <w:br/>
-        <w:br/>
-        <w:t xml:space="preserve">                report.items.Add(new FeedbackItem</w:t>
-        <w:br/>
-        <w:br/>
-        <w:t xml:space="preserve">                {</w:t>
-        <w:br/>
-        <w:br/>
-        <w:t xml:space="preserve">                    title = $"{title} (x{kv.Value})",</w:t>
-        <w:br/>
-        <w:br/>
-        <w:t xml:space="preserve">                    detail = detail,</w:t>
-        <w:br/>
-        <w:br/>
-        <w:t xml:space="preserve">                    scoreDelta = w * kv.Value</w:t>
-        <w:br/>
-        <w:br/>
-        <w:t xml:space="preserve">                });</w:t>
-        <w:br/>
-        <w:br/>
-        <w:t xml:space="preserve">            }</w:t>
-        <w:br/>
-        <w:br/>
-        <w:br/>
-        <w:br/>
-        <w:t xml:space="preserve">            report.totalRiskScore = score;</w:t>
-        <w:br/>
-        <w:br/>
-        <w:br/>
-        <w:br/>
-        <w:t xml:space="preserve">            // Compose text quick MVP</w:t>
-        <w:br/>
-        <w:br/>
-        <w:t xml:space="preserve">            var epTitle = episode != null ? episode.title : "Episode";</w:t>
-        <w:br/>
-        <w:br/>
-        <w:t xml:space="preserve">            var text = $"TỔNG KẾT: {epTitle}\n";</w:t>
-        <w:br/>
-        <w:br/>
-        <w:t xml:space="preserve">            text += $"RiskScore: {score} (âm là tốt, dương là rủi ro)\n\n";</w:t>
-        <w:br/>
-        <w:br/>
-        <w:t xml:space="preserve">            foreach (var it in report.items)</w:t>
-        <w:br/>
-        <w:br/>
-        <w:t xml:space="preserve">            {</w:t>
-        <w:br/>
-        <w:br/>
-        <w:t xml:space="preserve">                text += $"- {it.title}: {it.scoreDelta}\n  {it.detail}\n";</w:t>
-        <w:br/>
-        <w:br/>
-        <w:t xml:space="preserve">            }</w:t>
-        <w:br/>
-        <w:br/>
-        <w:br/>
-        <w:br/>
-        <w:t xml:space="preserve">            report.rawSummaryText = text;</w:t>
-        <w:br/>
-        <w:br/>
-        <w:t xml:space="preserve">            return report;</w:t>
+        <w:t xml:space="preserve">            var ctx = Context;</w:t>
+        <w:br/>
+        <w:br/>
+        <w:t xml:space="preserve">            if (ctx != null &amp;&amp; ctx.Narrative != null)</w:t>
+        <w:br/>
+        <w:br/>
+        <w:t xml:space="preserve">                ctx.Narrative.UnbindRunner();</w:t>
+        <w:br/>
+        <w:br/>
+        <w:t xml:space="preserve">        }</w:t>
+        <w:br/>
+        <w:br/>
+        <w:br/>
+        <w:br/>
+        <w:t xml:space="preserve">        [YarnCommand("trace")]</w:t>
+        <w:br/>
+        <w:br/>
+        <w:t xml:space="preserve">        public static void TraceCommand(string traceTypeId)</w:t>
+        <w:br/>
+        <w:br/>
+        <w:t xml:space="preserve">        {</w:t>
+        <w:br/>
+        <w:br/>
+        <w:t xml:space="preserve">            var ctx = Context;</w:t>
+        <w:br/>
+        <w:br/>
+        <w:t xml:space="preserve">            if (ctx == null || ctx.Trace == null) return;</w:t>
+        <w:br/>
+        <w:br/>
+        <w:br/>
+        <w:br/>
+        <w:t xml:space="preserve">            var sessionId = ctx.Session != null ? ctx.Session.CurrentSessionId : "";</w:t>
+        <w:br/>
+        <w:br/>
+        <w:t xml:space="preserve">            var actor = ctx.Session != null &amp;&amp; !string.IsNullOrWhiteSpace(ctx.Session.ParticipantId)</w:t>
+        <w:br/>
+        <w:br/>
+        <w:t xml:space="preserve">                ? ctx.Session.ParticipantId</w:t>
+        <w:br/>
+        <w:br/>
+        <w:t xml:space="preserve">                : sessionId;</w:t>
+        <w:br/>
+        <w:br/>
+        <w:t xml:space="preserve">            var yarnNode = ctx.Narrative != null ? ctx.Narrative.CurrentNode : "";</w:t>
+        <w:br/>
+        <w:br/>
+        <w:t xml:space="preserve">            var context = ctx.Trace.BuildContext(</w:t>
+        <w:br/>
+        <w:br/>
+        <w:t xml:space="preserve">                SceneManager.GetActiveScene().name,</w:t>
+        <w:br/>
+        <w:br/>
+        <w:t xml:space="preserve">                yarnNode,</w:t>
+        <w:br/>
+        <w:br/>
+        <w:t xml:space="preserve">                SceneManager.GetActiveScene().name,</w:t>
+        <w:br/>
+        <w:br/>
+        <w:t xml:space="preserve">                ctx.PlayerState != null ? ctx.PlayerState.GetSnapshot() : null);</w:t>
+        <w:br/>
+        <w:br/>
+        <w:br/>
+        <w:br/>
+        <w:t xml:space="preserve">            ctx.Trace.LogEvent(</w:t>
+        <w:br/>
+        <w:br/>
+        <w:t xml:space="preserve">                sessionId,</w:t>
+        <w:br/>
+        <w:br/>
+        <w:t xml:space="preserve">                actor,</w:t>
+        <w:br/>
+        <w:br/>
+        <w:t xml:space="preserve">                traceTypeId,</w:t>
+        <w:br/>
+        <w:br/>
+        <w:t xml:space="preserve">                string.IsNullOrWhiteSpace(yarnNode) ? "Node_Unknown" : yarnNode,</w:t>
+        <w:br/>
+        <w:br/>
+        <w:t xml:space="preserve">                null,</w:t>
+        <w:br/>
+        <w:br/>
+        <w:t xml:space="preserve">                context);</w:t>
+        <w:br/>
+        <w:br/>
+        <w:t xml:space="preserve">        }</w:t>
+        <w:br/>
+        <w:br/>
+        <w:br/>
+        <w:br/>
+        <w:t xml:space="preserve">        [YarnCommand("set_node")]</w:t>
+        <w:br/>
+        <w:br/>
+        <w:t xml:space="preserve">        public static void SetNode(string nodeName)</w:t>
+        <w:br/>
+        <w:br/>
+        <w:t xml:space="preserve">        {</w:t>
+        <w:br/>
+        <w:br/>
+        <w:t xml:space="preserve">            var ctx = Context;</w:t>
+        <w:br/>
+        <w:br/>
+        <w:t xml:space="preserve">            if (ctx == null || ctx.Narrative == null) return;</w:t>
+        <w:br/>
+        <w:br/>
+        <w:t xml:space="preserve">            ctx.Narrative.SetCurrentNode(nodeName);</w:t>
+        <w:br/>
+        <w:br/>
+        <w:t xml:space="preserve">        }</w:t>
+        <w:br/>
+        <w:br/>
+        <w:br/>
+        <w:br/>
+        <w:t xml:space="preserve">        [YarnCommand("trace_choice")]</w:t>
+        <w:br/>
+        <w:br/>
+        <w:t xml:space="preserve">        public static void TraceChoice(string choiceId, string traceTypeId)</w:t>
+        <w:br/>
+        <w:br/>
+        <w:t xml:space="preserve">        {</w:t>
+        <w:br/>
+        <w:br/>
+        <w:t xml:space="preserve">            var ctx = Context;</w:t>
+        <w:br/>
+        <w:br/>
+        <w:t xml:space="preserve">            if (ctx == null || ctx.Trace == null) return;</w:t>
+        <w:br/>
+        <w:br/>
+        <w:t xml:space="preserve">            if (string.IsNullOrWhiteSpace(traceTypeId) || string.IsNullOrWhiteSpace(choiceId)) return;</w:t>
+        <w:br/>
+        <w:br/>
+        <w:br/>
+        <w:br/>
+        <w:t xml:space="preserve">            var sessionId = ctx.Session != null ? ctx.Session.CurrentSessionId : "";</w:t>
+        <w:br/>
+        <w:br/>
+        <w:t xml:space="preserve">            var actor = ctx.Session != null &amp;&amp; !string.IsNullOrWhiteSpace(ctx.Session.ParticipantId)</w:t>
+        <w:br/>
+        <w:br/>
+        <w:t xml:space="preserve">                ? ctx.Session.ParticipantId</w:t>
+        <w:br/>
+        <w:br/>
+        <w:t xml:space="preserve">                : sessionId;</w:t>
+        <w:br/>
+        <w:br/>
+        <w:t xml:space="preserve">            var yarnNode = ctx.Narrative != null ? ctx.Narrative.CurrentNode : "";</w:t>
+        <w:br/>
+        <w:br/>
+        <w:t xml:space="preserve">            var context = ctx.Trace.BuildContext(</w:t>
+        <w:br/>
+        <w:br/>
+        <w:t xml:space="preserve">                SceneManager.GetActiveScene().name,</w:t>
+        <w:br/>
+        <w:br/>
+        <w:t xml:space="preserve">                yarnNode,</w:t>
+        <w:br/>
+        <w:br/>
+        <w:t xml:space="preserve">                SceneManager.GetActiveScene().name,</w:t>
+        <w:br/>
+        <w:br/>
+        <w:t xml:space="preserve">                ctx.PlayerState != null ? ctx.PlayerState.GetSnapshot() : null);</w:t>
+        <w:br/>
+        <w:br/>
+        <w:br/>
+        <w:br/>
+        <w:t xml:space="preserve">            ctx.Trace.LogEvent(</w:t>
+        <w:br/>
+        <w:br/>
+        <w:t xml:space="preserve">                sessionId,</w:t>
+        <w:br/>
+        <w:br/>
+        <w:t xml:space="preserve">                actor,</w:t>
+        <w:br/>
+        <w:br/>
+        <w:t xml:space="preserve">                traceTypeId,</w:t>
+        <w:br/>
+        <w:br/>
+        <w:t xml:space="preserve">                choiceId,</w:t>
+        <w:br/>
+        <w:br/>
+        <w:t xml:space="preserve">                null,</w:t>
+        <w:br/>
+        <w:br/>
+        <w:t xml:space="preserve">                context);</w:t>
+        <w:br/>
+        <w:br/>
+        <w:t xml:space="preserve">        }</w:t>
+        <w:br/>
+        <w:br/>
+        <w:br/>
+        <w:br/>
+        <w:t xml:space="preserve">        [YarnCommand("add_state")]</w:t>
+        <w:br/>
+        <w:br/>
+        <w:t xml:space="preserve">        public static void AddState(string key, int delta)</w:t>
+        <w:br/>
+        <w:br/>
+        <w:t xml:space="preserve">        {</w:t>
+        <w:br/>
+        <w:br/>
+        <w:t xml:space="preserve">            var ctx = Context;</w:t>
+        <w:br/>
+        <w:br/>
+        <w:t xml:space="preserve">            if (ctx == null || ctx.PlayerState == null) return;</w:t>
+        <w:br/>
+        <w:br/>
+        <w:t xml:space="preserve">            ctx.PlayerState.Add(key, delta);</w:t>
+        <w:br/>
+        <w:br/>
+        <w:t xml:space="preserve">        }</w:t>
+        <w:br/>
+        <w:br/>
+        <w:br/>
+        <w:br/>
+        <w:t xml:space="preserve">        [YarnCommand("load_scene")]</w:t>
+        <w:br/>
+        <w:br/>
+        <w:t xml:space="preserve">        public static void LoadScene(string sceneName)</w:t>
+        <w:br/>
+        <w:br/>
+        <w:t xml:space="preserve">        {</w:t>
+        <w:br/>
+        <w:br/>
+        <w:t xml:space="preserve">            var ctx = Context;</w:t>
+        <w:br/>
+        <w:br/>
+        <w:t xml:space="preserve">            if (ctx == null || ctx.Scenes == null) return;</w:t>
+        <w:br/>
+        <w:br/>
+        <w:t xml:space="preserve">            ctx.Scenes.Load(sceneName);</w:t>
+        <w:br/>
+        <w:br/>
+        <w:t xml:space="preserve">        }</w:t>
+        <w:br/>
+        <w:br/>
+        <w:br/>
+        <w:br/>
+        <w:t xml:space="preserve">        [YarnCommand("show_summary")]</w:t>
+        <w:br/>
+        <w:br/>
+        <w:t xml:space="preserve">        public static void ShowSummary()</w:t>
+        <w:br/>
+        <w:br/>
+        <w:t xml:space="preserve">        {</w:t>
+        <w:br/>
+        <w:br/>
+        <w:t xml:space="preserve">            SeriousGame.App.GameEventBus.RaiseSummaryRequested();</w:t>
+        <w:br/>
+        <w:br/>
+        <w:t xml:space="preserve">        }</w:t>
+        <w:br/>
+        <w:br/>
+        <w:br/>
+        <w:br/>
+        <w:t xml:space="preserve">        [YarnCommand("save_game")]</w:t>
+        <w:br/>
+        <w:br/>
+        <w:t xml:space="preserve">        public static void SaveGame()</w:t>
+        <w:br/>
+        <w:br/>
+        <w:t xml:space="preserve">        {</w:t>
+        <w:br/>
+        <w:br/>
+        <w:t xml:space="preserve">            var ctx = Context;</w:t>
+        <w:br/>
+        <w:br/>
+        <w:t xml:space="preserve">            if (ctx == null || ctx.Save == null) return;</w:t>
+        <w:br/>
+        <w:br/>
+        <w:br/>
+        <w:br/>
+        <w:t xml:space="preserve">            var episodeId = SceneManager.GetActiveScene().name;</w:t>
+        <w:br/>
+        <w:br/>
+        <w:br/>
+        <w:br/>
+        <w:t xml:space="preserve">            var currentNode = ctx.Narrative != null ? ctx.Narrative.CurrentNode : "";</w:t>
+        <w:br/>
+        <w:br/>
+        <w:t xml:space="preserve">            ctx.Save.SaveCurrent(episodeId, currentNode);</w:t>
+        <w:br/>
+        <w:br/>
+        <w:t xml:space="preserve">        }</w:t>
+        <w:br/>
+        <w:br/>
+        <w:br/>
+        <w:br/>
+        <w:t xml:space="preserve">        [YarnCommand("show_phone_chat")]</w:t>
+        <w:br/>
+        <w:br/>
+        <w:t xml:space="preserve">        public static void ShowPhoneChat(string interactionId)</w:t>
+        <w:br/>
+        <w:br/>
+        <w:t xml:space="preserve">        {</w:t>
+        <w:br/>
+        <w:br/>
+        <w:t xml:space="preserve">            if (string.IsNullOrWhiteSpace(interactionId)) return;</w:t>
+        <w:br/>
+        <w:br/>
+        <w:t xml:space="preserve">            SeriousGame.App.GameEventBus.RaisePhoneChatRequested(interactionId);</w:t>
+        <w:br/>
+        <w:br/>
+        <w:t xml:space="preserve">        }</w:t>
+        <w:br/>
+        <w:br/>
+        <w:br/>
+        <w:br/>
+        <w:t xml:space="preserve">        [YarnCommand("show_chat")]</w:t>
+        <w:br/>
+        <w:br/>
+        <w:t xml:space="preserve">        public static void ShowChat(string characterName, string message)</w:t>
+        <w:br/>
+        <w:br/>
+        <w:t xml:space="preserve">        {</w:t>
+        <w:br/>
+        <w:br/>
+        <w:t xml:space="preserve">            if (string.IsNullOrWhiteSpace(message)) return;</w:t>
+        <w:br/>
+        <w:br/>
+        <w:t xml:space="preserve">            SeriousGame.App.GameEventBus.RaisePhoneMessageReceived(characterName, message);</w:t>
+        <w:br/>
+        <w:br/>
+        <w:t xml:space="preserve">        }</w:t>
+        <w:br/>
+        <w:br/>
+        <w:br/>
+        <w:br/>
+        <w:t xml:space="preserve">        [YarnCommand("show_hint")]</w:t>
+        <w:br/>
+        <w:br/>
+        <w:t xml:space="preserve">        public static void ShowHint(string message)</w:t>
+        <w:br/>
+        <w:br/>
+        <w:t xml:space="preserve">        {</w:t>
+        <w:br/>
+        <w:br/>
+        <w:t xml:space="preserve">            if (string.IsNullOrWhiteSpace(message)) return;</w:t>
+        <w:br/>
+        <w:br/>
+        <w:t xml:space="preserve">            SeriousGame.App.GameEventBus.RaiseHintRequested(message);</w:t>
+        <w:br/>
+        <w:br/>
+        <w:t xml:space="preserve">        }</w:t>
+        <w:br/>
+        <w:br/>
+        <w:br/>
+        <w:br/>
+        <w:t xml:space="preserve">        [YarnCommand("set_state")]</w:t>
+        <w:br/>
+        <w:br/>
+        <w:t xml:space="preserve">        public static void SetState(string key, int value)</w:t>
+        <w:br/>
+        <w:br/>
+        <w:t xml:space="preserve">        {</w:t>
+        <w:br/>
+        <w:br/>
+        <w:t xml:space="preserve">            var ctx = Context;</w:t>
+        <w:br/>
+        <w:br/>
+        <w:t xml:space="preserve">            if (ctx == null || ctx.PlayerState == null) return;</w:t>
+        <w:br/>
+        <w:br/>
+        <w:t xml:space="preserve">            ctx.PlayerState.Set(key, value);</w:t>
+        <w:br/>
+        <w:br/>
+        <w:t xml:space="preserve">        }</w:t>
+        <w:br/>
+        <w:br/>
+        <w:br/>
+        <w:br/>
+        <w:t xml:space="preserve">        [YarnCommand("set_flag")]</w:t>
+        <w:br/>
+        <w:br/>
+        <w:t xml:space="preserve">        public static void SetFlag(string key, bool value = true)</w:t>
+        <w:br/>
+        <w:br/>
+        <w:t xml:space="preserve">        {</w:t>
+        <w:br/>
+        <w:br/>
+        <w:t xml:space="preserve">            if (string.IsNullOrWhiteSpace(key)) return;</w:t>
+        <w:br/>
+        <w:br/>
+        <w:t xml:space="preserve">            var ctx = Context;</w:t>
+        <w:br/>
+        <w:br/>
+        <w:t xml:space="preserve">            if (ctx == null || ctx.PlayerState == null) return;</w:t>
+        <w:br/>
+        <w:br/>
+        <w:t xml:space="preserve">            ctx.PlayerState.SetFlag(key, value);</w:t>
+        <w:br/>
+        <w:br/>
+        <w:t xml:space="preserve">        }</w:t>
+        <w:br/>
+        <w:br/>
+        <w:t xml:space="preserve">     </w:t>
+        <w:br/>
+        <w:br/>
+        <w:br/>
+        <w:br/>
+        <w:t xml:space="preserve">        [YarnCommand("clear_flag")]</w:t>
+        <w:br/>
+        <w:br/>
+        <w:t xml:space="preserve">        public static void ClearFlag(string key)</w:t>
+        <w:br/>
+        <w:br/>
+        <w:t xml:space="preserve">        {</w:t>
+        <w:br/>
+        <w:br/>
+        <w:t xml:space="preserve">            SetFlag(key, false);</w:t>
+        <w:br/>
+        <w:br/>
+        <w:t xml:space="preserve">        }</w:t>
+        <w:br/>
+        <w:br/>
+        <w:br/>
+        <w:br/>
+        <w:t xml:space="preserve">        [YarnFunction("get_state")]</w:t>
+        <w:br/>
+        <w:br/>
+        <w:t xml:space="preserve">        public static int GetState(string key)</w:t>
+        <w:br/>
+        <w:br/>
+        <w:t xml:space="preserve">        {</w:t>
+        <w:br/>
+        <w:br/>
+        <w:t xml:space="preserve">            var ctx = GameBootstrap.Context;</w:t>
+        <w:br/>
+        <w:br/>
+        <w:t xml:space="preserve">            if (ctx == null || ctx.PlayerState == null) return 0;</w:t>
+        <w:br/>
+        <w:br/>
+        <w:t xml:space="preserve">            return ctx.PlayerState.Get(key);</w:t>
+        <w:br/>
+        <w:br/>
+        <w:t xml:space="preserve">        }</w:t>
+        <w:br/>
+        <w:br/>
+        <w:br/>
+        <w:br/>
+        <w:t xml:space="preserve">        [YarnFunction("get_flag")]</w:t>
+        <w:br/>
+        <w:br/>
+        <w:t xml:space="preserve">        public static bool GetFlag(string key)</w:t>
+        <w:br/>
+        <w:br/>
+        <w:t xml:space="preserve">        {</w:t>
+        <w:br/>
+        <w:br/>
+        <w:t xml:space="preserve">            if (string.IsNullOrWhiteSpace(key)) return false;</w:t>
+        <w:br/>
+        <w:br/>
+        <w:t xml:space="preserve">            var ctx = GameBootstrap.Context;</w:t>
+        <w:br/>
+        <w:br/>
+        <w:t xml:space="preserve">            if (ctx == null || ctx.PlayerState == null) return false;</w:t>
+        <w:br/>
+        <w:br/>
+        <w:t xml:space="preserve">            return ctx.PlayerState.CheckFlag(key);</w:t>
+        <w:br/>
+        <w:br/>
+        <w:t xml:space="preserve">        }</w:t>
+        <w:br/>
+        <w:br/>
+        <w:br/>
+        <w:br/>
+        <w:t xml:space="preserve">        [YarnCommand("show_toast")]</w:t>
+        <w:br/>
+        <w:br/>
+        <w:t xml:space="preserve">        public static void ShowToast(string message)</w:t>
+        <w:br/>
+        <w:br/>
+        <w:t xml:space="preserve">        {</w:t>
+        <w:br/>
+        <w:br/>
+        <w:t xml:space="preserve">            if (string.IsNullOrWhiteSpace(message)) return;</w:t>
+        <w:br/>
+        <w:br/>
+        <w:t xml:space="preserve">            SeriousGame.App.GameEventBus.RaiseToastRequested(message);</w:t>
+        <w:br/>
+        <w:br/>
+        <w:t xml:space="preserve">        }</w:t>
+        <w:br/>
+        <w:br/>
+        <w:br/>
+        <w:br/>
+        <w:t xml:space="preserve">        [YarnCommand("test_func")]</w:t>
+        <w:br/>
+        <w:br/>
+        <w:t xml:space="preserve">        public static void test_func(string message)</w:t>
+        <w:br/>
+        <w:br/>
+        <w:t xml:space="preserve">        {</w:t>
+        <w:br/>
+        <w:br/>
+        <w:t xml:space="preserve">            if (string.IsNullOrWhiteSpace(message)) return;</w:t>
+        <w:br/>
+        <w:br/>
+        <w:t xml:space="preserve">            Debug.Log($"[YarnCommandBridge] test_func called with message: {message}");</w:t>
         <w:br/>
         <w:br/>
         <w:t xml:space="preserve">        }</w:t>
@@ -1397,7 +3479,7 @@
           <w:b/>
           <w:sz w:val="28"/>
         </w:rPr>
-        <w:t>File ChatPanel.cs</w:t>
+        <w:t>File PhoneUIListener.cs</w:t>
       </w:r>
     </w:p>
     <w:p>
@@ -1406,19 +3488,16 @@
           <w:rFonts w:ascii="Times New Roman" w:hAnsi="Times New Roman" w:eastAsia="Times New Roman"/>
           <w:sz w:val="28"/>
         </w:rPr>
-        <w:t>using System;</w:t>
-        <w:br/>
-        <w:br/>
         <w:t>using UnityEngine;</w:t>
         <w:br/>
         <w:br/>
+        <w:t>using UnityEngine.UI;</w:t>
+        <w:br/>
+        <w:br/>
         <w:t>using TMPro;</w:t>
         <w:br/>
         <w:br/>
-        <w:t>using SeriousGame.Content;</w:t>
-        <w:br/>
-        <w:br/>
-        <w:t>using SeriousGame.UI;</w:t>
+        <w:t>using SeriousGame.App;</w:t>
         <w:br/>
         <w:br/>
         <w:br/>
@@ -1429,50 +3508,78 @@
         <w:t>{</w:t>
         <w:br/>
         <w:br/>
-        <w:t xml:space="preserve">    public class ChatPanel : MonoBehaviour</w:t>
+        <w:t xml:space="preserve">    public class PhoneUIListener : MonoBehaviour</w:t>
         <w:br/>
         <w:br/>
         <w:t xml:space="preserve">    {</w:t>
         <w:br/>
         <w:br/>
-        <w:t xml:space="preserve">        public TMP_Text promptText;</w:t>
-        <w:br/>
-        <w:br/>
-        <w:t xml:space="preserve">        public Transform choicesRoot;</w:t>
-        <w:br/>
-        <w:br/>
-        <w:t xml:space="preserve">        public ChoiceButton choiceButtonPrefab;</w:t>
-        <w:br/>
-        <w:br/>
-        <w:br/>
-        <w:br/>
-        <w:t xml:space="preserve">        public void Bind(BeatSO beat, InteractionSO interaction, Action&lt;BeatSO, ChoiceSO&gt; onChoiceResolved)</w:t>
+        <w:t xml:space="preserve">        [Header("UI Root")]</w:t>
+        <w:br/>
+        <w:br/>
+        <w:t xml:space="preserve">        [SerializeField] private GameObject phoneRoot;</w:t>
+        <w:br/>
+        <w:br/>
+        <w:br/>
+        <w:br/>
+        <w:t xml:space="preserve">        [Header("Message List")]</w:t>
+        <w:br/>
+        <w:br/>
+        <w:t xml:space="preserve">        [SerializeField] private ScrollRect scrollRect;</w:t>
+        <w:br/>
+        <w:br/>
+        <w:t xml:space="preserve">        [SerializeField] private Transform contentRoot;</w:t>
+        <w:br/>
+        <w:br/>
+        <w:t xml:space="preserve">        [SerializeField] private GameObject messageBubblePrefab;</w:t>
+        <w:br/>
+        <w:br/>
+        <w:br/>
+        <w:br/>
+        <w:t xml:space="preserve">        private void OnEnable()</w:t>
         <w:br/>
         <w:br/>
         <w:t xml:space="preserve">        {</w:t>
         <w:br/>
         <w:br/>
-        <w:t xml:space="preserve">            if (promptText != null)</w:t>
-        <w:br/>
-        <w:br/>
-        <w:t xml:space="preserve">                promptText.text = interaction != null ? interaction.prompt : "";</w:t>
-        <w:br/>
-        <w:br/>
-        <w:br/>
-        <w:br/>
-        <w:t xml:space="preserve">            // Clear old</w:t>
-        <w:br/>
-        <w:br/>
-        <w:t xml:space="preserve">            if (choicesRoot != null)</w:t>
+        <w:t xml:space="preserve">            GameEventBus.OnPhoneMessageReceived += HandlePhoneMessage;</w:t>
+        <w:br/>
+        <w:br/>
+        <w:t xml:space="preserve">        }</w:t>
+        <w:br/>
+        <w:br/>
+        <w:br/>
+        <w:br/>
+        <w:t xml:space="preserve">        private void OnDisable()</w:t>
+        <w:br/>
+        <w:br/>
+        <w:t xml:space="preserve">        {</w:t>
+        <w:br/>
+        <w:br/>
+        <w:t xml:space="preserve">            GameEventBus.OnPhoneMessageReceived -= HandlePhoneMessage;</w:t>
+        <w:br/>
+        <w:br/>
+        <w:t xml:space="preserve">        }</w:t>
+        <w:br/>
+        <w:br/>
+        <w:br/>
+        <w:br/>
+        <w:t xml:space="preserve">        private void HandlePhoneMessage(string characterName, string message)</w:t>
+        <w:br/>
+        <w:br/>
+        <w:t xml:space="preserve">        {</w:t>
+        <w:br/>
+        <w:br/>
+        <w:t xml:space="preserve">            if (contentRoot == null || messageBubblePrefab == null)</w:t>
         <w:br/>
         <w:br/>
         <w:t xml:space="preserve">            {</w:t>
         <w:br/>
         <w:br/>
-        <w:t xml:space="preserve">                for (int i = choicesRoot.childCount - 1; i &gt;= 0; i--)</w:t>
-        <w:br/>
-        <w:br/>
-        <w:t xml:space="preserve">                    Destroy(choicesRoot.GetChild(i).gameObject);</w:t>
+        <w:t xml:space="preserve">                Debug.LogWarning("[PhoneUIListener] Missing contentRoot or messageBubblePrefab.");</w:t>
+        <w:br/>
+        <w:br/>
+        <w:t xml:space="preserve">                return;</w:t>
         <w:br/>
         <w:br/>
         <w:t xml:space="preserve">            }</w:t>
@@ -1480,16 +3587,36 @@
         <w:br/>
         <w:br/>
         <w:br/>
-        <w:t xml:space="preserve">            if (interaction == null || interaction.choices == null || choiceButtonPrefab == null)</w:t>
+        <w:t xml:space="preserve">            if (phoneRoot != null)</w:t>
+        <w:br/>
+        <w:br/>
+        <w:t xml:space="preserve">                phoneRoot.SetActive(true);</w:t>
+        <w:br/>
+        <w:br/>
+        <w:br/>
+        <w:br/>
+        <w:t xml:space="preserve">            var bubble = Instantiate(messageBubblePrefab, contentRoot);</w:t>
+        <w:br/>
+        <w:br/>
+        <w:t xml:space="preserve">            var text = bubble.GetComponentInChildren&lt;TMP_Text&gt;();</w:t>
+        <w:br/>
+        <w:br/>
+        <w:t xml:space="preserve">            if (text != null)</w:t>
         <w:br/>
         <w:br/>
         <w:t xml:space="preserve">            {</w:t>
         <w:br/>
         <w:br/>
-        <w:t xml:space="preserve">                onChoiceResolved?.Invoke(beat, null);</w:t>
-        <w:br/>
-        <w:br/>
-        <w:t xml:space="preserve">                return;</w:t>
+        <w:t xml:space="preserve">                if (!string.IsNullOrWhiteSpace(characterName))</w:t>
+        <w:br/>
+        <w:br/>
+        <w:t xml:space="preserve">                    text.text = $"{characterName}: {message}";</w:t>
+        <w:br/>
+        <w:br/>
+        <w:t xml:space="preserve">                else</w:t>
+        <w:br/>
+        <w:br/>
+        <w:t xml:space="preserve">                    text.text = message;</w:t>
         <w:br/>
         <w:br/>
         <w:t xml:space="preserve">            }</w:t>
@@ -1497,39 +3624,16 @@
         <w:br/>
         <w:br/>
         <w:br/>
-        <w:t xml:space="preserve">            foreach (var c in interaction.choices)</w:t>
-        <w:br/>
-        <w:br/>
-        <w:t xml:space="preserve">            {</w:t>
-        <w:br/>
-        <w:br/>
-        <w:t xml:space="preserve">                if (c == null) continue;</w:t>
-        <w:br/>
-        <w:br/>
-        <w:t xml:space="preserve">                var btn = Instantiate(choiceButtonPrefab, choicesRoot);</w:t>
-        <w:br/>
-        <w:br/>
-        <w:t xml:space="preserve">                btn.SetText(c.text);</w:t>
-        <w:br/>
-        <w:br/>
-        <w:br/>
-        <w:br/>
-        <w:t xml:space="preserve">                btn.button.onClick.RemoveAllListeners();</w:t>
-        <w:br/>
-        <w:br/>
-        <w:t xml:space="preserve">                btn.button.onClick.AddListener(() =&gt;</w:t>
-        <w:br/>
-        <w:br/>
-        <w:t xml:space="preserve">                {</w:t>
-        <w:br/>
-        <w:br/>
-        <w:t xml:space="preserve">                    onChoiceResolved?.Invoke(beat, c);</w:t>
-        <w:br/>
-        <w:br/>
-        <w:t xml:space="preserve">                });</w:t>
-        <w:br/>
-        <w:br/>
-        <w:t xml:space="preserve">            }</w:t>
+        <w:t xml:space="preserve">            // Force layout update before scrolling.</w:t>
+        <w:br/>
+        <w:br/>
+        <w:t xml:space="preserve">            Canvas.ForceUpdateCanvases();</w:t>
+        <w:br/>
+        <w:br/>
+        <w:t xml:space="preserve">            if (scrollRect != null)</w:t>
+        <w:br/>
+        <w:br/>
+        <w:t xml:space="preserve">                scrollRect.verticalNormalizedPosition = 0f;</w:t>
         <w:br/>
         <w:br/>
         <w:t xml:space="preserve">        }</w:t>
@@ -1550,7 +3654,17 @@
           <w:b/>
           <w:sz w:val="28"/>
         </w:rPr>
-        <w:t>File PhoneUIRoot.cs</w:t>
+        <w:t>Folder Assets/Scripts/Player</w:t>
+      </w:r>
+    </w:p>
+    <w:p>
+      <w:r>
+        <w:rPr>
+          <w:rFonts w:ascii="Times New Roman" w:hAnsi="Times New Roman" w:eastAsia="Times New Roman"/>
+          <w:b/>
+          <w:sz w:val="28"/>
+        </w:rPr>
+        <w:t>File PlayerController.cs</w:t>
       </w:r>
     </w:p>
     <w:p>
@@ -1559,75 +3673,365 @@
           <w:rFonts w:ascii="Times New Roman" w:hAnsi="Times New Roman" w:eastAsia="Times New Roman"/>
           <w:sz w:val="28"/>
         </w:rPr>
-        <w:t>using System;</w:t>
-        <w:br/>
-        <w:br/>
         <w:t>using UnityEngine;</w:t>
         <w:br/>
         <w:br/>
-        <w:t>using SeriousGame.Content;</w:t>
-        <w:br/>
-        <w:br/>
-        <w:br/>
-        <w:br/>
-        <w:t>namespace SeriousGame.Phone</w:t>
+        <w:t>using SeriousGame.Runtime;</w:t>
+        <w:br/>
+        <w:br/>
+        <w:t>namespace SeriousGame.Runtime</w:t>
         <w:br/>
         <w:br/>
         <w:t>{</w:t>
         <w:br/>
         <w:br/>
-        <w:t xml:space="preserve">    public class PhoneUIRoot : MonoBehaviour</w:t>
-        <w:br/>
-        <w:br/>
-        <w:t xml:space="preserve">    {</w:t>
-        <w:br/>
-        <w:br/>
-        <w:t xml:space="preserve">        public ChatPanel chatPanel;</w:t>
-        <w:br/>
-        <w:br/>
-        <w:br/>
-        <w:br/>
-        <w:t xml:space="preserve">        public void ShowChat(BeatSO beat, InteractionSO interaction, Action&lt;BeatSO, ChoiceSO&gt; onChoiceResolved)</w:t>
+        <w:t xml:space="preserve">    public class PlayerController : MonoBehaviour</w:t>
+        <w:br/>
+        <w:br/>
+        <w:t xml:space="preserve">    {   </w:t>
+        <w:br/>
+        <w:br/>
+        <w:t xml:space="preserve">    </w:t>
+        <w:br/>
+        <w:br/>
+        <w:t xml:space="preserve">        public float interactDistance = 2f;</w:t>
+        <w:br/>
+        <w:br/>
+        <w:t xml:space="preserve">        public LayerMask interactableLayer;</w:t>
+        <w:br/>
+        <w:br/>
+        <w:br/>
+        <w:br/>
+        <w:t xml:space="preserve">        [Header("Movement")]</w:t>
+        <w:br/>
+        <w:br/>
+        <w:t xml:space="preserve">        public float moveSpeed = 4f;</w:t>
+        <w:br/>
+        <w:br/>
+        <w:br/>
+        <w:br/>
+        <w:t xml:space="preserve">        [Header("Mouse Look")]</w:t>
+        <w:br/>
+        <w:br/>
+        <w:t xml:space="preserve">        public float mouseSensitivity = 2f;</w:t>
+        <w:br/>
+        <w:br/>
+        <w:t xml:space="preserve">        public Transform cameraHolder;</w:t>
+        <w:br/>
+        <w:br/>
+        <w:br/>
+        <w:br/>
+        <w:t xml:space="preserve">        private Rigidbody rb;</w:t>
+        <w:br/>
+        <w:br/>
+        <w:t xml:space="preserve">        private float xRotation = 0f;</w:t>
+        <w:br/>
+        <w:br/>
+        <w:t xml:space="preserve">        // Trong PlayerController.cs</w:t>
+        <w:br/>
+        <w:br/>
+        <w:t xml:space="preserve">        public bool isLocked = false;</w:t>
+        <w:br/>
+        <w:br/>
+        <w:br/>
+        <w:br/>
+        <w:t xml:space="preserve">        Animator animator;</w:t>
+        <w:br/>
+        <w:br/>
+        <w:br/>
+        <w:br/>
+        <w:t xml:space="preserve">        void Awake()</w:t>
         <w:br/>
         <w:br/>
         <w:t xml:space="preserve">        {</w:t>
         <w:br/>
         <w:br/>
-        <w:t xml:space="preserve">            if (chatPanel == null)</w:t>
+        <w:t xml:space="preserve">            rb = GetComponent&lt;Rigidbody&gt;();</w:t>
+        <w:br/>
+        <w:br/>
+        <w:t xml:space="preserve">            Cursor.lockState = CursorLockMode.Locked;</w:t>
+        <w:br/>
+        <w:br/>
+        <w:t xml:space="preserve">            Cursor.visible = false;</w:t>
+        <w:br/>
+        <w:br/>
+        <w:t xml:space="preserve">            animator = GetComponentInChildren&lt;Animator&gt;();</w:t>
+        <w:br/>
+        <w:br/>
+        <w:t xml:space="preserve">        }</w:t>
+        <w:br/>
+        <w:br/>
+        <w:br/>
+        <w:br/>
+        <w:t xml:space="preserve">        void Update()</w:t>
+        <w:br/>
+        <w:br/>
+        <w:t xml:space="preserve">        {   </w:t>
+        <w:br/>
+        <w:br/>
+        <w:t xml:space="preserve">            if (isLocked) return;</w:t>
+        <w:br/>
+        <w:br/>
+        <w:t xml:space="preserve">            HandleMouseLook();</w:t>
+        <w:br/>
+        <w:br/>
+        <w:t xml:space="preserve">            HandleInteraction();</w:t>
+        <w:br/>
+        <w:br/>
+        <w:t xml:space="preserve">        }</w:t>
+        <w:br/>
+        <w:br/>
+        <w:br/>
+        <w:br/>
+        <w:t xml:space="preserve">        // Thêm hàm để điều khiển chuột</w:t>
+        <w:br/>
+        <w:br/>
+        <w:t xml:space="preserve">        public void SetLockState(bool locked)</w:t>
+        <w:br/>
+        <w:br/>
+        <w:t xml:space="preserve">        {   Debug.Log($"[PlayerController] SetLockState: {locked}");</w:t>
+        <w:br/>
+        <w:br/>
+        <w:t xml:space="preserve">            isLocked = locked;</w:t>
+        <w:br/>
+        <w:br/>
+        <w:t xml:space="preserve">            Cursor.lockState = locked ? CursorLockMode.None : CursorLockMode.Locked;</w:t>
+        <w:br/>
+        <w:br/>
+        <w:t xml:space="preserve">            Cursor.visible = locked;</w:t>
+        <w:br/>
+        <w:br/>
+        <w:t xml:space="preserve">            rb.linearVelocity = Vector3.zero; // Dừng lập tức</w:t>
+        <w:br/>
+        <w:br/>
+        <w:br/>
+        <w:br/>
+        <w:t xml:space="preserve">            // Khi khoá điều khiển, đảm bảo Animator không còn trạng thái đi bộ</w:t>
+        <w:br/>
+        <w:br/>
+        <w:t xml:space="preserve">            if (locked &amp;&amp; animator != null)</w:t>
         <w:br/>
         <w:br/>
         <w:t xml:space="preserve">            {</w:t>
         <w:br/>
         <w:br/>
-        <w:t xml:space="preserve">                Debug.LogError("[PhoneUIRoot] chatPanel missing.");</w:t>
-        <w:br/>
-        <w:br/>
-        <w:t xml:space="preserve">                onChoiceResolved?.Invoke(beat, null);</w:t>
+        <w:t xml:space="preserve">                animator.SetBool("isWalking", false);</w:t>
+        <w:br/>
+        <w:br/>
+        <w:t xml:space="preserve">            }</w:t>
+        <w:br/>
+        <w:br/>
+        <w:t xml:space="preserve">        }</w:t>
+        <w:br/>
+        <w:br/>
+        <w:t xml:space="preserve">        void FixedUpdate()</w:t>
+        <w:br/>
+        <w:br/>
+        <w:t xml:space="preserve">        {   </w:t>
+        <w:br/>
+        <w:br/>
+        <w:t xml:space="preserve">            if (isLocked) return;</w:t>
+        <w:br/>
+        <w:br/>
+        <w:t xml:space="preserve">            HandleMovement();</w:t>
+        <w:br/>
+        <w:br/>
+        <w:t xml:space="preserve">        }</w:t>
+        <w:br/>
+        <w:br/>
+        <w:br/>
+        <w:br/>
+        <w:t xml:space="preserve">        void HandleMovement()</w:t>
+        <w:br/>
+        <w:br/>
+        <w:t xml:space="preserve">        {</w:t>
+        <w:br/>
+        <w:br/>
+        <w:t xml:space="preserve">            float h = Input.GetAxisRaw("Horizontal");</w:t>
+        <w:br/>
+        <w:br/>
+        <w:t xml:space="preserve">            float v = Input.GetAxisRaw("Vertical");</w:t>
+        <w:br/>
+        <w:br/>
+        <w:br/>
+        <w:br/>
+        <w:t xml:space="preserve">            Vector3 moveDir =</w:t>
+        <w:br/>
+        <w:br/>
+        <w:t xml:space="preserve">                transform.right * h +</w:t>
+        <w:br/>
+        <w:br/>
+        <w:t xml:space="preserve">                transform.forward * v;</w:t>
+        <w:br/>
+        <w:br/>
+        <w:br/>
+        <w:br/>
+        <w:t xml:space="preserve">            // Cập nhật trạng thái đi bộ cho Animator dựa trên input</w:t>
+        <w:br/>
+        <w:br/>
+        <w:t xml:space="preserve">            if (animator != null)</w:t>
+        <w:br/>
+        <w:br/>
+        <w:t xml:space="preserve">            {</w:t>
+        <w:br/>
+        <w:br/>
+        <w:t xml:space="preserve">                bool isMoving = moveDir.sqrMagnitude &gt; 0.01f;</w:t>
+        <w:br/>
+        <w:br/>
+        <w:t xml:space="preserve">                animator.SetBool("isWalking", isMoving);</w:t>
+        <w:br/>
+        <w:br/>
+        <w:t xml:space="preserve">            }</w:t>
+        <w:br/>
+        <w:br/>
+        <w:br/>
+        <w:br/>
+        <w:t xml:space="preserve">            // Không có input thì không cần di chuyển</w:t>
+        <w:br/>
+        <w:br/>
+        <w:t xml:space="preserve">            if (moveDir.sqrMagnitude &lt;= 0.01f)</w:t>
         <w:br/>
         <w:br/>
         <w:t xml:space="preserve">                return;</w:t>
         <w:br/>
         <w:br/>
+        <w:br/>
+        <w:br/>
+        <w:t xml:space="preserve">            Vector3 velocity = moveDir.normalized * moveSpeed;</w:t>
+        <w:br/>
+        <w:br/>
+        <w:t xml:space="preserve">            Vector3 targetPos = rb.position + velocity * Time.fixedDeltaTime;</w:t>
+        <w:br/>
+        <w:br/>
+        <w:br/>
+        <w:br/>
+        <w:t xml:space="preserve">            rb.MovePosition(targetPos);</w:t>
+        <w:br/>
+        <w:br/>
+        <w:t xml:space="preserve">        }</w:t>
+        <w:br/>
+        <w:br/>
+        <w:br/>
+        <w:br/>
+        <w:t xml:space="preserve">        void HandleMouseLook()</w:t>
+        <w:br/>
+        <w:br/>
+        <w:t xml:space="preserve">        {</w:t>
+        <w:br/>
+        <w:br/>
+        <w:t xml:space="preserve">            float mouseX = Input.GetAxis("Mouse X") * mouseSensitivity * 100f * Time.deltaTime;</w:t>
+        <w:br/>
+        <w:br/>
+        <w:t xml:space="preserve">            float mouseY = Input.GetAxis("Mouse Y") * mouseSensitivity * 100f * Time.deltaTime;</w:t>
+        <w:br/>
+        <w:br/>
+        <w:br/>
+        <w:br/>
+        <w:t xml:space="preserve">            xRotation -= mouseY;</w:t>
+        <w:br/>
+        <w:br/>
+        <w:t xml:space="preserve">            xRotation = Mathf.Clamp(xRotation, -80f, 80f);</w:t>
+        <w:br/>
+        <w:br/>
+        <w:br/>
+        <w:br/>
+        <w:t xml:space="preserve">            cameraHolder.localRotation = Quaternion.Euler(xRotation, 0f, 0f);</w:t>
+        <w:br/>
+        <w:br/>
+        <w:t xml:space="preserve">            transform.Rotate(Vector3.up * mouseX);</w:t>
+        <w:br/>
+        <w:br/>
+        <w:t xml:space="preserve">        }</w:t>
+        <w:br/>
+        <w:br/>
+        <w:br/>
+        <w:br/>
+        <w:t xml:space="preserve">        void HandleInteraction()</w:t>
+        <w:br/>
+        <w:br/>
+        <w:t xml:space="preserve">        {</w:t>
+        <w:br/>
+        <w:br/>
+        <w:t xml:space="preserve">            if (Input.GetKeyDown(KeyCode.E))</w:t>
+        <w:br/>
+        <w:br/>
+        <w:t xml:space="preserve">            {</w:t>
+        <w:br/>
+        <w:br/>
+        <w:t xml:space="preserve">                Ray ray = Camera.main.ViewportPointToRay(new Vector3(0.5f, 0.5f));</w:t>
+        <w:br/>
+        <w:br/>
+        <w:t xml:space="preserve">                if (Physics.Raycast(ray, out RaycastHit hit, interactDistance, interactableLayer))</w:t>
+        <w:br/>
+        <w:br/>
+        <w:t xml:space="preserve">                {</w:t>
+        <w:br/>
+        <w:br/>
+        <w:t xml:space="preserve">                    var interactable = hit.collider.GetComponent&lt;IInteractable&gt;();</w:t>
+        <w:br/>
+        <w:br/>
+        <w:t xml:space="preserve">                    interactable?.Interact();</w:t>
+        <w:br/>
+        <w:br/>
+        <w:t xml:space="preserve">                }</w:t>
+        <w:br/>
+        <w:br/>
         <w:t xml:space="preserve">            }</w:t>
         <w:br/>
         <w:br/>
-        <w:br/>
-        <w:br/>
-        <w:t xml:space="preserve">            chatPanel.gameObject.SetActive(true);</w:t>
-        <w:br/>
-        <w:br/>
-        <w:t xml:space="preserve">            chatPanel.Bind(beat, interaction, onChoiceResolved);</w:t>
-        <w:br/>
-        <w:br/>
         <w:t xml:space="preserve">        }</w:t>
         <w:br/>
         <w:br/>
+        <w:br/>
+        <w:br/>
+        <w:t xml:space="preserve">        // Teleport player tới một vị trí/rotation định trước (ví dụ: phòng office)</w:t>
+        <w:br/>
+        <w:br/>
+        <w:t xml:space="preserve">        public void TeleportTo(Transform target)</w:t>
+        <w:br/>
+        <w:br/>
+        <w:t xml:space="preserve">        {</w:t>
+        <w:br/>
+        <w:br/>
+        <w:t xml:space="preserve">            if (target == null || rb == null) return;</w:t>
+        <w:br/>
+        <w:br/>
+        <w:br/>
+        <w:br/>
+        <w:t xml:space="preserve">            // Đặt lại vị trí ngay lập tức</w:t>
+        <w:br/>
+        <w:br/>
+        <w:t xml:space="preserve">            rb.position = target.position;</w:t>
+        <w:br/>
+        <w:br/>
+        <w:br/>
+        <w:br/>
+        <w:t xml:space="preserve">            // Xoay player theo hướng của target (chỉ yaw)</w:t>
+        <w:br/>
+        <w:br/>
+        <w:t xml:space="preserve">            Vector3 euler = target.rotation.eulerAngles;</w:t>
+        <w:br/>
+        <w:br/>
+        <w:t xml:space="preserve">            transform.rotation = Quaternion.Euler(0f, euler.y, 0f);</w:t>
+        <w:br/>
+        <w:br/>
+        <w:br/>
+        <w:br/>
+        <w:t xml:space="preserve">            // Dừng chuyển động</w:t>
+        <w:br/>
+        <w:br/>
+        <w:t xml:space="preserve">            rb.linearVelocity = Vector3.zero;</w:t>
+        <w:br/>
+        <w:br/>
+        <w:t xml:space="preserve">        }</w:t>
+        <w:br/>
+        <w:br/>
+        <w:br/>
+        <w:br/>
         <w:t xml:space="preserve">    }</w:t>
         <w:br/>
         <w:br/>
         <w:t>}</w:t>
-        <w:br/>
-        <w:br/>
       </w:r>
     </w:p>
     <w:p>
@@ -1647,7 +4051,157 @@
           <w:b/>
           <w:sz w:val="28"/>
         </w:rPr>
-        <w:t>File BeatRunner.cs</w:t>
+        <w:t>File IInteractable.cs</w:t>
+      </w:r>
+    </w:p>
+    <w:p>
+      <w:r>
+        <w:rPr>
+          <w:rFonts w:ascii="Times New Roman" w:hAnsi="Times New Roman" w:eastAsia="Times New Roman"/>
+          <w:sz w:val="28"/>
+        </w:rPr>
+        <w:t>namespace SeriousGame.Runtime</w:t>
+        <w:br/>
+        <w:br/>
+        <w:t>{</w:t>
+        <w:br/>
+        <w:br/>
+        <w:t xml:space="preserve">    public interface IInteractable</w:t>
+        <w:br/>
+        <w:br/>
+        <w:t xml:space="preserve">    {</w:t>
+        <w:br/>
+        <w:br/>
+        <w:t xml:space="preserve">        void Interact();</w:t>
+        <w:br/>
+        <w:br/>
+        <w:t xml:space="preserve">    }</w:t>
+        <w:br/>
+        <w:br/>
+        <w:t>}</w:t>
+        <w:br/>
+        <w:br/>
+      </w:r>
+    </w:p>
+    <w:p>
+      <w:r>
+        <w:rPr>
+          <w:rFonts w:ascii="Times New Roman" w:hAnsi="Times New Roman" w:eastAsia="Times New Roman"/>
+          <w:b/>
+          <w:sz w:val="28"/>
+        </w:rPr>
+        <w:t>File NodeInteractable.cs</w:t>
+      </w:r>
+    </w:p>
+    <w:p>
+      <w:r>
+        <w:rPr>
+          <w:rFonts w:ascii="Times New Roman" w:hAnsi="Times New Roman" w:eastAsia="Times New Roman"/>
+          <w:sz w:val="28"/>
+        </w:rPr>
+        <w:t>using UnityEngine;</w:t>
+        <w:br/>
+        <w:br/>
+        <w:t>using SeriousGame.App;</w:t>
+        <w:br/>
+        <w:br/>
+        <w:br/>
+        <w:br/>
+        <w:t>namespace SeriousGame.Runtime</w:t>
+        <w:br/>
+        <w:br/>
+        <w:t>{</w:t>
+        <w:br/>
+        <w:br/>
+        <w:t xml:space="preserve">    public class NodeInteractable : MonoBehaviour, IInteractable</w:t>
+        <w:br/>
+        <w:br/>
+        <w:t xml:space="preserve">    {</w:t>
+        <w:br/>
+        <w:br/>
+        <w:t xml:space="preserve">        [Header("Yarn Node")]</w:t>
+        <w:br/>
+        <w:br/>
+        <w:t xml:space="preserve">        public string nodeName;</w:t>
+        <w:br/>
+        <w:br/>
+        <w:br/>
+        <w:br/>
+        <w:t xml:space="preserve">        public void Interact()</w:t>
+        <w:br/>
+        <w:br/>
+        <w:t xml:space="preserve">        {</w:t>
+        <w:br/>
+        <w:br/>
+        <w:t xml:space="preserve">            if (string.IsNullOrWhiteSpace(nodeName))</w:t>
+        <w:br/>
+        <w:br/>
+        <w:t xml:space="preserve">            {</w:t>
+        <w:br/>
+        <w:br/>
+        <w:t xml:space="preserve">                Debug.LogWarning("[NodeInteractable] nodeName is empty.");</w:t>
+        <w:br/>
+        <w:br/>
+        <w:t xml:space="preserve">                return;</w:t>
+        <w:br/>
+        <w:br/>
+        <w:t xml:space="preserve">            }</w:t>
+        <w:br/>
+        <w:br/>
+        <w:br/>
+        <w:br/>
+        <w:t xml:space="preserve">            var ctx = GameBootstrap.Context;</w:t>
+        <w:br/>
+        <w:br/>
+        <w:t xml:space="preserve">            if (ctx == null || ctx.Narrative == null)</w:t>
+        <w:br/>
+        <w:br/>
+        <w:t xml:space="preserve">            {</w:t>
+        <w:br/>
+        <w:br/>
+        <w:t xml:space="preserve">                Debug.LogWarning("[NodeInteractable] NarrativeService not available.");</w:t>
+        <w:br/>
+        <w:br/>
+        <w:t xml:space="preserve">                return;</w:t>
+        <w:br/>
+        <w:br/>
+        <w:t xml:space="preserve">            }</w:t>
+        <w:br/>
+        <w:br/>
+        <w:br/>
+        <w:br/>
+        <w:t xml:space="preserve">            ctx.Narrative.StartNode(nodeName);</w:t>
+        <w:br/>
+        <w:br/>
+        <w:t xml:space="preserve">        }</w:t>
+        <w:br/>
+        <w:br/>
+        <w:t xml:space="preserve">    }</w:t>
+        <w:br/>
+        <w:br/>
+        <w:t>}</w:t>
+        <w:br/>
+        <w:br/>
+      </w:r>
+    </w:p>
+    <w:p>
+      <w:r>
+        <w:rPr>
+          <w:rFonts w:ascii="Times New Roman" w:hAnsi="Times New Roman" w:eastAsia="Times New Roman"/>
+          <w:b/>
+          <w:sz w:val="28"/>
+        </w:rPr>
+        <w:t>Folder Assets/Scripts/Save</w:t>
+      </w:r>
+    </w:p>
+    <w:p>
+      <w:r>
+        <w:rPr>
+          <w:rFonts w:ascii="Times New Roman" w:hAnsi="Times New Roman" w:eastAsia="Times New Roman"/>
+          <w:b/>
+          <w:sz w:val="28"/>
+        </w:rPr>
+        <w:t>File SaveData.cs</w:t>
       </w:r>
     </w:p>
     <w:p>
@@ -1658,68 +4212,76 @@
         </w:rPr>
         <w:t>using System;</w:t>
         <w:br/>
-        <w:t>using UnityEngine;</w:t>
-        <w:br/>
-        <w:t>using SeriousGame.Content;</w:t>
-        <w:br/>
-        <w:br/>
-        <w:t>namespace SeriousGame.Runtime</w:t>
+        <w:br/>
+        <w:t>using System.Collections.Generic;</w:t>
+        <w:br/>
+        <w:br/>
+        <w:t>using SeriousGame.State;</w:t>
+        <w:br/>
+        <w:br/>
+        <w:br/>
+        <w:br/>
+        <w:t>namespace SeriousGame.Save</w:t>
+        <w:br/>
         <w:br/>
         <w:t>{</w:t>
         <w:br/>
-        <w:t xml:space="preserve">    public class BeatRunner : MonoBehaviour</w:t>
+        <w:br/>
+        <w:t xml:space="preserve">    [Serializable]</w:t>
+        <w:br/>
+        <w:br/>
+        <w:t xml:space="preserve">    public class SaveFlagEntry</w:t>
+        <w:br/>
         <w:br/>
         <w:t xml:space="preserve">    {</w:t>
         <w:br/>
-        <w:t xml:space="preserve">        public InteractionRouter router;</w:t>
-        <w:br/>
-        <w:br/>
-        <w:t xml:space="preserve">        public void RunBeat(BeatSO beat, Action&lt;BeatSO, ChoiceSO&gt; onChoiceResolved)</w:t>
-        <w:br/>
-        <w:t xml:space="preserve">        {</w:t>
-        <w:br/>
-        <w:t xml:space="preserve">            if (beat == null)</w:t>
-        <w:br/>
-        <w:t xml:space="preserve">            {</w:t>
-        <w:br/>
-        <w:t xml:space="preserve">                Debug.LogError("[BeatRunner] beat is null.");</w:t>
-        <w:br/>
-        <w:t xml:space="preserve">                return;</w:t>
-        <w:br/>
-        <w:t xml:space="preserve">            }</w:t>
-        <w:br/>
-        <w:br/>
-        <w:t xml:space="preserve">            var interaction = beat.GetPrimaryInteraction();</w:t>
-        <w:br/>
-        <w:t xml:space="preserve">            if (interaction == null)</w:t>
-        <w:br/>
-        <w:t xml:space="preserve">            {</w:t>
-        <w:br/>
-        <w:t xml:space="preserve">                Debug.LogError($"[BeatRunner] Beat {beat.beatId} has no interaction.");</w:t>
-        <w:br/>
-        <w:t xml:space="preserve">                return;</w:t>
-        <w:br/>
-        <w:t xml:space="preserve">            }</w:t>
-        <w:br/>
-        <w:br/>
-        <w:t xml:space="preserve">            if (router == null)</w:t>
-        <w:br/>
-        <w:t xml:space="preserve">            {</w:t>
-        <w:br/>
-        <w:t xml:space="preserve">                Debug.LogError("[BeatRunner] router is null.");</w:t>
-        <w:br/>
-        <w:t xml:space="preserve">                return;</w:t>
-        <w:br/>
-        <w:t xml:space="preserve">            }</w:t>
-        <w:br/>
-        <w:br/>
-        <w:t xml:space="preserve">            router.Route(beat, interaction, onChoiceResolved);</w:t>
-        <w:br/>
-        <w:t xml:space="preserve">        }</w:t>
+        <w:br/>
+        <w:t xml:space="preserve">        public string key;</w:t>
+        <w:br/>
+        <w:br/>
+        <w:t xml:space="preserve">        public bool value;</w:t>
+        <w:br/>
         <w:br/>
         <w:t xml:space="preserve">    }</w:t>
         <w:br/>
+        <w:br/>
+        <w:br/>
+        <w:br/>
+        <w:t xml:space="preserve">    [Serializable]</w:t>
+        <w:br/>
+        <w:br/>
+        <w:t xml:space="preserve">    public class SaveData</w:t>
+        <w:br/>
+        <w:br/>
+        <w:t xml:space="preserve">    {</w:t>
+        <w:br/>
+        <w:br/>
+        <w:t xml:space="preserve">        public string sessionId;</w:t>
+        <w:br/>
+        <w:br/>
+        <w:t xml:space="preserve">        public string participantId;</w:t>
+        <w:br/>
+        <w:br/>
+        <w:t xml:space="preserve">        public string currentEpisodeId;</w:t>
+        <w:br/>
+        <w:br/>
+        <w:t xml:space="preserve">        public string currentUnityScene;</w:t>
+        <w:br/>
+        <w:br/>
+        <w:t xml:space="preserve">        public string currentYarnNode;</w:t>
+        <w:br/>
+        <w:br/>
+        <w:t xml:space="preserve">        public PlayerStateSnapshot playerState;</w:t>
+        <w:br/>
+        <w:br/>
+        <w:t xml:space="preserve">        public List&lt;SaveFlagEntry&gt; flags = new List&lt;SaveFlagEntry&gt;();</w:t>
+        <w:br/>
+        <w:br/>
+        <w:t xml:space="preserve">    }</w:t>
+        <w:br/>
+        <w:br/>
         <w:t>}</w:t>
+        <w:br/>
         <w:br/>
       </w:r>
     </w:p>
@@ -1730,7 +4292,7 @@
           <w:b/>
           <w:sz w:val="28"/>
         </w:rPr>
-        <w:t>File EpisodeController.cs</w:t>
+        <w:t>File SaveService.cs</w:t>
       </w:r>
     </w:p>
     <w:p>
@@ -1739,217 +4301,348 @@
           <w:rFonts w:ascii="Times New Roman" w:hAnsi="Times New Roman" w:eastAsia="Times New Roman"/>
           <w:sz w:val="28"/>
         </w:rPr>
-        <w:t>﻿using UnityEngine;</w:t>
+        <w:t>using System.Collections.Generic;</w:t>
+        <w:br/>
+        <w:br/>
+        <w:t>using System.IO;</w:t>
+        <w:br/>
+        <w:br/>
+        <w:t>using UnityEngine;</w:t>
+        <w:br/>
+        <w:br/>
+        <w:t>using UnityEngine.SceneManagement;</w:t>
+        <w:br/>
         <w:br/>
         <w:t>using SeriousGame.App;</w:t>
         <w:br/>
-        <w:t>using SeriousGame.Content;</w:t>
-        <w:br/>
-        <w:t>using SeriousGame.UI;</w:t>
-        <w:br/>
-        <w:br/>
-        <w:t>namespace SeriousGame.Runtime</w:t>
+        <w:br/>
+        <w:t>using SeriousGame.State;</w:t>
+        <w:br/>
+        <w:br/>
+        <w:br/>
+        <w:br/>
+        <w:t>namespace SeriousGame.Save</w:t>
+        <w:br/>
         <w:br/>
         <w:t>{</w:t>
         <w:br/>
-        <w:t xml:space="preserve">    public class EpisodeController : MonoBehaviour</w:t>
+        <w:br/>
+        <w:t xml:space="preserve">    public class SaveService</w:t>
+        <w:br/>
         <w:br/>
         <w:t xml:space="preserve">    {</w:t>
         <w:br/>
-        <w:t xml:space="preserve">        [Header("Content")]</w:t>
-        <w:br/>
-        <w:t xml:space="preserve">        public EpisodeSO episode;</w:t>
-        <w:br/>
-        <w:br/>
-        <w:t xml:space="preserve">        [Header("Runtime")]</w:t>
-        <w:br/>
-        <w:t xml:space="preserve">        public BeatRunner beatRunner;</w:t>
-        <w:br/>
-        <w:br/>
-        <w:t xml:space="preserve">        [Header("UI")]</w:t>
-        <w:br/>
-        <w:t xml:space="preserve">        public SummaryUI summaryUI;</w:t>
-        <w:br/>
-        <w:br/>
-        <w:t xml:space="preserve">        private int _beatIndex;</w:t>
-        <w:br/>
-        <w:br/>
-        <w:t xml:space="preserve">        private void Start()</w:t>
+        <w:br/>
+        <w:t xml:space="preserve">        private readonly SessionService _session;</w:t>
+        <w:br/>
+        <w:br/>
+        <w:t xml:space="preserve">        private readonly PlayerStateService _state;</w:t>
+        <w:br/>
+        <w:br/>
+        <w:t xml:space="preserve">        private readonly string _savePath;</w:t>
+        <w:br/>
+        <w:br/>
+        <w:br/>
+        <w:br/>
+        <w:br/>
+        <w:br/>
+        <w:t xml:space="preserve">        //constructor with dependency injection for session and state services, and optional file name for save data.</w:t>
+        <w:br/>
+        <w:br/>
+        <w:t xml:space="preserve">        public SaveService(SessionService session, PlayerStateService state, string fileName = "save.json")</w:t>
+        <w:br/>
         <w:br/>
         <w:t xml:space="preserve">        {</w:t>
         <w:br/>
-        <w:t xml:space="preserve">            // Resolve episode from config if not assigned</w:t>
-        <w:br/>
-        <w:t xml:space="preserve">            if (episode == null &amp;&amp; GameBootstrap.Context != null &amp;&amp; GameBootstrap.Context.Config != null)</w:t>
-        <w:br/>
-        <w:t xml:space="preserve">                episode = GameBootstrap.Context.Config.defaultEpisode;</w:t>
-        <w:br/>
-        <w:br/>
-        <w:t xml:space="preserve">            if (episode == null)</w:t>
+        <w:br/>
+        <w:t xml:space="preserve">            _session = session;</w:t>
+        <w:br/>
+        <w:br/>
+        <w:t xml:space="preserve">            _state = state;</w:t>
+        <w:br/>
+        <w:br/>
+        <w:t xml:space="preserve">            _savePath = Path.Combine(Application.persistentDataPath, fileName);</w:t>
+        <w:br/>
+        <w:br/>
+        <w:t xml:space="preserve">        }</w:t>
+        <w:br/>
+        <w:br/>
+        <w:br/>
+        <w:br/>
+        <w:t xml:space="preserve">        public string SavePath =&gt; _savePath;</w:t>
+        <w:br/>
+        <w:br/>
+        <w:br/>
+        <w:br/>
+        <w:t xml:space="preserve">        //!SAVE</w:t>
+        <w:br/>
+        <w:br/>
+        <w:br/>
+        <w:br/>
+        <w:t xml:space="preserve">        // Builds a SaveData object representing the current game state, including session info, player state, and optional narrative context.</w:t>
+        <w:br/>
+        <w:br/>
+        <w:t xml:space="preserve">        public SaveData BuildCurrent(string currentEpisodeId = "", string currentYarnNode = "")</w:t>
+        <w:br/>
+        <w:br/>
+        <w:t xml:space="preserve">        {</w:t>
+        <w:br/>
+        <w:br/>
+        <w:t xml:space="preserve">            var data = new SaveData</w:t>
+        <w:br/>
         <w:br/>
         <w:t xml:space="preserve">            {</w:t>
         <w:br/>
-        <w:t xml:space="preserve">                Debug.LogError("[EpisodeController] No episode assigned.");</w:t>
-        <w:br/>
-        <w:t xml:space="preserve">                return;</w:t>
+        <w:br/>
+        <w:t xml:space="preserve">                sessionId = _session != null ? _session.CurrentSessionId : "",</w:t>
+        <w:br/>
+        <w:br/>
+        <w:t xml:space="preserve">                participantId = _session != null ? _session.ParticipantId : "",</w:t>
+        <w:br/>
+        <w:br/>
+        <w:t xml:space="preserve">                currentEpisodeId = currentEpisodeId ?? "",</w:t>
+        <w:br/>
+        <w:br/>
+        <w:t xml:space="preserve">                currentUnityScene = SceneManager.GetActiveScene().name,</w:t>
+        <w:br/>
+        <w:br/>
+        <w:t xml:space="preserve">                currentYarnNode = currentYarnNode ?? "",</w:t>
+        <w:br/>
+        <w:br/>
+        <w:t xml:space="preserve">                playerState = _state != null ? _state.GetSnapshot() : new PlayerStateSnapshot()</w:t>
+        <w:br/>
+        <w:br/>
+        <w:t xml:space="preserve">            };</w:t>
+        <w:br/>
+        <w:br/>
+        <w:br/>
+        <w:br/>
+        <w:t xml:space="preserve">            data.flags = BuildFlagsSnapshot();</w:t>
+        <w:br/>
+        <w:br/>
+        <w:t xml:space="preserve">            return data;</w:t>
+        <w:br/>
+        <w:br/>
+        <w:t xml:space="preserve">        }</w:t>
+        <w:br/>
+        <w:br/>
+        <w:t xml:space="preserve">        // Saves the current game state to a file by building a SaveData object and serializing it to JSON. Returns true if the save was successful.</w:t>
+        <w:br/>
+        <w:br/>
+        <w:t xml:space="preserve">        public bool SaveCurrent(string currentEpisodeId = "", string currentYarnNode = "")</w:t>
+        <w:br/>
+        <w:br/>
+        <w:t xml:space="preserve">        {</w:t>
+        <w:br/>
+        <w:br/>
+        <w:t xml:space="preserve">            return Save(BuildCurrent(currentEpisodeId, currentYarnNode));</w:t>
+        <w:br/>
+        <w:br/>
+        <w:t xml:space="preserve">        }</w:t>
+        <w:br/>
+        <w:br/>
+        <w:t xml:space="preserve">        // Saves the provided SaveData to a file. Returns true if the save was successful.</w:t>
+        <w:br/>
+        <w:br/>
+        <w:t xml:space="preserve">        public bool Save(SaveData data)</w:t>
+        <w:br/>
+        <w:br/>
+        <w:t xml:space="preserve">        {</w:t>
+        <w:br/>
+        <w:br/>
+        <w:t xml:space="preserve">            if (data == null) return false;</w:t>
+        <w:br/>
+        <w:br/>
+        <w:t xml:space="preserve">            var json = JsonUtility.ToJson(data, true);</w:t>
+        <w:br/>
+        <w:br/>
+        <w:t xml:space="preserve">            File.WriteAllText(_savePath, json);</w:t>
+        <w:br/>
+        <w:br/>
+        <w:t xml:space="preserve">            Debug.Log($"[SaveService] Saved game state to {_savePath}");</w:t>
+        <w:br/>
+        <w:br/>
+        <w:t xml:space="preserve">            return true;</w:t>
+        <w:br/>
+        <w:br/>
+        <w:t xml:space="preserve">        }</w:t>
+        <w:br/>
+        <w:br/>
+        <w:br/>
+        <w:br/>
+        <w:t xml:space="preserve">        // Loads the game state from a file and returns it as a SaveData object. Returns null if the file does not exist or if loading fails.</w:t>
+        <w:br/>
+        <w:br/>
+        <w:br/>
+        <w:br/>
+        <w:br/>
+        <w:br/>
+        <w:t xml:space="preserve">        //! LOAD</w:t>
+        <w:br/>
+        <w:br/>
+        <w:t xml:space="preserve">        public SaveData Load()</w:t>
+        <w:br/>
+        <w:br/>
+        <w:t xml:space="preserve">        {</w:t>
+        <w:br/>
+        <w:br/>
+        <w:t xml:space="preserve">            if (!File.Exists(_savePath)) return null;</w:t>
+        <w:br/>
+        <w:br/>
+        <w:t xml:space="preserve">            var json = File.ReadAllText(_savePath);</w:t>
+        <w:br/>
+        <w:br/>
+        <w:t xml:space="preserve">            return JsonUtility.FromJson&lt;SaveData&gt;(json);</w:t>
+        <w:br/>
+        <w:br/>
+        <w:t xml:space="preserve">        }</w:t>
+        <w:br/>
+        <w:br/>
+        <w:br/>
+        <w:br/>
+        <w:t xml:space="preserve">        public void ApplyLoaded(SaveData data)</w:t>
+        <w:br/>
+        <w:br/>
+        <w:t xml:space="preserve">        {</w:t>
+        <w:br/>
+        <w:br/>
+        <w:t xml:space="preserve">            if (data == null) return;</w:t>
+        <w:br/>
+        <w:br/>
+        <w:br/>
+        <w:br/>
+        <w:t xml:space="preserve">            if (_session != null)</w:t>
+        <w:br/>
+        <w:br/>
+        <w:t xml:space="preserve">                _session.Restore(data.sessionId, data.participantId);</w:t>
+        <w:br/>
+        <w:br/>
+        <w:br/>
+        <w:br/>
+        <w:t xml:space="preserve">            if (_state != null &amp;&amp; data.playerState != null)</w:t>
+        <w:br/>
+        <w:br/>
+        <w:t xml:space="preserve">                _state.LoadSnapshot(data.playerState);</w:t>
+        <w:br/>
+        <w:br/>
+        <w:br/>
+        <w:br/>
+        <w:t xml:space="preserve">            if (_state != null)</w:t>
+        <w:br/>
+        <w:br/>
+        <w:t xml:space="preserve">            {</w:t>
+        <w:br/>
+        <w:br/>
+        <w:t xml:space="preserve">                ApplyLegacyFlags(data.flags);</w:t>
+        <w:br/>
         <w:br/>
         <w:t xml:space="preserve">            }</w:t>
         <w:br/>
         <w:br/>
-        <w:t xml:space="preserve">            if (GameBootstrap.Context != null)</w:t>
-        <w:br/>
-        <w:t xml:space="preserve">                GameBootstrap.Context.Session.Begin();</w:t>
-        <w:br/>
-        <w:br/>
-        <w:t xml:space="preserve">            _beatIndex = 0;</w:t>
-        <w:br/>
-        <w:t xml:space="preserve">            RunCurrentBeat();</w:t>
-        <w:br/>
         <w:t xml:space="preserve">        }</w:t>
         <w:br/>
         <w:br/>
-        <w:t xml:space="preserve">        private void RunCurrentBeat()</w:t>
+        <w:br/>
+        <w:br/>
+        <w:t xml:space="preserve">        // Builds a list of SaveFlagEntry objects representing the current state of all flags in the PlayerStateService. This is used for saving legacy flag data.</w:t>
+        <w:br/>
+        <w:br/>
+        <w:t xml:space="preserve">        private List&lt;SaveFlagEntry&gt; BuildFlagsSnapshot()</w:t>
+        <w:br/>
         <w:br/>
         <w:t xml:space="preserve">        {</w:t>
         <w:br/>
-        <w:t xml:space="preserve">            var beats = episode.GetAllBeats();</w:t>
-        <w:br/>
-        <w:t xml:space="preserve">            if (beats == null || beats.Length == 0)</w:t>
+        <w:br/>
+        <w:t xml:space="preserve">            var list = new List&lt;SaveFlagEntry&gt;();</w:t>
+        <w:br/>
+        <w:br/>
+        <w:t xml:space="preserve">            if (_state == null) return list;</w:t>
+        <w:br/>
+        <w:br/>
+        <w:br/>
+        <w:br/>
+        <w:t xml:space="preserve">            var snapshot = _state.GetFlagsSnapshot();</w:t>
+        <w:br/>
+        <w:br/>
+        <w:t xml:space="preserve">            if (snapshot == null) return list;</w:t>
+        <w:br/>
+        <w:br/>
+        <w:br/>
+        <w:br/>
+        <w:t xml:space="preserve">            foreach (var kv in snapshot)</w:t>
+        <w:br/>
         <w:br/>
         <w:t xml:space="preserve">            {</w:t>
         <w:br/>
-        <w:t xml:space="preserve">                Debug.LogError("[EpisodeController] Episode has no beats.");</w:t>
-        <w:br/>
-        <w:t xml:space="preserve">                return;</w:t>
+        <w:br/>
+        <w:t xml:space="preserve">                list.Add(new SaveFlagEntry</w:t>
+        <w:br/>
+        <w:br/>
+        <w:t xml:space="preserve">                {</w:t>
+        <w:br/>
+        <w:br/>
+        <w:t xml:space="preserve">                    key = kv.Key,</w:t>
+        <w:br/>
+        <w:br/>
+        <w:t xml:space="preserve">                    value = kv.Value</w:t>
+        <w:br/>
+        <w:br/>
+        <w:t xml:space="preserve">                });</w:t>
+        <w:br/>
         <w:br/>
         <w:t xml:space="preserve">            }</w:t>
         <w:br/>
         <w:br/>
-        <w:t xml:space="preserve">            if (_beatIndex &lt; 0 || _beatIndex &gt;= beats.Length)</w:t>
+        <w:br/>
+        <w:br/>
+        <w:t xml:space="preserve">            return list;</w:t>
+        <w:br/>
+        <w:br/>
+        <w:t xml:space="preserve">        }</w:t>
+        <w:br/>
+        <w:br/>
+        <w:br/>
+        <w:br/>
+        <w:t xml:space="preserve">        // Applies legacy flag data to the PlayerStateService.</w:t>
+        <w:br/>
+        <w:br/>
+        <w:t xml:space="preserve">        private void ApplyLegacyFlags(List&lt;SaveFlagEntry&gt; flags)</w:t>
+        <w:br/>
+        <w:br/>
+        <w:t xml:space="preserve">        {</w:t>
+        <w:br/>
+        <w:br/>
+        <w:t xml:space="preserve">            if (_state == null || flags == null) return;</w:t>
+        <w:br/>
+        <w:br/>
+        <w:br/>
+        <w:br/>
+        <w:t xml:space="preserve">            for (int i = 0; i &lt; flags.Count; i++)</w:t>
+        <w:br/>
         <w:br/>
         <w:t xml:space="preserve">            {</w:t>
         <w:br/>
-        <w:t xml:space="preserve">                EndChapter();</w:t>
-        <w:br/>
-        <w:t xml:space="preserve">                return;</w:t>
+        <w:br/>
+        <w:t xml:space="preserve">                var flag = flags[i];</w:t>
+        <w:br/>
+        <w:br/>
+        <w:t xml:space="preserve">                if (flag == null || string.IsNullOrWhiteSpace(flag.key)) continue;</w:t>
+        <w:br/>
+        <w:br/>
+        <w:t xml:space="preserve">                _state.SetFlag(flag.key, flag.value);</w:t>
+        <w:br/>
         <w:br/>
         <w:t xml:space="preserve">            }</w:t>
         <w:br/>
         <w:br/>
-        <w:t xml:space="preserve">            var beat = beats[_beatIndex];</w:t>
-        <w:br/>
-        <w:t xml:space="preserve">            beatRunner.RunBeat(beat, OnChoiceResolved);</w:t>
-        <w:br/>
         <w:t xml:space="preserve">        }</w:t>
         <w:br/>
         <w:br/>
-        <w:t xml:space="preserve">        private void OnChoiceResolved(BeatSO beat, ChoiceSO choice)</w:t>
-        <w:br/>
-        <w:t xml:space="preserve">        {</w:t>
-        <w:br/>
-        <w:t xml:space="preserve">            var ctx = GameBootstrap.Context;</w:t>
-        <w:br/>
-        <w:t xml:space="preserve">            var interaction = beat != null ? beat.GetPrimaryInteraction() : null;</w:t>
-        <w:br/>
-        <w:br/>
-        <w:t xml:space="preserve">            // Immediate outcome (optional)</w:t>
-        <w:br/>
-        <w:t xml:space="preserve">            if (choice != null &amp;&amp; !string.IsNullOrWhiteSpace(choice.outcomeText))</w:t>
-        <w:br/>
-        <w:t xml:space="preserve">                Debug.Log($"[Outcome] {choice.outcomeText}");</w:t>
-        <w:br/>
-        <w:br/>
-        <w:t xml:space="preserve">            // Trace logging</w:t>
-        <w:br/>
-        <w:t xml:space="preserve">            if (ctx != null &amp;&amp; ctx.Trace != null)</w:t>
-        <w:br/>
-        <w:t xml:space="preserve">                ctx.Trace.RecordChoice(ctx.Session.CurrentSessionId, episode, beat, interaction, choice);</w:t>
-        <w:br/>
-        <w:br/>
-        <w:t xml:space="preserve">            // Next beat rule</w:t>
-        <w:br/>
-        <w:t xml:space="preserve">            if (beat != null &amp;&amp; beat.endChapter)</w:t>
-        <w:br/>
-        <w:t xml:space="preserve">            {</w:t>
-        <w:br/>
-        <w:t xml:space="preserve">                EndChapter();</w:t>
-        <w:br/>
-        <w:t xml:space="preserve">                return;</w:t>
-        <w:br/>
-        <w:t xml:space="preserve">            }</w:t>
-        <w:br/>
-        <w:br/>
-        <w:t xml:space="preserve">            // If choice specifies nextBeatId, jump</w:t>
-        <w:br/>
-        <w:t xml:space="preserve">            if (choice != null &amp;&amp; !string.IsNullOrWhiteSpace(choice.nextBeatId))</w:t>
-        <w:br/>
-        <w:t xml:space="preserve">            {</w:t>
-        <w:br/>
-        <w:t xml:space="preserve">                var beats = episode.GetAllBeats();</w:t>
-        <w:br/>
-        <w:t xml:space="preserve">                for (int i = 0; i &lt; beats.Length; i++)</w:t>
-        <w:br/>
-        <w:t xml:space="preserve">                {</w:t>
-        <w:br/>
-        <w:t xml:space="preserve">                    if (beats[i] != null &amp;&amp; beats[i].beatId == choice.nextBeatId)</w:t>
-        <w:br/>
-        <w:t xml:space="preserve">                    {</w:t>
-        <w:br/>
-        <w:t xml:space="preserve">                        _beatIndex = i;</w:t>
-        <w:br/>
-        <w:t xml:space="preserve">                        RunCurrentBeat();</w:t>
-        <w:br/>
-        <w:t xml:space="preserve">                        return;</w:t>
-        <w:br/>
-        <w:t xml:space="preserve">                    }</w:t>
-        <w:br/>
-        <w:t xml:space="preserve">                }</w:t>
-        <w:br/>
-        <w:t xml:space="preserve">                Debug.LogWarning($"[EpisodeController] nextBeatId not found: {choice.nextBeatId}");</w:t>
-        <w:br/>
-        <w:t xml:space="preserve">            }</w:t>
-        <w:br/>
-        <w:br/>
-        <w:t xml:space="preserve">            _beatIndex++;</w:t>
-        <w:br/>
-        <w:t xml:space="preserve">            RunCurrentBeat();</w:t>
-        <w:br/>
-        <w:t xml:space="preserve">        }</w:t>
-        <w:br/>
-        <w:br/>
-        <w:t xml:space="preserve">        private void EndChapter()</w:t>
-        <w:br/>
-        <w:t xml:space="preserve">        {</w:t>
-        <w:br/>
-        <w:t xml:space="preserve">            var ctx = GameBootstrap.Context;</w:t>
-        <w:br/>
-        <w:t xml:space="preserve">            if (ctx == null || ctx.Feedback == null)</w:t>
-        <w:br/>
-        <w:t xml:space="preserve">            {</w:t>
-        <w:br/>
-        <w:t xml:space="preserve">                Debug.Log("[EpisodeController] EndChapter reached (no feedback service).");</w:t>
-        <w:br/>
-        <w:t xml:space="preserve">                return;</w:t>
-        <w:br/>
-        <w:t xml:space="preserve">            }</w:t>
-        <w:br/>
-        <w:br/>
-        <w:t xml:space="preserve">            var report = ctx.Feedback.GenerateEndChapterReport(ctx.Session.CurrentSessionId, episode);</w:t>
-        <w:br/>
-        <w:br/>
-        <w:t xml:space="preserve">            if (summaryUI != null)</w:t>
-        <w:br/>
-        <w:t xml:space="preserve">                summaryUI.Show(report.rawSummaryText);</w:t>
-        <w:br/>
-        <w:t xml:space="preserve">            else</w:t>
-        <w:br/>
-        <w:t xml:space="preserve">                Debug.Log(report.rawSummaryText);</w:t>
-        <w:br/>
-        <w:t xml:space="preserve">        }</w:t>
-        <w:br/>
         <w:t xml:space="preserve">    }</w:t>
         <w:br/>
+        <w:br/>
         <w:t>}</w:t>
+        <w:br/>
         <w:br/>
       </w:r>
     </w:p>
@@ -1960,7 +4653,17 @@
           <w:b/>
           <w:sz w:val="28"/>
         </w:rPr>
-        <w:t>File InteractionRouter.cs</w:t>
+        <w:t>Folder Assets/Scripts/State</w:t>
+      </w:r>
+    </w:p>
+    <w:p>
+      <w:r>
+        <w:rPr>
+          <w:rFonts w:ascii="Times New Roman" w:hAnsi="Times New Roman" w:eastAsia="Times New Roman"/>
+          <w:b/>
+          <w:sz w:val="28"/>
+        </w:rPr>
+        <w:t>File GameStateKeys.cs</w:t>
       </w:r>
     </w:p>
     <w:p>
@@ -1969,72 +4672,811 @@
           <w:rFonts w:ascii="Times New Roman" w:hAnsi="Times New Roman" w:eastAsia="Times New Roman"/>
           <w:sz w:val="28"/>
         </w:rPr>
-        <w:t>﻿using System;</w:t>
-        <w:br/>
+        <w:t>namespace SeriousGame.State</w:t>
+        <w:br/>
+        <w:br/>
+        <w:t xml:space="preserve">{   </w:t>
+        <w:br/>
+        <w:br/>
+        <w:t xml:space="preserve">    //!use for definition</w:t>
+        <w:br/>
+        <w:br/>
+        <w:t xml:space="preserve">    public static class GameStateKeys</w:t>
+        <w:br/>
+        <w:br/>
+        <w:t xml:space="preserve">    {</w:t>
+        <w:br/>
+        <w:br/>
+        <w:t xml:space="preserve">        public const string Money = "STATE_MONEY";</w:t>
+        <w:br/>
+        <w:br/>
+        <w:t xml:space="preserve">        public const string Suspicion = "STATE_SUSPICION";</w:t>
+        <w:br/>
+        <w:br/>
+        <w:t xml:space="preserve">        public const string Confidence = "STATE_CONFIDENCE";</w:t>
+        <w:br/>
+        <w:br/>
+        <w:t xml:space="preserve">        public const string Support = "STATE_SUPPORT";</w:t>
+        <w:br/>
+        <w:br/>
+        <w:t xml:space="preserve">        public const string Trauma = "STATE_TRAUMA";</w:t>
+        <w:br/>
+        <w:br/>
+        <w:t xml:space="preserve">        public const string Trust = "STATE_TRUST";</w:t>
+        <w:br/>
+        <w:br/>
+        <w:br/>
+        <w:br/>
+        <w:t xml:space="preserve">        public static readonly string[] AllKeys =</w:t>
+        <w:br/>
+        <w:br/>
+        <w:t xml:space="preserve">        {</w:t>
+        <w:br/>
+        <w:br/>
+        <w:t xml:space="preserve">            Money,</w:t>
+        <w:br/>
+        <w:br/>
+        <w:t xml:space="preserve">            Suspicion,</w:t>
+        <w:br/>
+        <w:br/>
+        <w:t xml:space="preserve">            Confidence,</w:t>
+        <w:br/>
+        <w:br/>
+        <w:t xml:space="preserve">            Support,</w:t>
+        <w:br/>
+        <w:br/>
+        <w:t xml:space="preserve">            Trauma,</w:t>
+        <w:br/>
+        <w:br/>
+        <w:t xml:space="preserve">            Trust</w:t>
+        <w:br/>
+        <w:br/>
+        <w:t xml:space="preserve">        };</w:t>
+        <w:br/>
+        <w:br/>
+        <w:br/>
+        <w:br/>
+        <w:t xml:space="preserve">        public static readonly string[] DefaultKeys = AllKeys;</w:t>
+        <w:br/>
+        <w:br/>
+        <w:br/>
+        <w:br/>
+        <w:t xml:space="preserve">        public static bool IsValid(string key)</w:t>
+        <w:br/>
+        <w:br/>
+        <w:t xml:space="preserve">        {</w:t>
+        <w:br/>
+        <w:br/>
+        <w:t xml:space="preserve">            if (string.IsNullOrWhiteSpace(key)) return false;</w:t>
+        <w:br/>
+        <w:br/>
+        <w:t xml:space="preserve">            for (int i = 0; i &lt; AllKeys.Length; i++)</w:t>
+        <w:br/>
+        <w:br/>
+        <w:t xml:space="preserve">                if (AllKeys[i] == key) return true;</w:t>
+        <w:br/>
+        <w:br/>
+        <w:t xml:space="preserve">            return false;</w:t>
+        <w:br/>
+        <w:br/>
+        <w:t xml:space="preserve">        }</w:t>
+        <w:br/>
+        <w:br/>
+        <w:t xml:space="preserve">    }</w:t>
+        <w:br/>
+        <w:br/>
+        <w:t>}</w:t>
+        <w:br/>
+        <w:br/>
+      </w:r>
+    </w:p>
+    <w:p>
+      <w:r>
+        <w:rPr>
+          <w:rFonts w:ascii="Times New Roman" w:hAnsi="Times New Roman" w:eastAsia="Times New Roman"/>
+          <w:b/>
+          <w:sz w:val="28"/>
+        </w:rPr>
+        <w:t>File PlayerStateDebugger.cs</w:t>
+      </w:r>
+    </w:p>
+    <w:p>
+      <w:r>
+        <w:rPr>
+          <w:rFonts w:ascii="Times New Roman" w:hAnsi="Times New Roman" w:eastAsia="Times New Roman"/>
+          <w:sz w:val="28"/>
+        </w:rPr>
         <w:t>using UnityEngine;</w:t>
         <w:br/>
-        <w:t>using SeriousGame.Content;</w:t>
-        <w:br/>
-        <w:t>using SeriousGame.Phone;</w:t>
-        <w:br/>
-        <w:br/>
-        <w:t>namespace SeriousGame.Runtime</w:t>
+        <w:br/>
+        <w:t>using System.Collections.Generic;</w:t>
+        <w:br/>
+        <w:br/>
+        <w:t>using SeriousGame.App;</w:t>
+        <w:br/>
+        <w:br/>
+        <w:t>using SeriousGame.State;</w:t>
+        <w:br/>
+        <w:br/>
+        <w:br/>
+        <w:br/>
+        <w:t>public class PlayerStateDebugger : MonoBehaviour</w:t>
+        <w:br/>
         <w:br/>
         <w:t>{</w:t>
         <w:br/>
-        <w:t xml:space="preserve">    public class InteractionRouter : MonoBehaviour</w:t>
+        <w:br/>
+        <w:t xml:space="preserve">    [Header("Chỉ dùng để xem (View Only)")]</w:t>
+        <w:br/>
+        <w:br/>
+        <w:t xml:space="preserve">    public List&lt;PlayerStateEntry&gt; currentStates = new List&lt;PlayerStateEntry&gt;();</w:t>
+        <w:br/>
+        <w:br/>
+        <w:t xml:space="preserve">    public List&lt;PlayerFlagEntry&gt; currentFlags = new List&lt;PlayerFlagEntry&gt;();</w:t>
+        <w:br/>
+        <w:br/>
+        <w:br/>
+        <w:br/>
+        <w:t xml:space="preserve">    // Cập nhật liên tục mỗi giây trên Inspector</w:t>
+        <w:br/>
+        <w:br/>
+        <w:t xml:space="preserve">    void Update()</w:t>
+        <w:br/>
         <w:br/>
         <w:t xml:space="preserve">    {</w:t>
         <w:br/>
-        <w:t xml:space="preserve">        public PhoneUIRoot phoneUI;</w:t>
-        <w:br/>
-        <w:br/>
-        <w:t xml:space="preserve">        public void Route(BeatSO beat, InteractionSO interaction, Action&lt;BeatSO, ChoiceSO&gt; onChoiceResolved)</w:t>
+        <w:br/>
+        <w:t xml:space="preserve">        var ctx = GameBootstrap.Context;</w:t>
+        <w:br/>
+        <w:br/>
+        <w:t xml:space="preserve">        if (ctx != null &amp;&amp; ctx.PlayerState != null)</w:t>
+        <w:br/>
         <w:br/>
         <w:t xml:space="preserve">        {</w:t>
         <w:br/>
-        <w:t xml:space="preserve">            if (interaction == null)</w:t>
+        <w:br/>
+        <w:t xml:space="preserve">            var snapshot = ctx.PlayerState.GetSnapshot();</w:t>
+        <w:br/>
+        <w:br/>
+        <w:t xml:space="preserve">            currentStates = snapshot.entries;</w:t>
+        <w:br/>
+        <w:br/>
+        <w:t xml:space="preserve">            currentFlags = snapshot.flags;</w:t>
+        <w:br/>
+        <w:br/>
+        <w:t xml:space="preserve">        }</w:t>
+        <w:br/>
+        <w:br/>
+        <w:t xml:space="preserve">    }</w:t>
+        <w:br/>
+        <w:br/>
+        <w:t>}</w:t>
+      </w:r>
+    </w:p>
+    <w:p>
+      <w:r>
+        <w:rPr>
+          <w:rFonts w:ascii="Times New Roman" w:hAnsi="Times New Roman" w:eastAsia="Times New Roman"/>
+          <w:b/>
+          <w:sz w:val="28"/>
+        </w:rPr>
+        <w:t>File PlayerStateService.cs</w:t>
+      </w:r>
+    </w:p>
+    <w:p>
+      <w:r>
+        <w:rPr>
+          <w:rFonts w:ascii="Times New Roman" w:hAnsi="Times New Roman" w:eastAsia="Times New Roman"/>
+          <w:sz w:val="28"/>
+        </w:rPr>
+        <w:t>using System.Collections.Generic;</w:t>
+        <w:br/>
+        <w:br/>
+        <w:t>using UnityEngine;</w:t>
+        <w:br/>
+        <w:br/>
+        <w:t>using System;</w:t>
+        <w:br/>
+        <w:br/>
+        <w:br/>
+        <w:br/>
+        <w:t>namespace SeriousGame.State</w:t>
+        <w:br/>
+        <w:br/>
+        <w:t>{</w:t>
+        <w:br/>
+        <w:br/>
+        <w:t xml:space="preserve">    [System.Serializable]</w:t>
+        <w:br/>
+        <w:br/>
+        <w:t xml:space="preserve">    public class PlayerStateService</w:t>
+        <w:br/>
+        <w:br/>
+        <w:t xml:space="preserve">    {</w:t>
+        <w:br/>
+        <w:br/>
+        <w:t xml:space="preserve">        [SerializeField]</w:t>
+        <w:br/>
+        <w:br/>
+        <w:t xml:space="preserve">        private readonly Dictionary&lt;string, int&gt; _states = new Dictionary&lt;string, int&gt;();</w:t>
+        <w:br/>
+        <w:br/>
+        <w:t xml:space="preserve">        [SerializeField]</w:t>
+        <w:br/>
+        <w:br/>
+        <w:t xml:space="preserve">        private readonly Dictionary&lt;string, bool&gt; _flags = new Dictionary&lt;string, bool&gt;();</w:t>
+        <w:br/>
+        <w:br/>
+        <w:br/>
+        <w:br/>
+        <w:t xml:space="preserve">        public PlayerStateService()</w:t>
+        <w:br/>
+        <w:br/>
+        <w:t xml:space="preserve">        {   // Initialize default keys with default values to ensure they exist in the state.</w:t>
+        <w:br/>
+        <w:br/>
+        <w:t xml:space="preserve">            for (int i = 0; i &lt; GameStateKeys.DefaultKeys.Length; i++)</w:t>
+        <w:br/>
         <w:br/>
         <w:t xml:space="preserve">            {</w:t>
         <w:br/>
-        <w:t xml:space="preserve">                onChoiceResolved?.Invoke(beat, null);</w:t>
-        <w:br/>
-        <w:t xml:space="preserve">                return;</w:t>
+        <w:br/>
+        <w:t xml:space="preserve">                var key = GameStateKeys.DefaultKeys[i];</w:t>
+        <w:br/>
+        <w:br/>
+        <w:t xml:space="preserve">                if (!string.IsNullOrWhiteSpace(key))</w:t>
+        <w:br/>
+        <w:br/>
+        <w:t xml:space="preserve">                    _states[key] = 0;</w:t>
+        <w:br/>
         <w:br/>
         <w:t xml:space="preserve">            }</w:t>
         <w:br/>
         <w:br/>
-        <w:t xml:space="preserve">            switch (interaction.type)</w:t>
+        <w:t xml:space="preserve">        }</w:t>
+        <w:br/>
+        <w:br/>
+        <w:br/>
+        <w:br/>
+        <w:t xml:space="preserve">        public int Get(string key)</w:t>
+        <w:br/>
+        <w:br/>
+        <w:t xml:space="preserve">        {</w:t>
+        <w:br/>
+        <w:br/>
+        <w:t xml:space="preserve">            if (string.IsNullOrWhiteSpace(key)) return 0;</w:t>
+        <w:br/>
+        <w:br/>
+        <w:t xml:space="preserve">            return _states.TryGetValue(key, out var value) ? value : 0;</w:t>
+        <w:br/>
+        <w:br/>
+        <w:t xml:space="preserve">        }</w:t>
+        <w:br/>
+        <w:br/>
+        <w:br/>
+        <w:br/>
+        <w:t xml:space="preserve">        public void Set(string key, int value)</w:t>
+        <w:br/>
+        <w:br/>
+        <w:t xml:space="preserve">        {</w:t>
+        <w:br/>
+        <w:br/>
+        <w:t xml:space="preserve">            if (string.IsNullOrWhiteSpace(key)) return;</w:t>
+        <w:br/>
+        <w:br/>
+        <w:t xml:space="preserve">            _states[key] = Clamp(value);</w:t>
+        <w:br/>
+        <w:br/>
+        <w:t xml:space="preserve">            Debug.Log($"[PlayerStateService] Set state '{key}' to {value}");</w:t>
+        <w:br/>
+        <w:br/>
+        <w:t xml:space="preserve">        }</w:t>
+        <w:br/>
+        <w:br/>
+        <w:br/>
+        <w:br/>
+        <w:t xml:space="preserve">        public void Add(string key, int delta)</w:t>
+        <w:br/>
+        <w:br/>
+        <w:t xml:space="preserve">        {</w:t>
+        <w:br/>
+        <w:br/>
+        <w:t xml:space="preserve">            if (string.IsNullOrWhiteSpace(key)) return;</w:t>
+        <w:br/>
+        <w:br/>
+        <w:t xml:space="preserve">            var current = Get(key);</w:t>
+        <w:br/>
+        <w:br/>
+        <w:t xml:space="preserve">            Set(key, current + delta);</w:t>
+        <w:br/>
+        <w:br/>
+        <w:t xml:space="preserve">        }</w:t>
+        <w:br/>
+        <w:br/>
+        <w:br/>
+        <w:br/>
+        <w:t xml:space="preserve">        public bool CheckFlag(string key)</w:t>
+        <w:br/>
+        <w:br/>
+        <w:t xml:space="preserve">        {</w:t>
+        <w:br/>
+        <w:br/>
+        <w:t xml:space="preserve">            if (!IsKeyAllowed(key)) return false;</w:t>
+        <w:br/>
+        <w:br/>
+        <w:t xml:space="preserve">            return _flags.TryGetValue(key, out var value) &amp;&amp; value;</w:t>
+        <w:br/>
+        <w:br/>
+        <w:t xml:space="preserve">        }</w:t>
+        <w:br/>
+        <w:br/>
+        <w:br/>
+        <w:br/>
+        <w:t xml:space="preserve">        public void SetFlag(string key, bool value)</w:t>
+        <w:br/>
+        <w:br/>
+        <w:t xml:space="preserve">        {</w:t>
+        <w:br/>
+        <w:br/>
+        <w:t xml:space="preserve">            if (!IsKeyAllowed(key)) return;</w:t>
+        <w:br/>
+        <w:br/>
+        <w:t xml:space="preserve">            _flags[key] = value;</w:t>
+        <w:br/>
+        <w:br/>
+        <w:t xml:space="preserve">            Debug.Log($"[PlayerStateService] Set flag '{key}' to {value}");</w:t>
+        <w:br/>
+        <w:br/>
+        <w:t xml:space="preserve">        }</w:t>
+        <w:br/>
+        <w:br/>
+        <w:br/>
+        <w:br/>
+        <w:t xml:space="preserve">        public int CountTrue(params string[] keys)</w:t>
+        <w:br/>
+        <w:br/>
+        <w:t xml:space="preserve">        {</w:t>
+        <w:br/>
+        <w:br/>
+        <w:t xml:space="preserve">            int count = 0;</w:t>
+        <w:br/>
+        <w:br/>
+        <w:t xml:space="preserve">            if (keys == null) return 0;</w:t>
+        <w:br/>
+        <w:br/>
+        <w:t xml:space="preserve">            for (int i = 0; i &lt; keys.Length; i++)</w:t>
+        <w:br/>
         <w:br/>
         <w:t xml:space="preserve">            {</w:t>
         <w:br/>
-        <w:t xml:space="preserve">                case InteractionType.Chat:</w:t>
-        <w:br/>
-        <w:t xml:space="preserve">                default:</w:t>
-        <w:br/>
-        <w:t xml:space="preserve">                    if (phoneUI == null)</w:t>
-        <w:br/>
-        <w:t xml:space="preserve">                    {</w:t>
-        <w:br/>
-        <w:t xml:space="preserve">                        Debug.LogError("[InteractionRouter] phoneUI missing.");</w:t>
-        <w:br/>
-        <w:t xml:space="preserve">                        onChoiceResolved?.Invoke(beat, null);</w:t>
-        <w:br/>
-        <w:t xml:space="preserve">                        return;</w:t>
-        <w:br/>
-        <w:t xml:space="preserve">                    }</w:t>
-        <w:br/>
-        <w:t xml:space="preserve">                    phoneUI.ShowChat(beat, interaction, onChoiceResolved);</w:t>
-        <w:br/>
-        <w:t xml:space="preserve">                    break;</w:t>
+        <w:br/>
+        <w:t xml:space="preserve">                if (CheckFlag(keys[i])) count++;</w:t>
+        <w:br/>
         <w:br/>
         <w:t xml:space="preserve">            }</w:t>
         <w:br/>
+        <w:br/>
+        <w:t xml:space="preserve">            return count;</w:t>
+        <w:br/>
+        <w:br/>
         <w:t xml:space="preserve">        }</w:t>
         <w:br/>
+        <w:br/>
+        <w:br/>
+        <w:br/>
+        <w:t xml:space="preserve">        public int CountTrueByPrefix(string prefix)</w:t>
+        <w:br/>
+        <w:br/>
+        <w:t xml:space="preserve">        {</w:t>
+        <w:br/>
+        <w:br/>
+        <w:t xml:space="preserve">            if (string.IsNullOrEmpty(prefix)) return 0;</w:t>
+        <w:br/>
+        <w:br/>
+        <w:t xml:space="preserve">            int count = 0;</w:t>
+        <w:br/>
+        <w:br/>
+        <w:t xml:space="preserve">            foreach (var kv in _flags)</w:t>
+        <w:br/>
+        <w:br/>
+        <w:t xml:space="preserve">            {</w:t>
+        <w:br/>
+        <w:br/>
+        <w:t xml:space="preserve">                if (kv.Key.StartsWith(prefix) &amp;&amp; kv.Value &amp;&amp; IsKeyAllowed(kv.Key))</w:t>
+        <w:br/>
+        <w:br/>
+        <w:t xml:space="preserve">                    count++;</w:t>
+        <w:br/>
+        <w:br/>
+        <w:t xml:space="preserve">            }</w:t>
+        <w:br/>
+        <w:br/>
+        <w:t xml:space="preserve">            return count;</w:t>
+        <w:br/>
+        <w:br/>
+        <w:t xml:space="preserve">        }</w:t>
+        <w:br/>
+        <w:br/>
+        <w:br/>
+        <w:br/>
+        <w:t xml:space="preserve">        public IReadOnlyDictionary&lt;string, bool&gt; GetFlagsSnapshot()</w:t>
+        <w:br/>
+        <w:br/>
+        <w:t xml:space="preserve">        {</w:t>
+        <w:br/>
+        <w:br/>
+        <w:t xml:space="preserve">            return _flags;</w:t>
+        <w:br/>
+        <w:br/>
+        <w:t xml:space="preserve">        }</w:t>
+        <w:br/>
+        <w:br/>
+        <w:br/>
+        <w:br/>
+        <w:t xml:space="preserve">        // Returns a snapshot of the current player state, including both states and flags, which can be used for saving or other purposes.</w:t>
+        <w:br/>
+        <w:br/>
+        <w:t xml:space="preserve">        public PlayerStateSnapshot GetSnapshot()</w:t>
+        <w:br/>
+        <w:br/>
+        <w:t xml:space="preserve">        {</w:t>
+        <w:br/>
+        <w:br/>
+        <w:t xml:space="preserve">            var snapshot = new PlayerStateSnapshot();</w:t>
+        <w:br/>
+        <w:br/>
+        <w:t xml:space="preserve">            foreach (var kv in _states)</w:t>
+        <w:br/>
+        <w:br/>
+        <w:t xml:space="preserve">            {</w:t>
+        <w:br/>
+        <w:br/>
+        <w:t xml:space="preserve">                snapshot.entries.Add(new PlayerStateEntry</w:t>
+        <w:br/>
+        <w:br/>
+        <w:t xml:space="preserve">                {</w:t>
+        <w:br/>
+        <w:br/>
+        <w:t xml:space="preserve">                    key = kv.Key,</w:t>
+        <w:br/>
+        <w:br/>
+        <w:t xml:space="preserve">                    value = kv.Value</w:t>
+        <w:br/>
+        <w:br/>
+        <w:t xml:space="preserve">                });</w:t>
+        <w:br/>
+        <w:br/>
+        <w:t xml:space="preserve">            }</w:t>
+        <w:br/>
+        <w:br/>
+        <w:br/>
+        <w:br/>
+        <w:t xml:space="preserve">            foreach (var kv in _flags)</w:t>
+        <w:br/>
+        <w:br/>
+        <w:t xml:space="preserve">            {</w:t>
+        <w:br/>
+        <w:br/>
+        <w:t xml:space="preserve">                snapshot.flags.Add(new PlayerFlagEntry</w:t>
+        <w:br/>
+        <w:br/>
+        <w:t xml:space="preserve">                {</w:t>
+        <w:br/>
+        <w:br/>
+        <w:t xml:space="preserve">                    key = kv.Key,</w:t>
+        <w:br/>
+        <w:br/>
+        <w:t xml:space="preserve">                    value = kv.Value</w:t>
+        <w:br/>
+        <w:br/>
+        <w:t xml:space="preserve">                });</w:t>
+        <w:br/>
+        <w:br/>
+        <w:t xml:space="preserve">            }</w:t>
+        <w:br/>
+        <w:br/>
+        <w:br/>
+        <w:br/>
+        <w:t xml:space="preserve">            return snapshot;</w:t>
+        <w:br/>
+        <w:br/>
+        <w:t xml:space="preserve">        }</w:t>
+        <w:br/>
+        <w:br/>
+        <w:br/>
+        <w:br/>
+        <w:t xml:space="preserve">        public void LoadSnapshot(PlayerStateSnapshot snapshot)</w:t>
+        <w:br/>
+        <w:br/>
+        <w:t xml:space="preserve">        {</w:t>
+        <w:br/>
+        <w:br/>
+        <w:t xml:space="preserve">            _states.Clear();</w:t>
+        <w:br/>
+        <w:br/>
+        <w:t xml:space="preserve">            _flags.Clear();</w:t>
+        <w:br/>
+        <w:br/>
+        <w:t xml:space="preserve">            if (snapshot != null &amp;&amp; snapshot.entries != null)</w:t>
+        <w:br/>
+        <w:br/>
+        <w:t xml:space="preserve">            {</w:t>
+        <w:br/>
+        <w:br/>
+        <w:t xml:space="preserve">                for (int i = 0; i &lt; snapshot.entries.Count; i++)</w:t>
+        <w:br/>
+        <w:br/>
+        <w:t xml:space="preserve">                {</w:t>
+        <w:br/>
+        <w:br/>
+        <w:t xml:space="preserve">                    var entry = snapshot.entries[i];</w:t>
+        <w:br/>
+        <w:br/>
+        <w:t xml:space="preserve">                    if (entry == null || string.IsNullOrWhiteSpace(entry.key)) continue;</w:t>
+        <w:br/>
+        <w:br/>
+        <w:t xml:space="preserve">                    _states[entry.key] = Clamp(entry.value);</w:t>
+        <w:br/>
+        <w:br/>
+        <w:t xml:space="preserve">                }</w:t>
+        <w:br/>
+        <w:br/>
+        <w:t xml:space="preserve">            }</w:t>
+        <w:br/>
+        <w:br/>
+        <w:br/>
+        <w:br/>
+        <w:t xml:space="preserve">            if (snapshot != null &amp;&amp; snapshot.flags != null)</w:t>
+        <w:br/>
+        <w:br/>
+        <w:t xml:space="preserve">            {</w:t>
+        <w:br/>
+        <w:br/>
+        <w:t xml:space="preserve">                for (int i = 0; i &lt; snapshot.flags.Count; i++)</w:t>
+        <w:br/>
+        <w:br/>
+        <w:t xml:space="preserve">                {</w:t>
+        <w:br/>
+        <w:br/>
+        <w:t xml:space="preserve">                    var entry = snapshot.flags[i];</w:t>
+        <w:br/>
+        <w:br/>
+        <w:t xml:space="preserve">                    if (entry == null || string.IsNullOrWhiteSpace(entry.key)) continue;</w:t>
+        <w:br/>
+        <w:br/>
+        <w:t xml:space="preserve">                    if (!IsKeyAllowed(entry.key)) continue;</w:t>
+        <w:br/>
+        <w:br/>
+        <w:t xml:space="preserve">                    _flags[entry.key] = entry.value;</w:t>
+        <w:br/>
+        <w:br/>
+        <w:t xml:space="preserve">                }</w:t>
+        <w:br/>
+        <w:br/>
+        <w:t xml:space="preserve">            }</w:t>
+        <w:br/>
+        <w:br/>
+        <w:br/>
+        <w:br/>
+        <w:t xml:space="preserve">            for (int i = 0; i &lt; GameStateKeys.DefaultKeys.Length; i++)</w:t>
+        <w:br/>
+        <w:br/>
+        <w:t xml:space="preserve">            {</w:t>
+        <w:br/>
+        <w:br/>
+        <w:t xml:space="preserve">                var key = GameStateKeys.DefaultKeys[i];</w:t>
+        <w:br/>
+        <w:br/>
+        <w:t xml:space="preserve">                if (!string.IsNullOrWhiteSpace(key) &amp;&amp; !_states.ContainsKey(key))</w:t>
+        <w:br/>
+        <w:br/>
+        <w:t xml:space="preserve">                    _states[key] = 0;</w:t>
+        <w:br/>
+        <w:br/>
+        <w:t xml:space="preserve">            }</w:t>
+        <w:br/>
+        <w:br/>
+        <w:t xml:space="preserve">        }</w:t>
+        <w:br/>
+        <w:br/>
+        <w:br/>
+        <w:br/>
+        <w:t xml:space="preserve">        private static int Clamp(int value)</w:t>
+        <w:br/>
+        <w:br/>
+        <w:t xml:space="preserve">        {</w:t>
+        <w:br/>
+        <w:br/>
+        <w:t xml:space="preserve">            return Mathf.Clamp(value, 0, 3);</w:t>
+        <w:br/>
+        <w:br/>
+        <w:t xml:space="preserve">        }</w:t>
+        <w:br/>
+        <w:br/>
+        <w:br/>
+        <w:br/>
+        <w:t xml:space="preserve">        private static bool IsKeyAllowed(string key)</w:t>
+        <w:br/>
+        <w:br/>
+        <w:t xml:space="preserve">        {</w:t>
+        <w:br/>
+        <w:br/>
+        <w:t xml:space="preserve">            return GameStateKeys.IsValid(key);</w:t>
+        <w:br/>
+        <w:br/>
+        <w:t xml:space="preserve">        }</w:t>
+        <w:br/>
+        <w:br/>
         <w:t xml:space="preserve">    }</w:t>
         <w:br/>
+        <w:br/>
         <w:t>}</w:t>
+        <w:br/>
+        <w:br/>
+      </w:r>
+    </w:p>
+    <w:p>
+      <w:r>
+        <w:rPr>
+          <w:rFonts w:ascii="Times New Roman" w:hAnsi="Times New Roman" w:eastAsia="Times New Roman"/>
+          <w:b/>
+          <w:sz w:val="28"/>
+        </w:rPr>
+        <w:t>File PlayerStateSnapshot.cs</w:t>
+      </w:r>
+    </w:p>
+    <w:p>
+      <w:r>
+        <w:rPr>
+          <w:rFonts w:ascii="Times New Roman" w:hAnsi="Times New Roman" w:eastAsia="Times New Roman"/>
+          <w:sz w:val="28"/>
+        </w:rPr>
+        <w:t>using System;</w:t>
+        <w:br/>
+        <w:br/>
+        <w:t>using System.Collections.Generic;</w:t>
+        <w:br/>
+        <w:br/>
+        <w:br/>
+        <w:br/>
+        <w:t>namespace SeriousGame.State</w:t>
+        <w:br/>
+        <w:br/>
+        <w:t>{</w:t>
+        <w:br/>
+        <w:br/>
+        <w:t xml:space="preserve">    [Serializable]</w:t>
+        <w:br/>
+        <w:br/>
+        <w:t xml:space="preserve">    public class PlayerStateEntry</w:t>
+        <w:br/>
+        <w:br/>
+        <w:t xml:space="preserve">    {</w:t>
+        <w:br/>
+        <w:br/>
+        <w:t xml:space="preserve">        public string key;</w:t>
+        <w:br/>
+        <w:br/>
+        <w:t xml:space="preserve">        public int value;</w:t>
+        <w:br/>
+        <w:br/>
+        <w:t xml:space="preserve">    }</w:t>
+        <w:br/>
+        <w:br/>
+        <w:br/>
+        <w:br/>
+        <w:t xml:space="preserve">    [Serializable]</w:t>
+        <w:br/>
+        <w:br/>
+        <w:t xml:space="preserve">    public class PlayerFlagEntry</w:t>
+        <w:br/>
+        <w:br/>
+        <w:t xml:space="preserve">    {</w:t>
+        <w:br/>
+        <w:br/>
+        <w:t xml:space="preserve">        public string key;</w:t>
+        <w:br/>
+        <w:br/>
+        <w:t xml:space="preserve">        public bool value;</w:t>
+        <w:br/>
+        <w:br/>
+        <w:t xml:space="preserve">    }</w:t>
+        <w:br/>
+        <w:br/>
+        <w:br/>
+        <w:br/>
+        <w:t xml:space="preserve">    [Serializable]</w:t>
+        <w:br/>
+        <w:br/>
+        <w:t xml:space="preserve">    public class PlayerStateSnapshot</w:t>
+        <w:br/>
+        <w:br/>
+        <w:t xml:space="preserve">    {</w:t>
+        <w:br/>
+        <w:br/>
+        <w:t xml:space="preserve">        public List&lt;PlayerStateEntry&gt; entries = new List&lt;PlayerStateEntry&gt;();</w:t>
+        <w:br/>
+        <w:br/>
+        <w:t xml:space="preserve">        public List&lt;PlayerFlagEntry&gt; flags = new List&lt;PlayerFlagEntry&gt;();</w:t>
+        <w:br/>
+        <w:br/>
+        <w:br/>
+        <w:br/>
+        <w:t xml:space="preserve">        public int GetValue(string key, int defaultValue = 0)</w:t>
+        <w:br/>
+        <w:br/>
+        <w:t xml:space="preserve">        {</w:t>
+        <w:br/>
+        <w:br/>
+        <w:t xml:space="preserve">            if (string.IsNullOrWhiteSpace(key) || entries == null) return defaultValue;</w:t>
+        <w:br/>
+        <w:br/>
+        <w:br/>
+        <w:br/>
+        <w:t xml:space="preserve">            for (int i = 0; i &lt; entries.Count; i++)</w:t>
+        <w:br/>
+        <w:br/>
+        <w:t xml:space="preserve">            {</w:t>
+        <w:br/>
+        <w:br/>
+        <w:t xml:space="preserve">                if (entries[i] != null &amp;&amp; entries[i].key == key)</w:t>
+        <w:br/>
+        <w:br/>
+        <w:t xml:space="preserve">                    return entries[i].value;</w:t>
+        <w:br/>
+        <w:br/>
+        <w:t xml:space="preserve">            }</w:t>
+        <w:br/>
+        <w:br/>
+        <w:br/>
+        <w:br/>
+        <w:t xml:space="preserve">            return defaultValue;</w:t>
+        <w:br/>
+        <w:br/>
+        <w:t xml:space="preserve">        }</w:t>
+        <w:br/>
+        <w:br/>
+        <w:br/>
+        <w:br/>
+        <w:t xml:space="preserve">        public bool GetFlag(string key, bool defaultValue = false)</w:t>
+        <w:br/>
+        <w:br/>
+        <w:t xml:space="preserve">        {</w:t>
+        <w:br/>
+        <w:br/>
+        <w:t xml:space="preserve">            if (string.IsNullOrWhiteSpace(key) || flags == null) return defaultValue;</w:t>
+        <w:br/>
+        <w:br/>
+        <w:br/>
+        <w:br/>
+        <w:t xml:space="preserve">            for (int i = 0; i &lt; flags.Count; i++)</w:t>
+        <w:br/>
+        <w:br/>
+        <w:t xml:space="preserve">            {</w:t>
+        <w:br/>
+        <w:br/>
+        <w:t xml:space="preserve">                if (flags[i] != null &amp;&amp; flags[i].key == key)</w:t>
+        <w:br/>
+        <w:br/>
+        <w:t xml:space="preserve">                    return flags[i].value;</w:t>
+        <w:br/>
+        <w:br/>
+        <w:t xml:space="preserve">            }</w:t>
+        <w:br/>
+        <w:br/>
+        <w:br/>
+        <w:br/>
+        <w:t xml:space="preserve">            return defaultValue;</w:t>
+        <w:br/>
+        <w:br/>
+        <w:t xml:space="preserve">        }</w:t>
+        <w:br/>
+        <w:br/>
+        <w:t xml:space="preserve">    }</w:t>
+        <w:br/>
+        <w:br/>
+        <w:t>}</w:t>
+        <w:br/>
         <w:br/>
       </w:r>
     </w:p>
@@ -2055,6 +5497,284 @@
           <w:b/>
           <w:sz w:val="28"/>
         </w:rPr>
+        <w:t>File FileTraceStore.cs</w:t>
+      </w:r>
+    </w:p>
+    <w:p>
+      <w:r>
+        <w:rPr>
+          <w:rFonts w:ascii="Times New Roman" w:hAnsi="Times New Roman" w:eastAsia="Times New Roman"/>
+          <w:sz w:val="28"/>
+        </w:rPr>
+        <w:t>using System;</w:t>
+        <w:br/>
+        <w:br/>
+        <w:t>using System.Collections.Generic;</w:t>
+        <w:br/>
+        <w:br/>
+        <w:t>using System.IO;</w:t>
+        <w:br/>
+        <w:br/>
+        <w:t>using UnityEngine;</w:t>
+        <w:br/>
+        <w:br/>
+        <w:br/>
+        <w:br/>
+        <w:t>namespace SeriousGame.Trace</w:t>
+        <w:br/>
+        <w:br/>
+        <w:t>{</w:t>
+        <w:br/>
+        <w:br/>
+        <w:t xml:space="preserve">    public class FileTraceStore : ITraceStore</w:t>
+        <w:br/>
+        <w:br/>
+        <w:t xml:space="preserve">    {</w:t>
+        <w:br/>
+        <w:br/>
+        <w:t xml:space="preserve">        private readonly string _filePath;</w:t>
+        <w:br/>
+        <w:br/>
+        <w:t xml:space="preserve">        private readonly object _lock = new object();</w:t>
+        <w:br/>
+        <w:br/>
+        <w:br/>
+        <w:br/>
+        <w:t xml:space="preserve">        public FileTraceStore(string fileName = "trace.jsonl")</w:t>
+        <w:br/>
+        <w:br/>
+        <w:t xml:space="preserve">        {</w:t>
+        <w:br/>
+        <w:br/>
+        <w:t xml:space="preserve">            _filePath = Path.Combine(Application.persistentDataPath, fileName);</w:t>
+        <w:br/>
+        <w:br/>
+        <w:t xml:space="preserve">        }</w:t>
+        <w:br/>
+        <w:br/>
+        <w:br/>
+        <w:br/>
+        <w:t xml:space="preserve">        public string FilePath =&gt; _filePath;</w:t>
+        <w:br/>
+        <w:br/>
+        <w:br/>
+        <w:br/>
+        <w:t xml:space="preserve">        public void Add(TraceEvent e)</w:t>
+        <w:br/>
+        <w:br/>
+        <w:t xml:space="preserve">        {</w:t>
+        <w:br/>
+        <w:br/>
+        <w:t xml:space="preserve">            if (e == null) return;</w:t>
+        <w:br/>
+        <w:br/>
+        <w:t xml:space="preserve">            var json = JsonUtility.ToJson(e);</w:t>
+        <w:br/>
+        <w:br/>
+        <w:br/>
+        <w:br/>
+        <w:t xml:space="preserve">            lock (_lock)</w:t>
+        <w:br/>
+        <w:br/>
+        <w:t xml:space="preserve">            {</w:t>
+        <w:br/>
+        <w:br/>
+        <w:t xml:space="preserve">                File.AppendAllText(_filePath, json + Environment.NewLine);</w:t>
+        <w:br/>
+        <w:br/>
+        <w:t xml:space="preserve">            }</w:t>
+        <w:br/>
+        <w:br/>
+        <w:t xml:space="preserve">            Debug.Log($"[FileTraceStore] Added event to file: {json}");</w:t>
+        <w:br/>
+        <w:br/>
+        <w:t xml:space="preserve">        }</w:t>
+        <w:br/>
+        <w:br/>
+        <w:br/>
+        <w:br/>
+        <w:t xml:space="preserve">        public List&lt;TraceEvent&gt; GetBySession(string sessionId)</w:t>
+        <w:br/>
+        <w:br/>
+        <w:t xml:space="preserve">        {</w:t>
+        <w:br/>
+        <w:br/>
+        <w:t xml:space="preserve">            var res = new List&lt;TraceEvent&gt;();</w:t>
+        <w:br/>
+        <w:br/>
+        <w:t xml:space="preserve">            if (string.IsNullOrWhiteSpace(sessionId)) return res;</w:t>
+        <w:br/>
+        <w:br/>
+        <w:t xml:space="preserve">            if (!File.Exists(_filePath)) return res;</w:t>
+        <w:br/>
+        <w:br/>
+        <w:br/>
+        <w:br/>
+        <w:t xml:space="preserve">            var lines = File.ReadAllLines(_filePath);</w:t>
+        <w:br/>
+        <w:br/>
+        <w:t xml:space="preserve">            for (int i = 0; i &lt; lines.Length; i++)</w:t>
+        <w:br/>
+        <w:br/>
+        <w:t xml:space="preserve">            {</w:t>
+        <w:br/>
+        <w:br/>
+        <w:t xml:space="preserve">                var line = lines[i];</w:t>
+        <w:br/>
+        <w:br/>
+        <w:t xml:space="preserve">                if (string.IsNullOrWhiteSpace(line)) continue;</w:t>
+        <w:br/>
+        <w:br/>
+        <w:br/>
+        <w:br/>
+        <w:t xml:space="preserve">                TraceEvent e = null;</w:t>
+        <w:br/>
+        <w:br/>
+        <w:t xml:space="preserve">                try</w:t>
+        <w:br/>
+        <w:br/>
+        <w:t xml:space="preserve">                {</w:t>
+        <w:br/>
+        <w:br/>
+        <w:t xml:space="preserve">                    e = JsonUtility.FromJson&lt;TraceEvent&gt;(line);</w:t>
+        <w:br/>
+        <w:br/>
+        <w:t xml:space="preserve">                }</w:t>
+        <w:br/>
+        <w:br/>
+        <w:t xml:space="preserve">                catch</w:t>
+        <w:br/>
+        <w:br/>
+        <w:t xml:space="preserve">                {</w:t>
+        <w:br/>
+        <w:br/>
+        <w:t xml:space="preserve">                    continue;</w:t>
+        <w:br/>
+        <w:br/>
+        <w:t xml:space="preserve">                }</w:t>
+        <w:br/>
+        <w:br/>
+        <w:br/>
+        <w:br/>
+        <w:t xml:space="preserve">                if (e != null &amp;&amp; e.sessionId == sessionId)</w:t>
+        <w:br/>
+        <w:br/>
+        <w:t xml:space="preserve">                    res.Add(e);</w:t>
+        <w:br/>
+        <w:br/>
+        <w:t xml:space="preserve">            }</w:t>
+        <w:br/>
+        <w:br/>
+        <w:br/>
+        <w:br/>
+        <w:t xml:space="preserve">            return res;</w:t>
+        <w:br/>
+        <w:br/>
+        <w:t xml:space="preserve">        }</w:t>
+        <w:br/>
+        <w:br/>
+        <w:br/>
+        <w:br/>
+        <w:t xml:space="preserve">        public void ClearSession(string sessionId)</w:t>
+        <w:br/>
+        <w:br/>
+        <w:t xml:space="preserve">        {</w:t>
+        <w:br/>
+        <w:br/>
+        <w:t xml:space="preserve">            if (string.IsNullOrWhiteSpace(sessionId)) return;</w:t>
+        <w:br/>
+        <w:br/>
+        <w:t xml:space="preserve">            if (!File.Exists(_filePath)) return;</w:t>
+        <w:br/>
+        <w:br/>
+        <w:br/>
+        <w:br/>
+        <w:t xml:space="preserve">            var lines = File.ReadAllLines(_filePath);</w:t>
+        <w:br/>
+        <w:br/>
+        <w:t xml:space="preserve">            var kept = new List&lt;string&gt;(lines.Length);</w:t>
+        <w:br/>
+        <w:br/>
+        <w:br/>
+        <w:br/>
+        <w:t xml:space="preserve">            for (int i = 0; i &lt; lines.Length; i++)</w:t>
+        <w:br/>
+        <w:br/>
+        <w:t xml:space="preserve">            {</w:t>
+        <w:br/>
+        <w:br/>
+        <w:t xml:space="preserve">                var line = lines[i];</w:t>
+        <w:br/>
+        <w:br/>
+        <w:t xml:space="preserve">                if (string.IsNullOrWhiteSpace(line)) continue;</w:t>
+        <w:br/>
+        <w:br/>
+        <w:br/>
+        <w:br/>
+        <w:t xml:space="preserve">                TraceEvent e = null;</w:t>
+        <w:br/>
+        <w:br/>
+        <w:t xml:space="preserve">                try</w:t>
+        <w:br/>
+        <w:br/>
+        <w:t xml:space="preserve">                {</w:t>
+        <w:br/>
+        <w:br/>
+        <w:t xml:space="preserve">                    e = JsonUtility.FromJson&lt;TraceEvent&gt;(line);</w:t>
+        <w:br/>
+        <w:br/>
+        <w:t xml:space="preserve">                }</w:t>
+        <w:br/>
+        <w:br/>
+        <w:t xml:space="preserve">                catch</w:t>
+        <w:br/>
+        <w:br/>
+        <w:t xml:space="preserve">                {</w:t>
+        <w:br/>
+        <w:br/>
+        <w:t xml:space="preserve">                    kept.Add(line);</w:t>
+        <w:br/>
+        <w:br/>
+        <w:t xml:space="preserve">                    continue;</w:t>
+        <w:br/>
+        <w:br/>
+        <w:t xml:space="preserve">                }</w:t>
+        <w:br/>
+        <w:br/>
+        <w:br/>
+        <w:br/>
+        <w:t xml:space="preserve">                if (e == null || e.sessionId != sessionId)</w:t>
+        <w:br/>
+        <w:br/>
+        <w:t xml:space="preserve">                    kept.Add(line);</w:t>
+        <w:br/>
+        <w:br/>
+        <w:t xml:space="preserve">            }</w:t>
+        <w:br/>
+        <w:br/>
+        <w:br/>
+        <w:br/>
+        <w:t xml:space="preserve">            File.WriteAllLines(_filePath, kept.ToArray());</w:t>
+        <w:br/>
+        <w:br/>
+        <w:t xml:space="preserve">        }</w:t>
+        <w:br/>
+        <w:br/>
+        <w:t xml:space="preserve">    }</w:t>
+        <w:br/>
+        <w:br/>
+        <w:t>}</w:t>
+        <w:br/>
+        <w:br/>
+      </w:r>
+    </w:p>
+    <w:p>
+      <w:r>
+        <w:rPr>
+          <w:rFonts w:ascii="Times New Roman" w:hAnsi="Times New Roman" w:eastAsia="Times New Roman"/>
+          <w:b/>
+          <w:sz w:val="28"/>
+        </w:rPr>
         <w:t>File InMemoryTraceStore.cs</w:t>
       </w:r>
     </w:p>
@@ -2203,6 +5923,9 @@
         <w:t>using System;</w:t>
         <w:br/>
         <w:br/>
+        <w:t>using SeriousGame.State;</w:t>
+        <w:br/>
+        <w:br/>
         <w:br/>
         <w:br/>
         <w:t>namespace SeriousGame.Trace</w:t>
@@ -2220,24 +5943,73 @@
         <w:t xml:space="preserve">    {</w:t>
         <w:br/>
         <w:br/>
+        <w:t xml:space="preserve">        [Serializable]</w:t>
+        <w:br/>
+        <w:br/>
+        <w:t xml:space="preserve">        public class ResultData</w:t>
+        <w:br/>
+        <w:br/>
+        <w:t xml:space="preserve">        {</w:t>
+        <w:br/>
+        <w:br/>
+        <w:t xml:space="preserve">            public float scoreDelta;</w:t>
+        <w:br/>
+        <w:br/>
+        <w:t xml:space="preserve">            public bool isCorrect;</w:t>
+        <w:br/>
+        <w:br/>
+        <w:t xml:space="preserve">        }</w:t>
+        <w:br/>
+        <w:br/>
+        <w:br/>
+        <w:br/>
+        <w:t xml:space="preserve">        [Serializable]</w:t>
+        <w:br/>
+        <w:br/>
+        <w:t xml:space="preserve">        public class ContextData</w:t>
+        <w:br/>
+        <w:br/>
+        <w:t xml:space="preserve">        {</w:t>
+        <w:br/>
+        <w:br/>
+        <w:t xml:space="preserve">            public string episodeId;</w:t>
+        <w:br/>
+        <w:br/>
+        <w:t xml:space="preserve">            public string yarnNode;</w:t>
+        <w:br/>
+        <w:br/>
+        <w:t xml:space="preserve">            public string unityScene;</w:t>
+        <w:br/>
+        <w:br/>
+        <w:t xml:space="preserve">            public PlayerStateSnapshot stateBefore;</w:t>
+        <w:br/>
+        <w:br/>
+        <w:t xml:space="preserve">        }</w:t>
+        <w:br/>
+        <w:br/>
+        <w:br/>
+        <w:br/>
+        <w:t xml:space="preserve">        // Local session linkage for fast filtering.</w:t>
+        <w:br/>
+        <w:br/>
         <w:t xml:space="preserve">        public string sessionId;</w:t>
         <w:br/>
         <w:br/>
-        <w:t xml:space="preserve">        public string episodeId;</w:t>
-        <w:br/>
-        <w:br/>
-        <w:t xml:space="preserve">        public string beatId;</w:t>
-        <w:br/>
-        <w:br/>
-        <w:t xml:space="preserve">        public string interactionId;</w:t>
-        <w:br/>
-        <w:br/>
-        <w:t xml:space="preserve">        public string choiceId;</w:t>
-        <w:br/>
-        <w:br/>
-        <w:t xml:space="preserve">        public string traceTypeId;</w:t>
-        <w:br/>
-        <w:br/>
+        <w:br/>
+        <w:br/>
+        <w:t xml:space="preserve">        public string actor;</w:t>
+        <w:br/>
+        <w:br/>
+        <w:t xml:space="preserve">        public string verb;</w:t>
+        <w:br/>
+        <w:br/>
+        <w:t xml:space="preserve">        public string objectId;</w:t>
+        <w:br/>
+        <w:br/>
+        <w:t xml:space="preserve">        public ResultData result;</w:t>
+        <w:br/>
+        <w:br/>
+        <w:t xml:space="preserve">        public ContextData context;</w:t>
         <w:br/>
         <w:br/>
         <w:t xml:space="preserve">        public long unixMs;</w:t>
@@ -2270,7 +6042,13 @@
         <w:t>using System;</w:t>
         <w:br/>
         <w:br/>
-        <w:t>using SeriousGame.Content;</w:t>
+        <w:t>using SeriousGame.State;</w:t>
+        <w:br/>
+        <w:br/>
+        <w:t>using UnityEngine.SceneManagement;</w:t>
+        <w:br/>
+        <w:br/>
+        <w:t>using UnityEngine;</w:t>
         <w:br/>
         <w:br/>
         <w:br/>
@@ -2284,15 +6062,21 @@
         <w:t xml:space="preserve">    public class TraceService</w:t>
         <w:br/>
         <w:br/>
-        <w:t xml:space="preserve">    {</w:t>
+        <w:t xml:space="preserve">    {   </w:t>
+        <w:br/>
+        <w:br/>
+        <w:t xml:space="preserve">        // 2 different stores: one for in-memory (for quick access during gameplay), and one for persistent storage (e.g. file, database)</w:t>
         <w:br/>
         <w:br/>
         <w:t xml:space="preserve">        private readonly ITraceStore _store;</w:t>
         <w:br/>
         <w:br/>
-        <w:br/>
-        <w:br/>
-        <w:t xml:space="preserve">        public TraceService(ITraceStore store)</w:t>
+        <w:t xml:space="preserve">        private readonly ITraceStore _persistentStore;</w:t>
+        <w:br/>
+        <w:br/>
+        <w:br/>
+        <w:br/>
+        <w:t xml:space="preserve">        public TraceService(ITraceStore store, ITraceStore persistentStore = null)</w:t>
         <w:br/>
         <w:br/>
         <w:t xml:space="preserve">        {</w:t>
@@ -2301,41 +6085,39 @@
         <w:t xml:space="preserve">            _store = store;</w:t>
         <w:br/>
         <w:br/>
+        <w:t xml:space="preserve">            _persistentStore = persistentStore;</w:t>
+        <w:br/>
+        <w:br/>
         <w:t xml:space="preserve">        }</w:t>
         <w:br/>
         <w:br/>
         <w:br/>
         <w:br/>
-        <w:t xml:space="preserve">        public void RecordChoice(</w:t>
+        <w:t xml:space="preserve">        public void LogEvent(</w:t>
         <w:br/>
         <w:br/>
         <w:t xml:space="preserve">            string sessionId,</w:t>
         <w:br/>
         <w:br/>
-        <w:t xml:space="preserve">            EpisodeSO episode,</w:t>
-        <w:br/>
-        <w:br/>
-        <w:t xml:space="preserve">            BeatSO beat,</w:t>
-        <w:br/>
-        <w:br/>
-        <w:t xml:space="preserve">            InteractionSO interaction,</w:t>
-        <w:br/>
-        <w:br/>
-        <w:t xml:space="preserve">            ChoiceSO choice)</w:t>
+        <w:t xml:space="preserve">            string actor,</w:t>
+        <w:br/>
+        <w:br/>
+        <w:t xml:space="preserve">            string verb,</w:t>
+        <w:br/>
+        <w:br/>
+        <w:t xml:space="preserve">            string objectId,</w:t>
+        <w:br/>
+        <w:br/>
+        <w:t xml:space="preserve">            TraceEvent.ResultData result,</w:t>
+        <w:br/>
+        <w:br/>
+        <w:t xml:space="preserve">            TraceEvent.ContextData context)</w:t>
         <w:br/>
         <w:br/>
         <w:t xml:space="preserve">        {</w:t>
         <w:br/>
         <w:br/>
-        <w:t xml:space="preserve">            if (choice == null) return;</w:t>
-        <w:br/>
-        <w:br/>
-        <w:br/>
-        <w:br/>
-        <w:t xml:space="preserve">            // Only meaningful actions should be logged</w:t>
-        <w:br/>
-        <w:br/>
-        <w:t xml:space="preserve">            if (string.IsNullOrWhiteSpace(choice.traceTypeId))</w:t>
+        <w:t xml:space="preserve">            if (string.IsNullOrWhiteSpace(verb) || string.IsNullOrWhiteSpace(objectId))</w:t>
         <w:br/>
         <w:br/>
         <w:t xml:space="preserve">                return;</w:t>
@@ -2349,22 +6131,22 @@
         <w:t xml:space="preserve">            {</w:t>
         <w:br/>
         <w:br/>
-        <w:t xml:space="preserve">                sessionId = sessionId,</w:t>
-        <w:br/>
-        <w:br/>
-        <w:t xml:space="preserve">                episodeId = episode != null ? episode.episodeId : "",</w:t>
-        <w:br/>
-        <w:br/>
-        <w:t xml:space="preserve">                beatId = beat != null ? beat.beatId : "",</w:t>
-        <w:br/>
-        <w:br/>
-        <w:t xml:space="preserve">                interactionId = interaction != null ? interaction.interactionId : "",</w:t>
-        <w:br/>
-        <w:br/>
-        <w:t xml:space="preserve">                choiceId = choice.choiceId,</w:t>
-        <w:br/>
-        <w:br/>
-        <w:t xml:space="preserve">                traceTypeId = choice.traceTypeId,</w:t>
+        <w:t xml:space="preserve">                sessionId = sessionId ?? "",</w:t>
+        <w:br/>
+        <w:br/>
+        <w:t xml:space="preserve">                actor = actor ?? "",</w:t>
+        <w:br/>
+        <w:br/>
+        <w:t xml:space="preserve">                verb = verb,</w:t>
+        <w:br/>
+        <w:br/>
+        <w:t xml:space="preserve">                objectId = objectId,</w:t>
+        <w:br/>
+        <w:br/>
+        <w:t xml:space="preserve">                result = result,</w:t>
+        <w:br/>
+        <w:br/>
+        <w:t xml:space="preserve">                context = context,</w:t>
         <w:br/>
         <w:br/>
         <w:t xml:space="preserve">                unixMs = DateTimeOffset.UtcNow.ToUnixTimeMilliseconds()</w:t>
@@ -2373,9 +6155,88 @@
         <w:t xml:space="preserve">            };</w:t>
         <w:br/>
         <w:br/>
+        <w:t xml:space="preserve">            //store the event in both the in-memory store and the persistent store (if available)</w:t>
+        <w:br/>
+        <w:br/>
+        <w:t xml:space="preserve">            RecordEventInternal(e);</w:t>
+        <w:br/>
+        <w:br/>
+        <w:t xml:space="preserve">            Debug.Log($"[TraceService] Logged event: {verb} {objectId} (session: {sessionId}, actor: {actor})");</w:t>
+        <w:br/>
+        <w:br/>
+        <w:t xml:space="preserve">        }</w:t>
+        <w:br/>
+        <w:br/>
+        <w:t xml:space="preserve">        // Helper method to build context data for trace events, can be extended with more fields as needed.</w:t>
+        <w:br/>
+        <w:br/>
+        <w:t xml:space="preserve">        public TraceEvent.ContextData BuildContext(</w:t>
+        <w:br/>
+        <w:br/>
+        <w:t xml:space="preserve">            string episodeId,</w:t>
+        <w:br/>
+        <w:br/>
+        <w:t xml:space="preserve">            string yarnNode,</w:t>
+        <w:br/>
+        <w:br/>
+        <w:t xml:space="preserve">            string unityScene,</w:t>
+        <w:br/>
+        <w:br/>
+        <w:t xml:space="preserve">            PlayerStateSnapshot stateBefore)</w:t>
+        <w:br/>
+        <w:br/>
+        <w:t xml:space="preserve">        {</w:t>
+        <w:br/>
+        <w:br/>
+        <w:t xml:space="preserve">            Debug.Log($"[TraceService] Built context: episodeId={episodeId}, yarnNode={yarnNode}, unityScene={unityScene}");</w:t>
+        <w:br/>
+        <w:br/>
+        <w:t xml:space="preserve">            return new TraceEvent.ContextData</w:t>
+        <w:br/>
+        <w:br/>
+        <w:t xml:space="preserve">            {</w:t>
+        <w:br/>
+        <w:br/>
+        <w:t xml:space="preserve">                episodeId = episodeId ?? "",</w:t>
+        <w:br/>
+        <w:br/>
+        <w:t xml:space="preserve">                yarnNode = yarnNode ?? "",</w:t>
+        <w:br/>
+        <w:br/>
+        <w:t xml:space="preserve">                unityScene = string.IsNullOrWhiteSpace(unityScene) ? SceneManager.GetActiveScene().name : unityScene,</w:t>
+        <w:br/>
+        <w:br/>
+        <w:t xml:space="preserve">                stateBefore = stateBefore</w:t>
+        <w:br/>
+        <w:br/>
+        <w:t xml:space="preserve">            };</w:t>
+        <w:br/>
+        <w:br/>
+        <w:t xml:space="preserve">            </w:t>
+        <w:br/>
+        <w:br/>
+        <w:t xml:space="preserve">        }</w:t>
+        <w:br/>
+        <w:br/>
+        <w:t xml:space="preserve">        //store the event in both the in-memory store and the persistent store (if available)</w:t>
+        <w:br/>
+        <w:br/>
+        <w:t xml:space="preserve">        private void RecordEventInternal(TraceEvent e)</w:t>
+        <w:br/>
+        <w:br/>
+        <w:t xml:space="preserve">        {</w:t>
         <w:br/>
         <w:br/>
         <w:t xml:space="preserve">            _store.Add(e);</w:t>
+        <w:br/>
+        <w:br/>
+        <w:t xml:space="preserve">            if (_persistentStore != null)</w:t>
+        <w:br/>
+        <w:br/>
+        <w:t xml:space="preserve">                _persistentStore.Add(e);</w:t>
+        <w:br/>
+        <w:br/>
+        <w:t xml:space="preserve">            Debug.Log($"[TraceService] Recorded event: {e.verb} {e.objectId}");</w:t>
         <w:br/>
         <w:br/>
         <w:t xml:space="preserve">        }</w:t>
@@ -2414,7 +6275,7 @@
           <w:b/>
           <w:sz w:val="28"/>
         </w:rPr>
-        <w:t>File ChoiceButton.cs</w:t>
+        <w:t>File BillboardToCamera.cs</w:t>
       </w:r>
     </w:p>
     <w:p>
@@ -2425,35 +6286,85 @@
         </w:rPr>
         <w:t>using UnityEngine;</w:t>
         <w:br/>
-        <w:t>using UnityEngine.UI;</w:t>
-        <w:br/>
-        <w:t>using TMPro;</w:t>
-        <w:br/>
-        <w:br/>
-        <w:t>namespace SeriousGame.UI</w:t>
+        <w:br/>
+        <w:br/>
+        <w:br/>
+        <w:t>namespace SeriousGame.Runtime</w:t>
+        <w:br/>
         <w:br/>
         <w:t>{</w:t>
         <w:br/>
-        <w:t xml:space="preserve">    public class ChoiceButton : MonoBehaviour</w:t>
+        <w:br/>
+        <w:t xml:space="preserve">    // Gắn script này vào UI/world-text để nó luôn quay mặt về camera (player)</w:t>
+        <w:br/>
+        <w:br/>
+        <w:t xml:space="preserve">    public class BillboardToCamera : MonoBehaviour</w:t>
+        <w:br/>
         <w:br/>
         <w:t xml:space="preserve">    {</w:t>
         <w:br/>
-        <w:t xml:space="preserve">        public Button button;</w:t>
-        <w:br/>
-        <w:t xml:space="preserve">        public TMP_Text label;</w:t>
-        <w:br/>
-        <w:br/>
-        <w:t xml:space="preserve">        public void SetText(string text)</w:t>
+        <w:br/>
+        <w:t xml:space="preserve">        // Nếu để trống sẽ tự dùng Camera.main</w:t>
+        <w:br/>
+        <w:br/>
+        <w:t xml:space="preserve">        public Transform target;</w:t>
+        <w:br/>
+        <w:br/>
+        <w:br/>
+        <w:br/>
+        <w:t xml:space="preserve">        void LateUpdate()</w:t>
+        <w:br/>
         <w:br/>
         <w:t xml:space="preserve">        {</w:t>
         <w:br/>
-        <w:t xml:space="preserve">            if (label != null) label.text = text;</w:t>
+        <w:br/>
+        <w:t xml:space="preserve">            Transform cam = target;</w:t>
+        <w:br/>
+        <w:br/>
+        <w:t xml:space="preserve">            if (cam == null &amp;&amp; Camera.main != null)</w:t>
+        <w:br/>
+        <w:br/>
+        <w:t xml:space="preserve">            {</w:t>
+        <w:br/>
+        <w:br/>
+        <w:t xml:space="preserve">                cam = Camera.main.transform;</w:t>
+        <w:br/>
+        <w:br/>
+        <w:t xml:space="preserve">            }</w:t>
+        <w:br/>
+        <w:br/>
+        <w:br/>
+        <w:br/>
+        <w:t xml:space="preserve">            if (cam == null) return;</w:t>
+        <w:br/>
+        <w:br/>
+        <w:br/>
+        <w:br/>
+        <w:t xml:space="preserve">            // Hướng từ camera -&gt; object</w:t>
+        <w:br/>
+        <w:br/>
+        <w:t xml:space="preserve">            Vector3 dir = transform.position - cam.position;</w:t>
+        <w:br/>
+        <w:br/>
+        <w:t xml:space="preserve">            if (dir.sqrMagnitude &lt; 0.0001f) return;</w:t>
+        <w:br/>
+        <w:br/>
+        <w:br/>
+        <w:br/>
+        <w:t xml:space="preserve">            // Cho UI quay mặt về camera</w:t>
+        <w:br/>
+        <w:br/>
+        <w:t xml:space="preserve">            transform.rotation = Quaternion.LookRotation(dir, Vector3.up);</w:t>
+        <w:br/>
         <w:br/>
         <w:t xml:space="preserve">        }</w:t>
         <w:br/>
+        <w:br/>
         <w:t xml:space="preserve">    }</w:t>
         <w:br/>
+        <w:br/>
         <w:t>}</w:t>
+        <w:br/>
         <w:br/>
       </w:r>
     </w:p>
@@ -2464,7 +6375,7 @@
           <w:b/>
           <w:sz w:val="28"/>
         </w:rPr>
-        <w:t>File SummaryUI.cs</w:t>
+        <w:t>File OutcomeToastUI.cs</w:t>
       </w:r>
     </w:p>
     <w:p>
@@ -2473,12 +6384,18 @@
           <w:rFonts w:ascii="Times New Roman" w:hAnsi="Times New Roman" w:eastAsia="Times New Roman"/>
           <w:sz w:val="28"/>
         </w:rPr>
-        <w:t>﻿using UnityEngine;</w:t>
+        <w:t>// Assets/Scripts/UI/OutcomeToastUI.cs</w:t>
+        <w:br/>
+        <w:br/>
+        <w:t>using System.Collections;</w:t>
         <w:br/>
         <w:br/>
         <w:t>using TMPro;</w:t>
         <w:br/>
         <w:br/>
+        <w:t>using UnityEngine;</w:t>
+        <w:br/>
+        <w:br/>
         <w:br/>
         <w:br/>
         <w:t>namespace SeriousGame.UI</w:t>
@@ -2487,30 +6404,32 @@
         <w:t>{</w:t>
         <w:br/>
         <w:br/>
-        <w:t xml:space="preserve">    public class SummaryUI : MonoBehaviour</w:t>
+        <w:t xml:space="preserve">    public class OutcomeToastUI : MonoBehaviour</w:t>
         <w:br/>
         <w:br/>
         <w:t xml:space="preserve">    {</w:t>
         <w:br/>
         <w:br/>
-        <w:t xml:space="preserve">        public GameObject root;</w:t>
-        <w:br/>
-        <w:br/>
-        <w:t xml:space="preserve">        public TMP_Text summaryText;</w:t>
-        <w:br/>
-        <w:br/>
-        <w:br/>
-        <w:br/>
-        <w:t xml:space="preserve">        public void Show(string text)</w:t>
+        <w:t xml:space="preserve">        [SerializeField] private TMP_Text text;</w:t>
+        <w:br/>
+        <w:br/>
+        <w:t xml:space="preserve">        [SerializeField] private float showSeconds = 2f;</w:t>
+        <w:br/>
+        <w:br/>
+        <w:br/>
+        <w:br/>
+        <w:t xml:space="preserve">        private Coroutine _co;</w:t>
+        <w:br/>
+        <w:br/>
+        <w:br/>
+        <w:br/>
+        <w:t xml:space="preserve">        private void Awake()</w:t>
         <w:br/>
         <w:br/>
         <w:t xml:space="preserve">        {</w:t>
         <w:br/>
         <w:br/>
-        <w:t xml:space="preserve">            if (root != null) root.SetActive(true);</w:t>
-        <w:br/>
-        <w:br/>
-        <w:t xml:space="preserve">            if (summaryText != null) summaryText.text = text;</w:t>
+        <w:t xml:space="preserve">            Hide();</w:t>
         <w:br/>
         <w:br/>
         <w:t xml:space="preserve">        }</w:t>
@@ -2518,13 +6437,386 @@
         <w:br/>
         <w:br/>
         <w:br/>
+        <w:t xml:space="preserve">        public void Show(string message)</w:t>
+        <w:br/>
+        <w:br/>
+        <w:t xml:space="preserve">        {</w:t>
+        <w:br/>
+        <w:br/>
+        <w:t xml:space="preserve">            if (text == null) return;</w:t>
+        <w:br/>
+        <w:br/>
+        <w:br/>
+        <w:br/>
+        <w:t xml:space="preserve">            text.text = message ?? "";</w:t>
+        <w:br/>
+        <w:br/>
+        <w:t xml:space="preserve">            gameObject.SetActive(true);</w:t>
+        <w:br/>
+        <w:br/>
+        <w:br/>
+        <w:br/>
+        <w:t xml:space="preserve">            if (_co != null) StopCoroutine(_co);</w:t>
+        <w:br/>
+        <w:br/>
+        <w:t xml:space="preserve">            _co = StartCoroutine(AutoHide());</w:t>
+        <w:br/>
+        <w:br/>
+        <w:t xml:space="preserve">        }</w:t>
+        <w:br/>
+        <w:br/>
+        <w:br/>
+        <w:br/>
         <w:t xml:space="preserve">        public void Hide()</w:t>
         <w:br/>
         <w:br/>
         <w:t xml:space="preserve">        {</w:t>
         <w:br/>
         <w:br/>
-        <w:t xml:space="preserve">            if (root != null) root.SetActive(false);</w:t>
+        <w:t xml:space="preserve">            if (_co != null) StopCoroutine(_co);</w:t>
+        <w:br/>
+        <w:br/>
+        <w:t xml:space="preserve">            _co = null;</w:t>
+        <w:br/>
+        <w:br/>
+        <w:t xml:space="preserve">            gameObject.SetActive(false);</w:t>
+        <w:br/>
+        <w:br/>
+        <w:t xml:space="preserve">        }</w:t>
+        <w:br/>
+        <w:br/>
+        <w:br/>
+        <w:br/>
+        <w:t xml:space="preserve">        private IEnumerator AutoHide()</w:t>
+        <w:br/>
+        <w:br/>
+        <w:t xml:space="preserve">        {</w:t>
+        <w:br/>
+        <w:br/>
+        <w:t xml:space="preserve">            yield return new WaitForSeconds(showSeconds);</w:t>
+        <w:br/>
+        <w:br/>
+        <w:t xml:space="preserve">            Hide();</w:t>
+        <w:br/>
+        <w:br/>
+        <w:t xml:space="preserve">        }</w:t>
+        <w:br/>
+        <w:br/>
+        <w:t xml:space="preserve">    }</w:t>
+        <w:br/>
+        <w:br/>
+        <w:t>}</w:t>
+        <w:br/>
+        <w:br/>
+      </w:r>
+    </w:p>
+    <w:p>
+      <w:r>
+        <w:rPr>
+          <w:rFonts w:ascii="Times New Roman" w:hAnsi="Times New Roman" w:eastAsia="Times New Roman"/>
+          <w:b/>
+          <w:sz w:val="28"/>
+        </w:rPr>
+        <w:t>File ScreenFader.cs</w:t>
+      </w:r>
+    </w:p>
+    <w:p>
+      <w:r>
+        <w:rPr>
+          <w:rFonts w:ascii="Times New Roman" w:hAnsi="Times New Roman" w:eastAsia="Times New Roman"/>
+          <w:sz w:val="28"/>
+        </w:rPr>
+        <w:t>using System;</w:t>
+        <w:br/>
+        <w:br/>
+        <w:t>using System.Collections;</w:t>
+        <w:br/>
+        <w:br/>
+        <w:t>using UnityEngine;</w:t>
+        <w:br/>
+        <w:br/>
+        <w:br/>
+        <w:br/>
+        <w:t>// Đơn giản: fade màn hình sang đen rồi sáng lại, dùng CanvasGroup</w:t>
+        <w:br/>
+        <w:br/>
+        <w:t>public class ScreenFader : MonoBehaviour</w:t>
+        <w:br/>
+        <w:br/>
+        <w:t>{</w:t>
+        <w:br/>
+        <w:br/>
+        <w:t xml:space="preserve">    public static ScreenFader Instance;</w:t>
+        <w:br/>
+        <w:br/>
+        <w:br/>
+        <w:br/>
+        <w:t xml:space="preserve">    [Header("Canvas Group đen full màn hình")]</w:t>
+        <w:br/>
+        <w:br/>
+        <w:t xml:space="preserve">    public CanvasGroup canvasGroup; // alpha 0 =&gt; trong suốt, 1 =&gt; đen</w:t>
+        <w:br/>
+        <w:br/>
+        <w:br/>
+        <w:br/>
+        <w:t xml:space="preserve">    void Awake()</w:t>
+        <w:br/>
+        <w:br/>
+        <w:t xml:space="preserve">    {</w:t>
+        <w:br/>
+        <w:br/>
+        <w:t xml:space="preserve">        Instance = this;</w:t>
+        <w:br/>
+        <w:br/>
+        <w:t xml:space="preserve">        if (canvasGroup == null)</w:t>
+        <w:br/>
+        <w:br/>
+        <w:t xml:space="preserve">        {</w:t>
+        <w:br/>
+        <w:br/>
+        <w:t xml:space="preserve">            canvasGroup = GetComponentInChildren&lt;CanvasGroup&gt;();</w:t>
+        <w:br/>
+        <w:br/>
+        <w:t xml:space="preserve">        }</w:t>
+        <w:br/>
+        <w:br/>
+        <w:br/>
+        <w:br/>
+        <w:t xml:space="preserve">        if (canvasGroup != null)</w:t>
+        <w:br/>
+        <w:br/>
+        <w:t xml:space="preserve">        {</w:t>
+        <w:br/>
+        <w:br/>
+        <w:t xml:space="preserve">            canvasGroup.alpha = 0f;</w:t>
+        <w:br/>
+        <w:br/>
+        <w:t xml:space="preserve">            canvasGroup.blocksRaycasts = false;</w:t>
+        <w:br/>
+        <w:br/>
+        <w:t xml:space="preserve">        }</w:t>
+        <w:br/>
+        <w:br/>
+        <w:t xml:space="preserve">    }</w:t>
+        <w:br/>
+        <w:br/>
+        <w:br/>
+        <w:br/>
+        <w:t xml:space="preserve">    public void FadeOutIn(float fadeDuration, Action onMiddle)</w:t>
+        <w:br/>
+        <w:br/>
+        <w:t xml:space="preserve">    {</w:t>
+        <w:br/>
+        <w:br/>
+        <w:t xml:space="preserve">        if (canvasGroup == null)</w:t>
+        <w:br/>
+        <w:br/>
+        <w:t xml:space="preserve">        {</w:t>
+        <w:br/>
+        <w:br/>
+        <w:t xml:space="preserve">            onMiddle?.Invoke();</w:t>
+        <w:br/>
+        <w:br/>
+        <w:t xml:space="preserve">            return;</w:t>
+        <w:br/>
+        <w:br/>
+        <w:t xml:space="preserve">        }</w:t>
+        <w:br/>
+        <w:br/>
+        <w:br/>
+        <w:br/>
+        <w:t xml:space="preserve">        StartCoroutine(FadeOutInRoutine(fadeDuration, onMiddle));</w:t>
+        <w:br/>
+        <w:br/>
+        <w:t xml:space="preserve">    }</w:t>
+        <w:br/>
+        <w:br/>
+        <w:br/>
+        <w:br/>
+        <w:t xml:space="preserve">    IEnumerator FadeOutInRoutine(float fadeDuration, Action onMiddle)</w:t>
+        <w:br/>
+        <w:br/>
+        <w:t xml:space="preserve">    {</w:t>
+        <w:br/>
+        <w:br/>
+        <w:t xml:space="preserve">        // Fade to black</w:t>
+        <w:br/>
+        <w:br/>
+        <w:t xml:space="preserve">        canvasGroup.blocksRaycasts = true;</w:t>
+        <w:br/>
+        <w:br/>
+        <w:t xml:space="preserve">        float t = 0f;</w:t>
+        <w:br/>
+        <w:br/>
+        <w:t xml:space="preserve">        while (t &lt; fadeDuration)</w:t>
+        <w:br/>
+        <w:br/>
+        <w:t xml:space="preserve">        {</w:t>
+        <w:br/>
+        <w:br/>
+        <w:t xml:space="preserve">            t += Time.deltaTime;</w:t>
+        <w:br/>
+        <w:br/>
+        <w:t xml:space="preserve">            canvasGroup.alpha = Mathf.Clamp01(t / fadeDuration);</w:t>
+        <w:br/>
+        <w:br/>
+        <w:t xml:space="preserve">            yield return null;</w:t>
+        <w:br/>
+        <w:br/>
+        <w:t xml:space="preserve">        }</w:t>
+        <w:br/>
+        <w:br/>
+        <w:br/>
+        <w:br/>
+        <w:t xml:space="preserve">        canvasGroup.alpha = 1f;</w:t>
+        <w:br/>
+        <w:br/>
+        <w:br/>
+        <w:br/>
+        <w:t xml:space="preserve">        // Thực hiện hành động ở giữa (teleport, đổi lighting...)</w:t>
+        <w:br/>
+        <w:br/>
+        <w:t xml:space="preserve">        onMiddle?.Invoke();</w:t>
+        <w:br/>
+        <w:br/>
+        <w:br/>
+        <w:br/>
+        <w:t xml:space="preserve">        // Fade back to clear</w:t>
+        <w:br/>
+        <w:br/>
+        <w:t xml:space="preserve">        t = 0f;</w:t>
+        <w:br/>
+        <w:br/>
+        <w:t xml:space="preserve">        while (t &lt; fadeDuration)</w:t>
+        <w:br/>
+        <w:br/>
+        <w:t xml:space="preserve">        {</w:t>
+        <w:br/>
+        <w:br/>
+        <w:t xml:space="preserve">            t += Time.deltaTime;</w:t>
+        <w:br/>
+        <w:br/>
+        <w:t xml:space="preserve">            canvasGroup.alpha = 1f - Mathf.Clamp01(t / fadeDuration);</w:t>
+        <w:br/>
+        <w:br/>
+        <w:t xml:space="preserve">            yield return null;</w:t>
+        <w:br/>
+        <w:br/>
+        <w:t xml:space="preserve">        }</w:t>
+        <w:br/>
+        <w:br/>
+        <w:br/>
+        <w:br/>
+        <w:t xml:space="preserve">        canvasGroup.alpha = 0f;</w:t>
+        <w:br/>
+        <w:br/>
+        <w:t xml:space="preserve">        canvasGroup.blocksRaycasts = false;</w:t>
+        <w:br/>
+        <w:br/>
+        <w:t xml:space="preserve">    }</w:t>
+        <w:br/>
+        <w:br/>
+        <w:t>}</w:t>
+        <w:br/>
+        <w:br/>
+      </w:r>
+    </w:p>
+    <w:p>
+      <w:r>
+        <w:rPr>
+          <w:rFonts w:ascii="Times New Roman" w:hAnsi="Times New Roman" w:eastAsia="Times New Roman"/>
+          <w:b/>
+          <w:sz w:val="28"/>
+        </w:rPr>
+        <w:t>File ToastUIListener.cs</w:t>
+      </w:r>
+    </w:p>
+    <w:p>
+      <w:r>
+        <w:rPr>
+          <w:rFonts w:ascii="Times New Roman" w:hAnsi="Times New Roman" w:eastAsia="Times New Roman"/>
+          <w:sz w:val="28"/>
+        </w:rPr>
+        <w:t>using UnityEngine;</w:t>
+        <w:br/>
+        <w:br/>
+        <w:t>using SeriousGame.App;</w:t>
+        <w:br/>
+        <w:br/>
+        <w:br/>
+        <w:br/>
+        <w:t>namespace SeriousGame.UI</w:t>
+        <w:br/>
+        <w:br/>
+        <w:t>{</w:t>
+        <w:br/>
+        <w:br/>
+        <w:t xml:space="preserve">    public class ToastUIListener : MonoBehaviour</w:t>
+        <w:br/>
+        <w:br/>
+        <w:t xml:space="preserve">    {</w:t>
+        <w:br/>
+        <w:br/>
+        <w:t xml:space="preserve">        [SerializeField] private OutcomeToastUI toastUI;</w:t>
+        <w:br/>
+        <w:br/>
+        <w:br/>
+        <w:br/>
+        <w:t xml:space="preserve">        private void OnEnable()</w:t>
+        <w:br/>
+        <w:br/>
+        <w:t xml:space="preserve">        {</w:t>
+        <w:br/>
+        <w:br/>
+        <w:t xml:space="preserve">            GameEventBus.OnToastRequested += HandleToastRequested;</w:t>
+        <w:br/>
+        <w:br/>
+        <w:t xml:space="preserve">        }</w:t>
+        <w:br/>
+        <w:br/>
+        <w:br/>
+        <w:br/>
+        <w:t xml:space="preserve">        private void OnDisable()</w:t>
+        <w:br/>
+        <w:br/>
+        <w:t xml:space="preserve">        {</w:t>
+        <w:br/>
+        <w:br/>
+        <w:t xml:space="preserve">            GameEventBus.OnToastRequested -= HandleToastRequested;</w:t>
+        <w:br/>
+        <w:br/>
+        <w:t xml:space="preserve">        }</w:t>
+        <w:br/>
+        <w:br/>
+        <w:br/>
+        <w:br/>
+        <w:t xml:space="preserve">        private void HandleToastRequested(string message)</w:t>
+        <w:br/>
+        <w:br/>
+        <w:t xml:space="preserve">        {</w:t>
+        <w:br/>
+        <w:br/>
+        <w:t xml:space="preserve">            if (toastUI == null)</w:t>
+        <w:br/>
+        <w:br/>
+        <w:t xml:space="preserve">            {</w:t>
+        <w:br/>
+        <w:br/>
+        <w:t xml:space="preserve">                Debug.LogWarning("[ToastUIListener] OutcomeToastUI not assigned.");</w:t>
+        <w:br/>
+        <w:br/>
+        <w:t xml:space="preserve">                return;</w:t>
+        <w:br/>
+        <w:br/>
+        <w:t xml:space="preserve">            }</w:t>
+        <w:br/>
+        <w:br/>
+        <w:br/>
+        <w:br/>
+        <w:t xml:space="preserve">            if (string.IsNullOrWhiteSpace(message)) return;</w:t>
+        <w:br/>
+        <w:br/>
+        <w:t xml:space="preserve">            toastUI.Show(message);</w:t>
         <w:br/>
         <w:br/>
         <w:t xml:space="preserve">        }</w:t>
